--- a/docs/Dominator Problem Analysis.docx
+++ b/docs/Dominator Problem Analysis.docx
@@ -6,8 +6,6 @@
       <w:pPr>
         <w:spacing w:before="800"/>
         <w:jc w:val="center"/>
-      </w:pPr>
-      <w:r>
         <w:rPr>
           <w:b/>
           <w:bCs/>
@@ -15,14 +13,77 @@
           <w:color w:val="4A90C4"/>
           <w:sz w:val="24"/>
           <w:szCs w:val="24"/>
-        </w:rPr>
-        <w:t>ALGORITHM PROJECT</w:t>
-      </w:r>
+          <w:lang w:val="en-US"/>
+        </w:rPr>
+      </w:pPr>
+    </w:p>
+    <w:p>
+      <w:pPr>
+        <w:spacing w:before="800"/>
+        <w:jc w:val="center"/>
+        <w:rPr>
+          <w:b/>
+          <w:bCs/>
+          <w:caps/>
+          <w:color w:val="4A90C4"/>
+          <w:sz w:val="24"/>
+          <w:szCs w:val="24"/>
+          <w:lang w:val="en-US"/>
+        </w:rPr>
+      </w:pPr>
+    </w:p>
+    <w:p>
+      <w:pPr>
+        <w:spacing w:before="800"/>
+        <w:jc w:val="center"/>
+        <w:rPr>
+          <w:b/>
+          <w:bCs/>
+          <w:caps/>
+          <w:color w:val="4A90C4"/>
+          <w:sz w:val="24"/>
+          <w:szCs w:val="24"/>
+          <w:lang w:val="en-US"/>
+        </w:rPr>
+      </w:pPr>
+    </w:p>
+    <w:p>
+      <w:pPr>
+        <w:spacing w:before="800"/>
+        <w:jc w:val="center"/>
+        <w:rPr>
+          <w:b/>
+          <w:bCs/>
+          <w:caps/>
+          <w:color w:val="4A90C4"/>
+          <w:sz w:val="24"/>
+          <w:szCs w:val="24"/>
+          <w:lang w:val="en-US"/>
+        </w:rPr>
+      </w:pPr>
+    </w:p>
+    <w:p>
+      <w:pPr>
+        <w:spacing w:before="800"/>
+        <w:jc w:val="center"/>
+        <w:rPr>
+          <w:b/>
+          <w:bCs/>
+          <w:caps/>
+          <w:color w:val="4A90C4"/>
+          <w:sz w:val="24"/>
+          <w:szCs w:val="24"/>
+          <w:lang w:val="en-US"/>
+        </w:rPr>
+      </w:pPr>
     </w:p>
     <w:p>
       <w:pPr>
         <w:spacing w:before="120" w:after="80"/>
         <w:jc w:val="center"/>
+        <w:rPr>
+          <w:lang w:val="en-US"/>
+        </w:rPr>
       </w:pPr>
       <w:r>
         <w:rPr>
@@ -37,931 +98,11 @@
     </w:p>
     <w:p>
       <w:pPr>
-        <w:pBdr>
-          <w:bottom w:val="single" w:sz="12" w:space="8" w:color="2E6DA4"/>
-        </w:pBdr>
-        <w:spacing w:after="240"/>
-      </w:pPr>
-    </w:p>
-    <w:p>
-      <w:pPr>
         <w:rPr>
           <w:rtl/>
         </w:rPr>
       </w:pPr>
     </w:p>
-    <w:p>
-      <w:pPr>
-        <w:rPr>
-          <w:b/>
-          <w:bCs/>
-          <w:caps/>
-          <w:color w:val="1A3A5C"/>
-          <w:sz w:val="28"/>
-          <w:szCs w:val="28"/>
-          <w:rtl/>
-        </w:rPr>
-      </w:pPr>
-      <w:r>
-        <w:rPr>
-          <w:b/>
-          <w:bCs/>
-          <w:caps/>
-          <w:color w:val="1A3A5C"/>
-          <w:sz w:val="28"/>
-          <w:szCs w:val="28"/>
-        </w:rPr>
-        <w:t>TABLE OF CONTENTS</w:t>
-      </w:r>
-    </w:p>
-    <w:p/>
-    <w:sdt>
-      <w:sdtPr>
-        <w:alias w:val="Table of Contents"/>
-        <w:id w:val="-1331832365"/>
-      </w:sdtPr>
-      <w:sdtContent>
-        <w:p>
-          <w:pPr>
-            <w:pStyle w:val="TOC1"/>
-            <w:tabs>
-              <w:tab w:val="right" w:leader="dot" w:pos="9710"/>
-            </w:tabs>
-            <w:rPr>
-              <w:noProof/>
-            </w:rPr>
-          </w:pPr>
-          <w:r>
-            <w:fldChar w:fldCharType="begin"/>
-          </w:r>
-          <w:r>
-            <w:instrText>TOC \h \o "1-3"</w:instrText>
-          </w:r>
-          <w:r>
-            <w:fldChar w:fldCharType="separate"/>
-          </w:r>
-          <w:hyperlink w:anchor="_Toc229173465" w:history="1">
-            <w:r>
-              <w:rPr>
-                <w:rStyle w:val="Hyperlink"/>
-                <w:noProof/>
-              </w:rPr>
-              <w:t xml:space="preserve">1.  Iterative Approach </w:t>
-            </w:r>
-            <w:r>
-              <w:rPr>
-                <w:noProof/>
-              </w:rPr>
-              <w:tab/>
-            </w:r>
-            <w:r>
-              <w:rPr>
-                <w:noProof/>
-              </w:rPr>
-              <w:fldChar w:fldCharType="begin"/>
-            </w:r>
-            <w:r>
-              <w:rPr>
-                <w:noProof/>
-              </w:rPr>
-              <w:instrText xml:space="preserve"> PAGEREF _Toc229173465 \h </w:instrText>
-            </w:r>
-            <w:r>
-              <w:rPr>
-                <w:noProof/>
-              </w:rPr>
-            </w:r>
-            <w:r>
-              <w:rPr>
-                <w:noProof/>
-              </w:rPr>
-              <w:fldChar w:fldCharType="separate"/>
-            </w:r>
-            <w:r>
-              <w:rPr>
-                <w:noProof/>
-              </w:rPr>
-              <w:t>1</w:t>
-            </w:r>
-            <w:r>
-              <w:rPr>
-                <w:noProof/>
-              </w:rPr>
-              <w:fldChar w:fldCharType="end"/>
-            </w:r>
-          </w:hyperlink>
-        </w:p>
-        <w:p>
-          <w:pPr>
-            <w:pStyle w:val="TOC2"/>
-            <w:tabs>
-              <w:tab w:val="right" w:leader="dot" w:pos="9710"/>
-            </w:tabs>
-            <w:rPr>
-              <w:noProof/>
-            </w:rPr>
-          </w:pPr>
-          <w:hyperlink w:anchor="_Toc229173467" w:history="1">
-            <w:r>
-              <w:rPr>
-                <w:rStyle w:val="Hyperlink"/>
-                <w:noProof/>
-              </w:rPr>
-              <w:t>Pseudocode</w:t>
-            </w:r>
-            <w:r>
-              <w:rPr>
-                <w:noProof/>
-              </w:rPr>
-              <w:tab/>
-            </w:r>
-            <w:r>
-              <w:rPr>
-                <w:noProof/>
-              </w:rPr>
-              <w:fldChar w:fldCharType="begin"/>
-            </w:r>
-            <w:r>
-              <w:rPr>
-                <w:noProof/>
-              </w:rPr>
-              <w:instrText xml:space="preserve"> PAGEREF _Toc229173467 \h </w:instrText>
-            </w:r>
-            <w:r>
-              <w:rPr>
-                <w:noProof/>
-              </w:rPr>
-            </w:r>
-            <w:r>
-              <w:rPr>
-                <w:noProof/>
-              </w:rPr>
-              <w:fldChar w:fldCharType="separate"/>
-            </w:r>
-            <w:r>
-              <w:rPr>
-                <w:noProof/>
-              </w:rPr>
-              <w:t>1</w:t>
-            </w:r>
-            <w:r>
-              <w:rPr>
-                <w:noProof/>
-              </w:rPr>
-              <w:fldChar w:fldCharType="end"/>
-            </w:r>
-          </w:hyperlink>
-        </w:p>
-        <w:p>
-          <w:pPr>
-            <w:pStyle w:val="TOC2"/>
-            <w:tabs>
-              <w:tab w:val="right" w:leader="dot" w:pos="9710"/>
-            </w:tabs>
-            <w:rPr>
-              <w:noProof/>
-            </w:rPr>
-          </w:pPr>
-          <w:hyperlink w:anchor="_Toc229173468" w:history="1">
-            <w:r>
-              <w:rPr>
-                <w:rStyle w:val="Hyperlink"/>
-                <w:noProof/>
-              </w:rPr>
-              <w:t>Complexity Analysis</w:t>
-            </w:r>
-            <w:r>
-              <w:rPr>
-                <w:noProof/>
-              </w:rPr>
-              <w:tab/>
-            </w:r>
-            <w:r>
-              <w:rPr>
-                <w:noProof/>
-              </w:rPr>
-              <w:fldChar w:fldCharType="begin"/>
-            </w:r>
-            <w:r>
-              <w:rPr>
-                <w:noProof/>
-              </w:rPr>
-              <w:instrText xml:space="preserve"> PAGEREF _Toc229173468 \h </w:instrText>
-            </w:r>
-            <w:r>
-              <w:rPr>
-                <w:noProof/>
-              </w:rPr>
-            </w:r>
-            <w:r>
-              <w:rPr>
-                <w:noProof/>
-              </w:rPr>
-              <w:fldChar w:fldCharType="separate"/>
-            </w:r>
-            <w:r>
-              <w:rPr>
-                <w:noProof/>
-              </w:rPr>
-              <w:t>1</w:t>
-            </w:r>
-            <w:r>
-              <w:rPr>
-                <w:noProof/>
-              </w:rPr>
-              <w:fldChar w:fldCharType="end"/>
-            </w:r>
-          </w:hyperlink>
-        </w:p>
-        <w:p>
-          <w:pPr>
-            <w:pStyle w:val="TOC1"/>
-            <w:tabs>
-              <w:tab w:val="right" w:leader="dot" w:pos="9710"/>
-            </w:tabs>
-            <w:rPr>
-              <w:noProof/>
-            </w:rPr>
-          </w:pPr>
-          <w:hyperlink w:anchor="_Toc229173469" w:history="1">
-            <w:r>
-              <w:rPr>
-                <w:rStyle w:val="Hyperlink"/>
-                <w:noProof/>
-              </w:rPr>
-              <w:t>2.  Recursive Approach — Divide and Conquer</w:t>
-            </w:r>
-            <w:r>
-              <w:rPr>
-                <w:noProof/>
-              </w:rPr>
-              <w:tab/>
-            </w:r>
-            <w:r>
-              <w:rPr>
-                <w:noProof/>
-              </w:rPr>
-              <w:fldChar w:fldCharType="begin"/>
-            </w:r>
-            <w:r>
-              <w:rPr>
-                <w:noProof/>
-              </w:rPr>
-              <w:instrText xml:space="preserve"> PAGEREF _Toc229173469 \h </w:instrText>
-            </w:r>
-            <w:r>
-              <w:rPr>
-                <w:noProof/>
-              </w:rPr>
-            </w:r>
-            <w:r>
-              <w:rPr>
-                <w:noProof/>
-              </w:rPr>
-              <w:fldChar w:fldCharType="separate"/>
-            </w:r>
-            <w:r>
-              <w:rPr>
-                <w:noProof/>
-              </w:rPr>
-              <w:t>1</w:t>
-            </w:r>
-            <w:r>
-              <w:rPr>
-                <w:noProof/>
-              </w:rPr>
-              <w:fldChar w:fldCharType="end"/>
-            </w:r>
-          </w:hyperlink>
-        </w:p>
-        <w:p>
-          <w:pPr>
-            <w:pStyle w:val="TOC2"/>
-            <w:tabs>
-              <w:tab w:val="right" w:leader="dot" w:pos="9710"/>
-            </w:tabs>
-            <w:rPr>
-              <w:noProof/>
-            </w:rPr>
-          </w:pPr>
-          <w:hyperlink w:anchor="_Toc229173471" w:history="1">
-            <w:r>
-              <w:rPr>
-                <w:rStyle w:val="Hyperlink"/>
-                <w:noProof/>
-              </w:rPr>
-              <w:t>Pseudocode</w:t>
-            </w:r>
-            <w:r>
-              <w:rPr>
-                <w:noProof/>
-              </w:rPr>
-              <w:tab/>
-            </w:r>
-            <w:r>
-              <w:rPr>
-                <w:noProof/>
-              </w:rPr>
-              <w:fldChar w:fldCharType="begin"/>
-            </w:r>
-            <w:r>
-              <w:rPr>
-                <w:noProof/>
-              </w:rPr>
-              <w:instrText xml:space="preserve"> PAGEREF _Toc229173471 \h </w:instrText>
-            </w:r>
-            <w:r>
-              <w:rPr>
-                <w:noProof/>
-              </w:rPr>
-            </w:r>
-            <w:r>
-              <w:rPr>
-                <w:noProof/>
-              </w:rPr>
-              <w:fldChar w:fldCharType="separate"/>
-            </w:r>
-            <w:r>
-              <w:rPr>
-                <w:noProof/>
-              </w:rPr>
-              <w:t>1</w:t>
-            </w:r>
-            <w:r>
-              <w:rPr>
-                <w:noProof/>
-              </w:rPr>
-              <w:fldChar w:fldCharType="end"/>
-            </w:r>
-          </w:hyperlink>
-        </w:p>
-        <w:p>
-          <w:pPr>
-            <w:pStyle w:val="TOC2"/>
-            <w:tabs>
-              <w:tab w:val="right" w:leader="dot" w:pos="9710"/>
-            </w:tabs>
-            <w:rPr>
-              <w:noProof/>
-            </w:rPr>
-          </w:pPr>
-          <w:hyperlink w:anchor="_Toc229173472" w:history="1">
-            <w:r>
-              <w:rPr>
-                <w:rStyle w:val="Hyperlink"/>
-                <w:noProof/>
-              </w:rPr>
-              <w:t>Complexity Analysis</w:t>
-            </w:r>
-            <w:r>
-              <w:rPr>
-                <w:noProof/>
-              </w:rPr>
-              <w:tab/>
-            </w:r>
-            <w:r>
-              <w:rPr>
-                <w:noProof/>
-              </w:rPr>
-              <w:fldChar w:fldCharType="begin"/>
-            </w:r>
-            <w:r>
-              <w:rPr>
-                <w:noProof/>
-              </w:rPr>
-              <w:instrText xml:space="preserve"> PAGEREF _Toc229173472 \h </w:instrText>
-            </w:r>
-            <w:r>
-              <w:rPr>
-                <w:noProof/>
-              </w:rPr>
-            </w:r>
-            <w:r>
-              <w:rPr>
-                <w:noProof/>
-              </w:rPr>
-              <w:fldChar w:fldCharType="separate"/>
-            </w:r>
-            <w:r>
-              <w:rPr>
-                <w:noProof/>
-              </w:rPr>
-              <w:t>1</w:t>
-            </w:r>
-            <w:r>
-              <w:rPr>
-                <w:noProof/>
-              </w:rPr>
-              <w:fldChar w:fldCharType="end"/>
-            </w:r>
-          </w:hyperlink>
-        </w:p>
-        <w:p>
-          <w:pPr>
-            <w:pStyle w:val="TOC1"/>
-            <w:tabs>
-              <w:tab w:val="right" w:leader="dot" w:pos="9710"/>
-            </w:tabs>
-            <w:rPr>
-              <w:noProof/>
-            </w:rPr>
-          </w:pPr>
-          <w:hyperlink w:anchor="_Toc229173473" w:history="1">
-            <w:r>
-              <w:rPr>
-                <w:rStyle w:val="Hyperlink"/>
-                <w:noProof/>
-              </w:rPr>
-              <w:t>3.  Comparative Summary</w:t>
-            </w:r>
-            <w:r>
-              <w:rPr>
-                <w:noProof/>
-              </w:rPr>
-              <w:tab/>
-            </w:r>
-            <w:r>
-              <w:rPr>
-                <w:noProof/>
-              </w:rPr>
-              <w:fldChar w:fldCharType="begin"/>
-            </w:r>
-            <w:r>
-              <w:rPr>
-                <w:noProof/>
-              </w:rPr>
-              <w:instrText xml:space="preserve"> PAGEREF _Toc229173473 \h </w:instrText>
-            </w:r>
-            <w:r>
-              <w:rPr>
-                <w:noProof/>
-              </w:rPr>
-            </w:r>
-            <w:r>
-              <w:rPr>
-                <w:noProof/>
-              </w:rPr>
-              <w:fldChar w:fldCharType="separate"/>
-            </w:r>
-            <w:r>
-              <w:rPr>
-                <w:noProof/>
-              </w:rPr>
-              <w:t>1</w:t>
-            </w:r>
-            <w:r>
-              <w:rPr>
-                <w:noProof/>
-              </w:rPr>
-              <w:fldChar w:fldCharType="end"/>
-            </w:r>
-          </w:hyperlink>
-        </w:p>
-        <w:p>
-          <w:pPr>
-            <w:pStyle w:val="TOC1"/>
-            <w:tabs>
-              <w:tab w:val="right" w:leader="dot" w:pos="9710"/>
-            </w:tabs>
-            <w:rPr>
-              <w:noProof/>
-            </w:rPr>
-          </w:pPr>
-          <w:hyperlink w:anchor="_Toc229173474" w:history="1">
-            <w:r>
-              <w:rPr>
-                <w:rStyle w:val="Hyperlink"/>
-                <w:noProof/>
-              </w:rPr>
-              <w:t>4.  Test Case Scenarios</w:t>
-            </w:r>
-            <w:r>
-              <w:rPr>
-                <w:noProof/>
-              </w:rPr>
-              <w:tab/>
-            </w:r>
-            <w:r>
-              <w:rPr>
-                <w:noProof/>
-              </w:rPr>
-              <w:fldChar w:fldCharType="begin"/>
-            </w:r>
-            <w:r>
-              <w:rPr>
-                <w:noProof/>
-              </w:rPr>
-              <w:instrText xml:space="preserve"> PAGEREF _Toc229173474 \h </w:instrText>
-            </w:r>
-            <w:r>
-              <w:rPr>
-                <w:noProof/>
-              </w:rPr>
-            </w:r>
-            <w:r>
-              <w:rPr>
-                <w:noProof/>
-              </w:rPr>
-              <w:fldChar w:fldCharType="separate"/>
-            </w:r>
-            <w:r>
-              <w:rPr>
-                <w:noProof/>
-              </w:rPr>
-              <w:t>1</w:t>
-            </w:r>
-            <w:r>
-              <w:rPr>
-                <w:noProof/>
-              </w:rPr>
-              <w:fldChar w:fldCharType="end"/>
-            </w:r>
-          </w:hyperlink>
-        </w:p>
-        <w:p>
-          <w:pPr>
-            <w:pStyle w:val="TOC2"/>
-            <w:tabs>
-              <w:tab w:val="right" w:leader="dot" w:pos="9710"/>
-            </w:tabs>
-            <w:rPr>
-              <w:noProof/>
-            </w:rPr>
-          </w:pPr>
-          <w:hyperlink w:anchor="_Toc229173475" w:history="1">
-            <w:r>
-              <w:rPr>
-                <w:rStyle w:val="Hyperlink"/>
-                <w:noProof/>
-              </w:rPr>
-              <w:t>Case 1 — Standard Case with Dominator</w:t>
-            </w:r>
-            <w:r>
-              <w:rPr>
-                <w:noProof/>
-              </w:rPr>
-              <w:tab/>
-            </w:r>
-            <w:r>
-              <w:rPr>
-                <w:noProof/>
-              </w:rPr>
-              <w:fldChar w:fldCharType="begin"/>
-            </w:r>
-            <w:r>
-              <w:rPr>
-                <w:noProof/>
-              </w:rPr>
-              <w:instrText xml:space="preserve"> PAGEREF _Toc229173475 \h </w:instrText>
-            </w:r>
-            <w:r>
-              <w:rPr>
-                <w:noProof/>
-              </w:rPr>
-            </w:r>
-            <w:r>
-              <w:rPr>
-                <w:noProof/>
-              </w:rPr>
-              <w:fldChar w:fldCharType="separate"/>
-            </w:r>
-            <w:r>
-              <w:rPr>
-                <w:noProof/>
-              </w:rPr>
-              <w:t>1</w:t>
-            </w:r>
-            <w:r>
-              <w:rPr>
-                <w:noProof/>
-              </w:rPr>
-              <w:fldChar w:fldCharType="end"/>
-            </w:r>
-          </w:hyperlink>
-        </w:p>
-        <w:p>
-          <w:pPr>
-            <w:pStyle w:val="TOC2"/>
-            <w:tabs>
-              <w:tab w:val="right" w:leader="dot" w:pos="9710"/>
-            </w:tabs>
-            <w:rPr>
-              <w:noProof/>
-            </w:rPr>
-          </w:pPr>
-          <w:hyperlink w:anchor="_Toc229173476" w:history="1">
-            <w:r>
-              <w:rPr>
-                <w:rStyle w:val="Hyperlink"/>
-                <w:noProof/>
-              </w:rPr>
-              <w:t>Case 2 — No Dominator Exists</w:t>
-            </w:r>
-            <w:r>
-              <w:rPr>
-                <w:noProof/>
-              </w:rPr>
-              <w:tab/>
-            </w:r>
-            <w:r>
-              <w:rPr>
-                <w:noProof/>
-              </w:rPr>
-              <w:fldChar w:fldCharType="begin"/>
-            </w:r>
-            <w:r>
-              <w:rPr>
-                <w:noProof/>
-              </w:rPr>
-              <w:instrText xml:space="preserve"> PAGEREF _Toc229173476 \h </w:instrText>
-            </w:r>
-            <w:r>
-              <w:rPr>
-                <w:noProof/>
-              </w:rPr>
-            </w:r>
-            <w:r>
-              <w:rPr>
-                <w:noProof/>
-              </w:rPr>
-              <w:fldChar w:fldCharType="separate"/>
-            </w:r>
-            <w:r>
-              <w:rPr>
-                <w:noProof/>
-              </w:rPr>
-              <w:t>1</w:t>
-            </w:r>
-            <w:r>
-              <w:rPr>
-                <w:noProof/>
-              </w:rPr>
-              <w:fldChar w:fldCharType="end"/>
-            </w:r>
-          </w:hyperlink>
-        </w:p>
-        <w:p>
-          <w:pPr>
-            <w:pStyle w:val="TOC2"/>
-            <w:tabs>
-              <w:tab w:val="right" w:leader="dot" w:pos="9710"/>
-            </w:tabs>
-            <w:rPr>
-              <w:noProof/>
-            </w:rPr>
-          </w:pPr>
-          <w:hyperlink w:anchor="_Toc229173477" w:history="1">
-            <w:r>
-              <w:rPr>
-                <w:rStyle w:val="Hyperlink"/>
-                <w:noProof/>
-              </w:rPr>
-              <w:t>Case 3 — Empty Array</w:t>
-            </w:r>
-            <w:r>
-              <w:rPr>
-                <w:noProof/>
-              </w:rPr>
-              <w:tab/>
-            </w:r>
-            <w:r>
-              <w:rPr>
-                <w:noProof/>
-              </w:rPr>
-              <w:fldChar w:fldCharType="begin"/>
-            </w:r>
-            <w:r>
-              <w:rPr>
-                <w:noProof/>
-              </w:rPr>
-              <w:instrText xml:space="preserve"> PAGEREF _Toc229173477 \h </w:instrText>
-            </w:r>
-            <w:r>
-              <w:rPr>
-                <w:noProof/>
-              </w:rPr>
-            </w:r>
-            <w:r>
-              <w:rPr>
-                <w:noProof/>
-              </w:rPr>
-              <w:fldChar w:fldCharType="separate"/>
-            </w:r>
-            <w:r>
-              <w:rPr>
-                <w:noProof/>
-              </w:rPr>
-              <w:t>1</w:t>
-            </w:r>
-            <w:r>
-              <w:rPr>
-                <w:noProof/>
-              </w:rPr>
-              <w:fldChar w:fldCharType="end"/>
-            </w:r>
-          </w:hyperlink>
-        </w:p>
-        <w:p>
-          <w:pPr>
-            <w:pStyle w:val="TOC2"/>
-            <w:tabs>
-              <w:tab w:val="right" w:leader="dot" w:pos="9710"/>
-            </w:tabs>
-            <w:rPr>
-              <w:noProof/>
-            </w:rPr>
-          </w:pPr>
-          <w:hyperlink w:anchor="_Toc229173478" w:history="1">
-            <w:r>
-              <w:rPr>
-                <w:rStyle w:val="Hyperlink"/>
-                <w:noProof/>
-              </w:rPr>
-              <w:t>Case 4 — Single Element Array</w:t>
-            </w:r>
-            <w:r>
-              <w:rPr>
-                <w:noProof/>
-              </w:rPr>
-              <w:tab/>
-            </w:r>
-            <w:r>
-              <w:rPr>
-                <w:noProof/>
-              </w:rPr>
-              <w:fldChar w:fldCharType="begin"/>
-            </w:r>
-            <w:r>
-              <w:rPr>
-                <w:noProof/>
-              </w:rPr>
-              <w:instrText xml:space="preserve"> PAGEREF _Toc229173478 \h </w:instrText>
-            </w:r>
-            <w:r>
-              <w:rPr>
-                <w:noProof/>
-              </w:rPr>
-            </w:r>
-            <w:r>
-              <w:rPr>
-                <w:noProof/>
-              </w:rPr>
-              <w:fldChar w:fldCharType="separate"/>
-            </w:r>
-            <w:r>
-              <w:rPr>
-                <w:noProof/>
-              </w:rPr>
-              <w:t>1</w:t>
-            </w:r>
-            <w:r>
-              <w:rPr>
-                <w:noProof/>
-              </w:rPr>
-              <w:fldChar w:fldCharType="end"/>
-            </w:r>
-          </w:hyperlink>
-        </w:p>
-        <w:p>
-          <w:pPr>
-            <w:pStyle w:val="TOC2"/>
-            <w:tabs>
-              <w:tab w:val="right" w:leader="dot" w:pos="9710"/>
-            </w:tabs>
-            <w:rPr>
-              <w:noProof/>
-            </w:rPr>
-          </w:pPr>
-          <w:hyperlink w:anchor="_Toc229173479" w:history="1">
-            <w:r>
-              <w:rPr>
-                <w:rStyle w:val="Hyperlink"/>
-                <w:noProof/>
-              </w:rPr>
-              <w:t>Case 5 — Dominator on the Boundary</w:t>
-            </w:r>
-            <w:r>
-              <w:rPr>
-                <w:noProof/>
-              </w:rPr>
-              <w:tab/>
-            </w:r>
-            <w:r>
-              <w:rPr>
-                <w:noProof/>
-              </w:rPr>
-              <w:fldChar w:fldCharType="begin"/>
-            </w:r>
-            <w:r>
-              <w:rPr>
-                <w:noProof/>
-              </w:rPr>
-              <w:instrText xml:space="preserve"> PAGEREF _Toc229173479 \h </w:instrText>
-            </w:r>
-            <w:r>
-              <w:rPr>
-                <w:noProof/>
-              </w:rPr>
-            </w:r>
-            <w:r>
-              <w:rPr>
-                <w:noProof/>
-              </w:rPr>
-              <w:fldChar w:fldCharType="separate"/>
-            </w:r>
-            <w:r>
-              <w:rPr>
-                <w:noProof/>
-              </w:rPr>
-              <w:t>1</w:t>
-            </w:r>
-            <w:r>
-              <w:rPr>
-                <w:noProof/>
-              </w:rPr>
-              <w:fldChar w:fldCharType="end"/>
-            </w:r>
-          </w:hyperlink>
-        </w:p>
-        <w:p>
-          <w:pPr>
-            <w:pStyle w:val="TOC2"/>
-            <w:tabs>
-              <w:tab w:val="right" w:leader="dot" w:pos="9710"/>
-            </w:tabs>
-            <w:rPr>
-              <w:noProof/>
-            </w:rPr>
-          </w:pPr>
-          <w:hyperlink w:anchor="_Toc229173480" w:history="1">
-            <w:r>
-              <w:rPr>
-                <w:rStyle w:val="Hyperlink"/>
-                <w:noProof/>
-              </w:rPr>
-              <w:t>Case 6 — Negative Values with Dominator</w:t>
-            </w:r>
-            <w:r>
-              <w:rPr>
-                <w:noProof/>
-              </w:rPr>
-              <w:tab/>
-            </w:r>
-            <w:r>
-              <w:rPr>
-                <w:noProof/>
-              </w:rPr>
-              <w:fldChar w:fldCharType="begin"/>
-            </w:r>
-            <w:r>
-              <w:rPr>
-                <w:noProof/>
-              </w:rPr>
-              <w:instrText xml:space="preserve"> PAGEREF _Toc229173480 \h </w:instrText>
-            </w:r>
-            <w:r>
-              <w:rPr>
-                <w:noProof/>
-              </w:rPr>
-            </w:r>
-            <w:r>
-              <w:rPr>
-                <w:noProof/>
-              </w:rPr>
-              <w:fldChar w:fldCharType="separate"/>
-            </w:r>
-            <w:r>
-              <w:rPr>
-                <w:noProof/>
-              </w:rPr>
-              <w:t>1</w:t>
-            </w:r>
-            <w:r>
-              <w:rPr>
-                <w:noProof/>
-              </w:rPr>
-              <w:fldChar w:fldCharType="end"/>
-            </w:r>
-          </w:hyperlink>
-        </w:p>
-        <w:p>
-          <w:pPr>
-            <w:pStyle w:val="TOC2"/>
-            <w:tabs>
-              <w:tab w:val="right" w:leader="dot" w:pos="9710"/>
-            </w:tabs>
-            <w:rPr>
-              <w:noProof/>
-            </w:rPr>
-          </w:pPr>
-        </w:p>
-        <w:p>
-          <w:r>
-            <w:fldChar w:fldCharType="end"/>
-          </w:r>
-        </w:p>
-      </w:sdtContent>
-    </w:sdt>
     <w:p>
       <w:r>
         <w:br w:type="page"/>
@@ -1015,10 +156,13 @@
         <w:shd w:val="clear" w:color="auto" w:fill="1E1E2E"/>
         <w:spacing w:before="80"/>
         <w:ind w:left="360" w:right="360"/>
-      </w:pPr>
-      <w:r>
-        <w:rPr>
-          <w:rFonts w:ascii="Courier New" w:eastAsia="Courier New" w:hAnsi="Courier New" w:cs="Courier New"/>
+        <w:rPr>
+          <w:rFonts w:ascii="Consolas" w:hAnsi="Consolas"/>
+        </w:rPr>
+      </w:pPr>
+      <w:r>
+        <w:rPr>
+          <w:rFonts w:ascii="Consolas" w:eastAsia="Courier New" w:hAnsi="Consolas" w:cs="Courier New"/>
           <w:color w:val="C9D1E0"/>
           <w:sz w:val="18"/>
           <w:szCs w:val="18"/>
@@ -1033,10 +177,13 @@
         </w:pBdr>
         <w:shd w:val="clear" w:color="auto" w:fill="1E1E2E"/>
         <w:ind w:left="360" w:right="360"/>
-      </w:pPr>
-      <w:r>
-        <w:rPr>
-          <w:rFonts w:ascii="Courier New" w:eastAsia="Courier New" w:hAnsi="Courier New" w:cs="Courier New"/>
+        <w:rPr>
+          <w:rFonts w:ascii="Consolas" w:hAnsi="Consolas"/>
+        </w:rPr>
+      </w:pPr>
+      <w:r>
+        <w:rPr>
+          <w:rFonts w:ascii="Consolas" w:eastAsia="Courier New" w:hAnsi="Consolas" w:cs="Courier New"/>
           <w:color w:val="C9D1E0"/>
           <w:sz w:val="18"/>
           <w:szCs w:val="18"/>
@@ -1051,10 +198,13 @@
         </w:pBdr>
         <w:shd w:val="clear" w:color="auto" w:fill="1E1E2E"/>
         <w:ind w:left="360" w:right="360"/>
-      </w:pPr>
-      <w:r>
-        <w:rPr>
-          <w:rFonts w:ascii="Courier New" w:eastAsia="Courier New" w:hAnsi="Courier New" w:cs="Courier New"/>
+        <w:rPr>
+          <w:rFonts w:ascii="Consolas" w:hAnsi="Consolas"/>
+        </w:rPr>
+      </w:pPr>
+      <w:r>
+        <w:rPr>
+          <w:rFonts w:ascii="Consolas" w:eastAsia="Courier New" w:hAnsi="Consolas" w:cs="Courier New"/>
           <w:color w:val="C9D1E0"/>
           <w:sz w:val="18"/>
           <w:szCs w:val="18"/>
@@ -1069,10 +219,13 @@
         </w:pBdr>
         <w:shd w:val="clear" w:color="auto" w:fill="1E1E2E"/>
         <w:ind w:left="360" w:right="360"/>
-      </w:pPr>
-      <w:r>
-        <w:rPr>
-          <w:rFonts w:ascii="Courier New" w:eastAsia="Courier New" w:hAnsi="Courier New" w:cs="Courier New"/>
+        <w:rPr>
+          <w:rFonts w:ascii="Consolas" w:hAnsi="Consolas"/>
+        </w:rPr>
+      </w:pPr>
+      <w:r>
+        <w:rPr>
+          <w:rFonts w:ascii="Consolas" w:eastAsia="Courier New" w:hAnsi="Consolas" w:cs="Courier New"/>
           <w:color w:val="C9D1E0"/>
           <w:sz w:val="18"/>
           <w:szCs w:val="18"/>
@@ -1087,10 +240,13 @@
         </w:pBdr>
         <w:shd w:val="clear" w:color="auto" w:fill="1E1E2E"/>
         <w:ind w:left="360" w:right="360"/>
-      </w:pPr>
-      <w:r>
-        <w:rPr>
-          <w:rFonts w:ascii="Courier New" w:eastAsia="Courier New" w:hAnsi="Courier New" w:cs="Courier New"/>
+        <w:rPr>
+          <w:rFonts w:ascii="Consolas" w:hAnsi="Consolas"/>
+        </w:rPr>
+      </w:pPr>
+      <w:r>
+        <w:rPr>
+          <w:rFonts w:ascii="Consolas" w:eastAsia="Courier New" w:hAnsi="Consolas" w:cs="Courier New"/>
           <w:color w:val="C9D1E0"/>
           <w:sz w:val="18"/>
           <w:szCs w:val="18"/>
@@ -1105,10 +261,13 @@
         </w:pBdr>
         <w:shd w:val="clear" w:color="auto" w:fill="1E1E2E"/>
         <w:ind w:left="360" w:right="360"/>
-      </w:pPr>
-      <w:r>
-        <w:rPr>
-          <w:rFonts w:ascii="Courier New" w:eastAsia="Courier New" w:hAnsi="Courier New" w:cs="Courier New"/>
+        <w:rPr>
+          <w:rFonts w:ascii="Consolas" w:hAnsi="Consolas"/>
+        </w:rPr>
+      </w:pPr>
+      <w:r>
+        <w:rPr>
+          <w:rFonts w:ascii="Consolas" w:eastAsia="Courier New" w:hAnsi="Consolas" w:cs="Courier New"/>
           <w:color w:val="C9D1E0"/>
           <w:sz w:val="18"/>
           <w:szCs w:val="18"/>
@@ -1123,10 +282,13 @@
         </w:pBdr>
         <w:shd w:val="clear" w:color="auto" w:fill="1E1E2E"/>
         <w:ind w:left="360" w:right="360"/>
-      </w:pPr>
-      <w:r>
-        <w:rPr>
-          <w:rFonts w:ascii="Courier New" w:eastAsia="Courier New" w:hAnsi="Courier New" w:cs="Courier New"/>
+        <w:rPr>
+          <w:rFonts w:ascii="Consolas" w:hAnsi="Consolas"/>
+        </w:rPr>
+      </w:pPr>
+      <w:r>
+        <w:rPr>
+          <w:rFonts w:ascii="Consolas" w:eastAsia="Courier New" w:hAnsi="Consolas" w:cs="Courier New"/>
           <w:color w:val="C9D1E0"/>
           <w:sz w:val="18"/>
           <w:szCs w:val="18"/>
@@ -1141,10 +303,13 @@
         </w:pBdr>
         <w:shd w:val="clear" w:color="auto" w:fill="1E1E2E"/>
         <w:ind w:left="360" w:right="360"/>
-      </w:pPr>
-      <w:r>
-        <w:rPr>
-          <w:rFonts w:ascii="Courier New" w:eastAsia="Courier New" w:hAnsi="Courier New" w:cs="Courier New"/>
+        <w:rPr>
+          <w:rFonts w:ascii="Consolas" w:hAnsi="Consolas"/>
+        </w:rPr>
+      </w:pPr>
+      <w:r>
+        <w:rPr>
+          <w:rFonts w:ascii="Consolas" w:eastAsia="Courier New" w:hAnsi="Consolas" w:cs="Courier New"/>
           <w:color w:val="C9D1E0"/>
           <w:sz w:val="18"/>
           <w:szCs w:val="18"/>
@@ -1159,10 +324,13 @@
         </w:pBdr>
         <w:shd w:val="clear" w:color="auto" w:fill="1E1E2E"/>
         <w:ind w:left="360" w:right="360"/>
-      </w:pPr>
-      <w:r>
-        <w:rPr>
-          <w:rFonts w:ascii="Courier New" w:eastAsia="Courier New" w:hAnsi="Courier New" w:cs="Courier New"/>
+        <w:rPr>
+          <w:rFonts w:ascii="Consolas" w:hAnsi="Consolas"/>
+        </w:rPr>
+      </w:pPr>
+      <w:r>
+        <w:rPr>
+          <w:rFonts w:ascii="Consolas" w:eastAsia="Courier New" w:hAnsi="Consolas" w:cs="Courier New"/>
           <w:color w:val="C9D1E0"/>
           <w:sz w:val="18"/>
           <w:szCs w:val="18"/>
@@ -1177,10 +345,13 @@
         </w:pBdr>
         <w:shd w:val="clear" w:color="auto" w:fill="1E1E2E"/>
         <w:ind w:left="360" w:right="360"/>
-      </w:pPr>
-      <w:r>
-        <w:rPr>
-          <w:rFonts w:ascii="Courier New" w:eastAsia="Courier New" w:hAnsi="Courier New" w:cs="Courier New"/>
+        <w:rPr>
+          <w:rFonts w:ascii="Consolas" w:hAnsi="Consolas"/>
+        </w:rPr>
+      </w:pPr>
+      <w:r>
+        <w:rPr>
+          <w:rFonts w:ascii="Consolas" w:eastAsia="Courier New" w:hAnsi="Consolas" w:cs="Courier New"/>
           <w:color w:val="C9D1E0"/>
           <w:sz w:val="18"/>
           <w:szCs w:val="18"/>
@@ -1195,10 +366,13 @@
         </w:pBdr>
         <w:shd w:val="clear" w:color="auto" w:fill="1E1E2E"/>
         <w:ind w:left="360" w:right="360"/>
-      </w:pPr>
-      <w:r>
-        <w:rPr>
-          <w:rFonts w:ascii="Courier New" w:eastAsia="Courier New" w:hAnsi="Courier New" w:cs="Courier New"/>
+        <w:rPr>
+          <w:rFonts w:ascii="Consolas" w:hAnsi="Consolas"/>
+        </w:rPr>
+      </w:pPr>
+      <w:r>
+        <w:rPr>
+          <w:rFonts w:ascii="Consolas" w:eastAsia="Courier New" w:hAnsi="Consolas" w:cs="Courier New"/>
           <w:color w:val="C9D1E0"/>
           <w:sz w:val="18"/>
           <w:szCs w:val="18"/>
@@ -1213,10 +387,13 @@
         </w:pBdr>
         <w:shd w:val="clear" w:color="auto" w:fill="1E1E2E"/>
         <w:ind w:left="360" w:right="360"/>
-      </w:pPr>
-      <w:r>
-        <w:rPr>
-          <w:rFonts w:ascii="Courier New" w:eastAsia="Courier New" w:hAnsi="Courier New" w:cs="Courier New"/>
+        <w:rPr>
+          <w:rFonts w:ascii="Consolas" w:hAnsi="Consolas"/>
+        </w:rPr>
+      </w:pPr>
+      <w:r>
+        <w:rPr>
+          <w:rFonts w:ascii="Consolas" w:eastAsia="Courier New" w:hAnsi="Consolas" w:cs="Courier New"/>
           <w:color w:val="C9D1E0"/>
           <w:sz w:val="18"/>
           <w:szCs w:val="18"/>
@@ -1231,10 +408,13 @@
         </w:pBdr>
         <w:shd w:val="clear" w:color="auto" w:fill="1E1E2E"/>
         <w:ind w:left="360" w:right="360"/>
-      </w:pPr>
-      <w:r>
-        <w:rPr>
-          <w:rFonts w:ascii="Courier New" w:eastAsia="Courier New" w:hAnsi="Courier New" w:cs="Courier New"/>
+        <w:rPr>
+          <w:rFonts w:ascii="Consolas" w:hAnsi="Consolas"/>
+        </w:rPr>
+      </w:pPr>
+      <w:r>
+        <w:rPr>
+          <w:rFonts w:ascii="Consolas" w:eastAsia="Courier New" w:hAnsi="Consolas" w:cs="Courier New"/>
           <w:color w:val="C9D1E0"/>
           <w:sz w:val="18"/>
           <w:szCs w:val="18"/>
@@ -1249,10 +429,13 @@
         </w:pBdr>
         <w:shd w:val="clear" w:color="auto" w:fill="1E1E2E"/>
         <w:ind w:left="360" w:right="360"/>
-      </w:pPr>
-      <w:r>
-        <w:rPr>
-          <w:rFonts w:ascii="Courier New" w:eastAsia="Courier New" w:hAnsi="Courier New" w:cs="Courier New"/>
+        <w:rPr>
+          <w:rFonts w:ascii="Consolas" w:hAnsi="Consolas"/>
+        </w:rPr>
+      </w:pPr>
+      <w:r>
+        <w:rPr>
+          <w:rFonts w:ascii="Consolas" w:eastAsia="Courier New" w:hAnsi="Consolas" w:cs="Courier New"/>
           <w:color w:val="C9D1E0"/>
           <w:sz w:val="18"/>
           <w:szCs w:val="18"/>
@@ -1267,10 +450,13 @@
         </w:pBdr>
         <w:shd w:val="clear" w:color="auto" w:fill="1E1E2E"/>
         <w:ind w:left="360" w:right="360"/>
-      </w:pPr>
-      <w:r>
-        <w:rPr>
-          <w:rFonts w:ascii="Courier New" w:eastAsia="Courier New" w:hAnsi="Courier New" w:cs="Courier New"/>
+        <w:rPr>
+          <w:rFonts w:ascii="Consolas" w:hAnsi="Consolas"/>
+        </w:rPr>
+      </w:pPr>
+      <w:r>
+        <w:rPr>
+          <w:rFonts w:ascii="Consolas" w:eastAsia="Courier New" w:hAnsi="Consolas" w:cs="Courier New"/>
           <w:color w:val="C9D1E0"/>
           <w:sz w:val="18"/>
           <w:szCs w:val="18"/>
@@ -1285,10 +471,13 @@
         </w:pBdr>
         <w:shd w:val="clear" w:color="auto" w:fill="1E1E2E"/>
         <w:ind w:left="360" w:right="360"/>
-      </w:pPr>
-      <w:r>
-        <w:rPr>
-          <w:rFonts w:ascii="Courier New" w:eastAsia="Courier New" w:hAnsi="Courier New" w:cs="Courier New"/>
+        <w:rPr>
+          <w:rFonts w:ascii="Consolas" w:hAnsi="Consolas"/>
+        </w:rPr>
+      </w:pPr>
+      <w:r>
+        <w:rPr>
+          <w:rFonts w:ascii="Consolas" w:eastAsia="Courier New" w:hAnsi="Consolas" w:cs="Courier New"/>
           <w:color w:val="C9D1E0"/>
           <w:sz w:val="18"/>
           <w:szCs w:val="18"/>
@@ -1303,10 +492,13 @@
         </w:pBdr>
         <w:shd w:val="clear" w:color="auto" w:fill="1E1E2E"/>
         <w:ind w:left="360" w:right="360"/>
-      </w:pPr>
-      <w:r>
-        <w:rPr>
-          <w:rFonts w:ascii="Courier New" w:eastAsia="Courier New" w:hAnsi="Courier New" w:cs="Courier New"/>
+        <w:rPr>
+          <w:rFonts w:ascii="Consolas" w:hAnsi="Consolas"/>
+        </w:rPr>
+      </w:pPr>
+      <w:r>
+        <w:rPr>
+          <w:rFonts w:ascii="Consolas" w:eastAsia="Courier New" w:hAnsi="Consolas" w:cs="Courier New"/>
           <w:color w:val="C9D1E0"/>
           <w:sz w:val="18"/>
           <w:szCs w:val="18"/>
@@ -1321,10 +513,13 @@
         </w:pBdr>
         <w:shd w:val="clear" w:color="auto" w:fill="1E1E2E"/>
         <w:ind w:left="360" w:right="360"/>
-      </w:pPr>
-      <w:r>
-        <w:rPr>
-          <w:rFonts w:ascii="Courier New" w:eastAsia="Courier New" w:hAnsi="Courier New" w:cs="Courier New"/>
+        <w:rPr>
+          <w:rFonts w:ascii="Consolas" w:hAnsi="Consolas"/>
+        </w:rPr>
+      </w:pPr>
+      <w:r>
+        <w:rPr>
+          <w:rFonts w:ascii="Consolas" w:eastAsia="Courier New" w:hAnsi="Consolas" w:cs="Courier New"/>
           <w:color w:val="C9D1E0"/>
           <w:sz w:val="18"/>
           <w:szCs w:val="18"/>
@@ -1339,10 +534,13 @@
         </w:pBdr>
         <w:shd w:val="clear" w:color="auto" w:fill="1E1E2E"/>
         <w:ind w:left="360" w:right="360"/>
-      </w:pPr>
-      <w:r>
-        <w:rPr>
-          <w:rFonts w:ascii="Courier New" w:eastAsia="Courier New" w:hAnsi="Courier New" w:cs="Courier New"/>
+        <w:rPr>
+          <w:rFonts w:ascii="Consolas" w:hAnsi="Consolas"/>
+        </w:rPr>
+      </w:pPr>
+      <w:r>
+        <w:rPr>
+          <w:rFonts w:ascii="Consolas" w:eastAsia="Courier New" w:hAnsi="Consolas" w:cs="Courier New"/>
           <w:color w:val="C9D1E0"/>
           <w:sz w:val="18"/>
           <w:szCs w:val="18"/>
@@ -1357,10 +555,13 @@
         </w:pBdr>
         <w:shd w:val="clear" w:color="auto" w:fill="1E1E2E"/>
         <w:ind w:left="360" w:right="360"/>
-      </w:pPr>
-      <w:r>
-        <w:rPr>
-          <w:rFonts w:ascii="Courier New" w:eastAsia="Courier New" w:hAnsi="Courier New" w:cs="Courier New"/>
+        <w:rPr>
+          <w:rFonts w:ascii="Consolas" w:hAnsi="Consolas"/>
+        </w:rPr>
+      </w:pPr>
+      <w:r>
+        <w:rPr>
+          <w:rFonts w:ascii="Consolas" w:eastAsia="Courier New" w:hAnsi="Consolas" w:cs="Courier New"/>
           <w:color w:val="C9D1E0"/>
           <w:sz w:val="18"/>
           <w:szCs w:val="18"/>
@@ -1375,10 +576,13 @@
         </w:pBdr>
         <w:shd w:val="clear" w:color="auto" w:fill="1E1E2E"/>
         <w:ind w:left="360" w:right="360"/>
-      </w:pPr>
-      <w:r>
-        <w:rPr>
-          <w:rFonts w:ascii="Courier New" w:eastAsia="Courier New" w:hAnsi="Courier New" w:cs="Courier New"/>
+        <w:rPr>
+          <w:rFonts w:ascii="Consolas" w:hAnsi="Consolas"/>
+        </w:rPr>
+      </w:pPr>
+      <w:r>
+        <w:rPr>
+          <w:rFonts w:ascii="Consolas" w:eastAsia="Courier New" w:hAnsi="Consolas" w:cs="Courier New"/>
           <w:color w:val="C9D1E0"/>
           <w:sz w:val="18"/>
           <w:szCs w:val="18"/>
@@ -1393,10 +597,13 @@
         </w:pBdr>
         <w:shd w:val="clear" w:color="auto" w:fill="1E1E2E"/>
         <w:ind w:left="360" w:right="360"/>
-      </w:pPr>
-      <w:r>
-        <w:rPr>
-          <w:rFonts w:ascii="Courier New" w:eastAsia="Courier New" w:hAnsi="Courier New" w:cs="Courier New"/>
+        <w:rPr>
+          <w:rFonts w:ascii="Consolas" w:hAnsi="Consolas"/>
+        </w:rPr>
+      </w:pPr>
+      <w:r>
+        <w:rPr>
+          <w:rFonts w:ascii="Consolas" w:eastAsia="Courier New" w:hAnsi="Consolas" w:cs="Courier New"/>
           <w:color w:val="C9D1E0"/>
           <w:sz w:val="18"/>
           <w:szCs w:val="18"/>
@@ -1411,10 +618,13 @@
         </w:pBdr>
         <w:shd w:val="clear" w:color="auto" w:fill="1E1E2E"/>
         <w:ind w:left="360" w:right="360"/>
-      </w:pPr>
-      <w:r>
-        <w:rPr>
-          <w:rFonts w:ascii="Courier New" w:eastAsia="Courier New" w:hAnsi="Courier New" w:cs="Courier New"/>
+        <w:rPr>
+          <w:rFonts w:ascii="Consolas" w:hAnsi="Consolas"/>
+        </w:rPr>
+      </w:pPr>
+      <w:r>
+        <w:rPr>
+          <w:rFonts w:ascii="Consolas" w:eastAsia="Courier New" w:hAnsi="Consolas" w:cs="Courier New"/>
           <w:color w:val="C9D1E0"/>
           <w:sz w:val="18"/>
           <w:szCs w:val="18"/>
@@ -1429,10 +639,13 @@
         </w:pBdr>
         <w:shd w:val="clear" w:color="auto" w:fill="1E1E2E"/>
         <w:ind w:left="360" w:right="360"/>
-      </w:pPr>
-      <w:r>
-        <w:rPr>
-          <w:rFonts w:ascii="Courier New" w:eastAsia="Courier New" w:hAnsi="Courier New" w:cs="Courier New"/>
+        <w:rPr>
+          <w:rFonts w:ascii="Consolas" w:hAnsi="Consolas"/>
+        </w:rPr>
+      </w:pPr>
+      <w:r>
+        <w:rPr>
+          <w:rFonts w:ascii="Consolas" w:eastAsia="Courier New" w:hAnsi="Consolas" w:cs="Courier New"/>
           <w:color w:val="C9D1E0"/>
           <w:sz w:val="18"/>
           <w:szCs w:val="18"/>
@@ -1449,10 +662,13 @@
         <w:shd w:val="clear" w:color="auto" w:fill="1E1E2E"/>
         <w:spacing w:after="80"/>
         <w:ind w:left="360" w:right="360"/>
-      </w:pPr>
-      <w:r>
-        <w:rPr>
-          <w:rFonts w:ascii="Courier New" w:eastAsia="Courier New" w:hAnsi="Courier New" w:cs="Courier New"/>
+        <w:rPr>
+          <w:rFonts w:ascii="Consolas" w:hAnsi="Consolas"/>
+        </w:rPr>
+      </w:pPr>
+      <w:r>
+        <w:rPr>
+          <w:rFonts w:ascii="Consolas" w:eastAsia="Courier New" w:hAnsi="Consolas" w:cs="Courier New"/>
           <w:color w:val="C9D1E0"/>
           <w:sz w:val="18"/>
           <w:szCs w:val="18"/>
@@ -1494,8 +710,8 @@
       </w:tblPr>
       <w:tblGrid>
         <w:gridCol w:w="2200"/>
-        <w:gridCol w:w="3580"/>
-        <w:gridCol w:w="3580"/>
+        <w:gridCol w:w="2929"/>
+        <w:gridCol w:w="4231"/>
       </w:tblGrid>
       <w:tr>
         <w:tblPrEx>
@@ -1525,8 +741,14 @@
             </w:tcMar>
           </w:tcPr>
           <w:p>
-            <w:r>
-              <w:rPr>
+            <w:pPr>
+              <w:rPr>
+                <w:rFonts w:ascii="Consolas" w:hAnsi="Consolas"/>
+              </w:rPr>
+            </w:pPr>
+            <w:r>
+              <w:rPr>
+                <w:rFonts w:ascii="Consolas" w:hAnsi="Consolas"/>
                 <w:b/>
                 <w:bCs/>
                 <w:color w:val="FFFFFF"/>
@@ -1539,7 +761,7 @@
         </w:tc>
         <w:tc>
           <w:tcPr>
-            <w:tcW w:w="3580" w:type="dxa"/>
+            <w:tcW w:w="2929" w:type="dxa"/>
             <w:tcBorders>
               <w:top w:val="single" w:sz="1" w:space="0" w:color="C8D8E8"/>
               <w:left w:val="single" w:sz="1" w:space="0" w:color="C8D8E8"/>
@@ -1555,8 +777,14 @@
             </w:tcMar>
           </w:tcPr>
           <w:p>
-            <w:r>
-              <w:rPr>
+            <w:pPr>
+              <w:rPr>
+                <w:rFonts w:ascii="Consolas" w:hAnsi="Consolas"/>
+              </w:rPr>
+            </w:pPr>
+            <w:r>
+              <w:rPr>
+                <w:rFonts w:ascii="Consolas" w:hAnsi="Consolas"/>
                 <w:b/>
                 <w:bCs/>
                 <w:color w:val="FFFFFF"/>
@@ -1569,7 +797,7 @@
         </w:tc>
         <w:tc>
           <w:tcPr>
-            <w:tcW w:w="3580" w:type="dxa"/>
+            <w:tcW w:w="4231" w:type="dxa"/>
             <w:tcBorders>
               <w:top w:val="single" w:sz="1" w:space="0" w:color="C8D8E8"/>
               <w:left w:val="single" w:sz="1" w:space="0" w:color="C8D8E8"/>
@@ -1585,8 +813,14 @@
             </w:tcMar>
           </w:tcPr>
           <w:p>
-            <w:r>
-              <w:rPr>
+            <w:pPr>
+              <w:rPr>
+                <w:rFonts w:ascii="Consolas" w:hAnsi="Consolas"/>
+              </w:rPr>
+            </w:pPr>
+            <w:r>
+              <w:rPr>
+                <w:rFonts w:ascii="Consolas" w:hAnsi="Consolas"/>
                 <w:b/>
                 <w:bCs/>
                 <w:color w:val="FFFFFF"/>
@@ -1623,8 +857,14 @@
             </w:tcMar>
           </w:tcPr>
           <w:p>
-            <w:r>
-              <w:rPr>
+            <w:pPr>
+              <w:rPr>
+                <w:rFonts w:ascii="Consolas" w:hAnsi="Consolas"/>
+              </w:rPr>
+            </w:pPr>
+            <w:r>
+              <w:rPr>
+                <w:rFonts w:ascii="Consolas" w:hAnsi="Consolas"/>
                 <w:b/>
                 <w:bCs/>
                 <w:sz w:val="19"/>
@@ -1636,7 +876,7 @@
         </w:tc>
         <w:tc>
           <w:tcPr>
-            <w:tcW w:w="3580" w:type="dxa"/>
+            <w:tcW w:w="2929" w:type="dxa"/>
             <w:tcBorders>
               <w:top w:val="single" w:sz="1" w:space="0" w:color="C8D8E8"/>
               <w:left w:val="single" w:sz="1" w:space="0" w:color="C8D8E8"/>
@@ -1652,9 +892,14 @@
             </w:tcMar>
           </w:tcPr>
           <w:p>
-            <w:r>
-              <w:rPr>
-                <w:rFonts w:ascii="Courier New" w:eastAsia="Courier New" w:hAnsi="Courier New" w:cs="Courier New"/>
+            <w:pPr>
+              <w:rPr>
+                <w:rFonts w:ascii="Consolas" w:hAnsi="Consolas"/>
+              </w:rPr>
+            </w:pPr>
+            <w:r>
+              <w:rPr>
+                <w:rFonts w:ascii="Consolas" w:eastAsia="Courier New" w:hAnsi="Consolas" w:cs="Courier New"/>
                 <w:b/>
                 <w:bCs/>
                 <w:color w:val="1D6A40"/>
@@ -1665,7 +910,7 @@
         </w:tc>
         <w:tc>
           <w:tcPr>
-            <w:tcW w:w="3580" w:type="dxa"/>
+            <w:tcW w:w="4231" w:type="dxa"/>
             <w:tcBorders>
               <w:top w:val="single" w:sz="1" w:space="0" w:color="C8D8E8"/>
               <w:left w:val="single" w:sz="1" w:space="0" w:color="C8D8E8"/>
@@ -1681,8 +926,14 @@
             </w:tcMar>
           </w:tcPr>
           <w:p>
-            <w:r>
-              <w:rPr>
+            <w:pPr>
+              <w:rPr>
+                <w:rFonts w:ascii="Consolas" w:hAnsi="Consolas"/>
+              </w:rPr>
+            </w:pPr>
+            <w:r>
+              <w:rPr>
+                <w:rFonts w:ascii="Consolas" w:hAnsi="Consolas"/>
                 <w:sz w:val="19"/>
                 <w:szCs w:val="19"/>
               </w:rPr>
@@ -1716,8 +967,14 @@
             </w:tcMar>
           </w:tcPr>
           <w:p>
-            <w:r>
-              <w:rPr>
+            <w:pPr>
+              <w:rPr>
+                <w:rFonts w:ascii="Consolas" w:hAnsi="Consolas"/>
+              </w:rPr>
+            </w:pPr>
+            <w:r>
+              <w:rPr>
+                <w:rFonts w:ascii="Consolas" w:hAnsi="Consolas"/>
                 <w:b/>
                 <w:bCs/>
                 <w:sz w:val="19"/>
@@ -1729,7 +986,7 @@
         </w:tc>
         <w:tc>
           <w:tcPr>
-            <w:tcW w:w="3580" w:type="dxa"/>
+            <w:tcW w:w="2929" w:type="dxa"/>
             <w:tcBorders>
               <w:top w:val="single" w:sz="1" w:space="0" w:color="C8D8E8"/>
               <w:left w:val="single" w:sz="1" w:space="0" w:color="C8D8E8"/>
@@ -1745,9 +1002,14 @@
             </w:tcMar>
           </w:tcPr>
           <w:p>
-            <w:r>
-              <w:rPr>
-                <w:rFonts w:ascii="Courier New" w:eastAsia="Courier New" w:hAnsi="Courier New" w:cs="Courier New"/>
+            <w:pPr>
+              <w:rPr>
+                <w:rFonts w:ascii="Consolas" w:hAnsi="Consolas"/>
+              </w:rPr>
+            </w:pPr>
+            <w:r>
+              <w:rPr>
+                <w:rFonts w:ascii="Consolas" w:eastAsia="Courier New" w:hAnsi="Consolas" w:cs="Courier New"/>
                 <w:b/>
                 <w:bCs/>
                 <w:color w:val="1D6A40"/>
@@ -1758,7 +1020,7 @@
         </w:tc>
         <w:tc>
           <w:tcPr>
-            <w:tcW w:w="3580" w:type="dxa"/>
+            <w:tcW w:w="4231" w:type="dxa"/>
             <w:tcBorders>
               <w:top w:val="single" w:sz="1" w:space="0" w:color="C8D8E8"/>
               <w:left w:val="single" w:sz="1" w:space="0" w:color="C8D8E8"/>
@@ -1774,8 +1036,14 @@
             </w:tcMar>
           </w:tcPr>
           <w:p>
-            <w:r>
-              <w:rPr>
+            <w:pPr>
+              <w:rPr>
+                <w:rFonts w:ascii="Consolas" w:hAnsi="Consolas"/>
+              </w:rPr>
+            </w:pPr>
+            <w:r>
+              <w:rPr>
+                <w:rFonts w:ascii="Consolas" w:hAnsi="Consolas"/>
                 <w:sz w:val="19"/>
                 <w:szCs w:val="19"/>
               </w:rPr>
@@ -1803,7 +1071,7 @@
       </w:r>
       <w:r>
         <w:rPr>
-          <w:rFonts w:ascii="Courier New" w:eastAsia="Courier New" w:hAnsi="Courier New" w:cs="Courier New"/>
+          <w:rFonts w:ascii="Consolas" w:eastAsia="Courier New" w:hAnsi="Consolas" w:cs="Courier New"/>
           <w:color w:val="2E6DA4"/>
           <w:sz w:val="19"/>
           <w:szCs w:val="19"/>
@@ -1812,11 +1080,14 @@
         <w:t>candidate</w:t>
       </w:r>
       <w:r>
+        <w:rPr>
+          <w:rFonts w:ascii="Consolas" w:hAnsi="Consolas"/>
+        </w:rPr>
         <w:t xml:space="preserve">,  </w:t>
       </w:r>
       <w:r>
         <w:rPr>
-          <w:rFonts w:ascii="Courier New" w:eastAsia="Courier New" w:hAnsi="Courier New" w:cs="Courier New"/>
+          <w:rFonts w:ascii="Consolas" w:eastAsia="Courier New" w:hAnsi="Consolas" w:cs="Courier New"/>
           <w:color w:val="2E6DA4"/>
           <w:sz w:val="19"/>
           <w:szCs w:val="19"/>
@@ -1825,11 +1096,14 @@
         <w:t>count</w:t>
       </w:r>
       <w:r>
+        <w:rPr>
+          <w:rFonts w:ascii="Consolas" w:hAnsi="Consolas"/>
+        </w:rPr>
         <w:t xml:space="preserve">,  </w:t>
       </w:r>
       <w:r>
         <w:rPr>
-          <w:rFonts w:ascii="Courier New" w:eastAsia="Courier New" w:hAnsi="Courier New" w:cs="Courier New"/>
+          <w:rFonts w:ascii="Consolas" w:eastAsia="Courier New" w:hAnsi="Consolas" w:cs="Courier New"/>
           <w:color w:val="2E6DA4"/>
           <w:sz w:val="19"/>
           <w:szCs w:val="19"/>
@@ -1879,10 +1153,13 @@
         <w:shd w:val="clear" w:color="auto" w:fill="1E1E2E"/>
         <w:spacing w:before="80"/>
         <w:ind w:left="360" w:right="360"/>
-      </w:pPr>
-      <w:r>
-        <w:rPr>
-          <w:rFonts w:ascii="Courier New" w:eastAsia="Courier New" w:hAnsi="Courier New" w:cs="Courier New"/>
+        <w:rPr>
+          <w:rFonts w:ascii="Consolas" w:hAnsi="Consolas"/>
+        </w:rPr>
+      </w:pPr>
+      <w:r>
+        <w:rPr>
+          <w:rFonts w:ascii="Consolas" w:eastAsia="Courier New" w:hAnsi="Consolas" w:cs="Courier New"/>
           <w:color w:val="C9D1E0"/>
           <w:sz w:val="18"/>
           <w:szCs w:val="18"/>
@@ -1897,15 +1174,18 @@
         </w:pBdr>
         <w:shd w:val="clear" w:color="auto" w:fill="1E1E2E"/>
         <w:ind w:left="360" w:right="360"/>
-      </w:pPr>
-      <w:r>
-        <w:rPr>
-          <w:rFonts w:ascii="Courier New" w:eastAsia="Courier New" w:hAnsi="Courier New" w:cs="Courier New"/>
+        <w:rPr>
+          <w:rFonts w:ascii="Consolas" w:hAnsi="Consolas"/>
+        </w:rPr>
+      </w:pPr>
+      <w:r>
+        <w:rPr>
+          <w:rFonts w:ascii="Consolas" w:eastAsia="Courier New" w:hAnsi="Consolas" w:cs="Courier New"/>
           <w:color w:val="C9D1E0"/>
           <w:sz w:val="18"/>
           <w:szCs w:val="18"/>
         </w:rPr>
-        <w:t xml:space="preserve">    // Base Case: Single element</w:t>
+        <w:t xml:space="preserve">    IF left == right:</w:t>
       </w:r>
     </w:p>
     <w:p>
@@ -1915,15 +1195,18 @@
         </w:pBdr>
         <w:shd w:val="clear" w:color="auto" w:fill="1E1E2E"/>
         <w:ind w:left="360" w:right="360"/>
-      </w:pPr>
-      <w:r>
-        <w:rPr>
-          <w:rFonts w:ascii="Courier New" w:eastAsia="Courier New" w:hAnsi="Courier New" w:cs="Courier New"/>
+        <w:rPr>
+          <w:rFonts w:ascii="Consolas" w:hAnsi="Consolas"/>
+        </w:rPr>
+      </w:pPr>
+      <w:r>
+        <w:rPr>
+          <w:rFonts w:ascii="Consolas" w:eastAsia="Courier New" w:hAnsi="Consolas" w:cs="Courier New"/>
           <w:color w:val="C9D1E0"/>
           <w:sz w:val="18"/>
           <w:szCs w:val="18"/>
         </w:rPr>
-        <w:t xml:space="preserve">    IF left == right:</w:t>
+        <w:t xml:space="preserve">        RETURN A[left]</w:t>
       </w:r>
     </w:p>
     <w:p>
@@ -1933,15 +1216,18 @@
         </w:pBdr>
         <w:shd w:val="clear" w:color="auto" w:fill="1E1E2E"/>
         <w:ind w:left="360" w:right="360"/>
-      </w:pPr>
-      <w:r>
-        <w:rPr>
-          <w:rFonts w:ascii="Courier New" w:eastAsia="Courier New" w:hAnsi="Courier New" w:cs="Courier New"/>
+        <w:rPr>
+          <w:rFonts w:ascii="Consolas" w:hAnsi="Consolas"/>
+        </w:rPr>
+      </w:pPr>
+      <w:r>
+        <w:rPr>
+          <w:rFonts w:ascii="Consolas" w:eastAsia="Courier New" w:hAnsi="Consolas" w:cs="Courier New"/>
           <w:color w:val="C9D1E0"/>
           <w:sz w:val="18"/>
           <w:szCs w:val="18"/>
         </w:rPr>
-        <w:t xml:space="preserve">        RETURN A[left]</w:t>
+        <w:t xml:space="preserve"> </w:t>
       </w:r>
     </w:p>
     <w:p>
@@ -1951,15 +1237,18 @@
         </w:pBdr>
         <w:shd w:val="clear" w:color="auto" w:fill="1E1E2E"/>
         <w:ind w:left="360" w:right="360"/>
-      </w:pPr>
-      <w:r>
-        <w:rPr>
-          <w:rFonts w:ascii="Courier New" w:eastAsia="Courier New" w:hAnsi="Courier New" w:cs="Courier New"/>
+        <w:rPr>
+          <w:rFonts w:ascii="Consolas" w:hAnsi="Consolas"/>
+        </w:rPr>
+      </w:pPr>
+      <w:r>
+        <w:rPr>
+          <w:rFonts w:ascii="Consolas" w:eastAsia="Courier New" w:hAnsi="Consolas" w:cs="Courier New"/>
           <w:color w:val="C9D1E0"/>
           <w:sz w:val="18"/>
           <w:szCs w:val="18"/>
         </w:rPr>
-        <w:t xml:space="preserve"> </w:t>
+        <w:t xml:space="preserve">    mid &lt;- (left + right) / 2</w:t>
       </w:r>
     </w:p>
     <w:p>
@@ -1969,15 +1258,18 @@
         </w:pBdr>
         <w:shd w:val="clear" w:color="auto" w:fill="1E1E2E"/>
         <w:ind w:left="360" w:right="360"/>
-      </w:pPr>
-      <w:r>
-        <w:rPr>
-          <w:rFonts w:ascii="Courier New" w:eastAsia="Courier New" w:hAnsi="Courier New" w:cs="Courier New"/>
+        <w:rPr>
+          <w:rFonts w:ascii="Consolas" w:hAnsi="Consolas"/>
+        </w:rPr>
+      </w:pPr>
+      <w:r>
+        <w:rPr>
+          <w:rFonts w:ascii="Consolas" w:eastAsia="Courier New" w:hAnsi="Consolas" w:cs="Courier New"/>
           <w:color w:val="C9D1E0"/>
           <w:sz w:val="18"/>
           <w:szCs w:val="18"/>
         </w:rPr>
-        <w:t xml:space="preserve">    mid &lt;- (left + right) / 2</w:t>
+        <w:t xml:space="preserve"> </w:t>
       </w:r>
     </w:p>
     <w:p>
@@ -1987,15 +1279,18 @@
         </w:pBdr>
         <w:shd w:val="clear" w:color="auto" w:fill="1E1E2E"/>
         <w:ind w:left="360" w:right="360"/>
-      </w:pPr>
-      <w:r>
-        <w:rPr>
-          <w:rFonts w:ascii="Courier New" w:eastAsia="Courier New" w:hAnsi="Courier New" w:cs="Courier New"/>
+        <w:rPr>
+          <w:rFonts w:ascii="Consolas" w:hAnsi="Consolas"/>
+        </w:rPr>
+      </w:pPr>
+      <w:r>
+        <w:rPr>
+          <w:rFonts w:ascii="Consolas" w:eastAsia="Courier New" w:hAnsi="Consolas" w:cs="Courier New"/>
           <w:color w:val="C9D1E0"/>
           <w:sz w:val="18"/>
           <w:szCs w:val="18"/>
         </w:rPr>
-        <w:t xml:space="preserve"> </w:t>
+        <w:t xml:space="preserve">    left_dom  &lt;- dominator_recursive(A, left, mid)</w:t>
       </w:r>
     </w:p>
     <w:p>
@@ -2005,15 +1300,18 @@
         </w:pBdr>
         <w:shd w:val="clear" w:color="auto" w:fill="1E1E2E"/>
         <w:ind w:left="360" w:right="360"/>
-      </w:pPr>
-      <w:r>
-        <w:rPr>
-          <w:rFonts w:ascii="Courier New" w:eastAsia="Courier New" w:hAnsi="Courier New" w:cs="Courier New"/>
+        <w:rPr>
+          <w:rFonts w:ascii="Consolas" w:hAnsi="Consolas"/>
+        </w:rPr>
+      </w:pPr>
+      <w:r>
+        <w:rPr>
+          <w:rFonts w:ascii="Consolas" w:eastAsia="Courier New" w:hAnsi="Consolas" w:cs="Courier New"/>
           <w:color w:val="C9D1E0"/>
           <w:sz w:val="18"/>
           <w:szCs w:val="18"/>
         </w:rPr>
-        <w:t xml:space="preserve">    // Recursive Calls</w:t>
+        <w:t xml:space="preserve">    right_dom &lt;- dominator_recursive(A, mid + 1, right)</w:t>
       </w:r>
     </w:p>
     <w:p>
@@ -2023,15 +1321,18 @@
         </w:pBdr>
         <w:shd w:val="clear" w:color="auto" w:fill="1E1E2E"/>
         <w:ind w:left="360" w:right="360"/>
-      </w:pPr>
-      <w:r>
-        <w:rPr>
-          <w:rFonts w:ascii="Courier New" w:eastAsia="Courier New" w:hAnsi="Courier New" w:cs="Courier New"/>
+        <w:rPr>
+          <w:rFonts w:ascii="Consolas" w:hAnsi="Consolas"/>
+        </w:rPr>
+      </w:pPr>
+      <w:r>
+        <w:rPr>
+          <w:rFonts w:ascii="Consolas" w:eastAsia="Courier New" w:hAnsi="Consolas" w:cs="Courier New"/>
           <w:color w:val="C9D1E0"/>
           <w:sz w:val="18"/>
           <w:szCs w:val="18"/>
         </w:rPr>
-        <w:t xml:space="preserve">    left_dom  &lt;- dominator_recursive(A, left, mid)</w:t>
+        <w:t xml:space="preserve"> </w:t>
       </w:r>
     </w:p>
     <w:p>
@@ -2041,15 +1342,18 @@
         </w:pBdr>
         <w:shd w:val="clear" w:color="auto" w:fill="1E1E2E"/>
         <w:ind w:left="360" w:right="360"/>
-      </w:pPr>
-      <w:r>
-        <w:rPr>
-          <w:rFonts w:ascii="Courier New" w:eastAsia="Courier New" w:hAnsi="Courier New" w:cs="Courier New"/>
+        <w:rPr>
+          <w:rFonts w:ascii="Consolas" w:hAnsi="Consolas"/>
+        </w:rPr>
+      </w:pPr>
+      <w:r>
+        <w:rPr>
+          <w:rFonts w:ascii="Consolas" w:eastAsia="Courier New" w:hAnsi="Consolas" w:cs="Courier New"/>
           <w:color w:val="C9D1E0"/>
           <w:sz w:val="18"/>
           <w:szCs w:val="18"/>
         </w:rPr>
-        <w:t xml:space="preserve">    right_dom &lt;- dominator_recursive(A, mid + 1, right)</w:t>
+        <w:t xml:space="preserve">    IF left_dom == right_dom:</w:t>
       </w:r>
     </w:p>
     <w:p>
@@ -2059,15 +1363,18 @@
         </w:pBdr>
         <w:shd w:val="clear" w:color="auto" w:fill="1E1E2E"/>
         <w:ind w:left="360" w:right="360"/>
-      </w:pPr>
-      <w:r>
-        <w:rPr>
-          <w:rFonts w:ascii="Courier New" w:eastAsia="Courier New" w:hAnsi="Courier New" w:cs="Courier New"/>
+        <w:rPr>
+          <w:rFonts w:ascii="Consolas" w:hAnsi="Consolas"/>
+        </w:rPr>
+      </w:pPr>
+      <w:r>
+        <w:rPr>
+          <w:rFonts w:ascii="Consolas" w:eastAsia="Courier New" w:hAnsi="Consolas" w:cs="Courier New"/>
           <w:color w:val="C9D1E0"/>
           <w:sz w:val="18"/>
           <w:szCs w:val="18"/>
         </w:rPr>
-        <w:t xml:space="preserve"> </w:t>
+        <w:t xml:space="preserve">        RETURN left_dom</w:t>
       </w:r>
     </w:p>
     <w:p>
@@ -2077,15 +1384,18 @@
         </w:pBdr>
         <w:shd w:val="clear" w:color="auto" w:fill="1E1E2E"/>
         <w:ind w:left="360" w:right="360"/>
-      </w:pPr>
-      <w:r>
-        <w:rPr>
-          <w:rFonts w:ascii="Courier New" w:eastAsia="Courier New" w:hAnsi="Courier New" w:cs="Courier New"/>
+        <w:rPr>
+          <w:rFonts w:ascii="Consolas" w:hAnsi="Consolas"/>
+        </w:rPr>
+      </w:pPr>
+      <w:r>
+        <w:rPr>
+          <w:rFonts w:ascii="Consolas" w:eastAsia="Courier New" w:hAnsi="Consolas" w:cs="Courier New"/>
           <w:color w:val="C9D1E0"/>
           <w:sz w:val="18"/>
           <w:szCs w:val="18"/>
         </w:rPr>
-        <w:t xml:space="preserve">    // Resolution</w:t>
+        <w:t xml:space="preserve"> </w:t>
       </w:r>
     </w:p>
     <w:p>
@@ -2095,15 +1405,18 @@
         </w:pBdr>
         <w:shd w:val="clear" w:color="auto" w:fill="1E1E2E"/>
         <w:ind w:left="360" w:right="360"/>
-      </w:pPr>
-      <w:r>
-        <w:rPr>
-          <w:rFonts w:ascii="Courier New" w:eastAsia="Courier New" w:hAnsi="Courier New" w:cs="Courier New"/>
+        <w:rPr>
+          <w:rFonts w:ascii="Consolas" w:hAnsi="Consolas"/>
+        </w:rPr>
+      </w:pPr>
+      <w:r>
+        <w:rPr>
+          <w:rFonts w:ascii="Consolas" w:eastAsia="Courier New" w:hAnsi="Consolas" w:cs="Courier New"/>
           <w:color w:val="C9D1E0"/>
           <w:sz w:val="18"/>
           <w:szCs w:val="18"/>
         </w:rPr>
-        <w:t xml:space="preserve">    IF left_dom == right_dom:</w:t>
+        <w:t xml:space="preserve">    left_count  &lt;- 0</w:t>
       </w:r>
     </w:p>
     <w:p>
@@ -2113,15 +1426,18 @@
         </w:pBdr>
         <w:shd w:val="clear" w:color="auto" w:fill="1E1E2E"/>
         <w:ind w:left="360" w:right="360"/>
-      </w:pPr>
-      <w:r>
-        <w:rPr>
-          <w:rFonts w:ascii="Courier New" w:eastAsia="Courier New" w:hAnsi="Courier New" w:cs="Courier New"/>
+        <w:rPr>
+          <w:rFonts w:ascii="Consolas" w:hAnsi="Consolas"/>
+        </w:rPr>
+      </w:pPr>
+      <w:r>
+        <w:rPr>
+          <w:rFonts w:ascii="Consolas" w:eastAsia="Courier New" w:hAnsi="Consolas" w:cs="Courier New"/>
           <w:color w:val="C9D1E0"/>
           <w:sz w:val="18"/>
           <w:szCs w:val="18"/>
         </w:rPr>
-        <w:t xml:space="preserve">        RETURN left_dom</w:t>
+        <w:t xml:space="preserve">    right_count &lt;- 0</w:t>
       </w:r>
     </w:p>
     <w:p>
@@ -2131,15 +1447,18 @@
         </w:pBdr>
         <w:shd w:val="clear" w:color="auto" w:fill="1E1E2E"/>
         <w:ind w:left="360" w:right="360"/>
-      </w:pPr>
-      <w:r>
-        <w:rPr>
-          <w:rFonts w:ascii="Courier New" w:eastAsia="Courier New" w:hAnsi="Courier New" w:cs="Courier New"/>
+        <w:rPr>
+          <w:rFonts w:ascii="Consolas" w:hAnsi="Consolas"/>
+        </w:rPr>
+      </w:pPr>
+      <w:r>
+        <w:rPr>
+          <w:rFonts w:ascii="Consolas" w:eastAsia="Courier New" w:hAnsi="Consolas" w:cs="Courier New"/>
           <w:color w:val="C9D1E0"/>
           <w:sz w:val="18"/>
           <w:szCs w:val="18"/>
         </w:rPr>
-        <w:t xml:space="preserve"> </w:t>
+        <w:t xml:space="preserve">    FOR i FROM left TO right:</w:t>
       </w:r>
     </w:p>
     <w:p>
@@ -2149,15 +1468,18 @@
         </w:pBdr>
         <w:shd w:val="clear" w:color="auto" w:fill="1E1E2E"/>
         <w:ind w:left="360" w:right="360"/>
-      </w:pPr>
-      <w:r>
-        <w:rPr>
-          <w:rFonts w:ascii="Courier New" w:eastAsia="Courier New" w:hAnsi="Courier New" w:cs="Courier New"/>
+        <w:rPr>
+          <w:rFonts w:ascii="Consolas" w:hAnsi="Consolas"/>
+        </w:rPr>
+      </w:pPr>
+      <w:r>
+        <w:rPr>
+          <w:rFonts w:ascii="Consolas" w:eastAsia="Courier New" w:hAnsi="Consolas" w:cs="Courier New"/>
           <w:color w:val="C9D1E0"/>
           <w:sz w:val="18"/>
           <w:szCs w:val="18"/>
         </w:rPr>
-        <w:t xml:space="preserve">    // Count occurrences to resolve candidates</w:t>
+        <w:t xml:space="preserve">        IF A[i] == left_dom:  left_count  &lt;- left_count  + 1</w:t>
       </w:r>
     </w:p>
     <w:p>
@@ -2167,15 +1489,18 @@
         </w:pBdr>
         <w:shd w:val="clear" w:color="auto" w:fill="1E1E2E"/>
         <w:ind w:left="360" w:right="360"/>
-      </w:pPr>
-      <w:r>
-        <w:rPr>
-          <w:rFonts w:ascii="Courier New" w:eastAsia="Courier New" w:hAnsi="Courier New" w:cs="Courier New"/>
+        <w:rPr>
+          <w:rFonts w:ascii="Consolas" w:hAnsi="Consolas"/>
+        </w:rPr>
+      </w:pPr>
+      <w:r>
+        <w:rPr>
+          <w:rFonts w:ascii="Consolas" w:eastAsia="Courier New" w:hAnsi="Consolas" w:cs="Courier New"/>
           <w:color w:val="C9D1E0"/>
           <w:sz w:val="18"/>
           <w:szCs w:val="18"/>
         </w:rPr>
-        <w:t xml:space="preserve">    left_count  &lt;- 0</w:t>
+        <w:t xml:space="preserve">        IF A[i] == right_dom: right_count &lt;- right_count + 1</w:t>
       </w:r>
     </w:p>
     <w:p>
@@ -2185,15 +1510,18 @@
         </w:pBdr>
         <w:shd w:val="clear" w:color="auto" w:fill="1E1E2E"/>
         <w:ind w:left="360" w:right="360"/>
-      </w:pPr>
-      <w:r>
-        <w:rPr>
-          <w:rFonts w:ascii="Courier New" w:eastAsia="Courier New" w:hAnsi="Courier New" w:cs="Courier New"/>
+        <w:rPr>
+          <w:rFonts w:ascii="Consolas" w:hAnsi="Consolas"/>
+        </w:rPr>
+      </w:pPr>
+      <w:r>
+        <w:rPr>
+          <w:rFonts w:ascii="Consolas" w:eastAsia="Courier New" w:hAnsi="Consolas" w:cs="Courier New"/>
           <w:color w:val="C9D1E0"/>
           <w:sz w:val="18"/>
           <w:szCs w:val="18"/>
         </w:rPr>
-        <w:t xml:space="preserve">    right_count &lt;- 0</w:t>
+        <w:t xml:space="preserve"> </w:t>
       </w:r>
     </w:p>
     <w:p>
@@ -2203,15 +1531,18 @@
         </w:pBdr>
         <w:shd w:val="clear" w:color="auto" w:fill="1E1E2E"/>
         <w:ind w:left="360" w:right="360"/>
-      </w:pPr>
-      <w:r>
-        <w:rPr>
-          <w:rFonts w:ascii="Courier New" w:eastAsia="Courier New" w:hAnsi="Courier New" w:cs="Courier New"/>
+        <w:rPr>
+          <w:rFonts w:ascii="Consolas" w:hAnsi="Consolas"/>
+        </w:rPr>
+      </w:pPr>
+      <w:r>
+        <w:rPr>
+          <w:rFonts w:ascii="Consolas" w:eastAsia="Courier New" w:hAnsi="Consolas" w:cs="Courier New"/>
           <w:color w:val="C9D1E0"/>
           <w:sz w:val="18"/>
           <w:szCs w:val="18"/>
         </w:rPr>
-        <w:t xml:space="preserve">    FOR i FROM left TO right:</w:t>
+        <w:t xml:space="preserve">    IF left_count &gt; right_count:</w:t>
       </w:r>
     </w:p>
     <w:p>
@@ -2221,15 +1552,18 @@
         </w:pBdr>
         <w:shd w:val="clear" w:color="auto" w:fill="1E1E2E"/>
         <w:ind w:left="360" w:right="360"/>
-      </w:pPr>
-      <w:r>
-        <w:rPr>
-          <w:rFonts w:ascii="Courier New" w:eastAsia="Courier New" w:hAnsi="Courier New" w:cs="Courier New"/>
+        <w:rPr>
+          <w:rFonts w:ascii="Consolas" w:hAnsi="Consolas"/>
+        </w:rPr>
+      </w:pPr>
+      <w:r>
+        <w:rPr>
+          <w:rFonts w:ascii="Consolas" w:eastAsia="Courier New" w:hAnsi="Consolas" w:cs="Courier New"/>
           <w:color w:val="C9D1E0"/>
           <w:sz w:val="18"/>
           <w:szCs w:val="18"/>
         </w:rPr>
-        <w:t xml:space="preserve">        IF A[i] == left_dom:  left_count  &lt;- left_count  + 1</w:t>
+        <w:t xml:space="preserve">        RETURN left_dom</w:t>
       </w:r>
     </w:p>
     <w:p>
@@ -2239,82 +1573,13 @@
         </w:pBdr>
         <w:shd w:val="clear" w:color="auto" w:fill="1E1E2E"/>
         <w:ind w:left="360" w:right="360"/>
-      </w:pPr>
-      <w:r>
-        <w:rPr>
-          <w:rFonts w:ascii="Courier New" w:eastAsia="Courier New" w:hAnsi="Courier New" w:cs="Courier New"/>
-          <w:color w:val="C9D1E0"/>
-          <w:sz w:val="18"/>
-          <w:szCs w:val="18"/>
-        </w:rPr>
-        <w:t xml:space="preserve">        IF A[i] == right_dom: right_count &lt;- right_count + 1</w:t>
-      </w:r>
-    </w:p>
-    <w:p>
-      <w:pPr>
-        <w:pBdr>
-          <w:left w:val="single" w:sz="12" w:space="0" w:color="4A90C4"/>
-        </w:pBdr>
-        <w:shd w:val="clear" w:color="auto" w:fill="1E1E2E"/>
-        <w:ind w:left="360" w:right="360"/>
-      </w:pPr>
-      <w:r>
-        <w:rPr>
-          <w:rFonts w:ascii="Courier New" w:eastAsia="Courier New" w:hAnsi="Courier New" w:cs="Courier New"/>
-          <w:color w:val="C9D1E0"/>
-          <w:sz w:val="18"/>
-          <w:szCs w:val="18"/>
-        </w:rPr>
-        <w:t xml:space="preserve"> </w:t>
-      </w:r>
-    </w:p>
-    <w:p>
-      <w:pPr>
-        <w:pBdr>
-          <w:left w:val="single" w:sz="12" w:space="0" w:color="4A90C4"/>
-        </w:pBdr>
-        <w:shd w:val="clear" w:color="auto" w:fill="1E1E2E"/>
-        <w:ind w:left="360" w:right="360"/>
-      </w:pPr>
-      <w:r>
-        <w:rPr>
-          <w:rFonts w:ascii="Courier New" w:eastAsia="Courier New" w:hAnsi="Courier New" w:cs="Courier New"/>
-          <w:color w:val="C9D1E0"/>
-          <w:sz w:val="18"/>
-          <w:szCs w:val="18"/>
-        </w:rPr>
-        <w:t xml:space="preserve">    IF left_count &gt; right_count:</w:t>
-      </w:r>
-    </w:p>
-    <w:p>
-      <w:pPr>
-        <w:pBdr>
-          <w:left w:val="single" w:sz="12" w:space="0" w:color="4A90C4"/>
-        </w:pBdr>
-        <w:shd w:val="clear" w:color="auto" w:fill="1E1E2E"/>
-        <w:ind w:left="360" w:right="360"/>
-      </w:pPr>
-      <w:r>
-        <w:rPr>
-          <w:rFonts w:ascii="Courier New" w:eastAsia="Courier New" w:hAnsi="Courier New" w:cs="Courier New"/>
-          <w:color w:val="C9D1E0"/>
-          <w:sz w:val="18"/>
-          <w:szCs w:val="18"/>
-        </w:rPr>
-        <w:t xml:space="preserve">        RETURN left_dom</w:t>
-      </w:r>
-    </w:p>
-    <w:p>
-      <w:pPr>
-        <w:pBdr>
-          <w:left w:val="single" w:sz="12" w:space="0" w:color="4A90C4"/>
-        </w:pBdr>
-        <w:shd w:val="clear" w:color="auto" w:fill="1E1E2E"/>
-        <w:ind w:left="360" w:right="360"/>
-      </w:pPr>
-      <w:r>
-        <w:rPr>
-          <w:rFonts w:ascii="Courier New" w:eastAsia="Courier New" w:hAnsi="Courier New" w:cs="Courier New"/>
+        <w:rPr>
+          <w:rFonts w:ascii="Consolas" w:hAnsi="Consolas"/>
+        </w:rPr>
+      </w:pPr>
+      <w:r>
+        <w:rPr>
+          <w:rFonts w:ascii="Consolas" w:eastAsia="Courier New" w:hAnsi="Consolas" w:cs="Courier New"/>
           <w:color w:val="C9D1E0"/>
           <w:sz w:val="18"/>
           <w:szCs w:val="18"/>
@@ -2332,7 +1597,7 @@
         <w:spacing w:after="80"/>
         <w:ind w:left="360" w:right="360"/>
         <w:rPr>
-          <w:rFonts w:ascii="Courier New" w:eastAsia="Courier New" w:hAnsi="Courier New" w:cs="Courier New"/>
+          <w:rFonts w:ascii="Consolas" w:eastAsia="Courier New" w:hAnsi="Consolas" w:cs="Courier New"/>
           <w:color w:val="C9D1E0"/>
           <w:sz w:val="18"/>
           <w:szCs w:val="18"/>
@@ -2341,7 +1606,7 @@
       </w:pPr>
       <w:r>
         <w:rPr>
-          <w:rFonts w:ascii="Courier New" w:eastAsia="Courier New" w:hAnsi="Courier New" w:cs="Courier New"/>
+          <w:rFonts w:ascii="Consolas" w:eastAsia="Courier New" w:hAnsi="Consolas" w:cs="Courier New"/>
           <w:color w:val="C9D1E0"/>
           <w:sz w:val="18"/>
           <w:szCs w:val="18"/>
@@ -3220,8 +2485,17 @@
     <w:p>
       <w:pPr>
         <w:pStyle w:val="Heading2"/>
-      </w:pPr>
-      <w:r>
+        <w:rPr>
+          <w:lang w:val="en-US"/>
+        </w:rPr>
+      </w:pPr>
+    </w:p>
+    <w:p>
+      <w:pPr>
+        <w:pStyle w:val="Heading2"/>
+      </w:pPr>
+      <w:r>
+        <w:lastRenderedPageBreak/>
         <w:t>Total number of levels: log</w:t>
       </w:r>
       <w:r>
@@ -6200,19 +5474,8 @@
         </w:rPr>
       </w:pPr>
     </w:p>
-    <w:p>
-      <w:r>
-        <w:br w:type="page"/>
-      </w:r>
-      <w:r>
-        <w:lastRenderedPageBreak/>
-        <w:br w:type="page"/>
-      </w:r>
-    </w:p>
-    <w:p/>
     <w:sectPr>
-      <w:headerReference w:type="default" r:id="rId8"/>
-      <w:footerReference w:type="default" r:id="rId9"/>
+      <w:footerReference w:type="default" r:id="rId8"/>
       <w:pgSz w:w="12240" w:h="15840"/>
       <w:pgMar w:top="1200" w:right="1260" w:bottom="1200" w:left="1260" w:header="708" w:footer="708" w:gutter="0"/>
       <w:cols w:space="720"/>
@@ -6277,25 +5540,6 @@
     </w:p>
   </w:footnote>
 </w:footnotes>
-</file>
-
-<file path=word/header1.xml><?xml version="1.0" encoding="utf-8"?>
-<w:hdr xmlns:wpc="http://schemas.microsoft.com/office/word/2010/wordprocessingCanvas" xmlns:cx="http://schemas.microsoft.com/office/drawing/2014/chartex" xmlns:cx1="http://schemas.microsoft.com/office/drawing/2015/9/8/chartex" xmlns:cx2="http://schemas.microsoft.com/office/drawing/2015/10/21/chartex" xmlns:cx3="http://schemas.microsoft.com/office/drawing/2016/5/9/chartex" xmlns:cx4="http://schemas.microsoft.com/office/drawing/2016/5/10/chartex" xmlns:cx5="http://schemas.microsoft.com/office/drawing/2016/5/11/chartex" xmlns:cx6="http://schemas.microsoft.com/office/drawing/2016/5/12/chartex" xmlns:cx7="http://schemas.microsoft.com/office/drawing/2016/5/13/chartex" xmlns:cx8="http://schemas.microsoft.com/office/drawing/2016/5/14/chartex" xmlns:mc="http://schemas.openxmlformats.org/markup-compatibility/2006" xmlns:aink="http://schemas.microsoft.com/office/drawing/2016/ink" xmlns:am3d="http://schemas.microsoft.com/office/drawing/2017/model3d" xmlns:o="urn:schemas-microsoft-com:office:office" xmlns:oel="http://schemas.microsoft.com/office/2019/extlst" xmlns:r="http://schemas.openxmlformats.org/officeDocument/2006/relationships" xmlns:m="http://schemas.openxmlformats.org/officeDocument/2006/math" xmlns:v="urn:schemas-microsoft-com:vml" xmlns:wp14="http://schemas.microsoft.com/office/word/2010/wordprocessingDrawing" xmlns:wp="http://schemas.openxmlformats.org/drawingml/2006/wordprocessingDrawing" xmlns:w10="urn:schemas-microsoft-com:office:word" xmlns:w="http://schemas.openxmlformats.org/wordprocessingml/2006/main" xmlns:w14="http://schemas.microsoft.com/office/word/2010/wordml" xmlns:w15="http://schemas.microsoft.com/office/word/2012/wordml" xmlns:w16cex="http://schemas.microsoft.com/office/word/2018/wordml/cex" xmlns:w16cid="http://schemas.microsoft.com/office/word/2016/wordml/cid" xmlns:w16="http://schemas.microsoft.com/office/word/2018/wordml" xmlns:w16du="http://schemas.microsoft.com/office/word/2023/wordml/word16du" xmlns:w16sdtdh="http://schemas.microsoft.com/office/word/2020/wordml/sdtdatahash" xmlns:w16sdtfl="http://schemas.microsoft.com/office/word/2024/wordml/sdtformatlock" xmlns:w16se="http://schemas.microsoft.com/office/word/2015/wordml/symex" xmlns:wpg="http://schemas.microsoft.com/office/word/2010/wordprocessingGroup" xmlns:wpi="http://schemas.microsoft.com/office/word/2010/wordprocessingInk" xmlns:wne="http://schemas.microsoft.com/office/word/2006/wordml" xmlns:wps="http://schemas.microsoft.com/office/word/2010/wordprocessingShape" mc:Ignorable="w14 w15 w16se w16cid w16 w16cex w16sdtdh w16sdtfl w16du wp14">
-  <w:p>
-    <w:pPr>
-      <w:pBdr>
-        <w:bottom w:val="single" w:sz="6" w:space="0" w:color="2E6DA4"/>
-      </w:pBdr>
-      <w:tabs>
-        <w:tab w:val="right" w:pos="9026"/>
-      </w:tabs>
-      <w:spacing w:after="120"/>
-      <w:rPr>
-        <w:lang w:val="en-US"/>
-      </w:rPr>
-    </w:pPr>
-  </w:p>
-</w:hdr>
 </file>
 
 <file path=word/numbering.xml><?xml version="1.0" encoding="utf-8"?>

--- a/docs/Dominator Problem Analysis.docx
+++ b/docs/Dominator Problem Analysis.docx
@@ -80,8 +80,8 @@
     <w:p>
       <w:pPr>
         <w:spacing w:before="120" w:after="80"/>
-        <w:jc w:val="center"/>
-        <w:rPr>
+        <w:rPr>
+          <w:color w:val="000000" w:themeColor="text1"/>
           <w:lang w:val="en-US"/>
         </w:rPr>
       </w:pPr>
@@ -89,11 +89,22 @@
         <w:rPr>
           <w:b/>
           <w:bCs/>
-          <w:color w:val="1A3A5C"/>
+          <w:color w:val="000000" w:themeColor="text1"/>
           <w:sz w:val="52"/>
           <w:szCs w:val="52"/>
-        </w:rPr>
-        <w:t>Dominator Problem Analysis</w:t>
+          <w:lang w:val="en-US"/>
+        </w:rPr>
+        <w:t xml:space="preserve">                </w:t>
+      </w:r>
+      <w:r>
+        <w:rPr>
+          <w:b/>
+          <w:bCs/>
+          <w:color w:val="000000" w:themeColor="text1"/>
+          <w:sz w:val="52"/>
+          <w:szCs w:val="52"/>
+        </w:rPr>
+        <w:t>Dominator Analysis</w:t>
       </w:r>
     </w:p>
     <w:p>
@@ -114,9 +125,15 @@
         <w:pBdr>
           <w:bottom w:val="single" w:sz="8" w:space="6" w:color="2E6DA4"/>
         </w:pBdr>
+        <w:rPr>
+          <w:color w:val="000000" w:themeColor="text1"/>
+        </w:rPr>
       </w:pPr>
       <w:bookmarkStart w:id="0" w:name="_Toc229173465"/>
       <w:r>
+        <w:rPr>
+          <w:color w:val="000000" w:themeColor="text1"/>
+        </w:rPr>
         <w:lastRenderedPageBreak/>
         <w:t xml:space="preserve">1.  Iterative Approach </w:t>
       </w:r>
@@ -140,9 +157,15 @@
     <w:p>
       <w:pPr>
         <w:pStyle w:val="Heading2"/>
+        <w:rPr>
+          <w:color w:val="EE0000"/>
+        </w:rPr>
       </w:pPr>
       <w:bookmarkStart w:id="1" w:name="_Toc229173467"/>
       <w:r>
+        <w:rPr>
+          <w:color w:val="EE0000"/>
+        </w:rPr>
         <w:t>Pseudocode</w:t>
       </w:r>
       <w:bookmarkEnd w:id="1"/>
@@ -410,38 +433,9 @@
         <w:ind w:left="360" w:right="360"/>
         <w:rPr>
           <w:rFonts w:ascii="Consolas" w:hAnsi="Consolas"/>
-        </w:rPr>
-      </w:pPr>
-      <w:r>
-        <w:rPr>
-          <w:rFonts w:ascii="Consolas" w:eastAsia="Courier New" w:hAnsi="Consolas" w:cs="Courier New"/>
-          <w:color w:val="C9D1E0"/>
-          <w:sz w:val="18"/>
-          <w:szCs w:val="18"/>
-        </w:rPr>
-        <w:t xml:space="preserve"> </w:t>
-      </w:r>
-    </w:p>
-    <w:p>
-      <w:pPr>
-        <w:pBdr>
-          <w:left w:val="single" w:sz="12" w:space="0" w:color="4A90C4"/>
-        </w:pBdr>
-        <w:shd w:val="clear" w:color="auto" w:fill="1E1E2E"/>
-        <w:ind w:left="360" w:right="360"/>
-        <w:rPr>
-          <w:rFonts w:ascii="Consolas" w:hAnsi="Consolas"/>
-        </w:rPr>
-      </w:pPr>
-      <w:r>
-        <w:rPr>
-          <w:rFonts w:ascii="Consolas" w:eastAsia="Courier New" w:hAnsi="Consolas" w:cs="Courier New"/>
-          <w:color w:val="C9D1E0"/>
-          <w:sz w:val="18"/>
-          <w:szCs w:val="18"/>
-        </w:rPr>
-        <w:t xml:space="preserve">    </w:t>
-      </w:r>
+          <w:lang w:val="en-US"/>
+        </w:rPr>
+      </w:pPr>
     </w:p>
     <w:p>
       <w:pPr>
@@ -684,66 +678,46 @@
     <w:p>
       <w:pPr>
         <w:pStyle w:val="Heading2"/>
+        <w:rPr>
+          <w:color w:val="EE0000"/>
+        </w:rPr>
       </w:pPr>
       <w:bookmarkStart w:id="2" w:name="_Toc229173468"/>
       <w:r>
+        <w:rPr>
+          <w:color w:val="EE0000"/>
+        </w:rPr>
         <w:t>Complexity Analysis</w:t>
       </w:r>
       <w:bookmarkEnd w:id="2"/>
     </w:p>
     <w:tbl>
       <w:tblPr>
+        <w:tblStyle w:val="GridTable1Light"/>
         <w:tblW w:w="9360" w:type="dxa"/>
-        <w:tblBorders>
-          <w:top w:val="single" w:sz="4" w:space="0" w:color="auto"/>
-          <w:left w:val="single" w:sz="4" w:space="0" w:color="auto"/>
-          <w:bottom w:val="single" w:sz="4" w:space="0" w:color="auto"/>
-          <w:right w:val="single" w:sz="4" w:space="0" w:color="auto"/>
-          <w:insideH w:val="single" w:sz="4" w:space="0" w:color="auto"/>
-          <w:insideV w:val="single" w:sz="4" w:space="0" w:color="auto"/>
-        </w:tblBorders>
-        <w:tblCellMar>
-          <w:left w:w="10" w:type="dxa"/>
-          <w:right w:w="10" w:type="dxa"/>
-        </w:tblCellMar>
         <w:tblLook w:val="0000" w:firstRow="0" w:lastRow="0" w:firstColumn="0" w:lastColumn="0" w:noHBand="0" w:noVBand="0"/>
       </w:tblPr>
       <w:tblGrid>
-        <w:gridCol w:w="2200"/>
-        <w:gridCol w:w="2929"/>
-        <w:gridCol w:w="4231"/>
+        <w:gridCol w:w="3120"/>
+        <w:gridCol w:w="3120"/>
+        <w:gridCol w:w="3120"/>
       </w:tblGrid>
       <w:tr>
-        <w:tblPrEx>
-          <w:tblCellMar>
-            <w:top w:w="0" w:type="dxa"/>
-            <w:bottom w:w="0" w:type="dxa"/>
-          </w:tblCellMar>
-        </w:tblPrEx>
         <w:trPr>
-          <w:tblHeader/>
+          <w:trHeight w:val="720"/>
         </w:trPr>
         <w:tc>
           <w:tcPr>
-            <w:tcW w:w="2200" w:type="dxa"/>
-            <w:tcBorders>
-              <w:top w:val="single" w:sz="1" w:space="0" w:color="C8D8E8"/>
-              <w:left w:val="single" w:sz="1" w:space="0" w:color="C8D8E8"/>
-              <w:bottom w:val="single" w:sz="1" w:space="0" w:color="C8D8E8"/>
-              <w:right w:val="single" w:sz="1" w:space="0" w:color="C8D8E8"/>
-            </w:tcBorders>
-            <w:shd w:val="clear" w:color="auto" w:fill="1A3A5C"/>
-            <w:tcMar>
-              <w:top w:w="110" w:type="dxa"/>
-              <w:left w:w="180" w:type="dxa"/>
-              <w:bottom w:w="110" w:type="dxa"/>
-              <w:right w:w="120" w:type="dxa"/>
-            </w:tcMar>
+            <w:tcW w:w="3120" w:type="dxa"/>
+            <w:vAlign w:val="center"/>
           </w:tcPr>
           <w:p>
             <w:pPr>
-              <w:rPr>
-                <w:rFonts w:ascii="Consolas" w:hAnsi="Consolas"/>
+              <w:jc w:val="center"/>
+              <w:rPr>
+                <w:rFonts w:ascii="Consolas" w:hAnsi="Consolas"/>
+                <w:sz w:val="24"/>
+                <w:szCs w:val="24"/>
               </w:rPr>
             </w:pPr>
             <w:r>
@@ -751,115 +725,91 @@
                 <w:rFonts w:ascii="Consolas" w:hAnsi="Consolas"/>
                 <w:b/>
                 <w:bCs/>
-                <w:color w:val="FFFFFF"/>
-                <w:sz w:val="19"/>
-                <w:szCs w:val="19"/>
-              </w:rPr>
-              <w:t>Metric</w:t>
-            </w:r>
-          </w:p>
-        </w:tc>
-        <w:tc>
-          <w:tcPr>
-            <w:tcW w:w="2929" w:type="dxa"/>
-            <w:tcBorders>
-              <w:top w:val="single" w:sz="1" w:space="0" w:color="C8D8E8"/>
-              <w:left w:val="single" w:sz="1" w:space="0" w:color="C8D8E8"/>
-              <w:bottom w:val="single" w:sz="1" w:space="0" w:color="C8D8E8"/>
-              <w:right w:val="single" w:sz="1" w:space="0" w:color="C8D8E8"/>
-            </w:tcBorders>
-            <w:shd w:val="clear" w:color="auto" w:fill="1A3A5C"/>
-            <w:tcMar>
-              <w:top w:w="110" w:type="dxa"/>
-              <w:left w:w="180" w:type="dxa"/>
-              <w:bottom w:w="110" w:type="dxa"/>
-              <w:right w:w="120" w:type="dxa"/>
-            </w:tcMar>
+                <w:sz w:val="24"/>
+                <w:szCs w:val="24"/>
+              </w:rPr>
+              <w:t>Time Complexity</w:t>
+            </w:r>
+          </w:p>
+        </w:tc>
+        <w:tc>
+          <w:tcPr>
+            <w:tcW w:w="3120" w:type="dxa"/>
+            <w:vAlign w:val="center"/>
           </w:tcPr>
           <w:p>
             <w:pPr>
-              <w:rPr>
-                <w:rFonts w:ascii="Consolas" w:hAnsi="Consolas"/>
+              <w:jc w:val="center"/>
+              <w:rPr>
+                <w:rFonts w:ascii="Consolas" w:hAnsi="Consolas"/>
+                <w:sz w:val="24"/>
+                <w:szCs w:val="24"/>
               </w:rPr>
             </w:pPr>
             <w:r>
               <w:rPr>
-                <w:rFonts w:ascii="Consolas" w:hAnsi="Consolas"/>
-                <w:b/>
-                <w:bCs/>
-                <w:color w:val="FFFFFF"/>
-                <w:sz w:val="19"/>
-                <w:szCs w:val="19"/>
-              </w:rPr>
-              <w:t>Value</w:t>
-            </w:r>
-          </w:p>
-        </w:tc>
-        <w:tc>
-          <w:tcPr>
-            <w:tcW w:w="4231" w:type="dxa"/>
-            <w:tcBorders>
-              <w:top w:val="single" w:sz="1" w:space="0" w:color="C8D8E8"/>
-              <w:left w:val="single" w:sz="1" w:space="0" w:color="C8D8E8"/>
-              <w:bottom w:val="single" w:sz="1" w:space="0" w:color="C8D8E8"/>
-              <w:right w:val="single" w:sz="1" w:space="0" w:color="C8D8E8"/>
-            </w:tcBorders>
-            <w:shd w:val="clear" w:color="auto" w:fill="1A3A5C"/>
-            <w:tcMar>
-              <w:top w:w="110" w:type="dxa"/>
-              <w:left w:w="180" w:type="dxa"/>
-              <w:bottom w:w="110" w:type="dxa"/>
-              <w:right w:w="120" w:type="dxa"/>
-            </w:tcMar>
+                <w:rFonts w:ascii="Consolas" w:eastAsia="Courier New" w:hAnsi="Consolas" w:cs="Courier New"/>
+                <w:b/>
+                <w:bCs/>
+                <w:color w:val="000000" w:themeColor="text1"/>
+                <w:sz w:val="24"/>
+                <w:szCs w:val="24"/>
+              </w:rPr>
+              <w:t>O(n)</w:t>
+            </w:r>
+          </w:p>
+        </w:tc>
+        <w:tc>
+          <w:tcPr>
+            <w:tcW w:w="3120" w:type="dxa"/>
+            <w:vAlign w:val="center"/>
           </w:tcPr>
           <w:p>
             <w:pPr>
-              <w:rPr>
-                <w:rFonts w:ascii="Consolas" w:hAnsi="Consolas"/>
+              <w:jc w:val="center"/>
+              <w:rPr>
+                <w:rFonts w:ascii="Consolas" w:hAnsi="Consolas"/>
+                <w:sz w:val="24"/>
+                <w:szCs w:val="24"/>
+                <w:lang w:val="en-US"/>
               </w:rPr>
             </w:pPr>
             <w:r>
               <w:rPr>
                 <w:rFonts w:ascii="Consolas" w:hAnsi="Consolas"/>
-                <w:b/>
-                <w:bCs/>
-                <w:color w:val="FFFFFF"/>
-                <w:sz w:val="19"/>
-                <w:szCs w:val="19"/>
-              </w:rPr>
-              <w:t>Reason</w:t>
+                <w:sz w:val="24"/>
+                <w:szCs w:val="24"/>
+              </w:rPr>
+              <w:t xml:space="preserve">Two </w:t>
+            </w:r>
+            <w:r>
+              <w:rPr>
+                <w:rFonts w:ascii="Consolas" w:hAnsi="Consolas"/>
+                <w:sz w:val="24"/>
+                <w:szCs w:val="24"/>
+                <w:lang w:val="en-US"/>
+              </w:rPr>
+              <w:t xml:space="preserve">linear for loops </w:t>
             </w:r>
           </w:p>
         </w:tc>
       </w:tr>
       <w:tr>
-        <w:tblPrEx>
-          <w:tblCellMar>
-            <w:top w:w="0" w:type="dxa"/>
-            <w:bottom w:w="0" w:type="dxa"/>
-          </w:tblCellMar>
-        </w:tblPrEx>
-        <w:tc>
-          <w:tcPr>
-            <w:tcW w:w="2200" w:type="dxa"/>
-            <w:tcBorders>
-              <w:top w:val="single" w:sz="1" w:space="0" w:color="C8D8E8"/>
-              <w:left w:val="single" w:sz="1" w:space="0" w:color="C8D8E8"/>
-              <w:bottom w:val="single" w:sz="1" w:space="0" w:color="C8D8E8"/>
-              <w:right w:val="single" w:sz="1" w:space="0" w:color="C8D8E8"/>
-            </w:tcBorders>
-            <w:shd w:val="clear" w:color="auto" w:fill="F5F7FA"/>
-            <w:tcMar>
-              <w:top w:w="100" w:type="dxa"/>
-              <w:left w:w="180" w:type="dxa"/>
-              <w:bottom w:w="100" w:type="dxa"/>
-              <w:right w:w="120" w:type="dxa"/>
-            </w:tcMar>
+        <w:trPr>
+          <w:trHeight w:val="720"/>
+        </w:trPr>
+        <w:tc>
+          <w:tcPr>
+            <w:tcW w:w="3120" w:type="dxa"/>
+            <w:vAlign w:val="center"/>
           </w:tcPr>
           <w:p>
             <w:pPr>
-              <w:rPr>
-                <w:rFonts w:ascii="Consolas" w:hAnsi="Consolas"/>
+              <w:jc w:val="center"/>
+              <w:rPr>
+                <w:rFonts w:ascii="Consolas" w:hAnsi="Consolas"/>
+                <w:sz w:val="24"/>
+                <w:szCs w:val="24"/>
               </w:rPr>
             </w:pPr>
             <w:r>
@@ -867,34 +817,25 @@
                 <w:rFonts w:ascii="Consolas" w:hAnsi="Consolas"/>
                 <w:b/>
                 <w:bCs/>
-                <w:sz w:val="19"/>
-                <w:szCs w:val="19"/>
-              </w:rPr>
-              <w:t>Time Complexity</w:t>
-            </w:r>
-          </w:p>
-        </w:tc>
-        <w:tc>
-          <w:tcPr>
-            <w:tcW w:w="2929" w:type="dxa"/>
-            <w:tcBorders>
-              <w:top w:val="single" w:sz="1" w:space="0" w:color="C8D8E8"/>
-              <w:left w:val="single" w:sz="1" w:space="0" w:color="C8D8E8"/>
-              <w:bottom w:val="single" w:sz="1" w:space="0" w:color="C8D8E8"/>
-              <w:right w:val="single" w:sz="1" w:space="0" w:color="C8D8E8"/>
-            </w:tcBorders>
-            <w:shd w:val="clear" w:color="auto" w:fill="E6F4ED"/>
-            <w:tcMar>
-              <w:top w:w="100" w:type="dxa"/>
-              <w:left w:w="180" w:type="dxa"/>
-              <w:bottom w:w="100" w:type="dxa"/>
-              <w:right w:w="120" w:type="dxa"/>
-            </w:tcMar>
+                <w:sz w:val="24"/>
+                <w:szCs w:val="24"/>
+              </w:rPr>
+              <w:t>Space Complexity</w:t>
+            </w:r>
+          </w:p>
+        </w:tc>
+        <w:tc>
+          <w:tcPr>
+            <w:tcW w:w="3120" w:type="dxa"/>
+            <w:vAlign w:val="center"/>
           </w:tcPr>
           <w:p>
             <w:pPr>
-              <w:rPr>
-                <w:rFonts w:ascii="Consolas" w:hAnsi="Consolas"/>
+              <w:jc w:val="center"/>
+              <w:rPr>
+                <w:rFonts w:ascii="Consolas" w:hAnsi="Consolas"/>
+                <w:sz w:val="24"/>
+                <w:szCs w:val="24"/>
               </w:rPr>
             </w:pPr>
             <w:r>
@@ -902,150 +843,33 @@
                 <w:rFonts w:ascii="Consolas" w:eastAsia="Courier New" w:hAnsi="Consolas" w:cs="Courier New"/>
                 <w:b/>
                 <w:bCs/>
-                <w:color w:val="1D6A40"/>
-              </w:rPr>
-              <w:t>O(n)</w:t>
-            </w:r>
-          </w:p>
-        </w:tc>
-        <w:tc>
-          <w:tcPr>
-            <w:tcW w:w="4231" w:type="dxa"/>
-            <w:tcBorders>
-              <w:top w:val="single" w:sz="1" w:space="0" w:color="C8D8E8"/>
-              <w:left w:val="single" w:sz="1" w:space="0" w:color="C8D8E8"/>
-              <w:bottom w:val="single" w:sz="1" w:space="0" w:color="C8D8E8"/>
-              <w:right w:val="single" w:sz="1" w:space="0" w:color="C8D8E8"/>
-            </w:tcBorders>
-            <w:shd w:val="clear" w:color="auto" w:fill="FFFFFF"/>
-            <w:tcMar>
-              <w:top w:w="100" w:type="dxa"/>
-              <w:left w:w="180" w:type="dxa"/>
-              <w:bottom w:w="100" w:type="dxa"/>
-              <w:right w:w="120" w:type="dxa"/>
-            </w:tcMar>
+                <w:color w:val="000000" w:themeColor="text1"/>
+                <w:sz w:val="24"/>
+                <w:szCs w:val="24"/>
+              </w:rPr>
+              <w:t>O(1)</w:t>
+            </w:r>
+          </w:p>
+        </w:tc>
+        <w:tc>
+          <w:tcPr>
+            <w:tcW w:w="3120" w:type="dxa"/>
+            <w:vAlign w:val="center"/>
           </w:tcPr>
           <w:p>
             <w:pPr>
-              <w:rPr>
-                <w:rFonts w:ascii="Consolas" w:hAnsi="Consolas"/>
+              <w:jc w:val="center"/>
+              <w:rPr>
+                <w:rFonts w:ascii="Consolas" w:hAnsi="Consolas"/>
+                <w:sz w:val="24"/>
+                <w:szCs w:val="24"/>
               </w:rPr>
             </w:pPr>
             <w:r>
               <w:rPr>
                 <w:rFonts w:ascii="Consolas" w:hAnsi="Consolas"/>
-                <w:sz w:val="19"/>
-                <w:szCs w:val="19"/>
-              </w:rPr>
-              <w:t>Two linear passes over the array</w:t>
-            </w:r>
-          </w:p>
-        </w:tc>
-      </w:tr>
-      <w:tr>
-        <w:tblPrEx>
-          <w:tblCellMar>
-            <w:top w:w="0" w:type="dxa"/>
-            <w:bottom w:w="0" w:type="dxa"/>
-          </w:tblCellMar>
-        </w:tblPrEx>
-        <w:tc>
-          <w:tcPr>
-            <w:tcW w:w="2200" w:type="dxa"/>
-            <w:tcBorders>
-              <w:top w:val="single" w:sz="1" w:space="0" w:color="C8D8E8"/>
-              <w:left w:val="single" w:sz="1" w:space="0" w:color="C8D8E8"/>
-              <w:bottom w:val="single" w:sz="1" w:space="0" w:color="C8D8E8"/>
-              <w:right w:val="single" w:sz="1" w:space="0" w:color="C8D8E8"/>
-            </w:tcBorders>
-            <w:shd w:val="clear" w:color="auto" w:fill="F5F7FA"/>
-            <w:tcMar>
-              <w:top w:w="100" w:type="dxa"/>
-              <w:left w:w="180" w:type="dxa"/>
-              <w:bottom w:w="100" w:type="dxa"/>
-              <w:right w:w="120" w:type="dxa"/>
-            </w:tcMar>
-          </w:tcPr>
-          <w:p>
-            <w:pPr>
-              <w:rPr>
-                <w:rFonts w:ascii="Consolas" w:hAnsi="Consolas"/>
-              </w:rPr>
-            </w:pPr>
-            <w:r>
-              <w:rPr>
-                <w:rFonts w:ascii="Consolas" w:hAnsi="Consolas"/>
-                <w:b/>
-                <w:bCs/>
-                <w:sz w:val="19"/>
-                <w:szCs w:val="19"/>
-              </w:rPr>
-              <w:t>Space Complexity</w:t>
-            </w:r>
-          </w:p>
-        </w:tc>
-        <w:tc>
-          <w:tcPr>
-            <w:tcW w:w="2929" w:type="dxa"/>
-            <w:tcBorders>
-              <w:top w:val="single" w:sz="1" w:space="0" w:color="C8D8E8"/>
-              <w:left w:val="single" w:sz="1" w:space="0" w:color="C8D8E8"/>
-              <w:bottom w:val="single" w:sz="1" w:space="0" w:color="C8D8E8"/>
-              <w:right w:val="single" w:sz="1" w:space="0" w:color="C8D8E8"/>
-            </w:tcBorders>
-            <w:shd w:val="clear" w:color="auto" w:fill="E6F4ED"/>
-            <w:tcMar>
-              <w:top w:w="100" w:type="dxa"/>
-              <w:left w:w="180" w:type="dxa"/>
-              <w:bottom w:w="100" w:type="dxa"/>
-              <w:right w:w="120" w:type="dxa"/>
-            </w:tcMar>
-          </w:tcPr>
-          <w:p>
-            <w:pPr>
-              <w:rPr>
-                <w:rFonts w:ascii="Consolas" w:hAnsi="Consolas"/>
-              </w:rPr>
-            </w:pPr>
-            <w:r>
-              <w:rPr>
-                <w:rFonts w:ascii="Consolas" w:eastAsia="Courier New" w:hAnsi="Consolas" w:cs="Courier New"/>
-                <w:b/>
-                <w:bCs/>
-                <w:color w:val="1D6A40"/>
-              </w:rPr>
-              <w:t>O(1)</w:t>
-            </w:r>
-          </w:p>
-        </w:tc>
-        <w:tc>
-          <w:tcPr>
-            <w:tcW w:w="4231" w:type="dxa"/>
-            <w:tcBorders>
-              <w:top w:val="single" w:sz="1" w:space="0" w:color="C8D8E8"/>
-              <w:left w:val="single" w:sz="1" w:space="0" w:color="C8D8E8"/>
-              <w:bottom w:val="single" w:sz="1" w:space="0" w:color="C8D8E8"/>
-              <w:right w:val="single" w:sz="1" w:space="0" w:color="C8D8E8"/>
-            </w:tcBorders>
-            <w:shd w:val="clear" w:color="auto" w:fill="FFFFFF"/>
-            <w:tcMar>
-              <w:top w:w="100" w:type="dxa"/>
-              <w:left w:w="180" w:type="dxa"/>
-              <w:bottom w:w="100" w:type="dxa"/>
-              <w:right w:w="120" w:type="dxa"/>
-            </w:tcMar>
-          </w:tcPr>
-          <w:p>
-            <w:pPr>
-              <w:rPr>
-                <w:rFonts w:ascii="Consolas" w:hAnsi="Consolas"/>
-              </w:rPr>
-            </w:pPr>
-            <w:r>
-              <w:rPr>
-                <w:rFonts w:ascii="Consolas" w:hAnsi="Consolas"/>
-                <w:sz w:val="19"/>
-                <w:szCs w:val="19"/>
+                <w:sz w:val="24"/>
+                <w:szCs w:val="24"/>
               </w:rPr>
               <w:t>Only a fixed set of variables used</w:t>
             </w:r>
@@ -1071,48 +895,12 @@
       </w:r>
       <w:r>
         <w:rPr>
-          <w:rFonts w:ascii="Consolas" w:eastAsia="Courier New" w:hAnsi="Consolas" w:cs="Courier New"/>
-          <w:color w:val="2E6DA4"/>
-          <w:sz w:val="19"/>
-          <w:szCs w:val="19"/>
-          <w:shd w:val="clear" w:color="auto" w:fill="E8EDF2"/>
-        </w:rPr>
-        <w:t>candidate</w:t>
-      </w:r>
-      <w:r>
-        <w:rPr>
-          <w:rFonts w:ascii="Consolas" w:hAnsi="Consolas"/>
-        </w:rPr>
-        <w:t xml:space="preserve">,  </w:t>
-      </w:r>
-      <w:r>
-        <w:rPr>
-          <w:rFonts w:ascii="Consolas" w:eastAsia="Courier New" w:hAnsi="Consolas" w:cs="Courier New"/>
-          <w:color w:val="2E6DA4"/>
-          <w:sz w:val="19"/>
-          <w:szCs w:val="19"/>
-          <w:shd w:val="clear" w:color="auto" w:fill="E8EDF2"/>
-        </w:rPr>
-        <w:t>count</w:t>
-      </w:r>
-      <w:r>
-        <w:rPr>
-          <w:rFonts w:ascii="Consolas" w:hAnsi="Consolas"/>
-        </w:rPr>
-        <w:t xml:space="preserve">,  </w:t>
-      </w:r>
-      <w:r>
-        <w:rPr>
-          <w:rFonts w:ascii="Consolas" w:eastAsia="Courier New" w:hAnsi="Consolas" w:cs="Courier New"/>
-          <w:color w:val="2E6DA4"/>
-          <w:sz w:val="19"/>
-          <w:szCs w:val="19"/>
-          <w:shd w:val="clear" w:color="auto" w:fill="E8EDF2"/>
-        </w:rPr>
-        <w:t>total_count</w:t>
-      </w:r>
-      <w:r>
-        <w:t xml:space="preserve"> — all scalar, independent of input size.</w:t>
+          <w:color w:val="EE0000"/>
+        </w:rPr>
+        <w:t xml:space="preserve">candidate,  count,  total_count </w:t>
+      </w:r>
+      <w:r>
+        <w:t>— all scalar, independent of input size.</w:t>
       </w:r>
     </w:p>
     <w:p>
@@ -1126,9 +914,15 @@
         <w:pBdr>
           <w:bottom w:val="single" w:sz="8" w:space="6" w:color="2E6DA4"/>
         </w:pBdr>
+        <w:rPr>
+          <w:rFonts w:ascii="Consolas" w:hAnsi="Consolas"/>
+        </w:rPr>
       </w:pPr>
       <w:bookmarkStart w:id="3" w:name="_Toc229173469"/>
       <w:r>
+        <w:rPr>
+          <w:rFonts w:ascii="Consolas" w:hAnsi="Consolas"/>
+        </w:rPr>
         <w:lastRenderedPageBreak/>
         <w:t>2.  Recursive Approach — Divide and Conquer</w:t>
       </w:r>
@@ -1137,9 +931,15 @@
     <w:p>
       <w:pPr>
         <w:pStyle w:val="Heading2"/>
+        <w:rPr>
+          <w:color w:val="auto"/>
+        </w:rPr>
       </w:pPr>
       <w:bookmarkStart w:id="4" w:name="_Toc229173471"/>
       <w:r>
+        <w:rPr>
+          <w:color w:val="auto"/>
+        </w:rPr>
         <w:t>Pseudocode</w:t>
       </w:r>
       <w:bookmarkEnd w:id="4"/>
@@ -1613,6 +1413,17 @@
         </w:rPr>
         <w:t xml:space="preserve">        RETURN right_dom</w:t>
       </w:r>
+    </w:p>
+    <w:p>
+      <w:pPr>
+        <w:pStyle w:val="Heading2"/>
+        <w:rPr>
+          <w:sz w:val="30"/>
+          <w:szCs w:val="30"/>
+          <w:highlight w:val="yellow"/>
+          <w:lang w:val="en-US"/>
+        </w:rPr>
+      </w:pPr>
     </w:p>
     <w:p>
       <w:pPr>
@@ -2478,7 +2289,7 @@
       <w:pPr>
         <w:pStyle w:val="Heading2"/>
         <w:rPr>
-          <w:rtl/>
+          <w:lang w:val="en-US"/>
         </w:rPr>
       </w:pPr>
     </w:p>
@@ -2486,74 +2297,111 @@
       <w:pPr>
         <w:pStyle w:val="Heading2"/>
         <w:rPr>
+          <w:color w:val="EE0000"/>
           <w:lang w:val="en-US"/>
         </w:rPr>
       </w:pPr>
+      <w:r>
+        <w:rPr>
+          <w:color w:val="EE0000"/>
+        </w:rPr>
+        <w:t>Total number of levels: log</w:t>
+      </w:r>
+      <w:r>
+        <w:rPr>
+          <w:rFonts w:ascii="Cambria Math" w:hAnsi="Cambria Math" w:cs="Cambria Math"/>
+          <w:color w:val="EE0000"/>
+        </w:rPr>
+        <w:t>₂</w:t>
+      </w:r>
+      <w:r>
+        <w:rPr>
+          <w:color w:val="EE0000"/>
+        </w:rPr>
+        <w:t>n + 1</w:t>
+      </w:r>
+      <w:r>
+        <w:rPr>
+          <w:color w:val="EE0000"/>
+          <w:lang w:val="en-US"/>
+        </w:rPr>
+        <w:t xml:space="preserve">  </w:t>
+      </w:r>
     </w:p>
     <w:p>
       <w:pPr>
         <w:pStyle w:val="Heading2"/>
-      </w:pPr>
-      <w:r>
-        <w:lastRenderedPageBreak/>
-        <w:t>Total number of levels: log</w:t>
+        <w:rPr>
+          <w:color w:val="EE0000"/>
+        </w:rPr>
+      </w:pPr>
+      <w:r>
+        <w:rPr>
+          <w:color w:val="EE0000"/>
+        </w:rPr>
+        <w:t>Total Cost (Summation over all levels):</w:t>
+      </w:r>
+    </w:p>
+    <w:p>
+      <w:pPr>
+        <w:pStyle w:val="Heading2"/>
+        <w:rPr>
+          <w:color w:val="EE0000"/>
+        </w:rPr>
+      </w:pPr>
+      <w:r>
+        <w:rPr>
+          <w:color w:val="EE0000"/>
+        </w:rPr>
+        <w:t>T(n) = Σ n (for i = 0 to log</w:t>
       </w:r>
       <w:r>
         <w:rPr>
           <w:rFonts w:ascii="Cambria Math" w:hAnsi="Cambria Math" w:cs="Cambria Math"/>
+          <w:color w:val="EE0000"/>
         </w:rPr>
         <w:t>₂</w:t>
       </w:r>
       <w:r>
-        <w:t>n + 1</w:t>
+        <w:rPr>
+          <w:color w:val="EE0000"/>
+        </w:rPr>
+        <w:t>n) T(n) = n × (log</w:t>
+      </w:r>
+      <w:r>
+        <w:rPr>
+          <w:rFonts w:ascii="Cambria Math" w:hAnsi="Cambria Math" w:cs="Cambria Math"/>
+          <w:color w:val="EE0000"/>
+        </w:rPr>
+        <w:t>₂</w:t>
+      </w:r>
+      <w:r>
+        <w:rPr>
+          <w:color w:val="EE0000"/>
+        </w:rPr>
+        <w:t>n + 1) T(n) = n·log</w:t>
+      </w:r>
+      <w:r>
+        <w:rPr>
+          <w:rFonts w:ascii="Cambria Math" w:hAnsi="Cambria Math" w:cs="Cambria Math"/>
+          <w:color w:val="EE0000"/>
+        </w:rPr>
+        <w:t>₂</w:t>
+      </w:r>
+      <w:r>
+        <w:rPr>
+          <w:color w:val="EE0000"/>
+        </w:rPr>
+        <w:t>n + n T(n) = O(n log n)</w:t>
       </w:r>
     </w:p>
     <w:p>
       <w:pPr>
         <w:pStyle w:val="Heading2"/>
-      </w:pPr>
-      <w:r>
-        <w:t>Total Cost (Summation over all levels):</w:t>
-      </w:r>
-    </w:p>
-    <w:p>
-      <w:pPr>
-        <w:pStyle w:val="Heading2"/>
-      </w:pPr>
-      <w:r>
-        <w:t>T(n) = Σ n (for i = 0 to log</w:t>
-      </w:r>
-      <w:r>
-        <w:rPr>
-          <w:rFonts w:ascii="Cambria Math" w:hAnsi="Cambria Math" w:cs="Cambria Math"/>
-        </w:rPr>
-        <w:t>₂</w:t>
-      </w:r>
-      <w:r>
-        <w:t>n) T(n) = n × (log</w:t>
-      </w:r>
-      <w:r>
-        <w:rPr>
-          <w:rFonts w:ascii="Cambria Math" w:hAnsi="Cambria Math" w:cs="Cambria Math"/>
-        </w:rPr>
-        <w:t>₂</w:t>
-      </w:r>
-      <w:r>
-        <w:t>n + 1) T(n) = n·log</w:t>
-      </w:r>
-      <w:r>
-        <w:rPr>
-          <w:rFonts w:ascii="Cambria Math" w:hAnsi="Cambria Math" w:cs="Cambria Math"/>
-        </w:rPr>
-        <w:t>₂</w:t>
-      </w:r>
-      <w:r>
-        <w:t>n + n T(n) = O(n log n)</w:t>
-      </w:r>
-    </w:p>
-    <w:p>
-      <w:pPr>
-        <w:pStyle w:val="Heading2"/>
+        <w:rPr>
+          <w:color w:val="EE0000"/>
+          <w:lang w:val="en-US"/>
+        </w:rPr>
       </w:pPr>
     </w:p>
     <w:p>
@@ -2711,44 +2559,201 @@
       <w:pPr>
         <w:pStyle w:val="Heading2"/>
         <w:rPr>
+          <w:color w:val="0E2841" w:themeColor="text2"/>
+          <w:lang w:val="en-US" w:bidi="ar-EG"/>
+        </w:rPr>
+      </w:pPr>
+      <w:r>
+        <w:rPr>
+          <w:color w:val="0E2841" w:themeColor="text2"/>
+          <w:lang w:val="en-US" w:bidi="ar-EG"/>
+        </w:rPr>
+        <w:t>a = 2</w:t>
+      </w:r>
+    </w:p>
+    <w:p>
+      <w:pPr>
+        <w:pStyle w:val="Heading2"/>
+        <w:rPr>
+          <w:color w:val="0E2841" w:themeColor="text2"/>
+          <w:lang w:val="en-US" w:bidi="ar-EG"/>
+        </w:rPr>
+      </w:pPr>
+      <w:r>
+        <w:rPr>
+          <w:color w:val="0E2841" w:themeColor="text2"/>
+          <w:lang w:val="en-US" w:bidi="ar-EG"/>
+        </w:rPr>
+        <w:t>b= 2</w:t>
+      </w:r>
+    </w:p>
+    <w:p>
+      <w:pPr>
+        <w:pStyle w:val="Heading2"/>
+        <w:rPr>
+          <w:color w:val="0E2841" w:themeColor="text2"/>
+          <w:lang w:val="en-US" w:bidi="ar-EG"/>
+        </w:rPr>
+      </w:pPr>
+      <w:r>
+        <w:rPr>
+          <w:color w:val="0E2841" w:themeColor="text2"/>
+          <w:lang w:val="en-US" w:bidi="ar-EG"/>
+        </w:rPr>
+        <w:t>log b a = 1</w:t>
+      </w:r>
+    </w:p>
+    <w:p>
+      <w:pPr>
+        <w:pStyle w:val="Heading2"/>
+        <w:rPr>
+          <w:rtl/>
+          <w:lang w:val="en-US"/>
+        </w:rPr>
+      </w:pPr>
+    </w:p>
+    <w:p>
+      <w:pPr>
+        <w:pStyle w:val="Heading2"/>
+      </w:pPr>
+      <w:r>
+        <w:t>Comparison: f(n) = n = Θ(n¹) = Θ(n^(logb a))</w:t>
+      </w:r>
+    </w:p>
+    <w:p>
+      <w:pPr>
+        <w:pStyle w:val="Heading2"/>
+        <w:rPr>
+          <w:lang w:val="en-US"/>
+        </w:rPr>
+      </w:pPr>
+      <w:r>
+        <w:t xml:space="preserve"> f(n) = Θ(n^(logb a)),</w:t>
+      </w:r>
+      <w:r>
+        <w:rPr>
+          <w:lang w:val="en-US"/>
+        </w:rPr>
+        <w:t xml:space="preserve">                         </w:t>
+      </w:r>
+      <w:r>
+        <w:t xml:space="preserve"> </w:t>
+      </w:r>
+      <w:r>
+        <w:rPr>
+          <w:rFonts w:hint="cs"/>
+          <w:rtl/>
+        </w:rPr>
+        <w:t>)</w:t>
+      </w:r>
+      <w:r>
+        <w:t xml:space="preserve">Case 2 </w:t>
+      </w:r>
+      <w:r>
+        <w:rPr>
+          <w:lang w:val="en-US"/>
+        </w:rPr>
+        <w:t>)</w:t>
+      </w:r>
+    </w:p>
+    <w:p>
+      <w:pPr>
+        <w:pStyle w:val="Heading2"/>
+        <w:rPr>
+          <w:lang w:val="en-US"/>
+        </w:rPr>
+      </w:pPr>
+      <w:r>
+        <w:t xml:space="preserve"> f(n) = Θ(nˡᵒᵍb ᵃ),</w:t>
+      </w:r>
+    </w:p>
+    <w:p>
+      <w:pPr>
+        <w:pStyle w:val="Heading2"/>
+      </w:pPr>
+      <w:r>
+        <w:rPr>
+          <w:lang w:val="en-US"/>
+        </w:rPr>
+        <w:t xml:space="preserve"> </w:t>
+      </w:r>
+      <w:r>
+        <w:t xml:space="preserve">T(n) = Θ(n^(log_b a) · log n) = Θ(n¹ · log n) = </w:t>
+      </w:r>
+      <w:r>
+        <w:rPr>
+          <w:sz w:val="22"/>
+          <w:szCs w:val="22"/>
+          <w:highlight w:val="yellow"/>
+        </w:rPr>
+        <w:t>Θ(n lo</w:t>
+      </w:r>
+      <w:r>
+        <w:rPr>
+          <w:sz w:val="22"/>
+          <w:szCs w:val="22"/>
+          <w:highlight w:val="yellow"/>
+          <w:lang w:val="en-US"/>
+        </w:rPr>
+        <w:t>g</w:t>
+      </w:r>
+      <w:r>
+        <w:rPr>
+          <w:sz w:val="22"/>
+          <w:szCs w:val="22"/>
+          <w:highlight w:val="yellow"/>
+        </w:rPr>
+        <w:t>n)</w:t>
+      </w:r>
+    </w:p>
+    <w:p>
+      <w:pPr>
+        <w:pStyle w:val="Heading2"/>
+      </w:pPr>
+      <w:bookmarkStart w:id="5" w:name="_Toc229173472"/>
+    </w:p>
+    <w:p>
+      <w:pPr>
+        <w:pStyle w:val="Heading2"/>
+        <w:rPr>
           <w:color w:val="EE0000"/>
-        </w:rPr>
-      </w:pPr>
+          <w:lang w:val="en-US"/>
+        </w:rPr>
+      </w:pPr>
+      <w:r>
+        <w:rPr>
+          <w:color w:val="EE0000"/>
+        </w:rPr>
+        <w:t>Complexity Analysis</w:t>
+      </w:r>
+      <w:bookmarkEnd w:id="5"/>
     </w:p>
     <w:tbl>
       <w:tblPr>
-        <w:tblStyle w:val="ListTable2-Accent1"/>
-        <w:tblW w:w="0" w:type="auto"/>
-        <w:jc w:val="center"/>
-        <w:tblLook w:val="04A0" w:firstRow="1" w:lastRow="0" w:firstColumn="1" w:lastColumn="0" w:noHBand="0" w:noVBand="1"/>
+        <w:tblStyle w:val="GridTable1Light"/>
+        <w:tblW w:w="8928" w:type="dxa"/>
+        <w:tblLook w:val="0000" w:firstRow="0" w:lastRow="0" w:firstColumn="0" w:lastColumn="0" w:noHBand="0" w:noVBand="0"/>
       </w:tblPr>
       <w:tblGrid>
-        <w:gridCol w:w="3024"/>
-        <w:gridCol w:w="3024"/>
+        <w:gridCol w:w="4464"/>
+        <w:gridCol w:w="4464"/>
       </w:tblGrid>
       <w:tr>
         <w:trPr>
-          <w:cnfStyle w:val="100000000000" w:firstRow="1" w:lastRow="0" w:firstColumn="0" w:lastColumn="0" w:oddVBand="0" w:evenVBand="0" w:oddHBand="0" w:evenHBand="0" w:firstRowFirstColumn="0" w:firstRowLastColumn="0" w:lastRowFirstColumn="0" w:lastRowLastColumn="0"/>
-          <w:trHeight w:val="20"/>
-          <w:jc w:val="center"/>
+          <w:trHeight w:val="864"/>
         </w:trPr>
         <w:tc>
           <w:tcPr>
-            <w:cnfStyle w:val="001000000000" w:firstRow="0" w:lastRow="0" w:firstColumn="1" w:lastColumn="0" w:oddVBand="0" w:evenVBand="0" w:oddHBand="0" w:evenHBand="0" w:firstRowFirstColumn="0" w:firstRowLastColumn="0" w:lastRowFirstColumn="0" w:lastRowLastColumn="0"/>
-            <w:tcW w:w="3024" w:type="dxa"/>
-            <w:hideMark/>
+            <w:tcW w:w="4464" w:type="dxa"/>
+            <w:vAlign w:val="center"/>
           </w:tcPr>
           <w:p>
             <w:pPr>
-              <w:pStyle w:val="Heading2"/>
               <w:jc w:val="center"/>
               <w:rPr>
                 <w:rFonts w:ascii="Consolas" w:hAnsi="Consolas"/>
-                <w:b/>
-                <w:bCs/>
-                <w:color w:val="000000" w:themeColor="text1"/>
-                <w:sz w:val="30"/>
-                <w:szCs w:val="30"/>
+                <w:sz w:val="24"/>
+                <w:szCs w:val="24"/>
               </w:rPr>
             </w:pPr>
             <w:r>
@@ -2756,43 +2761,400 @@
                 <w:rFonts w:ascii="Consolas" w:hAnsi="Consolas"/>
                 <w:b/>
                 <w:bCs/>
-                <w:color w:val="000000" w:themeColor="text1"/>
-                <w:sz w:val="30"/>
-                <w:szCs w:val="30"/>
-              </w:rPr>
-              <w:t>Parameter</w:t>
-            </w:r>
-          </w:p>
-        </w:tc>
-        <w:tc>
-          <w:tcPr>
-            <w:tcW w:w="3024" w:type="dxa"/>
-            <w:hideMark/>
+                <w:sz w:val="24"/>
+                <w:szCs w:val="24"/>
+              </w:rPr>
+              <w:t>Time Complexity</w:t>
+            </w:r>
+          </w:p>
+        </w:tc>
+        <w:tc>
+          <w:tcPr>
+            <w:tcW w:w="4464" w:type="dxa"/>
+            <w:vAlign w:val="center"/>
           </w:tcPr>
           <w:p>
             <w:pPr>
-              <w:pStyle w:val="Heading2"/>
               <w:jc w:val="center"/>
-              <w:cnfStyle w:val="100000000000" w:firstRow="1" w:lastRow="0" w:firstColumn="0" w:lastColumn="0" w:oddVBand="0" w:evenVBand="0" w:oddHBand="0" w:evenHBand="0" w:firstRowFirstColumn="0" w:firstRowLastColumn="0" w:lastRowFirstColumn="0" w:lastRowLastColumn="0"/>
-              <w:rPr>
-                <w:rFonts w:ascii="Consolas" w:hAnsi="Consolas"/>
-                <w:b/>
-                <w:bCs/>
-                <w:color w:val="000000" w:themeColor="text1"/>
-                <w:sz w:val="30"/>
-                <w:szCs w:val="30"/>
+              <w:rPr>
+                <w:rFonts w:ascii="Consolas" w:hAnsi="Consolas"/>
+                <w:sz w:val="24"/>
+                <w:szCs w:val="24"/>
               </w:rPr>
             </w:pPr>
             <w:r>
               <w:rPr>
-                <w:rFonts w:ascii="Consolas" w:hAnsi="Consolas"/>
-                <w:b/>
-                <w:bCs/>
-                <w:color w:val="000000" w:themeColor="text1"/>
-                <w:sz w:val="30"/>
-                <w:szCs w:val="30"/>
-              </w:rPr>
-              <w:t>Value</w:t>
+                <w:rFonts w:ascii="Consolas" w:eastAsia="Courier New" w:hAnsi="Consolas" w:cs="Courier New"/>
+                <w:b/>
+                <w:bCs/>
+                <w:color w:val="000000" w:themeColor="text1"/>
+                <w:sz w:val="24"/>
+                <w:szCs w:val="24"/>
+              </w:rPr>
+              <w:t>O(n log n)</w:t>
+            </w:r>
+          </w:p>
+        </w:tc>
+      </w:tr>
+      <w:tr>
+        <w:trPr>
+          <w:trHeight w:val="864"/>
+        </w:trPr>
+        <w:tc>
+          <w:tcPr>
+            <w:tcW w:w="4464" w:type="dxa"/>
+            <w:vAlign w:val="center"/>
+          </w:tcPr>
+          <w:p>
+            <w:pPr>
+              <w:jc w:val="center"/>
+              <w:rPr>
+                <w:rFonts w:ascii="Consolas" w:hAnsi="Consolas"/>
+                <w:sz w:val="24"/>
+                <w:szCs w:val="24"/>
+              </w:rPr>
+            </w:pPr>
+            <w:r>
+              <w:rPr>
+                <w:rFonts w:ascii="Consolas" w:hAnsi="Consolas"/>
+                <w:b/>
+                <w:bCs/>
+                <w:sz w:val="24"/>
+                <w:szCs w:val="24"/>
+              </w:rPr>
+              <w:t>Space Complexity</w:t>
+            </w:r>
+          </w:p>
+        </w:tc>
+        <w:tc>
+          <w:tcPr>
+            <w:tcW w:w="4464" w:type="dxa"/>
+            <w:vAlign w:val="center"/>
+          </w:tcPr>
+          <w:p>
+            <w:pPr>
+              <w:jc w:val="center"/>
+              <w:rPr>
+                <w:rFonts w:ascii="Consolas" w:hAnsi="Consolas"/>
+                <w:sz w:val="24"/>
+                <w:szCs w:val="24"/>
+              </w:rPr>
+            </w:pPr>
+            <w:r>
+              <w:rPr>
+                <w:rFonts w:ascii="Consolas" w:eastAsia="Courier New" w:hAnsi="Consolas" w:cs="Courier New"/>
+                <w:b/>
+                <w:bCs/>
+                <w:color w:val="000000" w:themeColor="text1"/>
+                <w:sz w:val="24"/>
+                <w:szCs w:val="24"/>
+              </w:rPr>
+              <w:t>O(log n)</w:t>
+            </w:r>
+          </w:p>
+        </w:tc>
+      </w:tr>
+    </w:tbl>
+    <w:p>
+      <w:pPr>
+        <w:rPr>
+          <w:rtl/>
+        </w:rPr>
+      </w:pPr>
+      <w:bookmarkStart w:id="6" w:name="_Toc229173473"/>
+    </w:p>
+    <w:p>
+      <w:pPr>
+        <w:rPr>
+          <w:rtl/>
+        </w:rPr>
+      </w:pPr>
+    </w:p>
+    <w:p>
+      <w:pPr>
+        <w:rPr>
+          <w:rtl/>
+        </w:rPr>
+      </w:pPr>
+    </w:p>
+    <w:p>
+      <w:pPr>
+        <w:rPr>
+          <w:lang w:val="en-US"/>
+        </w:rPr>
+      </w:pPr>
+    </w:p>
+    <w:p>
+      <w:pPr>
+        <w:rPr>
+          <w:rtl/>
+          <w:lang w:val="en-US"/>
+        </w:rPr>
+      </w:pPr>
+    </w:p>
+    <w:p>
+      <w:pPr>
+        <w:rPr>
+          <w:lang w:val="en-US"/>
+        </w:rPr>
+      </w:pPr>
+    </w:p>
+    <w:p>
+      <w:pPr>
+        <w:rPr>
+          <w:lang w:val="en-US"/>
+        </w:rPr>
+      </w:pPr>
+    </w:p>
+    <w:p>
+      <w:pPr>
+        <w:rPr>
+          <w:rtl/>
+          <w:lang w:val="en-US"/>
+        </w:rPr>
+      </w:pPr>
+    </w:p>
+    <w:p>
+      <w:pPr>
+        <w:rPr>
+          <w:color w:val="0E2841" w:themeColor="text2"/>
+          <w:lang w:val="en-US"/>
+        </w:rPr>
+      </w:pPr>
+      <w:r>
+        <w:rPr>
+          <w:b/>
+          <w:bCs/>
+          <w:color w:val="0E2841" w:themeColor="text2"/>
+          <w:sz w:val="30"/>
+          <w:szCs w:val="30"/>
+        </w:rPr>
+        <w:t>3.  Compara</w:t>
+      </w:r>
+      <w:bookmarkEnd w:id="6"/>
+      <w:r>
+        <w:rPr>
+          <w:b/>
+          <w:bCs/>
+          <w:color w:val="0E2841" w:themeColor="text2"/>
+          <w:sz w:val="30"/>
+          <w:szCs w:val="30"/>
+          <w:lang w:val="en-US"/>
+        </w:rPr>
+        <w:t>ison between the two algorithms</w:t>
+      </w:r>
+    </w:p>
+    <w:p>
+      <w:pPr>
+        <w:spacing w:after="80"/>
+      </w:pPr>
+    </w:p>
+    <w:tbl>
+      <w:tblPr>
+        <w:tblStyle w:val="PlainTable2"/>
+        <w:tblW w:w="9504" w:type="dxa"/>
+        <w:tblLook w:val="0000" w:firstRow="0" w:lastRow="0" w:firstColumn="0" w:lastColumn="0" w:noHBand="0" w:noVBand="0"/>
+      </w:tblPr>
+      <w:tblGrid>
+        <w:gridCol w:w="3168"/>
+        <w:gridCol w:w="3168"/>
+        <w:gridCol w:w="3168"/>
+      </w:tblGrid>
+      <w:tr>
+        <w:trPr>
+          <w:cnfStyle w:val="000000100000" w:firstRow="0" w:lastRow="0" w:firstColumn="0" w:lastColumn="0" w:oddVBand="0" w:evenVBand="0" w:oddHBand="1" w:evenHBand="0" w:firstRowFirstColumn="0" w:firstRowLastColumn="0" w:lastRowFirstColumn="0" w:lastRowLastColumn="0"/>
+          <w:trHeight w:val="554"/>
+        </w:trPr>
+        <w:tc>
+          <w:tcPr>
+            <w:cnfStyle w:val="000010000000" w:firstRow="0" w:lastRow="0" w:firstColumn="0" w:lastColumn="0" w:oddVBand="1" w:evenVBand="0" w:oddHBand="0" w:evenHBand="0" w:firstRowFirstColumn="0" w:firstRowLastColumn="0" w:lastRowFirstColumn="0" w:lastRowLastColumn="0"/>
+            <w:tcW w:w="3168" w:type="dxa"/>
+            <w:vAlign w:val="center"/>
+          </w:tcPr>
+          <w:p>
+            <w:pPr>
+              <w:jc w:val="center"/>
+              <w:rPr>
+                <w:rFonts w:ascii="Consolas" w:hAnsi="Consolas"/>
+                <w:b/>
+                <w:bCs/>
+                <w:color w:val="000000" w:themeColor="text1"/>
+                <w:sz w:val="24"/>
+                <w:szCs w:val="24"/>
+                <w:lang w:val="en-US"/>
+              </w:rPr>
+            </w:pPr>
+            <w:r>
+              <w:rPr>
+                <w:rFonts w:ascii="Consolas" w:hAnsi="Consolas"/>
+                <w:b/>
+                <w:bCs/>
+                <w:color w:val="000000" w:themeColor="text1"/>
+                <w:sz w:val="24"/>
+                <w:szCs w:val="24"/>
+                <w:lang w:val="en-US"/>
+              </w:rPr>
+              <w:t>analysis</w:t>
+            </w:r>
+          </w:p>
+        </w:tc>
+        <w:tc>
+          <w:tcPr>
+            <w:cnfStyle w:val="000001000000" w:firstRow="0" w:lastRow="0" w:firstColumn="0" w:lastColumn="0" w:oddVBand="0" w:evenVBand="1" w:oddHBand="0" w:evenHBand="0" w:firstRowFirstColumn="0" w:firstRowLastColumn="0" w:lastRowFirstColumn="0" w:lastRowLastColumn="0"/>
+            <w:tcW w:w="3168" w:type="dxa"/>
+            <w:vAlign w:val="center"/>
+          </w:tcPr>
+          <w:p>
+            <w:pPr>
+              <w:jc w:val="center"/>
+              <w:rPr>
+                <w:rFonts w:ascii="Consolas" w:hAnsi="Consolas"/>
+                <w:b/>
+                <w:bCs/>
+                <w:color w:val="000000" w:themeColor="text1"/>
+                <w:sz w:val="24"/>
+                <w:szCs w:val="24"/>
+              </w:rPr>
+            </w:pPr>
+            <w:r>
+              <w:rPr>
+                <w:rFonts w:ascii="Consolas" w:hAnsi="Consolas"/>
+                <w:b/>
+                <w:bCs/>
+                <w:color w:val="000000" w:themeColor="text1"/>
+                <w:sz w:val="24"/>
+                <w:szCs w:val="24"/>
+              </w:rPr>
+              <w:t>Iterative</w:t>
+            </w:r>
+          </w:p>
+        </w:tc>
+        <w:tc>
+          <w:tcPr>
+            <w:cnfStyle w:val="000010000000" w:firstRow="0" w:lastRow="0" w:firstColumn="0" w:lastColumn="0" w:oddVBand="1" w:evenVBand="0" w:oddHBand="0" w:evenHBand="0" w:firstRowFirstColumn="0" w:firstRowLastColumn="0" w:lastRowFirstColumn="0" w:lastRowLastColumn="0"/>
+            <w:tcW w:w="3168" w:type="dxa"/>
+            <w:vAlign w:val="center"/>
+          </w:tcPr>
+          <w:p>
+            <w:pPr>
+              <w:jc w:val="center"/>
+              <w:rPr>
+                <w:rFonts w:ascii="Consolas" w:hAnsi="Consolas"/>
+                <w:b/>
+                <w:bCs/>
+                <w:color w:val="000000" w:themeColor="text1"/>
+                <w:sz w:val="24"/>
+                <w:szCs w:val="24"/>
+              </w:rPr>
+            </w:pPr>
+            <w:r>
+              <w:rPr>
+                <w:rFonts w:ascii="Consolas" w:hAnsi="Consolas"/>
+                <w:b/>
+                <w:bCs/>
+                <w:color w:val="000000" w:themeColor="text1"/>
+                <w:sz w:val="24"/>
+                <w:szCs w:val="24"/>
+              </w:rPr>
+              <w:t>Recursive</w:t>
+            </w:r>
+          </w:p>
+        </w:tc>
+      </w:tr>
+      <w:tr>
+        <w:trPr>
+          <w:trHeight w:val="720"/>
+        </w:trPr>
+        <w:tc>
+          <w:tcPr>
+            <w:cnfStyle w:val="000010000000" w:firstRow="0" w:lastRow="0" w:firstColumn="0" w:lastColumn="0" w:oddVBand="1" w:evenVBand="0" w:oddHBand="0" w:evenHBand="0" w:firstRowFirstColumn="0" w:firstRowLastColumn="0" w:lastRowFirstColumn="0" w:lastRowLastColumn="0"/>
+            <w:tcW w:w="3168" w:type="dxa"/>
+            <w:vAlign w:val="center"/>
+          </w:tcPr>
+          <w:p>
+            <w:pPr>
+              <w:jc w:val="center"/>
+              <w:rPr>
+                <w:rFonts w:ascii="Consolas" w:hAnsi="Consolas"/>
+                <w:b/>
+                <w:bCs/>
+                <w:color w:val="000000" w:themeColor="text1"/>
+                <w:sz w:val="24"/>
+                <w:szCs w:val="24"/>
+              </w:rPr>
+            </w:pPr>
+            <w:r>
+              <w:rPr>
+                <w:rFonts w:ascii="Consolas" w:hAnsi="Consolas"/>
+                <w:b/>
+                <w:bCs/>
+                <w:color w:val="000000" w:themeColor="text1"/>
+                <w:sz w:val="24"/>
+                <w:szCs w:val="24"/>
+              </w:rPr>
+              <w:t>Time Complexity</w:t>
+            </w:r>
+          </w:p>
+        </w:tc>
+        <w:tc>
+          <w:tcPr>
+            <w:cnfStyle w:val="000001000000" w:firstRow="0" w:lastRow="0" w:firstColumn="0" w:lastColumn="0" w:oddVBand="0" w:evenVBand="1" w:oddHBand="0" w:evenHBand="0" w:firstRowFirstColumn="0" w:firstRowLastColumn="0" w:lastRowFirstColumn="0" w:lastRowLastColumn="0"/>
+            <w:tcW w:w="3168" w:type="dxa"/>
+            <w:vAlign w:val="center"/>
+          </w:tcPr>
+          <w:p>
+            <w:pPr>
+              <w:jc w:val="center"/>
+              <w:rPr>
+                <w:rFonts w:ascii="Consolas" w:hAnsi="Consolas"/>
+                <w:b/>
+                <w:bCs/>
+                <w:color w:val="000000" w:themeColor="text1"/>
+                <w:sz w:val="24"/>
+                <w:szCs w:val="24"/>
+              </w:rPr>
+            </w:pPr>
+            <w:r>
+              <w:rPr>
+                <w:rFonts w:ascii="Consolas" w:eastAsia="Courier New" w:hAnsi="Consolas" w:cs="Courier New"/>
+                <w:b/>
+                <w:bCs/>
+                <w:color w:val="000000" w:themeColor="text1"/>
+                <w:sz w:val="24"/>
+                <w:szCs w:val="24"/>
+              </w:rPr>
+              <w:t>O(n)</w:t>
+            </w:r>
+          </w:p>
+        </w:tc>
+        <w:tc>
+          <w:tcPr>
+            <w:cnfStyle w:val="000010000000" w:firstRow="0" w:lastRow="0" w:firstColumn="0" w:lastColumn="0" w:oddVBand="1" w:evenVBand="0" w:oddHBand="0" w:evenHBand="0" w:firstRowFirstColumn="0" w:firstRowLastColumn="0" w:lastRowFirstColumn="0" w:lastRowLastColumn="0"/>
+            <w:tcW w:w="3168" w:type="dxa"/>
+            <w:vAlign w:val="center"/>
+          </w:tcPr>
+          <w:p>
+            <w:pPr>
+              <w:jc w:val="center"/>
+              <w:rPr>
+                <w:rFonts w:ascii="Consolas" w:hAnsi="Consolas"/>
+                <w:b/>
+                <w:bCs/>
+                <w:color w:val="000000" w:themeColor="text1"/>
+                <w:sz w:val="24"/>
+                <w:szCs w:val="24"/>
+              </w:rPr>
+            </w:pPr>
+            <w:r>
+              <w:rPr>
+                <w:rFonts w:ascii="Consolas" w:eastAsia="Courier New" w:hAnsi="Consolas" w:cs="Courier New"/>
+                <w:b/>
+                <w:bCs/>
+                <w:color w:val="000000" w:themeColor="text1"/>
+                <w:sz w:val="24"/>
+                <w:szCs w:val="24"/>
+              </w:rPr>
+              <w:t>O(n log n)</w:t>
             </w:r>
           </w:p>
         </w:tc>
@@ -2800,26 +3162,24 @@
       <w:tr>
         <w:trPr>
           <w:cnfStyle w:val="000000100000" w:firstRow="0" w:lastRow="0" w:firstColumn="0" w:lastColumn="0" w:oddVBand="0" w:evenVBand="0" w:oddHBand="1" w:evenHBand="0" w:firstRowFirstColumn="0" w:firstRowLastColumn="0" w:lastRowFirstColumn="0" w:lastRowLastColumn="0"/>
-          <w:trHeight w:val="20"/>
-          <w:jc w:val="center"/>
+          <w:trHeight w:val="720"/>
         </w:trPr>
         <w:tc>
           <w:tcPr>
-            <w:cnfStyle w:val="001000000000" w:firstRow="0" w:lastRow="0" w:firstColumn="1" w:lastColumn="0" w:oddVBand="0" w:evenVBand="0" w:oddHBand="0" w:evenHBand="0" w:firstRowFirstColumn="0" w:firstRowLastColumn="0" w:lastRowFirstColumn="0" w:lastRowLastColumn="0"/>
-            <w:tcW w:w="3024" w:type="dxa"/>
-            <w:hideMark/>
+            <w:cnfStyle w:val="000010000000" w:firstRow="0" w:lastRow="0" w:firstColumn="0" w:lastColumn="0" w:oddVBand="1" w:evenVBand="0" w:oddHBand="0" w:evenHBand="0" w:firstRowFirstColumn="0" w:firstRowLastColumn="0" w:lastRowFirstColumn="0" w:lastRowLastColumn="0"/>
+            <w:tcW w:w="3168" w:type="dxa"/>
+            <w:vAlign w:val="center"/>
           </w:tcPr>
           <w:p>
             <w:pPr>
-              <w:pStyle w:val="Heading2"/>
               <w:jc w:val="center"/>
               <w:rPr>
                 <w:rFonts w:ascii="Consolas" w:hAnsi="Consolas"/>
                 <w:b/>
                 <w:bCs/>
                 <w:color w:val="000000" w:themeColor="text1"/>
-                <w:sz w:val="30"/>
-                <w:szCs w:val="30"/>
+                <w:sz w:val="24"/>
+                <w:szCs w:val="24"/>
               </w:rPr>
             </w:pPr>
             <w:r>
@@ -2828,64 +3188,96 @@
                 <w:b/>
                 <w:bCs/>
                 <w:color w:val="000000" w:themeColor="text1"/>
-                <w:sz w:val="30"/>
-                <w:szCs w:val="30"/>
-              </w:rPr>
-              <w:t>a</w:t>
-            </w:r>
-          </w:p>
-        </w:tc>
-        <w:tc>
-          <w:tcPr>
-            <w:tcW w:w="3024" w:type="dxa"/>
-            <w:hideMark/>
+                <w:sz w:val="24"/>
+                <w:szCs w:val="24"/>
+              </w:rPr>
+              <w:t>Space Complexity</w:t>
+            </w:r>
+          </w:p>
+        </w:tc>
+        <w:tc>
+          <w:tcPr>
+            <w:cnfStyle w:val="000001000000" w:firstRow="0" w:lastRow="0" w:firstColumn="0" w:lastColumn="0" w:oddVBand="0" w:evenVBand="1" w:oddHBand="0" w:evenHBand="0" w:firstRowFirstColumn="0" w:firstRowLastColumn="0" w:lastRowFirstColumn="0" w:lastRowLastColumn="0"/>
+            <w:tcW w:w="3168" w:type="dxa"/>
+            <w:vAlign w:val="center"/>
           </w:tcPr>
           <w:p>
             <w:pPr>
-              <w:pStyle w:val="Heading2"/>
               <w:jc w:val="center"/>
-              <w:cnfStyle w:val="000000100000" w:firstRow="0" w:lastRow="0" w:firstColumn="0" w:lastColumn="0" w:oddVBand="0" w:evenVBand="0" w:oddHBand="1" w:evenHBand="0" w:firstRowFirstColumn="0" w:firstRowLastColumn="0" w:lastRowFirstColumn="0" w:lastRowLastColumn="0"/>
-              <w:rPr>
-                <w:rFonts w:ascii="Consolas" w:hAnsi="Consolas"/>
-                <w:color w:val="000000" w:themeColor="text1"/>
-                <w:sz w:val="30"/>
-                <w:szCs w:val="30"/>
+              <w:rPr>
+                <w:rFonts w:ascii="Consolas" w:hAnsi="Consolas"/>
+                <w:b/>
+                <w:bCs/>
+                <w:color w:val="000000" w:themeColor="text1"/>
+                <w:sz w:val="24"/>
+                <w:szCs w:val="24"/>
               </w:rPr>
             </w:pPr>
             <w:r>
               <w:rPr>
-                <w:rFonts w:ascii="Consolas" w:hAnsi="Consolas"/>
-                <w:color w:val="000000" w:themeColor="text1"/>
-                <w:sz w:val="30"/>
-                <w:szCs w:val="30"/>
-              </w:rPr>
-              <w:t>2</w:t>
+                <w:rFonts w:ascii="Consolas" w:eastAsia="Courier New" w:hAnsi="Consolas" w:cs="Courier New"/>
+                <w:b/>
+                <w:bCs/>
+                <w:color w:val="000000" w:themeColor="text1"/>
+                <w:sz w:val="24"/>
+                <w:szCs w:val="24"/>
+              </w:rPr>
+              <w:t>O(1)</w:t>
+            </w:r>
+          </w:p>
+        </w:tc>
+        <w:tc>
+          <w:tcPr>
+            <w:cnfStyle w:val="000010000000" w:firstRow="0" w:lastRow="0" w:firstColumn="0" w:lastColumn="0" w:oddVBand="1" w:evenVBand="0" w:oddHBand="0" w:evenHBand="0" w:firstRowFirstColumn="0" w:firstRowLastColumn="0" w:lastRowFirstColumn="0" w:lastRowLastColumn="0"/>
+            <w:tcW w:w="3168" w:type="dxa"/>
+            <w:vAlign w:val="center"/>
+          </w:tcPr>
+          <w:p>
+            <w:pPr>
+              <w:jc w:val="center"/>
+              <w:rPr>
+                <w:rFonts w:ascii="Consolas" w:hAnsi="Consolas"/>
+                <w:b/>
+                <w:bCs/>
+                <w:color w:val="000000" w:themeColor="text1"/>
+                <w:sz w:val="24"/>
+                <w:szCs w:val="24"/>
+              </w:rPr>
+            </w:pPr>
+            <w:r>
+              <w:rPr>
+                <w:rFonts w:ascii="Consolas" w:eastAsia="Courier New" w:hAnsi="Consolas" w:cs="Courier New"/>
+                <w:b/>
+                <w:bCs/>
+                <w:color w:val="000000" w:themeColor="text1"/>
+                <w:sz w:val="24"/>
+                <w:szCs w:val="24"/>
+              </w:rPr>
+              <w:t>O(log n)</w:t>
             </w:r>
           </w:p>
         </w:tc>
       </w:tr>
       <w:tr>
         <w:trPr>
-          <w:trHeight w:val="20"/>
-          <w:jc w:val="center"/>
+          <w:trHeight w:val="720"/>
         </w:trPr>
         <w:tc>
           <w:tcPr>
-            <w:cnfStyle w:val="001000000000" w:firstRow="0" w:lastRow="0" w:firstColumn="1" w:lastColumn="0" w:oddVBand="0" w:evenVBand="0" w:oddHBand="0" w:evenHBand="0" w:firstRowFirstColumn="0" w:firstRowLastColumn="0" w:lastRowFirstColumn="0" w:lastRowLastColumn="0"/>
-            <w:tcW w:w="3024" w:type="dxa"/>
-            <w:hideMark/>
+            <w:cnfStyle w:val="000010000000" w:firstRow="0" w:lastRow="0" w:firstColumn="0" w:lastColumn="0" w:oddVBand="1" w:evenVBand="0" w:oddHBand="0" w:evenHBand="0" w:firstRowFirstColumn="0" w:firstRowLastColumn="0" w:lastRowFirstColumn="0" w:lastRowLastColumn="0"/>
+            <w:tcW w:w="3168" w:type="dxa"/>
+            <w:vAlign w:val="center"/>
           </w:tcPr>
           <w:p>
             <w:pPr>
-              <w:pStyle w:val="Heading2"/>
               <w:jc w:val="center"/>
               <w:rPr>
                 <w:rFonts w:ascii="Consolas" w:hAnsi="Consolas"/>
                 <w:b/>
                 <w:bCs/>
                 <w:color w:val="000000" w:themeColor="text1"/>
-                <w:sz w:val="30"/>
-                <w:szCs w:val="30"/>
+                <w:sz w:val="24"/>
+                <w:szCs w:val="24"/>
               </w:rPr>
             </w:pPr>
             <w:r>
@@ -2894,65 +3286,61 @@
                 <w:b/>
                 <w:bCs/>
                 <w:color w:val="000000" w:themeColor="text1"/>
-                <w:sz w:val="30"/>
-                <w:szCs w:val="30"/>
-              </w:rPr>
-              <w:t>b</w:t>
-            </w:r>
-          </w:p>
-        </w:tc>
-        <w:tc>
-          <w:tcPr>
-            <w:tcW w:w="3024" w:type="dxa"/>
-            <w:hideMark/>
+                <w:sz w:val="24"/>
+                <w:szCs w:val="24"/>
+              </w:rPr>
+              <w:lastRenderedPageBreak/>
+              <w:t>Efficiency</w:t>
+            </w:r>
+          </w:p>
+        </w:tc>
+        <w:tc>
+          <w:tcPr>
+            <w:cnfStyle w:val="000001000000" w:firstRow="0" w:lastRow="0" w:firstColumn="0" w:lastColumn="0" w:oddVBand="0" w:evenVBand="1" w:oddHBand="0" w:evenHBand="0" w:firstRowFirstColumn="0" w:firstRowLastColumn="0" w:lastRowFirstColumn="0" w:lastRowLastColumn="0"/>
+            <w:tcW w:w="3168" w:type="dxa"/>
+            <w:vAlign w:val="center"/>
           </w:tcPr>
           <w:p>
             <w:pPr>
-              <w:pStyle w:val="Heading2"/>
               <w:jc w:val="center"/>
-              <w:cnfStyle w:val="000000000000" w:firstRow="0" w:lastRow="0" w:firstColumn="0" w:lastColumn="0" w:oddVBand="0" w:evenVBand="0" w:oddHBand="0" w:evenHBand="0" w:firstRowFirstColumn="0" w:firstRowLastColumn="0" w:lastRowFirstColumn="0" w:lastRowLastColumn="0"/>
-              <w:rPr>
-                <w:rFonts w:ascii="Consolas" w:hAnsi="Consolas"/>
-                <w:color w:val="000000" w:themeColor="text1"/>
-                <w:sz w:val="30"/>
-                <w:szCs w:val="30"/>
+              <w:rPr>
+                <w:rFonts w:ascii="Consolas" w:hAnsi="Consolas"/>
+                <w:b/>
+                <w:bCs/>
+                <w:color w:val="000000" w:themeColor="text1"/>
+                <w:sz w:val="24"/>
+                <w:szCs w:val="24"/>
               </w:rPr>
             </w:pPr>
             <w:r>
               <w:rPr>
                 <w:rFonts w:ascii="Consolas" w:hAnsi="Consolas"/>
-                <w:color w:val="000000" w:themeColor="text1"/>
-                <w:sz w:val="30"/>
-                <w:szCs w:val="30"/>
-              </w:rPr>
-              <w:t>2</w:t>
-            </w:r>
-          </w:p>
-        </w:tc>
-      </w:tr>
-      <w:tr>
-        <w:trPr>
-          <w:cnfStyle w:val="000000100000" w:firstRow="0" w:lastRow="0" w:firstColumn="0" w:lastColumn="0" w:oddVBand="0" w:evenVBand="0" w:oddHBand="1" w:evenHBand="0" w:firstRowFirstColumn="0" w:firstRowLastColumn="0" w:lastRowFirstColumn="0" w:lastRowLastColumn="0"/>
-          <w:trHeight w:val="20"/>
-          <w:jc w:val="center"/>
-        </w:trPr>
-        <w:tc>
-          <w:tcPr>
-            <w:cnfStyle w:val="001000000000" w:firstRow="0" w:lastRow="0" w:firstColumn="1" w:lastColumn="0" w:oddVBand="0" w:evenVBand="0" w:oddHBand="0" w:evenHBand="0" w:firstRowFirstColumn="0" w:firstRowLastColumn="0" w:lastRowFirstColumn="0" w:lastRowLastColumn="0"/>
-            <w:tcW w:w="3024" w:type="dxa"/>
-            <w:hideMark/>
+                <w:b/>
+                <w:bCs/>
+                <w:color w:val="000000" w:themeColor="text1"/>
+                <w:sz w:val="24"/>
+                <w:szCs w:val="24"/>
+              </w:rPr>
+              <w:t>Highly Efficient</w:t>
+            </w:r>
+          </w:p>
+        </w:tc>
+        <w:tc>
+          <w:tcPr>
+            <w:cnfStyle w:val="000010000000" w:firstRow="0" w:lastRow="0" w:firstColumn="0" w:lastColumn="0" w:oddVBand="1" w:evenVBand="0" w:oddHBand="0" w:evenHBand="0" w:firstRowFirstColumn="0" w:firstRowLastColumn="0" w:lastRowFirstColumn="0" w:lastRowLastColumn="0"/>
+            <w:tcW w:w="3168" w:type="dxa"/>
+            <w:vAlign w:val="center"/>
           </w:tcPr>
           <w:p>
             <w:pPr>
-              <w:pStyle w:val="Heading2"/>
               <w:jc w:val="center"/>
               <w:rPr>
                 <w:rFonts w:ascii="Consolas" w:hAnsi="Consolas"/>
                 <w:b/>
                 <w:bCs/>
                 <w:color w:val="000000" w:themeColor="text1"/>
-                <w:sz w:val="30"/>
-                <w:szCs w:val="30"/>
+                <w:sz w:val="24"/>
+                <w:szCs w:val="24"/>
               </w:rPr>
             </w:pPr>
             <w:r>
@@ -2961,1146 +3349,10 @@
                 <w:b/>
                 <w:bCs/>
                 <w:color w:val="000000" w:themeColor="text1"/>
-                <w:sz w:val="30"/>
-                <w:szCs w:val="30"/>
-              </w:rPr>
-              <w:t>f(n)</w:t>
-            </w:r>
-          </w:p>
-        </w:tc>
-        <w:tc>
-          <w:tcPr>
-            <w:tcW w:w="3024" w:type="dxa"/>
-            <w:hideMark/>
-          </w:tcPr>
-          <w:p>
-            <w:pPr>
-              <w:pStyle w:val="Heading2"/>
-              <w:jc w:val="center"/>
-              <w:cnfStyle w:val="000000100000" w:firstRow="0" w:lastRow="0" w:firstColumn="0" w:lastColumn="0" w:oddVBand="0" w:evenVBand="0" w:oddHBand="1" w:evenHBand="0" w:firstRowFirstColumn="0" w:firstRowLastColumn="0" w:lastRowFirstColumn="0" w:lastRowLastColumn="0"/>
-              <w:rPr>
-                <w:rFonts w:ascii="Consolas" w:hAnsi="Consolas"/>
-                <w:color w:val="000000" w:themeColor="text1"/>
-                <w:sz w:val="30"/>
-                <w:szCs w:val="30"/>
-              </w:rPr>
-            </w:pPr>
-            <w:r>
-              <w:rPr>
-                <w:rFonts w:ascii="Consolas" w:hAnsi="Consolas"/>
-                <w:color w:val="000000" w:themeColor="text1"/>
-                <w:sz w:val="30"/>
-                <w:szCs w:val="30"/>
-              </w:rPr>
-              <w:t>n</w:t>
-            </w:r>
-          </w:p>
-        </w:tc>
-      </w:tr>
-      <w:tr>
-        <w:trPr>
-          <w:trHeight w:val="20"/>
-          <w:jc w:val="center"/>
-        </w:trPr>
-        <w:tc>
-          <w:tcPr>
-            <w:cnfStyle w:val="001000000000" w:firstRow="0" w:lastRow="0" w:firstColumn="1" w:lastColumn="0" w:oddVBand="0" w:evenVBand="0" w:oddHBand="0" w:evenHBand="0" w:firstRowFirstColumn="0" w:firstRowLastColumn="0" w:lastRowFirstColumn="0" w:lastRowLastColumn="0"/>
-            <w:tcW w:w="3024" w:type="dxa"/>
-            <w:hideMark/>
-          </w:tcPr>
-          <w:p>
-            <w:pPr>
-              <w:pStyle w:val="Heading2"/>
-              <w:jc w:val="center"/>
-              <w:rPr>
-                <w:rFonts w:ascii="Consolas" w:hAnsi="Consolas"/>
-                <w:b/>
-                <w:bCs/>
-                <w:color w:val="000000" w:themeColor="text1"/>
-                <w:sz w:val="30"/>
-                <w:szCs w:val="30"/>
-              </w:rPr>
-            </w:pPr>
-            <w:r>
-              <w:rPr>
-                <w:rFonts w:ascii="Consolas" w:hAnsi="Consolas"/>
-                <w:b/>
-                <w:bCs/>
-                <w:color w:val="000000" w:themeColor="text1"/>
-                <w:sz w:val="30"/>
-                <w:szCs w:val="30"/>
-              </w:rPr>
-              <w:t>log_b(a)</w:t>
-            </w:r>
-          </w:p>
-        </w:tc>
-        <w:tc>
-          <w:tcPr>
-            <w:tcW w:w="3024" w:type="dxa"/>
-            <w:hideMark/>
-          </w:tcPr>
-          <w:p>
-            <w:pPr>
-              <w:pStyle w:val="Heading2"/>
-              <w:jc w:val="center"/>
-              <w:cnfStyle w:val="000000000000" w:firstRow="0" w:lastRow="0" w:firstColumn="0" w:lastColumn="0" w:oddVBand="0" w:evenVBand="0" w:oddHBand="0" w:evenHBand="0" w:firstRowFirstColumn="0" w:firstRowLastColumn="0" w:lastRowFirstColumn="0" w:lastRowLastColumn="0"/>
-              <w:rPr>
-                <w:rFonts w:ascii="Consolas" w:hAnsi="Consolas"/>
-                <w:color w:val="000000" w:themeColor="text1"/>
-                <w:sz w:val="30"/>
-                <w:szCs w:val="30"/>
-              </w:rPr>
-            </w:pPr>
-            <w:r>
-              <w:rPr>
-                <w:rFonts w:ascii="Consolas" w:hAnsi="Consolas"/>
-                <w:color w:val="000000" w:themeColor="text1"/>
-                <w:sz w:val="30"/>
-                <w:szCs w:val="30"/>
-              </w:rPr>
-              <w:t>log</w:t>
-            </w:r>
-            <w:r>
-              <w:rPr>
-                <w:rFonts w:ascii="Consolas" w:hAnsi="Consolas" w:cs="Cambria Math"/>
-                <w:color w:val="000000" w:themeColor="text1"/>
-                <w:sz w:val="30"/>
-                <w:szCs w:val="30"/>
-              </w:rPr>
-              <w:t>₂</w:t>
-            </w:r>
-            <w:r>
-              <w:rPr>
-                <w:rFonts w:ascii="Consolas" w:hAnsi="Consolas"/>
-                <w:color w:val="000000" w:themeColor="text1"/>
-                <w:sz w:val="30"/>
-                <w:szCs w:val="30"/>
-              </w:rPr>
-              <w:t>2 = 1</w:t>
-            </w:r>
-          </w:p>
-        </w:tc>
-      </w:tr>
-    </w:tbl>
-    <w:p>
-      <w:pPr>
-        <w:pStyle w:val="Heading2"/>
-        <w:rPr>
-          <w:rtl/>
-        </w:rPr>
-      </w:pPr>
-    </w:p>
-    <w:p>
-      <w:pPr>
-        <w:pStyle w:val="Heading2"/>
-      </w:pPr>
-      <w:r>
-        <w:t>Comparison: f(n) = n = Θ(n¹) = Θ(n^(log_b a))</w:t>
-      </w:r>
-    </w:p>
-    <w:p>
-      <w:pPr>
-        <w:pStyle w:val="Heading2"/>
-        <w:rPr>
-          <w:lang w:val="en-US"/>
-        </w:rPr>
-      </w:pPr>
-      <w:r>
-        <w:t xml:space="preserve"> f(n) = Θ(n^(log_b a)), </w:t>
-      </w:r>
-      <w:r>
-        <w:rPr>
-          <w:rFonts w:hint="cs"/>
-          <w:rtl/>
-        </w:rPr>
-        <w:t>)</w:t>
-      </w:r>
-      <w:r>
-        <w:t xml:space="preserve">Case 2 </w:t>
-      </w:r>
-      <w:r>
-        <w:rPr>
-          <w:lang w:val="en-US"/>
-        </w:rPr>
-        <w:t>)</w:t>
-      </w:r>
-    </w:p>
-    <w:p>
-      <w:pPr>
-        <w:pStyle w:val="Heading2"/>
-        <w:rPr>
-          <w:rtl/>
-        </w:rPr>
-      </w:pPr>
-      <w:r>
-        <w:t xml:space="preserve"> f(n) = Θ(nˡᵒᵍ_b ᵃ), the solution is: T(n) = Θ(n^(log_b a) · log n) = Θ(n¹ · log n) = </w:t>
-      </w:r>
-    </w:p>
-    <w:p>
-      <w:pPr>
-        <w:pStyle w:val="Heading2"/>
-      </w:pPr>
-      <w:r>
-        <w:rPr>
-          <w:highlight w:val="yellow"/>
-        </w:rPr>
-        <w:t>Θ(n log n)</w:t>
-      </w:r>
-    </w:p>
-    <w:p>
-      <w:pPr>
-        <w:pStyle w:val="Heading2"/>
-      </w:pPr>
-    </w:p>
-    <w:p>
-      <w:pPr>
-        <w:pStyle w:val="Heading2"/>
-        <w:rPr>
-          <w:lang w:val="en-US"/>
-        </w:rPr>
-      </w:pPr>
-    </w:p>
-    <w:p>
-      <w:pPr>
-        <w:pStyle w:val="Heading2"/>
-        <w:rPr>
-          <w:lang w:val="en-US"/>
-        </w:rPr>
-      </w:pPr>
-    </w:p>
-    <w:p>
-      <w:pPr>
-        <w:pStyle w:val="Heading2"/>
-        <w:rPr>
-          <w:lang w:val="en-US"/>
-        </w:rPr>
-      </w:pPr>
-    </w:p>
-    <w:p>
-      <w:pPr>
-        <w:pStyle w:val="Heading2"/>
-        <w:rPr>
-          <w:lang w:val="en-US"/>
-        </w:rPr>
-      </w:pPr>
-    </w:p>
-    <w:p>
-      <w:pPr>
-        <w:spacing w:after="100"/>
-        <w:rPr>
-          <w:lang w:val="en-US"/>
-        </w:rPr>
-      </w:pPr>
-    </w:p>
-    <w:p>
-      <w:pPr>
-        <w:spacing w:after="100"/>
-        <w:rPr>
-          <w:rtl/>
-          <w:lang w:val="en-US"/>
-        </w:rPr>
-      </w:pPr>
-    </w:p>
-    <w:p>
-      <w:pPr>
-        <w:spacing w:after="100"/>
-        <w:rPr>
-          <w:rtl/>
-          <w:lang w:val="en-US"/>
-        </w:rPr>
-      </w:pPr>
-    </w:p>
-    <w:p>
-      <w:pPr>
-        <w:spacing w:after="100"/>
-        <w:rPr>
-          <w:rtl/>
-          <w:lang w:val="en-US"/>
-        </w:rPr>
-      </w:pPr>
-    </w:p>
-    <w:p>
-      <w:pPr>
-        <w:spacing w:after="100"/>
-        <w:rPr>
-          <w:lang w:val="en-US"/>
-        </w:rPr>
-      </w:pPr>
-    </w:p>
-    <w:p>
-      <w:pPr>
-        <w:pStyle w:val="Heading2"/>
-      </w:pPr>
-      <w:bookmarkStart w:id="5" w:name="_Toc229173472"/>
-      <w:r>
-        <w:lastRenderedPageBreak/>
-        <w:t>Complexity Analysis</w:t>
-      </w:r>
-      <w:bookmarkEnd w:id="5"/>
-    </w:p>
-    <w:tbl>
-      <w:tblPr>
-        <w:tblW w:w="9360" w:type="dxa"/>
-        <w:tblBorders>
-          <w:top w:val="single" w:sz="4" w:space="0" w:color="auto"/>
-          <w:left w:val="single" w:sz="4" w:space="0" w:color="auto"/>
-          <w:bottom w:val="single" w:sz="4" w:space="0" w:color="auto"/>
-          <w:right w:val="single" w:sz="4" w:space="0" w:color="auto"/>
-          <w:insideH w:val="single" w:sz="4" w:space="0" w:color="auto"/>
-          <w:insideV w:val="single" w:sz="4" w:space="0" w:color="auto"/>
-        </w:tblBorders>
-        <w:tblCellMar>
-          <w:left w:w="10" w:type="dxa"/>
-          <w:right w:w="10" w:type="dxa"/>
-        </w:tblCellMar>
-        <w:tblLook w:val="0000" w:firstRow="0" w:lastRow="0" w:firstColumn="0" w:lastColumn="0" w:noHBand="0" w:noVBand="0"/>
-      </w:tblPr>
-      <w:tblGrid>
-        <w:gridCol w:w="2200"/>
-        <w:gridCol w:w="3580"/>
-        <w:gridCol w:w="3580"/>
-      </w:tblGrid>
-      <w:tr>
-        <w:tblPrEx>
-          <w:tblCellMar>
-            <w:top w:w="0" w:type="dxa"/>
-            <w:bottom w:w="0" w:type="dxa"/>
-          </w:tblCellMar>
-        </w:tblPrEx>
-        <w:trPr>
-          <w:tblHeader/>
-        </w:trPr>
-        <w:tc>
-          <w:tcPr>
-            <w:tcW w:w="2200" w:type="dxa"/>
-            <w:tcBorders>
-              <w:top w:val="single" w:sz="1" w:space="0" w:color="C8D8E8"/>
-              <w:left w:val="single" w:sz="1" w:space="0" w:color="C8D8E8"/>
-              <w:bottom w:val="single" w:sz="1" w:space="0" w:color="C8D8E8"/>
-              <w:right w:val="single" w:sz="1" w:space="0" w:color="C8D8E8"/>
-            </w:tcBorders>
-            <w:shd w:val="clear" w:color="auto" w:fill="1A3A5C"/>
-            <w:tcMar>
-              <w:top w:w="110" w:type="dxa"/>
-              <w:left w:w="180" w:type="dxa"/>
-              <w:bottom w:w="110" w:type="dxa"/>
-              <w:right w:w="120" w:type="dxa"/>
-            </w:tcMar>
-          </w:tcPr>
-          <w:p>
-            <w:r>
-              <w:rPr>
-                <w:b/>
-                <w:bCs/>
-                <w:color w:val="FFFFFF"/>
-                <w:sz w:val="19"/>
-                <w:szCs w:val="19"/>
-              </w:rPr>
-              <w:t>Metric</w:t>
-            </w:r>
-          </w:p>
-        </w:tc>
-        <w:tc>
-          <w:tcPr>
-            <w:tcW w:w="3580" w:type="dxa"/>
-            <w:tcBorders>
-              <w:top w:val="single" w:sz="1" w:space="0" w:color="C8D8E8"/>
-              <w:left w:val="single" w:sz="1" w:space="0" w:color="C8D8E8"/>
-              <w:bottom w:val="single" w:sz="1" w:space="0" w:color="C8D8E8"/>
-              <w:right w:val="single" w:sz="1" w:space="0" w:color="C8D8E8"/>
-            </w:tcBorders>
-            <w:shd w:val="clear" w:color="auto" w:fill="1A3A5C"/>
-            <w:tcMar>
-              <w:top w:w="110" w:type="dxa"/>
-              <w:left w:w="180" w:type="dxa"/>
-              <w:bottom w:w="110" w:type="dxa"/>
-              <w:right w:w="120" w:type="dxa"/>
-            </w:tcMar>
-          </w:tcPr>
-          <w:p>
-            <w:r>
-              <w:rPr>
-                <w:b/>
-                <w:bCs/>
-                <w:color w:val="FFFFFF"/>
-                <w:sz w:val="19"/>
-                <w:szCs w:val="19"/>
-              </w:rPr>
-              <w:t>Value</w:t>
-            </w:r>
-          </w:p>
-        </w:tc>
-        <w:tc>
-          <w:tcPr>
-            <w:tcW w:w="3580" w:type="dxa"/>
-            <w:tcBorders>
-              <w:top w:val="single" w:sz="1" w:space="0" w:color="C8D8E8"/>
-              <w:left w:val="single" w:sz="1" w:space="0" w:color="C8D8E8"/>
-              <w:bottom w:val="single" w:sz="1" w:space="0" w:color="C8D8E8"/>
-              <w:right w:val="single" w:sz="1" w:space="0" w:color="C8D8E8"/>
-            </w:tcBorders>
-            <w:shd w:val="clear" w:color="auto" w:fill="1A3A5C"/>
-            <w:tcMar>
-              <w:top w:w="110" w:type="dxa"/>
-              <w:left w:w="180" w:type="dxa"/>
-              <w:bottom w:w="110" w:type="dxa"/>
-              <w:right w:w="120" w:type="dxa"/>
-            </w:tcMar>
-          </w:tcPr>
-          <w:p>
-            <w:r>
-              <w:rPr>
-                <w:b/>
-                <w:bCs/>
-                <w:color w:val="FFFFFF"/>
-                <w:sz w:val="19"/>
-                <w:szCs w:val="19"/>
-              </w:rPr>
-              <w:t>Reason</w:t>
-            </w:r>
-          </w:p>
-        </w:tc>
-      </w:tr>
-      <w:tr>
-        <w:tblPrEx>
-          <w:tblCellMar>
-            <w:top w:w="0" w:type="dxa"/>
-            <w:bottom w:w="0" w:type="dxa"/>
-          </w:tblCellMar>
-        </w:tblPrEx>
-        <w:tc>
-          <w:tcPr>
-            <w:tcW w:w="2200" w:type="dxa"/>
-            <w:tcBorders>
-              <w:top w:val="single" w:sz="1" w:space="0" w:color="C8D8E8"/>
-              <w:left w:val="single" w:sz="1" w:space="0" w:color="C8D8E8"/>
-              <w:bottom w:val="single" w:sz="1" w:space="0" w:color="C8D8E8"/>
-              <w:right w:val="single" w:sz="1" w:space="0" w:color="C8D8E8"/>
-            </w:tcBorders>
-            <w:shd w:val="clear" w:color="auto" w:fill="F5F7FA"/>
-            <w:tcMar>
-              <w:top w:w="100" w:type="dxa"/>
-              <w:left w:w="180" w:type="dxa"/>
-              <w:bottom w:w="100" w:type="dxa"/>
-              <w:right w:w="120" w:type="dxa"/>
-            </w:tcMar>
-          </w:tcPr>
-          <w:p>
-            <w:r>
-              <w:rPr>
-                <w:b/>
-                <w:bCs/>
-                <w:sz w:val="19"/>
-                <w:szCs w:val="19"/>
-              </w:rPr>
-              <w:t>Time Complexity</w:t>
-            </w:r>
-          </w:p>
-        </w:tc>
-        <w:tc>
-          <w:tcPr>
-            <w:tcW w:w="3580" w:type="dxa"/>
-            <w:tcBorders>
-              <w:top w:val="single" w:sz="1" w:space="0" w:color="C8D8E8"/>
-              <w:left w:val="single" w:sz="1" w:space="0" w:color="C8D8E8"/>
-              <w:bottom w:val="single" w:sz="1" w:space="0" w:color="C8D8E8"/>
-              <w:right w:val="single" w:sz="1" w:space="0" w:color="C8D8E8"/>
-            </w:tcBorders>
-            <w:shd w:val="clear" w:color="auto" w:fill="D6E4F0"/>
-            <w:tcMar>
-              <w:top w:w="100" w:type="dxa"/>
-              <w:left w:w="180" w:type="dxa"/>
-              <w:bottom w:w="100" w:type="dxa"/>
-              <w:right w:w="120" w:type="dxa"/>
-            </w:tcMar>
-          </w:tcPr>
-          <w:p>
-            <w:r>
-              <w:rPr>
-                <w:rFonts w:ascii="Courier New" w:eastAsia="Courier New" w:hAnsi="Courier New" w:cs="Courier New"/>
-                <w:b/>
-                <w:bCs/>
-                <w:color w:val="2E6DA4"/>
-              </w:rPr>
-              <w:t>O(n log n)</w:t>
-            </w:r>
-          </w:p>
-        </w:tc>
-        <w:tc>
-          <w:tcPr>
-            <w:tcW w:w="3580" w:type="dxa"/>
-            <w:tcBorders>
-              <w:top w:val="single" w:sz="1" w:space="0" w:color="C8D8E8"/>
-              <w:left w:val="single" w:sz="1" w:space="0" w:color="C8D8E8"/>
-              <w:bottom w:val="single" w:sz="1" w:space="0" w:color="C8D8E8"/>
-              <w:right w:val="single" w:sz="1" w:space="0" w:color="C8D8E8"/>
-            </w:tcBorders>
-            <w:shd w:val="clear" w:color="auto" w:fill="FFFFFF"/>
-            <w:tcMar>
-              <w:top w:w="100" w:type="dxa"/>
-              <w:left w:w="180" w:type="dxa"/>
-              <w:bottom w:w="100" w:type="dxa"/>
-              <w:right w:w="120" w:type="dxa"/>
-            </w:tcMar>
-          </w:tcPr>
-          <w:p>
-            <w:r>
-              <w:rPr>
-                <w:sz w:val="19"/>
-                <w:szCs w:val="19"/>
-              </w:rPr>
-              <w:t>T(n) = 2T(n/2) + O(n) via Master Theorem</w:t>
-            </w:r>
-          </w:p>
-        </w:tc>
-      </w:tr>
-      <w:tr>
-        <w:tblPrEx>
-          <w:tblCellMar>
-            <w:top w:w="0" w:type="dxa"/>
-            <w:bottom w:w="0" w:type="dxa"/>
-          </w:tblCellMar>
-        </w:tblPrEx>
-        <w:tc>
-          <w:tcPr>
-            <w:tcW w:w="2200" w:type="dxa"/>
-            <w:tcBorders>
-              <w:top w:val="single" w:sz="1" w:space="0" w:color="C8D8E8"/>
-              <w:left w:val="single" w:sz="1" w:space="0" w:color="C8D8E8"/>
-              <w:bottom w:val="single" w:sz="1" w:space="0" w:color="C8D8E8"/>
-              <w:right w:val="single" w:sz="1" w:space="0" w:color="C8D8E8"/>
-            </w:tcBorders>
-            <w:shd w:val="clear" w:color="auto" w:fill="F5F7FA"/>
-            <w:tcMar>
-              <w:top w:w="100" w:type="dxa"/>
-              <w:left w:w="180" w:type="dxa"/>
-              <w:bottom w:w="100" w:type="dxa"/>
-              <w:right w:w="120" w:type="dxa"/>
-            </w:tcMar>
-          </w:tcPr>
-          <w:p>
-            <w:r>
-              <w:rPr>
-                <w:b/>
-                <w:bCs/>
-                <w:sz w:val="19"/>
-                <w:szCs w:val="19"/>
-              </w:rPr>
-              <w:t>Space Complexity</w:t>
-            </w:r>
-          </w:p>
-        </w:tc>
-        <w:tc>
-          <w:tcPr>
-            <w:tcW w:w="3580" w:type="dxa"/>
-            <w:tcBorders>
-              <w:top w:val="single" w:sz="1" w:space="0" w:color="C8D8E8"/>
-              <w:left w:val="single" w:sz="1" w:space="0" w:color="C8D8E8"/>
-              <w:bottom w:val="single" w:sz="1" w:space="0" w:color="C8D8E8"/>
-              <w:right w:val="single" w:sz="1" w:space="0" w:color="C8D8E8"/>
-            </w:tcBorders>
-            <w:shd w:val="clear" w:color="auto" w:fill="D6E4F0"/>
-            <w:tcMar>
-              <w:top w:w="100" w:type="dxa"/>
-              <w:left w:w="180" w:type="dxa"/>
-              <w:bottom w:w="100" w:type="dxa"/>
-              <w:right w:w="120" w:type="dxa"/>
-            </w:tcMar>
-          </w:tcPr>
-          <w:p>
-            <w:r>
-              <w:rPr>
-                <w:rFonts w:ascii="Courier New" w:eastAsia="Courier New" w:hAnsi="Courier New" w:cs="Courier New"/>
-                <w:b/>
-                <w:bCs/>
-                <w:color w:val="2E6DA4"/>
-              </w:rPr>
-              <w:t>O(log n)</w:t>
-            </w:r>
-          </w:p>
-        </w:tc>
-        <w:tc>
-          <w:tcPr>
-            <w:tcW w:w="3580" w:type="dxa"/>
-            <w:tcBorders>
-              <w:top w:val="single" w:sz="1" w:space="0" w:color="C8D8E8"/>
-              <w:left w:val="single" w:sz="1" w:space="0" w:color="C8D8E8"/>
-              <w:bottom w:val="single" w:sz="1" w:space="0" w:color="C8D8E8"/>
-              <w:right w:val="single" w:sz="1" w:space="0" w:color="C8D8E8"/>
-            </w:tcBorders>
-            <w:shd w:val="clear" w:color="auto" w:fill="FFFFFF"/>
-            <w:tcMar>
-              <w:top w:w="100" w:type="dxa"/>
-              <w:left w:w="180" w:type="dxa"/>
-              <w:bottom w:w="100" w:type="dxa"/>
-              <w:right w:w="120" w:type="dxa"/>
-            </w:tcMar>
-          </w:tcPr>
-          <w:p>
-            <w:r>
-              <w:rPr>
-                <w:sz w:val="19"/>
-                <w:szCs w:val="19"/>
-              </w:rPr>
-              <w:t>Recursion stack depth proportional to log n</w:t>
-            </w:r>
-          </w:p>
-        </w:tc>
-      </w:tr>
-    </w:tbl>
-    <w:p>
-      <w:pPr>
-        <w:rPr>
-          <w:rtl/>
-        </w:rPr>
-      </w:pPr>
-      <w:bookmarkStart w:id="6" w:name="_Toc229173473"/>
-    </w:p>
-    <w:p>
-      <w:pPr>
-        <w:rPr>
-          <w:rtl/>
-        </w:rPr>
-      </w:pPr>
-    </w:p>
-    <w:p>
-      <w:pPr>
-        <w:rPr>
-          <w:rtl/>
-        </w:rPr>
-      </w:pPr>
-    </w:p>
-    <w:p>
-      <w:pPr>
-        <w:rPr>
-          <w:rtl/>
-        </w:rPr>
-      </w:pPr>
-    </w:p>
-    <w:p>
-      <w:pPr>
-        <w:rPr>
-          <w:rtl/>
-        </w:rPr>
-      </w:pPr>
-    </w:p>
-    <w:p>
-      <w:r>
-        <w:rPr>
-          <w:b/>
-          <w:bCs/>
-          <w:color w:val="1A3A5C"/>
-          <w:sz w:val="30"/>
-          <w:szCs w:val="30"/>
-        </w:rPr>
-        <w:t>3.  Comparative Summary</w:t>
-      </w:r>
-      <w:bookmarkEnd w:id="6"/>
-    </w:p>
-    <w:p>
-      <w:pPr>
-        <w:spacing w:before="80" w:after="100"/>
-      </w:pPr>
-      <w:r>
-        <w:t>The table below consolidates key metrics for a side-by-side evaluation of both algorithms.</w:t>
-      </w:r>
-    </w:p>
-    <w:p>
-      <w:pPr>
-        <w:spacing w:after="80"/>
-      </w:pPr>
-    </w:p>
-    <w:tbl>
-      <w:tblPr>
-        <w:tblW w:w="9360" w:type="dxa"/>
-        <w:tblBorders>
-          <w:top w:val="single" w:sz="4" w:space="0" w:color="auto"/>
-          <w:left w:val="single" w:sz="4" w:space="0" w:color="auto"/>
-          <w:bottom w:val="single" w:sz="4" w:space="0" w:color="auto"/>
-          <w:right w:val="single" w:sz="4" w:space="0" w:color="auto"/>
-          <w:insideH w:val="single" w:sz="4" w:space="0" w:color="auto"/>
-          <w:insideV w:val="single" w:sz="4" w:space="0" w:color="auto"/>
-        </w:tblBorders>
-        <w:tblCellMar>
-          <w:left w:w="10" w:type="dxa"/>
-          <w:right w:w="10" w:type="dxa"/>
-        </w:tblCellMar>
-        <w:tblLook w:val="0000" w:firstRow="0" w:lastRow="0" w:firstColumn="0" w:lastColumn="0" w:noHBand="0" w:noVBand="0"/>
-      </w:tblPr>
-      <w:tblGrid>
-        <w:gridCol w:w="2200"/>
-        <w:gridCol w:w="3580"/>
-        <w:gridCol w:w="3580"/>
-      </w:tblGrid>
-      <w:tr>
-        <w:tblPrEx>
-          <w:tblCellMar>
-            <w:top w:w="0" w:type="dxa"/>
-            <w:bottom w:w="0" w:type="dxa"/>
-          </w:tblCellMar>
-        </w:tblPrEx>
-        <w:trPr>
-          <w:tblHeader/>
-        </w:trPr>
-        <w:tc>
-          <w:tcPr>
-            <w:tcW w:w="2200" w:type="dxa"/>
-            <w:tcBorders>
-              <w:top w:val="single" w:sz="1" w:space="0" w:color="C8D8E8"/>
-              <w:left w:val="single" w:sz="1" w:space="0" w:color="C8D8E8"/>
-              <w:bottom w:val="single" w:sz="1" w:space="0" w:color="C8D8E8"/>
-              <w:right w:val="single" w:sz="1" w:space="0" w:color="C8D8E8"/>
-            </w:tcBorders>
-            <w:shd w:val="clear" w:color="auto" w:fill="1A3A5C"/>
-            <w:tcMar>
-              <w:top w:w="130" w:type="dxa"/>
-              <w:left w:w="180" w:type="dxa"/>
-              <w:bottom w:w="130" w:type="dxa"/>
-              <w:right w:w="120" w:type="dxa"/>
-            </w:tcMar>
-          </w:tcPr>
-          <w:p>
-            <w:r>
-              <w:rPr>
-                <w:b/>
-                <w:bCs/>
-                <w:color w:val="FFFFFF"/>
-              </w:rPr>
-              <w:t>Metric</w:t>
-            </w:r>
-          </w:p>
-        </w:tc>
-        <w:tc>
-          <w:tcPr>
-            <w:tcW w:w="3580" w:type="dxa"/>
-            <w:tcBorders>
-              <w:top w:val="single" w:sz="1" w:space="0" w:color="C8D8E8"/>
-              <w:left w:val="single" w:sz="1" w:space="0" w:color="C8D8E8"/>
-              <w:bottom w:val="single" w:sz="1" w:space="0" w:color="C8D8E8"/>
-              <w:right w:val="single" w:sz="1" w:space="0" w:color="C8D8E8"/>
-            </w:tcBorders>
-            <w:shd w:val="clear" w:color="auto" w:fill="1A3A5C"/>
-            <w:tcMar>
-              <w:top w:w="130" w:type="dxa"/>
-              <w:left w:w="180" w:type="dxa"/>
-              <w:bottom w:w="130" w:type="dxa"/>
-              <w:right w:w="120" w:type="dxa"/>
-            </w:tcMar>
-          </w:tcPr>
-          <w:p>
-            <w:r>
-              <w:rPr>
-                <w:b/>
-                <w:bCs/>
-                <w:color w:val="E6F4ED"/>
-              </w:rPr>
-              <w:t xml:space="preserve">Iterative </w:t>
-            </w:r>
-          </w:p>
-        </w:tc>
-        <w:tc>
-          <w:tcPr>
-            <w:tcW w:w="3580" w:type="dxa"/>
-            <w:tcBorders>
-              <w:top w:val="single" w:sz="1" w:space="0" w:color="C8D8E8"/>
-              <w:left w:val="single" w:sz="1" w:space="0" w:color="C8D8E8"/>
-              <w:bottom w:val="single" w:sz="1" w:space="0" w:color="C8D8E8"/>
-              <w:right w:val="single" w:sz="1" w:space="0" w:color="C8D8E8"/>
-            </w:tcBorders>
-            <w:shd w:val="clear" w:color="auto" w:fill="1A3A5C"/>
-            <w:tcMar>
-              <w:top w:w="130" w:type="dxa"/>
-              <w:left w:w="180" w:type="dxa"/>
-              <w:bottom w:w="130" w:type="dxa"/>
-              <w:right w:w="120" w:type="dxa"/>
-            </w:tcMar>
-          </w:tcPr>
-          <w:p>
-            <w:r>
-              <w:rPr>
-                <w:b/>
-                <w:bCs/>
-                <w:color w:val="D6E4F0"/>
-              </w:rPr>
-              <w:t>Recursive (Divide &amp; Conquer)</w:t>
-            </w:r>
-          </w:p>
-        </w:tc>
-      </w:tr>
-      <w:tr>
-        <w:tblPrEx>
-          <w:tblCellMar>
-            <w:top w:w="0" w:type="dxa"/>
-            <w:bottom w:w="0" w:type="dxa"/>
-          </w:tblCellMar>
-        </w:tblPrEx>
-        <w:tc>
-          <w:tcPr>
-            <w:tcW w:w="2200" w:type="dxa"/>
-            <w:tcBorders>
-              <w:top w:val="single" w:sz="1" w:space="0" w:color="C8D8E8"/>
-              <w:left w:val="single" w:sz="1" w:space="0" w:color="C8D8E8"/>
-              <w:bottom w:val="single" w:sz="1" w:space="0" w:color="C8D8E8"/>
-              <w:right w:val="single" w:sz="1" w:space="0" w:color="C8D8E8"/>
-            </w:tcBorders>
-            <w:shd w:val="clear" w:color="auto" w:fill="F5F7FA"/>
-            <w:tcMar>
-              <w:top w:w="100" w:type="dxa"/>
-              <w:left w:w="180" w:type="dxa"/>
-              <w:bottom w:w="100" w:type="dxa"/>
-              <w:right w:w="120" w:type="dxa"/>
-            </w:tcMar>
-          </w:tcPr>
-          <w:p>
-            <w:r>
-              <w:rPr>
-                <w:b/>
-                <w:bCs/>
-                <w:sz w:val="19"/>
-                <w:szCs w:val="19"/>
-              </w:rPr>
-              <w:t>Time Complexity</w:t>
-            </w:r>
-          </w:p>
-        </w:tc>
-        <w:tc>
-          <w:tcPr>
-            <w:tcW w:w="3580" w:type="dxa"/>
-            <w:tcBorders>
-              <w:top w:val="single" w:sz="1" w:space="0" w:color="C8D8E8"/>
-              <w:left w:val="single" w:sz="1" w:space="0" w:color="C8D8E8"/>
-              <w:bottom w:val="single" w:sz="1" w:space="0" w:color="C8D8E8"/>
-              <w:right w:val="single" w:sz="1" w:space="0" w:color="C8D8E8"/>
-            </w:tcBorders>
-            <w:shd w:val="clear" w:color="auto" w:fill="E6F4ED"/>
-            <w:tcMar>
-              <w:top w:w="100" w:type="dxa"/>
-              <w:left w:w="180" w:type="dxa"/>
-              <w:bottom w:w="100" w:type="dxa"/>
-              <w:right w:w="120" w:type="dxa"/>
-            </w:tcMar>
-          </w:tcPr>
-          <w:p>
-            <w:r>
-              <w:rPr>
-                <w:rFonts w:ascii="Courier New" w:eastAsia="Courier New" w:hAnsi="Courier New" w:cs="Courier New"/>
-                <w:color w:val="1D6A40"/>
-                <w:sz w:val="19"/>
-                <w:szCs w:val="19"/>
-              </w:rPr>
-              <w:t>O(n)</w:t>
-            </w:r>
-          </w:p>
-        </w:tc>
-        <w:tc>
-          <w:tcPr>
-            <w:tcW w:w="3580" w:type="dxa"/>
-            <w:tcBorders>
-              <w:top w:val="single" w:sz="1" w:space="0" w:color="C8D8E8"/>
-              <w:left w:val="single" w:sz="1" w:space="0" w:color="C8D8E8"/>
-              <w:bottom w:val="single" w:sz="1" w:space="0" w:color="C8D8E8"/>
-              <w:right w:val="single" w:sz="1" w:space="0" w:color="C8D8E8"/>
-            </w:tcBorders>
-            <w:shd w:val="clear" w:color="auto" w:fill="D6E4F0"/>
-            <w:tcMar>
-              <w:top w:w="100" w:type="dxa"/>
-              <w:left w:w="180" w:type="dxa"/>
-              <w:bottom w:w="100" w:type="dxa"/>
-              <w:right w:w="120" w:type="dxa"/>
-            </w:tcMar>
-          </w:tcPr>
-          <w:p>
-            <w:r>
-              <w:rPr>
-                <w:rFonts w:ascii="Courier New" w:eastAsia="Courier New" w:hAnsi="Courier New" w:cs="Courier New"/>
-                <w:color w:val="2E6DA4"/>
-                <w:sz w:val="19"/>
-                <w:szCs w:val="19"/>
-              </w:rPr>
-              <w:t>O(n log n)</w:t>
-            </w:r>
-          </w:p>
-        </w:tc>
-      </w:tr>
-      <w:tr>
-        <w:tblPrEx>
-          <w:tblCellMar>
-            <w:top w:w="0" w:type="dxa"/>
-            <w:bottom w:w="0" w:type="dxa"/>
-          </w:tblCellMar>
-        </w:tblPrEx>
-        <w:tc>
-          <w:tcPr>
-            <w:tcW w:w="2200" w:type="dxa"/>
-            <w:tcBorders>
-              <w:top w:val="single" w:sz="1" w:space="0" w:color="C8D8E8"/>
-              <w:left w:val="single" w:sz="1" w:space="0" w:color="C8D8E8"/>
-              <w:bottom w:val="single" w:sz="1" w:space="0" w:color="C8D8E8"/>
-              <w:right w:val="single" w:sz="1" w:space="0" w:color="C8D8E8"/>
-            </w:tcBorders>
-            <w:shd w:val="clear" w:color="auto" w:fill="F5F7FA"/>
-            <w:tcMar>
-              <w:top w:w="100" w:type="dxa"/>
-              <w:left w:w="180" w:type="dxa"/>
-              <w:bottom w:w="100" w:type="dxa"/>
-              <w:right w:w="120" w:type="dxa"/>
-            </w:tcMar>
-          </w:tcPr>
-          <w:p>
-            <w:r>
-              <w:rPr>
-                <w:b/>
-                <w:bCs/>
-                <w:sz w:val="19"/>
-                <w:szCs w:val="19"/>
-              </w:rPr>
-              <w:t>Space Complexity</w:t>
-            </w:r>
-          </w:p>
-        </w:tc>
-        <w:tc>
-          <w:tcPr>
-            <w:tcW w:w="3580" w:type="dxa"/>
-            <w:tcBorders>
-              <w:top w:val="single" w:sz="1" w:space="0" w:color="C8D8E8"/>
-              <w:left w:val="single" w:sz="1" w:space="0" w:color="C8D8E8"/>
-              <w:bottom w:val="single" w:sz="1" w:space="0" w:color="C8D8E8"/>
-              <w:right w:val="single" w:sz="1" w:space="0" w:color="C8D8E8"/>
-            </w:tcBorders>
-            <w:shd w:val="clear" w:color="auto" w:fill="E6F4ED"/>
-            <w:tcMar>
-              <w:top w:w="100" w:type="dxa"/>
-              <w:left w:w="180" w:type="dxa"/>
-              <w:bottom w:w="100" w:type="dxa"/>
-              <w:right w:w="120" w:type="dxa"/>
-            </w:tcMar>
-          </w:tcPr>
-          <w:p>
-            <w:r>
-              <w:rPr>
-                <w:rFonts w:ascii="Courier New" w:eastAsia="Courier New" w:hAnsi="Courier New" w:cs="Courier New"/>
-                <w:color w:val="1D6A40"/>
-                <w:sz w:val="19"/>
-                <w:szCs w:val="19"/>
-              </w:rPr>
-              <w:t>O(1)</w:t>
-            </w:r>
-          </w:p>
-        </w:tc>
-        <w:tc>
-          <w:tcPr>
-            <w:tcW w:w="3580" w:type="dxa"/>
-            <w:tcBorders>
-              <w:top w:val="single" w:sz="1" w:space="0" w:color="C8D8E8"/>
-              <w:left w:val="single" w:sz="1" w:space="0" w:color="C8D8E8"/>
-              <w:bottom w:val="single" w:sz="1" w:space="0" w:color="C8D8E8"/>
-              <w:right w:val="single" w:sz="1" w:space="0" w:color="C8D8E8"/>
-            </w:tcBorders>
-            <w:shd w:val="clear" w:color="auto" w:fill="D6E4F0"/>
-            <w:tcMar>
-              <w:top w:w="100" w:type="dxa"/>
-              <w:left w:w="180" w:type="dxa"/>
-              <w:bottom w:w="100" w:type="dxa"/>
-              <w:right w:w="120" w:type="dxa"/>
-            </w:tcMar>
-          </w:tcPr>
-          <w:p>
-            <w:r>
-              <w:rPr>
-                <w:rFonts w:ascii="Courier New" w:eastAsia="Courier New" w:hAnsi="Courier New" w:cs="Courier New"/>
-                <w:color w:val="2E6DA4"/>
-                <w:sz w:val="19"/>
-                <w:szCs w:val="19"/>
-              </w:rPr>
-              <w:t>O(log n)</w:t>
-            </w:r>
-          </w:p>
-        </w:tc>
-      </w:tr>
-      <w:tr>
-        <w:tblPrEx>
-          <w:tblCellMar>
-            <w:top w:w="0" w:type="dxa"/>
-            <w:bottom w:w="0" w:type="dxa"/>
-          </w:tblCellMar>
-        </w:tblPrEx>
-        <w:tc>
-          <w:tcPr>
-            <w:tcW w:w="2200" w:type="dxa"/>
-            <w:tcBorders>
-              <w:top w:val="single" w:sz="1" w:space="0" w:color="C8D8E8"/>
-              <w:left w:val="single" w:sz="1" w:space="0" w:color="C8D8E8"/>
-              <w:bottom w:val="single" w:sz="1" w:space="0" w:color="C8D8E8"/>
-              <w:right w:val="single" w:sz="1" w:space="0" w:color="C8D8E8"/>
-            </w:tcBorders>
-            <w:shd w:val="clear" w:color="auto" w:fill="F5F7FA"/>
-            <w:tcMar>
-              <w:top w:w="100" w:type="dxa"/>
-              <w:left w:w="180" w:type="dxa"/>
-              <w:bottom w:w="100" w:type="dxa"/>
-              <w:right w:w="120" w:type="dxa"/>
-            </w:tcMar>
-          </w:tcPr>
-          <w:p>
-            <w:r>
-              <w:rPr>
-                <w:b/>
-                <w:bCs/>
-                <w:sz w:val="19"/>
-                <w:szCs w:val="19"/>
-              </w:rPr>
-              <w:t>Efficiency</w:t>
-            </w:r>
-          </w:p>
-        </w:tc>
-        <w:tc>
-          <w:tcPr>
-            <w:tcW w:w="3580" w:type="dxa"/>
-            <w:tcBorders>
-              <w:top w:val="single" w:sz="1" w:space="0" w:color="C8D8E8"/>
-              <w:left w:val="single" w:sz="1" w:space="0" w:color="C8D8E8"/>
-              <w:bottom w:val="single" w:sz="1" w:space="0" w:color="C8D8E8"/>
-              <w:right w:val="single" w:sz="1" w:space="0" w:color="C8D8E8"/>
-            </w:tcBorders>
-            <w:shd w:val="clear" w:color="auto" w:fill="E6F4ED"/>
-            <w:tcMar>
-              <w:top w:w="100" w:type="dxa"/>
-              <w:left w:w="180" w:type="dxa"/>
-              <w:bottom w:w="100" w:type="dxa"/>
-              <w:right w:w="120" w:type="dxa"/>
-            </w:tcMar>
-          </w:tcPr>
-          <w:p>
-            <w:r>
-              <w:rPr>
-                <w:b/>
-                <w:bCs/>
-                <w:color w:val="1D6A40"/>
-                <w:sz w:val="19"/>
-                <w:szCs w:val="19"/>
-              </w:rPr>
-              <w:t>Highly Efficient</w:t>
-            </w:r>
-          </w:p>
-        </w:tc>
-        <w:tc>
-          <w:tcPr>
-            <w:tcW w:w="3580" w:type="dxa"/>
-            <w:tcBorders>
-              <w:top w:val="single" w:sz="1" w:space="0" w:color="C8D8E8"/>
-              <w:left w:val="single" w:sz="1" w:space="0" w:color="C8D8E8"/>
-              <w:bottom w:val="single" w:sz="1" w:space="0" w:color="C8D8E8"/>
-              <w:right w:val="single" w:sz="1" w:space="0" w:color="C8D8E8"/>
-            </w:tcBorders>
-            <w:shd w:val="clear" w:color="auto" w:fill="D6E4F0"/>
-            <w:tcMar>
-              <w:top w:w="100" w:type="dxa"/>
-              <w:left w:w="180" w:type="dxa"/>
-              <w:bottom w:w="100" w:type="dxa"/>
-              <w:right w:w="120" w:type="dxa"/>
-            </w:tcMar>
-          </w:tcPr>
-          <w:p>
-            <w:r>
-              <w:rPr>
-                <w:color w:val="2E6DA4"/>
-                <w:sz w:val="19"/>
-                <w:szCs w:val="19"/>
+                <w:sz w:val="24"/>
+                <w:szCs w:val="24"/>
               </w:rPr>
               <w:t>Moderate</w:t>
-            </w:r>
-          </w:p>
-        </w:tc>
-      </w:tr>
-      <w:tr>
-        <w:tblPrEx>
-          <w:tblCellMar>
-            <w:top w:w="0" w:type="dxa"/>
-            <w:bottom w:w="0" w:type="dxa"/>
-          </w:tblCellMar>
-        </w:tblPrEx>
-        <w:tc>
-          <w:tcPr>
-            <w:tcW w:w="2200" w:type="dxa"/>
-            <w:tcBorders>
-              <w:top w:val="single" w:sz="1" w:space="0" w:color="C8D8E8"/>
-              <w:left w:val="single" w:sz="1" w:space="0" w:color="C8D8E8"/>
-              <w:bottom w:val="single" w:sz="1" w:space="0" w:color="C8D8E8"/>
-              <w:right w:val="single" w:sz="1" w:space="0" w:color="C8D8E8"/>
-            </w:tcBorders>
-            <w:shd w:val="clear" w:color="auto" w:fill="F5F7FA"/>
-            <w:tcMar>
-              <w:top w:w="100" w:type="dxa"/>
-              <w:left w:w="180" w:type="dxa"/>
-              <w:bottom w:w="100" w:type="dxa"/>
-              <w:right w:w="120" w:type="dxa"/>
-            </w:tcMar>
-          </w:tcPr>
-          <w:p>
-            <w:r>
-              <w:rPr>
-                <w:b/>
-                <w:bCs/>
-                <w:sz w:val="19"/>
-                <w:szCs w:val="19"/>
-              </w:rPr>
-              <w:t>Implementation</w:t>
-            </w:r>
-          </w:p>
-        </w:tc>
-        <w:tc>
-          <w:tcPr>
-            <w:tcW w:w="3580" w:type="dxa"/>
-            <w:tcBorders>
-              <w:top w:val="single" w:sz="1" w:space="0" w:color="C8D8E8"/>
-              <w:left w:val="single" w:sz="1" w:space="0" w:color="C8D8E8"/>
-              <w:bottom w:val="single" w:sz="1" w:space="0" w:color="C8D8E8"/>
-              <w:right w:val="single" w:sz="1" w:space="0" w:color="C8D8E8"/>
-            </w:tcBorders>
-            <w:shd w:val="clear" w:color="auto" w:fill="E6F4ED"/>
-            <w:tcMar>
-              <w:top w:w="100" w:type="dxa"/>
-              <w:left w:w="180" w:type="dxa"/>
-              <w:bottom w:w="100" w:type="dxa"/>
-              <w:right w:w="120" w:type="dxa"/>
-            </w:tcMar>
-          </w:tcPr>
-          <w:p>
-            <w:r>
-              <w:rPr>
-                <w:color w:val="1D6A40"/>
-                <w:sz w:val="19"/>
-                <w:szCs w:val="19"/>
-              </w:rPr>
-              <w:t>Simple Loop</w:t>
-            </w:r>
-          </w:p>
-        </w:tc>
-        <w:tc>
-          <w:tcPr>
-            <w:tcW w:w="3580" w:type="dxa"/>
-            <w:tcBorders>
-              <w:top w:val="single" w:sz="1" w:space="0" w:color="C8D8E8"/>
-              <w:left w:val="single" w:sz="1" w:space="0" w:color="C8D8E8"/>
-              <w:bottom w:val="single" w:sz="1" w:space="0" w:color="C8D8E8"/>
-              <w:right w:val="single" w:sz="1" w:space="0" w:color="C8D8E8"/>
-            </w:tcBorders>
-            <w:shd w:val="clear" w:color="auto" w:fill="D6E4F0"/>
-            <w:tcMar>
-              <w:top w:w="100" w:type="dxa"/>
-              <w:left w:w="180" w:type="dxa"/>
-              <w:bottom w:w="100" w:type="dxa"/>
-              <w:right w:w="120" w:type="dxa"/>
-            </w:tcMar>
-          </w:tcPr>
-          <w:p>
-            <w:r>
-              <w:rPr>
-                <w:color w:val="2E6DA4"/>
-                <w:sz w:val="19"/>
-                <w:szCs w:val="19"/>
-              </w:rPr>
-              <w:t>Recursive / Divide &amp; Conquer</w:t>
             </w:r>
           </w:p>
         </w:tc>
@@ -6961,6 +6213,137 @@
     <w:uiPriority w:val="99"/>
     <w:rsid w:val="00A73EFE"/>
   </w:style>
+  <w:style w:type="table" w:styleId="GridTable1Light">
+    <w:name w:val="Grid Table 1 Light"/>
+    <w:basedOn w:val="TableNormal"/>
+    <w:uiPriority w:val="46"/>
+    <w:rsid w:val="003746D6"/>
+    <w:tblPr>
+      <w:tblStyleRowBandSize w:val="1"/>
+      <w:tblStyleColBandSize w:val="1"/>
+      <w:tblBorders>
+        <w:top w:val="single" w:sz="4" w:space="0" w:color="999999" w:themeColor="text1" w:themeTint="66"/>
+        <w:left w:val="single" w:sz="4" w:space="0" w:color="999999" w:themeColor="text1" w:themeTint="66"/>
+        <w:bottom w:val="single" w:sz="4" w:space="0" w:color="999999" w:themeColor="text1" w:themeTint="66"/>
+        <w:right w:val="single" w:sz="4" w:space="0" w:color="999999" w:themeColor="text1" w:themeTint="66"/>
+        <w:insideH w:val="single" w:sz="4" w:space="0" w:color="999999" w:themeColor="text1" w:themeTint="66"/>
+        <w:insideV w:val="single" w:sz="4" w:space="0" w:color="999999" w:themeColor="text1" w:themeTint="66"/>
+      </w:tblBorders>
+    </w:tblPr>
+    <w:tblStylePr w:type="firstRow">
+      <w:rPr>
+        <w:b/>
+        <w:bCs/>
+      </w:rPr>
+      <w:tblPr/>
+      <w:tcPr>
+        <w:tcBorders>
+          <w:bottom w:val="single" w:sz="12" w:space="0" w:color="666666" w:themeColor="text1" w:themeTint="99"/>
+        </w:tcBorders>
+      </w:tcPr>
+    </w:tblStylePr>
+    <w:tblStylePr w:type="lastRow">
+      <w:rPr>
+        <w:b/>
+        <w:bCs/>
+      </w:rPr>
+      <w:tblPr/>
+      <w:tcPr>
+        <w:tcBorders>
+          <w:top w:val="double" w:sz="2" w:space="0" w:color="666666" w:themeColor="text1" w:themeTint="99"/>
+        </w:tcBorders>
+      </w:tcPr>
+    </w:tblStylePr>
+    <w:tblStylePr w:type="firstCol">
+      <w:rPr>
+        <w:b/>
+        <w:bCs/>
+      </w:rPr>
+    </w:tblStylePr>
+    <w:tblStylePr w:type="lastCol">
+      <w:rPr>
+        <w:b/>
+        <w:bCs/>
+      </w:rPr>
+    </w:tblStylePr>
+  </w:style>
+  <w:style w:type="table" w:styleId="PlainTable2">
+    <w:name w:val="Plain Table 2"/>
+    <w:basedOn w:val="TableNormal"/>
+    <w:uiPriority w:val="42"/>
+    <w:rsid w:val="00000014"/>
+    <w:tblPr>
+      <w:tblStyleRowBandSize w:val="1"/>
+      <w:tblStyleColBandSize w:val="1"/>
+      <w:tblBorders>
+        <w:top w:val="single" w:sz="4" w:space="0" w:color="7F7F7F" w:themeColor="text1" w:themeTint="80"/>
+        <w:bottom w:val="single" w:sz="4" w:space="0" w:color="7F7F7F" w:themeColor="text1" w:themeTint="80"/>
+      </w:tblBorders>
+    </w:tblPr>
+    <w:tblStylePr w:type="firstRow">
+      <w:rPr>
+        <w:b/>
+        <w:bCs/>
+      </w:rPr>
+      <w:tblPr/>
+      <w:tcPr>
+        <w:tcBorders>
+          <w:bottom w:val="single" w:sz="4" w:space="0" w:color="7F7F7F" w:themeColor="text1" w:themeTint="80"/>
+        </w:tcBorders>
+      </w:tcPr>
+    </w:tblStylePr>
+    <w:tblStylePr w:type="lastRow">
+      <w:rPr>
+        <w:b/>
+        <w:bCs/>
+      </w:rPr>
+      <w:tblPr/>
+      <w:tcPr>
+        <w:tcBorders>
+          <w:top w:val="single" w:sz="4" w:space="0" w:color="7F7F7F" w:themeColor="text1" w:themeTint="80"/>
+        </w:tcBorders>
+      </w:tcPr>
+    </w:tblStylePr>
+    <w:tblStylePr w:type="firstCol">
+      <w:rPr>
+        <w:b/>
+        <w:bCs/>
+      </w:rPr>
+    </w:tblStylePr>
+    <w:tblStylePr w:type="lastCol">
+      <w:rPr>
+        <w:b/>
+        <w:bCs/>
+      </w:rPr>
+    </w:tblStylePr>
+    <w:tblStylePr w:type="band1Vert">
+      <w:tblPr/>
+      <w:tcPr>
+        <w:tcBorders>
+          <w:left w:val="single" w:sz="4" w:space="0" w:color="7F7F7F" w:themeColor="text1" w:themeTint="80"/>
+          <w:right w:val="single" w:sz="4" w:space="0" w:color="7F7F7F" w:themeColor="text1" w:themeTint="80"/>
+        </w:tcBorders>
+      </w:tcPr>
+    </w:tblStylePr>
+    <w:tblStylePr w:type="band2Vert">
+      <w:tblPr/>
+      <w:tcPr>
+        <w:tcBorders>
+          <w:left w:val="single" w:sz="4" w:space="0" w:color="7F7F7F" w:themeColor="text1" w:themeTint="80"/>
+          <w:right w:val="single" w:sz="4" w:space="0" w:color="7F7F7F" w:themeColor="text1" w:themeTint="80"/>
+        </w:tcBorders>
+      </w:tcPr>
+    </w:tblStylePr>
+    <w:tblStylePr w:type="band1Horz">
+      <w:tblPr/>
+      <w:tcPr>
+        <w:tcBorders>
+          <w:top w:val="single" w:sz="4" w:space="0" w:color="7F7F7F" w:themeColor="text1" w:themeTint="80"/>
+          <w:bottom w:val="single" w:sz="4" w:space="0" w:color="7F7F7F" w:themeColor="text1" w:themeTint="80"/>
+        </w:tcBorders>
+      </w:tcPr>
+    </w:tblStylePr>
+  </w:style>
 </w:styles>
 </file>
 

--- a/docs/Dominator Problem Analysis.docx
+++ b/docs/Dominator Problem Analysis.docx
@@ -126,7 +126,10 @@
           <w:bottom w:val="single" w:sz="8" w:space="6" w:color="2E6DA4"/>
         </w:pBdr>
         <w:rPr>
+          <w:rFonts w:hint="cs"/>
           <w:color w:val="000000" w:themeColor="text1"/>
+          <w:rtl/>
+          <w:lang w:val="en-US" w:bidi="ar-EG"/>
         </w:rPr>
       </w:pPr>
       <w:bookmarkStart w:id="0" w:name="_Toc229173465"/>
@@ -138,6 +141,19 @@
         <w:t xml:space="preserve">1.  Iterative Approach </w:t>
       </w:r>
       <w:bookmarkEnd w:id="0"/>
+      <w:r>
+        <w:rPr>
+          <w:color w:val="000000" w:themeColor="text1"/>
+          <w:lang w:val="en-US"/>
+        </w:rPr>
+        <w:t xml:space="preserve">: </w:t>
+      </w:r>
+      <w:r>
+        <w:rPr>
+          <w:color w:val="000000" w:themeColor="text1"/>
+        </w:rPr>
+        <w:t>Boyer-Moore Voting Algorithm</w:t>
+      </w:r>
     </w:p>
     <w:p>
       <w:pPr>
@@ -159,6 +175,7 @@
         <w:pStyle w:val="Heading2"/>
         <w:rPr>
           <w:color w:val="EE0000"/>
+          <w:lang w:val="en-US"/>
         </w:rPr>
       </w:pPr>
       <w:bookmarkStart w:id="1" w:name="_Toc229173467"/>
@@ -172,508 +189,597 @@
     </w:p>
     <w:p>
       <w:pPr>
-        <w:pBdr>
-          <w:top w:val="single" w:sz="4" w:space="0" w:color="4A90C4"/>
-          <w:left w:val="single" w:sz="12" w:space="0" w:color="4A90C4"/>
-        </w:pBdr>
-        <w:shd w:val="clear" w:color="auto" w:fill="1E1E2E"/>
-        <w:spacing w:before="80"/>
-        <w:ind w:left="360" w:right="360"/>
-        <w:rPr>
-          <w:rFonts w:ascii="Consolas" w:hAnsi="Consolas"/>
-        </w:rPr>
-      </w:pPr>
-      <w:r>
+        <w:pStyle w:val="Heading2"/>
+        <w:rPr>
+          <w:color w:val="EE0000"/>
+          <w:lang w:val="en-US"/>
+        </w:rPr>
+      </w:pPr>
+    </w:p>
+    <w:p>
+      <w:pPr>
+        <w:spacing w:after="100"/>
         <w:rPr>
           <w:rFonts w:ascii="Consolas" w:eastAsia="Courier New" w:hAnsi="Consolas" w:cs="Courier New"/>
-          <w:color w:val="C9D1E0"/>
-          <w:sz w:val="18"/>
-          <w:szCs w:val="18"/>
-        </w:rPr>
-        <w:t>FUNCTION dominator_iterative(A, N):</w:t>
-      </w:r>
-    </w:p>
-    <w:p>
-      <w:pPr>
-        <w:pBdr>
-          <w:left w:val="single" w:sz="12" w:space="0" w:color="4A90C4"/>
-        </w:pBdr>
-        <w:shd w:val="clear" w:color="auto" w:fill="1E1E2E"/>
-        <w:ind w:left="360" w:right="360"/>
-        <w:rPr>
-          <w:rFonts w:ascii="Consolas" w:hAnsi="Consolas"/>
+          <w:color w:val="auto"/>
+          <w:sz w:val="22"/>
+          <w:szCs w:val="22"/>
+          <w:lang w:val="en-US"/>
         </w:rPr>
       </w:pPr>
       <w:r>
         <w:rPr>
           <w:rFonts w:ascii="Consolas" w:eastAsia="Courier New" w:hAnsi="Consolas" w:cs="Courier New"/>
-          <w:color w:val="C9D1E0"/>
-          <w:sz w:val="18"/>
-          <w:szCs w:val="18"/>
-        </w:rPr>
-        <w:t xml:space="preserve">    Candidate &lt;- undefined</w:t>
-      </w:r>
-    </w:p>
-    <w:p>
-      <w:pPr>
-        <w:pBdr>
-          <w:left w:val="single" w:sz="12" w:space="0" w:color="4A90C4"/>
-        </w:pBdr>
-        <w:shd w:val="clear" w:color="auto" w:fill="1E1E2E"/>
-        <w:ind w:left="360" w:right="360"/>
-        <w:rPr>
-          <w:rFonts w:ascii="Consolas" w:hAnsi="Consolas"/>
-        </w:rPr>
-      </w:pPr>
-      <w:r>
+          <w:color w:val="auto"/>
+          <w:sz w:val="22"/>
+          <w:szCs w:val="22"/>
+        </w:rPr>
+        <w:t>FUNCTION Dominator_Iterative(A, n)</w:t>
+      </w:r>
+    </w:p>
+    <w:p>
+      <w:pPr>
+        <w:spacing w:after="100"/>
         <w:rPr>
           <w:rFonts w:ascii="Consolas" w:eastAsia="Courier New" w:hAnsi="Consolas" w:cs="Courier New"/>
-          <w:color w:val="C9D1E0"/>
-          <w:sz w:val="18"/>
-          <w:szCs w:val="18"/>
-        </w:rPr>
-        <w:t xml:space="preserve">    Count    &lt;- 0</w:t>
-      </w:r>
-    </w:p>
-    <w:p>
-      <w:pPr>
-        <w:pBdr>
-          <w:left w:val="single" w:sz="12" w:space="0" w:color="4A90C4"/>
-        </w:pBdr>
-        <w:shd w:val="clear" w:color="auto" w:fill="1E1E2E"/>
-        <w:ind w:left="360" w:right="360"/>
-        <w:rPr>
-          <w:rFonts w:ascii="Consolas" w:hAnsi="Consolas"/>
+          <w:color w:val="auto"/>
+          <w:sz w:val="22"/>
+          <w:szCs w:val="22"/>
         </w:rPr>
       </w:pPr>
       <w:r>
         <w:rPr>
           <w:rFonts w:ascii="Consolas" w:eastAsia="Courier New" w:hAnsi="Consolas" w:cs="Courier New"/>
-          <w:color w:val="C9D1E0"/>
-          <w:sz w:val="18"/>
-          <w:szCs w:val="18"/>
-        </w:rPr>
-        <w:t xml:space="preserve"> </w:t>
-      </w:r>
-    </w:p>
-    <w:p>
-      <w:pPr>
-        <w:pBdr>
-          <w:left w:val="single" w:sz="12" w:space="0" w:color="4A90C4"/>
-        </w:pBdr>
-        <w:shd w:val="clear" w:color="auto" w:fill="1E1E2E"/>
-        <w:ind w:left="360" w:right="360"/>
-        <w:rPr>
-          <w:rFonts w:ascii="Consolas" w:hAnsi="Consolas"/>
-        </w:rPr>
-      </w:pPr>
-      <w:r>
+          <w:color w:val="auto"/>
+          <w:sz w:val="22"/>
+          <w:szCs w:val="22"/>
+        </w:rPr>
+        <w:t xml:space="preserve">    candidate ← 0</w:t>
+      </w:r>
+    </w:p>
+    <w:p>
+      <w:pPr>
+        <w:spacing w:after="100"/>
         <w:rPr>
           <w:rFonts w:ascii="Consolas" w:eastAsia="Courier New" w:hAnsi="Consolas" w:cs="Courier New"/>
-          <w:color w:val="C9D1E0"/>
-          <w:sz w:val="18"/>
-          <w:szCs w:val="18"/>
-        </w:rPr>
-        <w:t xml:space="preserve">    FOR i FROM 0 TO N-1:</w:t>
-      </w:r>
-    </w:p>
-    <w:p>
-      <w:pPr>
-        <w:pBdr>
-          <w:left w:val="single" w:sz="12" w:space="0" w:color="4A90C4"/>
-        </w:pBdr>
-        <w:shd w:val="clear" w:color="auto" w:fill="1E1E2E"/>
-        <w:ind w:left="360" w:right="360"/>
-        <w:rPr>
-          <w:rFonts w:ascii="Consolas" w:hAnsi="Consolas"/>
+          <w:color w:val="auto"/>
+          <w:sz w:val="22"/>
+          <w:szCs w:val="22"/>
         </w:rPr>
       </w:pPr>
       <w:r>
         <w:rPr>
           <w:rFonts w:ascii="Consolas" w:eastAsia="Courier New" w:hAnsi="Consolas" w:cs="Courier New"/>
-          <w:color w:val="C9D1E0"/>
-          <w:sz w:val="18"/>
-          <w:szCs w:val="18"/>
-        </w:rPr>
-        <w:t xml:space="preserve">        IF Count == 0:</w:t>
-      </w:r>
-    </w:p>
-    <w:p>
-      <w:pPr>
-        <w:pBdr>
-          <w:left w:val="single" w:sz="12" w:space="0" w:color="4A90C4"/>
-        </w:pBdr>
-        <w:shd w:val="clear" w:color="auto" w:fill="1E1E2E"/>
-        <w:ind w:left="360" w:right="360"/>
-        <w:rPr>
-          <w:rFonts w:ascii="Consolas" w:hAnsi="Consolas"/>
-        </w:rPr>
-      </w:pPr>
-      <w:r>
+          <w:color w:val="auto"/>
+          <w:sz w:val="22"/>
+          <w:szCs w:val="22"/>
+        </w:rPr>
+        <w:t xml:space="preserve">    count ← 0</w:t>
+      </w:r>
+    </w:p>
+    <w:p>
+      <w:pPr>
+        <w:spacing w:after="100"/>
         <w:rPr>
           <w:rFonts w:ascii="Consolas" w:eastAsia="Courier New" w:hAnsi="Consolas" w:cs="Courier New"/>
-          <w:color w:val="C9D1E0"/>
-          <w:sz w:val="18"/>
-          <w:szCs w:val="18"/>
-        </w:rPr>
-        <w:t xml:space="preserve">            Candidate &lt;- A[i]</w:t>
-      </w:r>
-    </w:p>
-    <w:p>
-      <w:pPr>
-        <w:pBdr>
-          <w:left w:val="single" w:sz="12" w:space="0" w:color="4A90C4"/>
-        </w:pBdr>
-        <w:shd w:val="clear" w:color="auto" w:fill="1E1E2E"/>
-        <w:ind w:left="360" w:right="360"/>
-        <w:rPr>
-          <w:rFonts w:ascii="Consolas" w:hAnsi="Consolas"/>
-        </w:rPr>
-      </w:pPr>
-      <w:r>
+          <w:color w:val="auto"/>
+          <w:sz w:val="22"/>
+          <w:szCs w:val="22"/>
+        </w:rPr>
+      </w:pPr>
+    </w:p>
+    <w:p>
+      <w:pPr>
+        <w:spacing w:after="100"/>
         <w:rPr>
           <w:rFonts w:ascii="Consolas" w:eastAsia="Courier New" w:hAnsi="Consolas" w:cs="Courier New"/>
-          <w:color w:val="C9D1E0"/>
-          <w:sz w:val="18"/>
-          <w:szCs w:val="18"/>
-        </w:rPr>
-        <w:t xml:space="preserve">            Count     &lt;- 1</w:t>
-      </w:r>
-    </w:p>
-    <w:p>
-      <w:pPr>
-        <w:pBdr>
-          <w:left w:val="single" w:sz="12" w:space="0" w:color="4A90C4"/>
-        </w:pBdr>
-        <w:shd w:val="clear" w:color="auto" w:fill="1E1E2E"/>
-        <w:ind w:left="360" w:right="360"/>
-        <w:rPr>
-          <w:rFonts w:ascii="Consolas" w:hAnsi="Consolas"/>
+          <w:color w:val="auto"/>
+          <w:sz w:val="22"/>
+          <w:szCs w:val="22"/>
+          <w:lang w:val="en-US"/>
         </w:rPr>
       </w:pPr>
       <w:r>
         <w:rPr>
           <w:rFonts w:ascii="Consolas" w:eastAsia="Courier New" w:hAnsi="Consolas" w:cs="Courier New"/>
-          <w:color w:val="C9D1E0"/>
-          <w:sz w:val="18"/>
-          <w:szCs w:val="18"/>
-        </w:rPr>
-        <w:t xml:space="preserve">        ELSE IF A[i] == Candidate:</w:t>
-      </w:r>
-    </w:p>
-    <w:p>
-      <w:pPr>
-        <w:pBdr>
-          <w:left w:val="single" w:sz="12" w:space="0" w:color="4A90C4"/>
-        </w:pBdr>
-        <w:shd w:val="clear" w:color="auto" w:fill="1E1E2E"/>
-        <w:ind w:left="360" w:right="360"/>
-        <w:rPr>
-          <w:rFonts w:ascii="Consolas" w:hAnsi="Consolas"/>
-        </w:rPr>
-      </w:pPr>
-      <w:r>
+          <w:color w:val="auto"/>
+          <w:sz w:val="22"/>
+          <w:szCs w:val="22"/>
+        </w:rPr>
+        <w:t xml:space="preserve">    FOR i ← 0 TO n - 1</w:t>
+      </w:r>
+    </w:p>
+    <w:p>
+      <w:pPr>
+        <w:spacing w:after="100"/>
         <w:rPr>
           <w:rFonts w:ascii="Consolas" w:eastAsia="Courier New" w:hAnsi="Consolas" w:cs="Courier New"/>
-          <w:color w:val="C9D1E0"/>
-          <w:sz w:val="18"/>
-          <w:szCs w:val="18"/>
-        </w:rPr>
-        <w:t xml:space="preserve">            Count &lt;- Count + 1</w:t>
-      </w:r>
-    </w:p>
-    <w:p>
-      <w:pPr>
-        <w:pBdr>
-          <w:left w:val="single" w:sz="12" w:space="0" w:color="4A90C4"/>
-        </w:pBdr>
-        <w:shd w:val="clear" w:color="auto" w:fill="1E1E2E"/>
-        <w:ind w:left="360" w:right="360"/>
-        <w:rPr>
-          <w:rFonts w:ascii="Consolas" w:hAnsi="Consolas"/>
+          <w:color w:val="auto"/>
+          <w:sz w:val="22"/>
+          <w:szCs w:val="22"/>
         </w:rPr>
       </w:pPr>
       <w:r>
         <w:rPr>
           <w:rFonts w:ascii="Consolas" w:eastAsia="Courier New" w:hAnsi="Consolas" w:cs="Courier New"/>
-          <w:color w:val="C9D1E0"/>
-          <w:sz w:val="18"/>
-          <w:szCs w:val="18"/>
-        </w:rPr>
-        <w:t xml:space="preserve">        ELSE:</w:t>
-      </w:r>
-    </w:p>
-    <w:p>
-      <w:pPr>
-        <w:pBdr>
-          <w:left w:val="single" w:sz="12" w:space="0" w:color="4A90C4"/>
-        </w:pBdr>
-        <w:shd w:val="clear" w:color="auto" w:fill="1E1E2E"/>
-        <w:ind w:left="360" w:right="360"/>
-        <w:rPr>
-          <w:rFonts w:ascii="Consolas" w:hAnsi="Consolas"/>
-        </w:rPr>
-      </w:pPr>
-      <w:r>
+          <w:color w:val="auto"/>
+          <w:sz w:val="22"/>
+          <w:szCs w:val="22"/>
+        </w:rPr>
+        <w:t xml:space="preserve">        IF count = 0 THEN</w:t>
+      </w:r>
+    </w:p>
+    <w:p>
+      <w:pPr>
+        <w:spacing w:after="100"/>
         <w:rPr>
           <w:rFonts w:ascii="Consolas" w:eastAsia="Courier New" w:hAnsi="Consolas" w:cs="Courier New"/>
-          <w:color w:val="C9D1E0"/>
-          <w:sz w:val="18"/>
-          <w:szCs w:val="18"/>
-        </w:rPr>
-        <w:t xml:space="preserve">            Count &lt;- Count - 1</w:t>
-      </w:r>
-    </w:p>
-    <w:p>
-      <w:pPr>
-        <w:pBdr>
-          <w:left w:val="single" w:sz="12" w:space="0" w:color="4A90C4"/>
-        </w:pBdr>
-        <w:shd w:val="clear" w:color="auto" w:fill="1E1E2E"/>
-        <w:ind w:left="360" w:right="360"/>
-        <w:rPr>
-          <w:rFonts w:ascii="Consolas" w:hAnsi="Consolas"/>
-          <w:lang w:val="en-US"/>
-        </w:rPr>
-      </w:pPr>
-    </w:p>
-    <w:p>
-      <w:pPr>
-        <w:pBdr>
-          <w:left w:val="single" w:sz="12" w:space="0" w:color="4A90C4"/>
-        </w:pBdr>
-        <w:shd w:val="clear" w:color="auto" w:fill="1E1E2E"/>
-        <w:ind w:left="360" w:right="360"/>
-        <w:rPr>
-          <w:rFonts w:ascii="Consolas" w:hAnsi="Consolas"/>
+          <w:color w:val="auto"/>
+          <w:sz w:val="22"/>
+          <w:szCs w:val="22"/>
         </w:rPr>
       </w:pPr>
       <w:r>
         <w:rPr>
           <w:rFonts w:ascii="Consolas" w:eastAsia="Courier New" w:hAnsi="Consolas" w:cs="Courier New"/>
-          <w:color w:val="C9D1E0"/>
-          <w:sz w:val="18"/>
-          <w:szCs w:val="18"/>
-        </w:rPr>
-        <w:t xml:space="preserve">    OCC   &lt;- 0</w:t>
-      </w:r>
-    </w:p>
-    <w:p>
-      <w:pPr>
-        <w:pBdr>
-          <w:left w:val="single" w:sz="12" w:space="0" w:color="4A90C4"/>
-        </w:pBdr>
-        <w:shd w:val="clear" w:color="auto" w:fill="1E1E2E"/>
-        <w:ind w:left="360" w:right="360"/>
-        <w:rPr>
-          <w:rFonts w:ascii="Consolas" w:hAnsi="Consolas"/>
-        </w:rPr>
-      </w:pPr>
-      <w:r>
+          <w:color w:val="auto"/>
+          <w:sz w:val="22"/>
+          <w:szCs w:val="22"/>
+        </w:rPr>
+        <w:t xml:space="preserve">            candidate ← A[i]</w:t>
+      </w:r>
+    </w:p>
+    <w:p>
+      <w:pPr>
+        <w:spacing w:after="100"/>
         <w:rPr>
           <w:rFonts w:ascii="Consolas" w:eastAsia="Courier New" w:hAnsi="Consolas" w:cs="Courier New"/>
-          <w:color w:val="C9D1E0"/>
-          <w:sz w:val="18"/>
-          <w:szCs w:val="18"/>
-        </w:rPr>
-        <w:t xml:space="preserve">    index &lt;- -1</w:t>
-      </w:r>
-    </w:p>
-    <w:p>
-      <w:pPr>
-        <w:pBdr>
-          <w:left w:val="single" w:sz="12" w:space="0" w:color="4A90C4"/>
-        </w:pBdr>
-        <w:shd w:val="clear" w:color="auto" w:fill="1E1E2E"/>
-        <w:ind w:left="360" w:right="360"/>
-        <w:rPr>
-          <w:rFonts w:ascii="Consolas" w:hAnsi="Consolas"/>
+          <w:color w:val="auto"/>
+          <w:sz w:val="22"/>
+          <w:szCs w:val="22"/>
+          <w:lang w:val="en-US"/>
         </w:rPr>
       </w:pPr>
       <w:r>
         <w:rPr>
           <w:rFonts w:ascii="Consolas" w:eastAsia="Courier New" w:hAnsi="Consolas" w:cs="Courier New"/>
-          <w:color w:val="C9D1E0"/>
-          <w:sz w:val="18"/>
-          <w:szCs w:val="18"/>
-        </w:rPr>
-        <w:t xml:space="preserve">    FOR i FROM 0 TO N-1:</w:t>
-      </w:r>
-    </w:p>
-    <w:p>
-      <w:pPr>
-        <w:pBdr>
-          <w:left w:val="single" w:sz="12" w:space="0" w:color="4A90C4"/>
-        </w:pBdr>
-        <w:shd w:val="clear" w:color="auto" w:fill="1E1E2E"/>
-        <w:ind w:left="360" w:right="360"/>
-        <w:rPr>
-          <w:rFonts w:ascii="Consolas" w:hAnsi="Consolas"/>
-        </w:rPr>
-      </w:pPr>
-      <w:r>
+          <w:color w:val="auto"/>
+          <w:sz w:val="22"/>
+          <w:szCs w:val="22"/>
+        </w:rPr>
+        <w:t xml:space="preserve">            count ← 1</w:t>
+      </w:r>
+    </w:p>
+    <w:p>
+      <w:pPr>
+        <w:spacing w:after="100"/>
         <w:rPr>
           <w:rFonts w:ascii="Consolas" w:eastAsia="Courier New" w:hAnsi="Consolas" w:cs="Courier New"/>
-          <w:color w:val="C9D1E0"/>
-          <w:sz w:val="18"/>
-          <w:szCs w:val="18"/>
-        </w:rPr>
-        <w:t xml:space="preserve">        IF A[i] == Candidate:</w:t>
-      </w:r>
-    </w:p>
-    <w:p>
-      <w:pPr>
-        <w:pBdr>
-          <w:left w:val="single" w:sz="12" w:space="0" w:color="4A90C4"/>
-        </w:pBdr>
-        <w:shd w:val="clear" w:color="auto" w:fill="1E1E2E"/>
-        <w:ind w:left="360" w:right="360"/>
-        <w:rPr>
-          <w:rFonts w:ascii="Consolas" w:hAnsi="Consolas"/>
+          <w:color w:val="auto"/>
+          <w:sz w:val="22"/>
+          <w:szCs w:val="22"/>
         </w:rPr>
       </w:pPr>
       <w:r>
         <w:rPr>
           <w:rFonts w:ascii="Consolas" w:eastAsia="Courier New" w:hAnsi="Consolas" w:cs="Courier New"/>
-          <w:color w:val="C9D1E0"/>
-          <w:sz w:val="18"/>
-          <w:szCs w:val="18"/>
-        </w:rPr>
-        <w:t xml:space="preserve">            OCC   &lt;- OCC + 1</w:t>
-      </w:r>
-    </w:p>
-    <w:p>
-      <w:pPr>
-        <w:pBdr>
-          <w:left w:val="single" w:sz="12" w:space="0" w:color="4A90C4"/>
-        </w:pBdr>
-        <w:shd w:val="clear" w:color="auto" w:fill="1E1E2E"/>
-        <w:ind w:left="360" w:right="360"/>
-        <w:rPr>
-          <w:rFonts w:ascii="Consolas" w:hAnsi="Consolas"/>
-        </w:rPr>
-      </w:pPr>
-      <w:r>
+          <w:color w:val="auto"/>
+          <w:sz w:val="22"/>
+          <w:szCs w:val="22"/>
+        </w:rPr>
+        <w:t xml:space="preserve">        ELSE IF A[i] = candidate THEN</w:t>
+      </w:r>
+    </w:p>
+    <w:p>
+      <w:pPr>
+        <w:spacing w:after="100"/>
         <w:rPr>
           <w:rFonts w:ascii="Consolas" w:eastAsia="Courier New" w:hAnsi="Consolas" w:cs="Courier New"/>
-          <w:color w:val="C9D1E0"/>
-          <w:sz w:val="18"/>
-          <w:szCs w:val="18"/>
-        </w:rPr>
-        <w:t xml:space="preserve">            index &lt;- i</w:t>
-      </w:r>
-    </w:p>
-    <w:p>
-      <w:pPr>
-        <w:pBdr>
-          <w:left w:val="single" w:sz="12" w:space="0" w:color="4A90C4"/>
-        </w:pBdr>
-        <w:shd w:val="clear" w:color="auto" w:fill="1E1E2E"/>
-        <w:ind w:left="360" w:right="360"/>
-        <w:rPr>
-          <w:rFonts w:ascii="Consolas" w:hAnsi="Consolas"/>
+          <w:color w:val="auto"/>
+          <w:sz w:val="22"/>
+          <w:szCs w:val="22"/>
+          <w:lang w:val="en-US"/>
         </w:rPr>
       </w:pPr>
       <w:r>
         <w:rPr>
           <w:rFonts w:ascii="Consolas" w:eastAsia="Courier New" w:hAnsi="Consolas" w:cs="Courier New"/>
-          <w:color w:val="C9D1E0"/>
-          <w:sz w:val="18"/>
-          <w:szCs w:val="18"/>
-        </w:rPr>
-        <w:t xml:space="preserve"> </w:t>
-      </w:r>
-    </w:p>
-    <w:p>
-      <w:pPr>
-        <w:pBdr>
-          <w:left w:val="single" w:sz="12" w:space="0" w:color="4A90C4"/>
-        </w:pBdr>
-        <w:shd w:val="clear" w:color="auto" w:fill="1E1E2E"/>
-        <w:ind w:left="360" w:right="360"/>
-        <w:rPr>
-          <w:rFonts w:ascii="Consolas" w:hAnsi="Consolas"/>
-        </w:rPr>
-      </w:pPr>
-      <w:r>
+          <w:color w:val="auto"/>
+          <w:sz w:val="22"/>
+          <w:szCs w:val="22"/>
+        </w:rPr>
+        <w:t xml:space="preserve">            count ← count + 1</w:t>
+      </w:r>
+    </w:p>
+    <w:p>
+      <w:pPr>
+        <w:spacing w:after="100"/>
         <w:rPr>
           <w:rFonts w:ascii="Consolas" w:eastAsia="Courier New" w:hAnsi="Consolas" w:cs="Courier New"/>
-          <w:color w:val="C9D1E0"/>
-          <w:sz w:val="18"/>
-          <w:szCs w:val="18"/>
-        </w:rPr>
-        <w:t xml:space="preserve">    IF OCC &gt; N / 2:</w:t>
-      </w:r>
-    </w:p>
-    <w:p>
-      <w:pPr>
-        <w:pBdr>
-          <w:left w:val="single" w:sz="12" w:space="0" w:color="4A90C4"/>
-        </w:pBdr>
-        <w:shd w:val="clear" w:color="auto" w:fill="1E1E2E"/>
-        <w:ind w:left="360" w:right="360"/>
-        <w:rPr>
-          <w:rFonts w:ascii="Consolas" w:hAnsi="Consolas"/>
+          <w:color w:val="auto"/>
+          <w:sz w:val="22"/>
+          <w:szCs w:val="22"/>
         </w:rPr>
       </w:pPr>
       <w:r>
         <w:rPr>
           <w:rFonts w:ascii="Consolas" w:eastAsia="Courier New" w:hAnsi="Consolas" w:cs="Courier New"/>
-          <w:color w:val="C9D1E0"/>
-          <w:sz w:val="18"/>
-          <w:szCs w:val="18"/>
+          <w:color w:val="auto"/>
+          <w:sz w:val="22"/>
+          <w:szCs w:val="22"/>
+        </w:rPr>
+        <w:t xml:space="preserve">        ELSE</w:t>
+      </w:r>
+    </w:p>
+    <w:p>
+      <w:pPr>
+        <w:spacing w:after="100"/>
+        <w:rPr>
+          <w:rFonts w:ascii="Consolas" w:eastAsia="Courier New" w:hAnsi="Consolas" w:cs="Courier New"/>
+          <w:color w:val="auto"/>
+          <w:sz w:val="22"/>
+          <w:szCs w:val="22"/>
+        </w:rPr>
+      </w:pPr>
+      <w:r>
+        <w:rPr>
+          <w:rFonts w:ascii="Consolas" w:eastAsia="Courier New" w:hAnsi="Consolas" w:cs="Courier New"/>
+          <w:color w:val="auto"/>
+          <w:sz w:val="22"/>
+          <w:szCs w:val="22"/>
+        </w:rPr>
+        <w:t xml:space="preserve">            count ← count - 1</w:t>
+      </w:r>
+    </w:p>
+    <w:p>
+      <w:pPr>
+        <w:spacing w:after="100"/>
+        <w:rPr>
+          <w:rFonts w:ascii="Consolas" w:eastAsia="Courier New" w:hAnsi="Consolas" w:cs="Courier New"/>
+          <w:color w:val="auto"/>
+          <w:sz w:val="22"/>
+          <w:szCs w:val="22"/>
+          <w:lang w:val="en-US"/>
+        </w:rPr>
+      </w:pPr>
+      <w:r>
+        <w:rPr>
+          <w:rFonts w:ascii="Consolas" w:eastAsia="Courier New" w:hAnsi="Consolas" w:cs="Courier New"/>
+          <w:color w:val="auto"/>
+          <w:sz w:val="22"/>
+          <w:szCs w:val="22"/>
+        </w:rPr>
+        <w:t xml:space="preserve">        END IF</w:t>
+      </w:r>
+    </w:p>
+    <w:p>
+      <w:pPr>
+        <w:spacing w:after="100"/>
+        <w:rPr>
+          <w:rFonts w:ascii="Consolas" w:eastAsia="Courier New" w:hAnsi="Consolas" w:cs="Courier New"/>
+          <w:color w:val="auto"/>
+          <w:sz w:val="22"/>
+          <w:szCs w:val="22"/>
+          <w:lang w:val="en-US"/>
+        </w:rPr>
+      </w:pPr>
+      <w:r>
+        <w:rPr>
+          <w:rFonts w:ascii="Consolas" w:eastAsia="Courier New" w:hAnsi="Consolas" w:cs="Courier New"/>
+          <w:color w:val="auto"/>
+          <w:sz w:val="22"/>
+          <w:szCs w:val="22"/>
+        </w:rPr>
+        <w:t xml:space="preserve">    END FOR</w:t>
+      </w:r>
+    </w:p>
+    <w:p>
+      <w:pPr>
+        <w:spacing w:after="100"/>
+        <w:rPr>
+          <w:rFonts w:ascii="Consolas" w:eastAsia="Courier New" w:hAnsi="Consolas" w:cs="Courier New"/>
+          <w:color w:val="auto"/>
+          <w:sz w:val="22"/>
+          <w:szCs w:val="22"/>
+        </w:rPr>
+      </w:pPr>
+      <w:r>
+        <w:rPr>
+          <w:rFonts w:ascii="Consolas" w:eastAsia="Courier New" w:hAnsi="Consolas" w:cs="Courier New"/>
+          <w:color w:val="auto"/>
+          <w:sz w:val="22"/>
+          <w:szCs w:val="22"/>
+        </w:rPr>
+        <w:t xml:space="preserve">    count ← 0</w:t>
+      </w:r>
+    </w:p>
+    <w:p>
+      <w:pPr>
+        <w:spacing w:after="100"/>
+        <w:rPr>
+          <w:rFonts w:ascii="Consolas" w:eastAsia="Courier New" w:hAnsi="Consolas" w:cs="Courier New"/>
+          <w:color w:val="auto"/>
+          <w:sz w:val="22"/>
+          <w:szCs w:val="22"/>
+        </w:rPr>
+      </w:pPr>
+      <w:r>
+        <w:rPr>
+          <w:rFonts w:ascii="Consolas" w:eastAsia="Courier New" w:hAnsi="Consolas" w:cs="Courier New"/>
+          <w:color w:val="auto"/>
+          <w:sz w:val="22"/>
+          <w:szCs w:val="22"/>
+        </w:rPr>
+        <w:t xml:space="preserve">    index ← -1</w:t>
+      </w:r>
+    </w:p>
+    <w:p>
+      <w:pPr>
+        <w:spacing w:after="100"/>
+        <w:rPr>
+          <w:rFonts w:ascii="Consolas" w:eastAsia="Courier New" w:hAnsi="Consolas" w:cs="Courier New"/>
+          <w:color w:val="auto"/>
+          <w:sz w:val="22"/>
+          <w:szCs w:val="22"/>
+        </w:rPr>
+      </w:pPr>
+    </w:p>
+    <w:p>
+      <w:pPr>
+        <w:spacing w:after="100"/>
+        <w:rPr>
+          <w:rFonts w:ascii="Consolas" w:eastAsia="Courier New" w:hAnsi="Consolas" w:cs="Courier New"/>
+          <w:color w:val="auto"/>
+          <w:sz w:val="22"/>
+          <w:szCs w:val="22"/>
+        </w:rPr>
+      </w:pPr>
+      <w:r>
+        <w:rPr>
+          <w:rFonts w:ascii="Consolas" w:eastAsia="Courier New" w:hAnsi="Consolas" w:cs="Courier New"/>
+          <w:color w:val="auto"/>
+          <w:sz w:val="22"/>
+          <w:szCs w:val="22"/>
+        </w:rPr>
+        <w:t xml:space="preserve">    FOR i ← 0 TO n - 1</w:t>
+      </w:r>
+    </w:p>
+    <w:p>
+      <w:pPr>
+        <w:spacing w:after="100"/>
+        <w:rPr>
+          <w:rFonts w:ascii="Consolas" w:eastAsia="Courier New" w:hAnsi="Consolas" w:cs="Courier New"/>
+          <w:color w:val="auto"/>
+          <w:sz w:val="22"/>
+          <w:szCs w:val="22"/>
+        </w:rPr>
+      </w:pPr>
+    </w:p>
+    <w:p>
+      <w:pPr>
+        <w:spacing w:after="100"/>
+        <w:rPr>
+          <w:rFonts w:ascii="Consolas" w:eastAsia="Courier New" w:hAnsi="Consolas" w:cs="Courier New"/>
+          <w:color w:val="auto"/>
+          <w:sz w:val="22"/>
+          <w:szCs w:val="22"/>
+        </w:rPr>
+      </w:pPr>
+      <w:r>
+        <w:rPr>
+          <w:rFonts w:ascii="Consolas" w:eastAsia="Courier New" w:hAnsi="Consolas" w:cs="Courier New"/>
+          <w:color w:val="auto"/>
+          <w:sz w:val="22"/>
+          <w:szCs w:val="22"/>
+        </w:rPr>
+        <w:t xml:space="preserve">        IF A[i] = candidate THEN</w:t>
+      </w:r>
+    </w:p>
+    <w:p>
+      <w:pPr>
+        <w:spacing w:after="100"/>
+        <w:rPr>
+          <w:rFonts w:ascii="Consolas" w:eastAsia="Courier New" w:hAnsi="Consolas" w:cs="Courier New"/>
+          <w:color w:val="auto"/>
+          <w:sz w:val="22"/>
+          <w:szCs w:val="22"/>
+        </w:rPr>
+      </w:pPr>
+      <w:r>
+        <w:rPr>
+          <w:rFonts w:ascii="Consolas" w:eastAsia="Courier New" w:hAnsi="Consolas" w:cs="Courier New"/>
+          <w:color w:val="auto"/>
+          <w:sz w:val="22"/>
+          <w:szCs w:val="22"/>
+        </w:rPr>
+        <w:t xml:space="preserve">            count ← count + 1</w:t>
+      </w:r>
+    </w:p>
+    <w:p>
+      <w:pPr>
+        <w:spacing w:after="100"/>
+        <w:rPr>
+          <w:rFonts w:ascii="Consolas" w:eastAsia="Courier New" w:hAnsi="Consolas" w:cs="Courier New"/>
+          <w:color w:val="auto"/>
+          <w:sz w:val="22"/>
+          <w:szCs w:val="22"/>
+        </w:rPr>
+      </w:pPr>
+      <w:r>
+        <w:rPr>
+          <w:rFonts w:ascii="Consolas" w:eastAsia="Courier New" w:hAnsi="Consolas" w:cs="Courier New"/>
+          <w:color w:val="auto"/>
+          <w:sz w:val="22"/>
+          <w:szCs w:val="22"/>
+        </w:rPr>
+        <w:t xml:space="preserve">            index ← i</w:t>
+      </w:r>
+    </w:p>
+    <w:p>
+      <w:pPr>
+        <w:spacing w:after="100"/>
+        <w:rPr>
+          <w:rFonts w:ascii="Consolas" w:eastAsia="Courier New" w:hAnsi="Consolas" w:cs="Courier New"/>
+          <w:color w:val="auto"/>
+          <w:sz w:val="22"/>
+          <w:szCs w:val="22"/>
+          <w:lang w:val="en-US"/>
+        </w:rPr>
+      </w:pPr>
+      <w:r>
+        <w:rPr>
+          <w:rFonts w:ascii="Consolas" w:eastAsia="Courier New" w:hAnsi="Consolas" w:cs="Courier New"/>
+          <w:color w:val="auto"/>
+          <w:sz w:val="22"/>
+          <w:szCs w:val="22"/>
+        </w:rPr>
+        <w:t xml:space="preserve">        END IF</w:t>
+      </w:r>
+    </w:p>
+    <w:p>
+      <w:pPr>
+        <w:spacing w:after="100"/>
+        <w:rPr>
+          <w:rFonts w:ascii="Consolas" w:eastAsia="Courier New" w:hAnsi="Consolas" w:cs="Courier New"/>
+          <w:color w:val="auto"/>
+          <w:sz w:val="22"/>
+          <w:szCs w:val="22"/>
+        </w:rPr>
+      </w:pPr>
+      <w:r>
+        <w:rPr>
+          <w:rFonts w:ascii="Consolas" w:eastAsia="Courier New" w:hAnsi="Consolas" w:cs="Courier New"/>
+          <w:color w:val="auto"/>
+          <w:sz w:val="22"/>
+          <w:szCs w:val="22"/>
+        </w:rPr>
+        <w:t xml:space="preserve">    END FOR</w:t>
+      </w:r>
+    </w:p>
+    <w:p>
+      <w:pPr>
+        <w:spacing w:after="100"/>
+        <w:rPr>
+          <w:rFonts w:ascii="Consolas" w:eastAsia="Courier New" w:hAnsi="Consolas" w:cs="Courier New"/>
+          <w:color w:val="auto"/>
+          <w:sz w:val="22"/>
+          <w:szCs w:val="22"/>
+          <w:lang w:val="en-US"/>
+        </w:rPr>
+      </w:pPr>
+    </w:p>
+    <w:p>
+      <w:pPr>
+        <w:spacing w:after="100"/>
+        <w:rPr>
+          <w:rFonts w:ascii="Consolas" w:eastAsia="Courier New" w:hAnsi="Consolas" w:cs="Courier New"/>
+          <w:color w:val="auto"/>
+          <w:sz w:val="22"/>
+          <w:szCs w:val="22"/>
+        </w:rPr>
+      </w:pPr>
+      <w:r>
+        <w:rPr>
+          <w:rFonts w:ascii="Consolas" w:eastAsia="Courier New" w:hAnsi="Consolas" w:cs="Courier New"/>
+          <w:color w:val="auto"/>
+          <w:sz w:val="22"/>
+          <w:szCs w:val="22"/>
+        </w:rPr>
+        <w:t xml:space="preserve">    IF count &gt; n / 2 THEN</w:t>
+      </w:r>
+    </w:p>
+    <w:p>
+      <w:pPr>
+        <w:spacing w:after="100"/>
+        <w:rPr>
+          <w:rFonts w:ascii="Consolas" w:eastAsia="Courier New" w:hAnsi="Consolas" w:cs="Courier New"/>
+          <w:color w:val="auto"/>
+          <w:sz w:val="22"/>
+          <w:szCs w:val="22"/>
+        </w:rPr>
+      </w:pPr>
+      <w:r>
+        <w:rPr>
+          <w:rFonts w:ascii="Consolas" w:eastAsia="Courier New" w:hAnsi="Consolas" w:cs="Courier New"/>
+          <w:color w:val="auto"/>
+          <w:sz w:val="22"/>
+          <w:szCs w:val="22"/>
         </w:rPr>
         <w:t xml:space="preserve">        RETURN index</w:t>
       </w:r>
     </w:p>
     <w:p>
       <w:pPr>
-        <w:pBdr>
-          <w:left w:val="single" w:sz="12" w:space="0" w:color="4A90C4"/>
-        </w:pBdr>
-        <w:shd w:val="clear" w:color="auto" w:fill="1E1E2E"/>
-        <w:ind w:left="360" w:right="360"/>
-        <w:rPr>
-          <w:rFonts w:ascii="Consolas" w:hAnsi="Consolas"/>
-        </w:rPr>
-      </w:pPr>
-      <w:r>
+        <w:spacing w:after="100"/>
         <w:rPr>
           <w:rFonts w:ascii="Consolas" w:eastAsia="Courier New" w:hAnsi="Consolas" w:cs="Courier New"/>
-          <w:color w:val="C9D1E0"/>
-          <w:sz w:val="18"/>
-          <w:szCs w:val="18"/>
-        </w:rPr>
-        <w:t xml:space="preserve">    ELSE:</w:t>
-      </w:r>
-    </w:p>
-    <w:p>
-      <w:pPr>
-        <w:pBdr>
-          <w:left w:val="single" w:sz="12" w:space="0" w:color="4A90C4"/>
-          <w:bottom w:val="single" w:sz="4" w:space="0" w:color="4A90C4"/>
-        </w:pBdr>
-        <w:shd w:val="clear" w:color="auto" w:fill="1E1E2E"/>
-        <w:spacing w:after="80"/>
-        <w:ind w:left="360" w:right="360"/>
-        <w:rPr>
-          <w:rFonts w:ascii="Consolas" w:hAnsi="Consolas"/>
+          <w:color w:val="auto"/>
+          <w:sz w:val="22"/>
+          <w:szCs w:val="22"/>
         </w:rPr>
       </w:pPr>
       <w:r>
         <w:rPr>
           <w:rFonts w:ascii="Consolas" w:eastAsia="Courier New" w:hAnsi="Consolas" w:cs="Courier New"/>
-          <w:color w:val="C9D1E0"/>
-          <w:sz w:val="18"/>
-          <w:szCs w:val="18"/>
-        </w:rPr>
-        <w:t xml:space="preserve">        RETURN -1</w:t>
+          <w:color w:val="auto"/>
+          <w:sz w:val="22"/>
+          <w:szCs w:val="22"/>
+        </w:rPr>
+        <w:t xml:space="preserve">    END IF</w:t>
       </w:r>
     </w:p>
     <w:p>
       <w:pPr>
         <w:spacing w:after="100"/>
-      </w:pPr>
+        <w:rPr>
+          <w:rFonts w:ascii="Consolas" w:eastAsia="Courier New" w:hAnsi="Consolas" w:cs="Courier New"/>
+          <w:color w:val="auto"/>
+          <w:sz w:val="22"/>
+          <w:szCs w:val="22"/>
+        </w:rPr>
+      </w:pPr>
+    </w:p>
+    <w:p>
+      <w:pPr>
+        <w:spacing w:after="100"/>
+        <w:rPr>
+          <w:rFonts w:ascii="Consolas" w:eastAsia="Courier New" w:hAnsi="Consolas" w:cs="Courier New"/>
+          <w:color w:val="auto"/>
+          <w:sz w:val="22"/>
+          <w:szCs w:val="22"/>
+          <w:lang w:val="en-US"/>
+        </w:rPr>
+      </w:pPr>
+      <w:r>
+        <w:rPr>
+          <w:rFonts w:ascii="Consolas" w:eastAsia="Courier New" w:hAnsi="Consolas" w:cs="Courier New"/>
+          <w:color w:val="auto"/>
+          <w:sz w:val="22"/>
+          <w:szCs w:val="22"/>
+        </w:rPr>
+        <w:t xml:space="preserve">    RETURN -1</w:t>
+      </w:r>
+    </w:p>
+    <w:p>
+      <w:pPr>
+        <w:spacing w:after="100"/>
+        <w:rPr>
+          <w:rFonts w:ascii="Consolas" w:eastAsia="Courier New" w:hAnsi="Consolas" w:cs="Courier New"/>
+          <w:color w:val="auto"/>
+          <w:sz w:val="22"/>
+          <w:szCs w:val="22"/>
+          <w:lang w:val="en-US"/>
+        </w:rPr>
+      </w:pPr>
+      <w:r>
+        <w:rPr>
+          <w:rFonts w:ascii="Consolas" w:eastAsia="Courier New" w:hAnsi="Consolas" w:cs="Courier New"/>
+          <w:color w:val="auto"/>
+          <w:sz w:val="22"/>
+          <w:szCs w:val="22"/>
+        </w:rPr>
+        <w:t>END FUNCTION</w:t>
+      </w:r>
     </w:p>
     <w:p>
       <w:pPr>
@@ -687,6 +793,7 @@
         <w:rPr>
           <w:color w:val="EE0000"/>
         </w:rPr>
+        <w:lastRenderedPageBreak/>
         <w:t>Complexity Analysis</w:t>
       </w:r>
       <w:bookmarkEnd w:id="2"/>
@@ -694,13 +801,13 @@
     <w:tbl>
       <w:tblPr>
         <w:tblStyle w:val="GridTable1Light"/>
-        <w:tblW w:w="9360" w:type="dxa"/>
+        <w:tblW w:w="10435" w:type="dxa"/>
         <w:tblLook w:val="0000" w:firstRow="0" w:lastRow="0" w:firstColumn="0" w:lastColumn="0" w:noHBand="0" w:noVBand="0"/>
       </w:tblPr>
       <w:tblGrid>
         <w:gridCol w:w="3120"/>
         <w:gridCol w:w="3120"/>
-        <w:gridCol w:w="3120"/>
+        <w:gridCol w:w="4195"/>
       </w:tblGrid>
       <w:tr>
         <w:trPr>
@@ -744,6 +851,7 @@
                 <w:rFonts w:ascii="Consolas" w:hAnsi="Consolas"/>
                 <w:sz w:val="24"/>
                 <w:szCs w:val="24"/>
+                <w:lang w:val="en-US"/>
               </w:rPr>
             </w:pPr>
             <w:r>
@@ -752,44 +860,54 @@
                 <w:b/>
                 <w:bCs/>
                 <w:color w:val="000000" w:themeColor="text1"/>
-                <w:sz w:val="24"/>
-                <w:szCs w:val="24"/>
-              </w:rPr>
-              <w:t>O(n)</w:t>
-            </w:r>
-          </w:p>
-        </w:tc>
-        <w:tc>
-          <w:tcPr>
-            <w:tcW w:w="3120" w:type="dxa"/>
-            <w:vAlign w:val="center"/>
-          </w:tcPr>
-          <w:p>
-            <w:pPr>
-              <w:jc w:val="center"/>
-              <w:rPr>
-                <w:rFonts w:ascii="Consolas" w:hAnsi="Consolas"/>
                 <w:sz w:val="24"/>
                 <w:szCs w:val="24"/>
                 <w:lang w:val="en-US"/>
               </w:rPr>
-            </w:pPr>
-            <w:r>
-              <w:rPr>
-                <w:rFonts w:ascii="Consolas" w:hAnsi="Consolas"/>
-                <w:sz w:val="24"/>
-                <w:szCs w:val="24"/>
-              </w:rPr>
-              <w:t xml:space="preserve">Two </w:t>
-            </w:r>
-            <w:r>
+              <w:t xml:space="preserve">O(n) </w:t>
+            </w:r>
+          </w:p>
+        </w:tc>
+        <w:tc>
+          <w:tcPr>
+            <w:tcW w:w="4195" w:type="dxa"/>
+            <w:vAlign w:val="center"/>
+          </w:tcPr>
+          <w:p>
+            <w:pPr>
+              <w:jc w:val="center"/>
               <w:rPr>
                 <w:rFonts w:ascii="Consolas" w:hAnsi="Consolas"/>
                 <w:sz w:val="24"/>
                 <w:szCs w:val="24"/>
                 <w:lang w:val="en-US"/>
               </w:rPr>
-              <w:t xml:space="preserve">linear for loops </w:t>
+            </w:pPr>
+            <w:r>
+              <w:rPr>
+                <w:rFonts w:ascii="Consolas" w:hAnsi="Consolas"/>
+                <w:sz w:val="24"/>
+                <w:szCs w:val="24"/>
+              </w:rPr>
+              <w:t>- First loop traverses the array once → O(n)</w:t>
+            </w:r>
+            <w:r>
+              <w:rPr>
+                <w:rFonts w:ascii="Consolas" w:hAnsi="Consolas"/>
+                <w:sz w:val="24"/>
+                <w:szCs w:val="24"/>
+              </w:rPr>
+              <w:br/>
+              <w:t>- Second loop verifies the candidate → O(n)</w:t>
+            </w:r>
+            <w:r>
+              <w:rPr>
+                <w:rFonts w:ascii="Consolas" w:hAnsi="Consolas"/>
+                <w:sz w:val="24"/>
+                <w:szCs w:val="24"/>
+              </w:rPr>
+              <w:br/>
+              <w:t>- Total = O(n + n) = O(n)</w:t>
             </w:r>
           </w:p>
         </w:tc>
@@ -853,7 +971,7 @@
         </w:tc>
         <w:tc>
           <w:tcPr>
-            <w:tcW w:w="3120" w:type="dxa"/>
+            <w:tcW w:w="4195" w:type="dxa"/>
             <w:vAlign w:val="center"/>
           </w:tcPr>
           <w:p>
@@ -871,7 +989,16 @@
                 <w:sz w:val="24"/>
                 <w:szCs w:val="24"/>
               </w:rPr>
-              <w:t>Only a fixed set of variables used</w:t>
+              <w:t>- Uses only fixed variables</w:t>
+            </w:r>
+            <w:r>
+              <w:rPr>
+                <w:rFonts w:ascii="Consolas" w:hAnsi="Consolas"/>
+                <w:sz w:val="24"/>
+                <w:szCs w:val="24"/>
+              </w:rPr>
+              <w:br/>
+              <w:t>- No extra arrays or recursion</w:t>
             </w:r>
           </w:p>
         </w:tc>
@@ -916,23 +1043,35 @@
         </w:pBdr>
         <w:rPr>
           <w:rFonts w:ascii="Consolas" w:hAnsi="Consolas"/>
+          <w:color w:val="000000" w:themeColor="text1"/>
+          <w:lang w:val="en-US"/>
         </w:rPr>
       </w:pPr>
       <w:bookmarkStart w:id="3" w:name="_Toc229173469"/>
       <w:r>
         <w:rPr>
           <w:rFonts w:ascii="Consolas" w:hAnsi="Consolas"/>
+          <w:color w:val="000000" w:themeColor="text1"/>
         </w:rPr>
         <w:lastRenderedPageBreak/>
         <w:t>2.  Recursive Approach — Divide and Conquer</w:t>
       </w:r>
       <w:bookmarkEnd w:id="3"/>
+      <w:r>
+        <w:rPr>
+          <w:rFonts w:ascii="Consolas" w:hAnsi="Consolas"/>
+          <w:color w:val="000000" w:themeColor="text1"/>
+          <w:lang w:val="en-US"/>
+        </w:rPr>
+        <w:t xml:space="preserve"> Algorithm</w:t>
+      </w:r>
     </w:p>
     <w:p>
       <w:pPr>
         <w:pStyle w:val="Heading2"/>
         <w:rPr>
           <w:color w:val="auto"/>
+          <w:lang w:val="en-US"/>
         </w:rPr>
       </w:pPr>
       <w:bookmarkStart w:id="4" w:name="_Toc229173471"/>
@@ -946,478 +1085,690 @@
     </w:p>
     <w:p>
       <w:pPr>
-        <w:pBdr>
-          <w:top w:val="single" w:sz="4" w:space="0" w:color="4A90C4"/>
-          <w:left w:val="single" w:sz="12" w:space="0" w:color="4A90C4"/>
-        </w:pBdr>
-        <w:shd w:val="clear" w:color="auto" w:fill="1E1E2E"/>
-        <w:spacing w:before="80"/>
-        <w:ind w:left="360" w:right="360"/>
-        <w:rPr>
-          <w:rFonts w:ascii="Consolas" w:hAnsi="Consolas"/>
-        </w:rPr>
-      </w:pPr>
-      <w:r>
-        <w:rPr>
-          <w:rFonts w:ascii="Consolas" w:eastAsia="Courier New" w:hAnsi="Consolas" w:cs="Courier New"/>
-          <w:color w:val="C9D1E0"/>
-          <w:sz w:val="18"/>
-          <w:szCs w:val="18"/>
-        </w:rPr>
-        <w:t>FUNCTION dominator_recursive(A, left, right):</w:t>
-      </w:r>
-    </w:p>
-    <w:p>
-      <w:pPr>
-        <w:pBdr>
-          <w:left w:val="single" w:sz="12" w:space="0" w:color="4A90C4"/>
-        </w:pBdr>
-        <w:shd w:val="clear" w:color="auto" w:fill="1E1E2E"/>
-        <w:ind w:left="360" w:right="360"/>
-        <w:rPr>
-          <w:rFonts w:ascii="Consolas" w:hAnsi="Consolas"/>
-        </w:rPr>
-      </w:pPr>
-      <w:r>
-        <w:rPr>
-          <w:rFonts w:ascii="Consolas" w:eastAsia="Courier New" w:hAnsi="Consolas" w:cs="Courier New"/>
-          <w:color w:val="C9D1E0"/>
-          <w:sz w:val="18"/>
-          <w:szCs w:val="18"/>
-        </w:rPr>
-        <w:t xml:space="preserve">    IF left == right:</w:t>
-      </w:r>
-    </w:p>
-    <w:p>
-      <w:pPr>
-        <w:pBdr>
-          <w:left w:val="single" w:sz="12" w:space="0" w:color="4A90C4"/>
-        </w:pBdr>
-        <w:shd w:val="clear" w:color="auto" w:fill="1E1E2E"/>
-        <w:ind w:left="360" w:right="360"/>
-        <w:rPr>
-          <w:rFonts w:ascii="Consolas" w:hAnsi="Consolas"/>
-        </w:rPr>
-      </w:pPr>
-      <w:r>
-        <w:rPr>
-          <w:rFonts w:ascii="Consolas" w:eastAsia="Courier New" w:hAnsi="Consolas" w:cs="Courier New"/>
-          <w:color w:val="C9D1E0"/>
-          <w:sz w:val="18"/>
-          <w:szCs w:val="18"/>
-        </w:rPr>
-        <w:t xml:space="preserve">        RETURN A[left]</w:t>
-      </w:r>
-    </w:p>
-    <w:p>
-      <w:pPr>
-        <w:pBdr>
-          <w:left w:val="single" w:sz="12" w:space="0" w:color="4A90C4"/>
-        </w:pBdr>
-        <w:shd w:val="clear" w:color="auto" w:fill="1E1E2E"/>
-        <w:ind w:left="360" w:right="360"/>
-        <w:rPr>
-          <w:rFonts w:ascii="Consolas" w:hAnsi="Consolas"/>
-        </w:rPr>
-      </w:pPr>
-      <w:r>
-        <w:rPr>
-          <w:rFonts w:ascii="Consolas" w:eastAsia="Courier New" w:hAnsi="Consolas" w:cs="Courier New"/>
-          <w:color w:val="C9D1E0"/>
-          <w:sz w:val="18"/>
-          <w:szCs w:val="18"/>
-        </w:rPr>
-        <w:t xml:space="preserve"> </w:t>
-      </w:r>
-    </w:p>
-    <w:p>
-      <w:pPr>
-        <w:pBdr>
-          <w:left w:val="single" w:sz="12" w:space="0" w:color="4A90C4"/>
-        </w:pBdr>
-        <w:shd w:val="clear" w:color="auto" w:fill="1E1E2E"/>
-        <w:ind w:left="360" w:right="360"/>
-        <w:rPr>
-          <w:rFonts w:ascii="Consolas" w:hAnsi="Consolas"/>
-        </w:rPr>
-      </w:pPr>
-      <w:r>
-        <w:rPr>
-          <w:rFonts w:ascii="Consolas" w:eastAsia="Courier New" w:hAnsi="Consolas" w:cs="Courier New"/>
-          <w:color w:val="C9D1E0"/>
-          <w:sz w:val="18"/>
-          <w:szCs w:val="18"/>
-        </w:rPr>
-        <w:t xml:space="preserve">    mid &lt;- (left + right) / 2</w:t>
-      </w:r>
-    </w:p>
-    <w:p>
-      <w:pPr>
-        <w:pBdr>
-          <w:left w:val="single" w:sz="12" w:space="0" w:color="4A90C4"/>
-        </w:pBdr>
-        <w:shd w:val="clear" w:color="auto" w:fill="1E1E2E"/>
-        <w:ind w:left="360" w:right="360"/>
-        <w:rPr>
-          <w:rFonts w:ascii="Consolas" w:hAnsi="Consolas"/>
-        </w:rPr>
-      </w:pPr>
-      <w:r>
-        <w:rPr>
-          <w:rFonts w:ascii="Consolas" w:eastAsia="Courier New" w:hAnsi="Consolas" w:cs="Courier New"/>
-          <w:color w:val="C9D1E0"/>
-          <w:sz w:val="18"/>
-          <w:szCs w:val="18"/>
-        </w:rPr>
-        <w:t xml:space="preserve"> </w:t>
-      </w:r>
-    </w:p>
-    <w:p>
-      <w:pPr>
-        <w:pBdr>
-          <w:left w:val="single" w:sz="12" w:space="0" w:color="4A90C4"/>
-        </w:pBdr>
-        <w:shd w:val="clear" w:color="auto" w:fill="1E1E2E"/>
-        <w:ind w:left="360" w:right="360"/>
-        <w:rPr>
-          <w:rFonts w:ascii="Consolas" w:hAnsi="Consolas"/>
-        </w:rPr>
-      </w:pPr>
-      <w:r>
-        <w:rPr>
-          <w:rFonts w:ascii="Consolas" w:eastAsia="Courier New" w:hAnsi="Consolas" w:cs="Courier New"/>
-          <w:color w:val="C9D1E0"/>
-          <w:sz w:val="18"/>
-          <w:szCs w:val="18"/>
-        </w:rPr>
-        <w:t xml:space="preserve">    left_dom  &lt;- dominator_recursive(A, left, mid)</w:t>
-      </w:r>
-    </w:p>
-    <w:p>
-      <w:pPr>
-        <w:pBdr>
-          <w:left w:val="single" w:sz="12" w:space="0" w:color="4A90C4"/>
-        </w:pBdr>
-        <w:shd w:val="clear" w:color="auto" w:fill="1E1E2E"/>
-        <w:ind w:left="360" w:right="360"/>
-        <w:rPr>
-          <w:rFonts w:ascii="Consolas" w:hAnsi="Consolas"/>
-        </w:rPr>
-      </w:pPr>
-      <w:r>
-        <w:rPr>
-          <w:rFonts w:ascii="Consolas" w:eastAsia="Courier New" w:hAnsi="Consolas" w:cs="Courier New"/>
-          <w:color w:val="C9D1E0"/>
-          <w:sz w:val="18"/>
-          <w:szCs w:val="18"/>
-        </w:rPr>
-        <w:t xml:space="preserve">    right_dom &lt;- dominator_recursive(A, mid + 1, right)</w:t>
-      </w:r>
-    </w:p>
-    <w:p>
-      <w:pPr>
-        <w:pBdr>
-          <w:left w:val="single" w:sz="12" w:space="0" w:color="4A90C4"/>
-        </w:pBdr>
-        <w:shd w:val="clear" w:color="auto" w:fill="1E1E2E"/>
-        <w:ind w:left="360" w:right="360"/>
-        <w:rPr>
-          <w:rFonts w:ascii="Consolas" w:hAnsi="Consolas"/>
-        </w:rPr>
-      </w:pPr>
-      <w:r>
-        <w:rPr>
-          <w:rFonts w:ascii="Consolas" w:eastAsia="Courier New" w:hAnsi="Consolas" w:cs="Courier New"/>
-          <w:color w:val="C9D1E0"/>
-          <w:sz w:val="18"/>
-          <w:szCs w:val="18"/>
-        </w:rPr>
-        <w:t xml:space="preserve"> </w:t>
-      </w:r>
-    </w:p>
-    <w:p>
-      <w:pPr>
-        <w:pBdr>
-          <w:left w:val="single" w:sz="12" w:space="0" w:color="4A90C4"/>
-        </w:pBdr>
-        <w:shd w:val="clear" w:color="auto" w:fill="1E1E2E"/>
-        <w:ind w:left="360" w:right="360"/>
-        <w:rPr>
-          <w:rFonts w:ascii="Consolas" w:hAnsi="Consolas"/>
-        </w:rPr>
-      </w:pPr>
-      <w:r>
-        <w:rPr>
-          <w:rFonts w:ascii="Consolas" w:eastAsia="Courier New" w:hAnsi="Consolas" w:cs="Courier New"/>
-          <w:color w:val="C9D1E0"/>
-          <w:sz w:val="18"/>
-          <w:szCs w:val="18"/>
-        </w:rPr>
-        <w:t xml:space="preserve">    IF left_dom == right_dom:</w:t>
-      </w:r>
-    </w:p>
-    <w:p>
-      <w:pPr>
-        <w:pBdr>
-          <w:left w:val="single" w:sz="12" w:space="0" w:color="4A90C4"/>
-        </w:pBdr>
-        <w:shd w:val="clear" w:color="auto" w:fill="1E1E2E"/>
-        <w:ind w:left="360" w:right="360"/>
-        <w:rPr>
-          <w:rFonts w:ascii="Consolas" w:hAnsi="Consolas"/>
-        </w:rPr>
-      </w:pPr>
-      <w:r>
-        <w:rPr>
-          <w:rFonts w:ascii="Consolas" w:eastAsia="Courier New" w:hAnsi="Consolas" w:cs="Courier New"/>
-          <w:color w:val="C9D1E0"/>
-          <w:sz w:val="18"/>
-          <w:szCs w:val="18"/>
-        </w:rPr>
-        <w:t xml:space="preserve">        RETURN left_dom</w:t>
-      </w:r>
-    </w:p>
-    <w:p>
-      <w:pPr>
-        <w:pBdr>
-          <w:left w:val="single" w:sz="12" w:space="0" w:color="4A90C4"/>
-        </w:pBdr>
-        <w:shd w:val="clear" w:color="auto" w:fill="1E1E2E"/>
-        <w:ind w:left="360" w:right="360"/>
-        <w:rPr>
-          <w:rFonts w:ascii="Consolas" w:hAnsi="Consolas"/>
-        </w:rPr>
-      </w:pPr>
-      <w:r>
-        <w:rPr>
-          <w:rFonts w:ascii="Consolas" w:eastAsia="Courier New" w:hAnsi="Consolas" w:cs="Courier New"/>
-          <w:color w:val="C9D1E0"/>
-          <w:sz w:val="18"/>
-          <w:szCs w:val="18"/>
-        </w:rPr>
-        <w:t xml:space="preserve"> </w:t>
-      </w:r>
-    </w:p>
-    <w:p>
-      <w:pPr>
-        <w:pBdr>
-          <w:left w:val="single" w:sz="12" w:space="0" w:color="4A90C4"/>
-        </w:pBdr>
-        <w:shd w:val="clear" w:color="auto" w:fill="1E1E2E"/>
-        <w:ind w:left="360" w:right="360"/>
-        <w:rPr>
-          <w:rFonts w:ascii="Consolas" w:hAnsi="Consolas"/>
-        </w:rPr>
-      </w:pPr>
-      <w:r>
-        <w:rPr>
-          <w:rFonts w:ascii="Consolas" w:eastAsia="Courier New" w:hAnsi="Consolas" w:cs="Courier New"/>
-          <w:color w:val="C9D1E0"/>
-          <w:sz w:val="18"/>
-          <w:szCs w:val="18"/>
-        </w:rPr>
-        <w:t xml:space="preserve">    left_count  &lt;- 0</w:t>
-      </w:r>
-    </w:p>
-    <w:p>
-      <w:pPr>
-        <w:pBdr>
-          <w:left w:val="single" w:sz="12" w:space="0" w:color="4A90C4"/>
-        </w:pBdr>
-        <w:shd w:val="clear" w:color="auto" w:fill="1E1E2E"/>
-        <w:ind w:left="360" w:right="360"/>
-        <w:rPr>
-          <w:rFonts w:ascii="Consolas" w:hAnsi="Consolas"/>
-        </w:rPr>
-      </w:pPr>
-      <w:r>
-        <w:rPr>
-          <w:rFonts w:ascii="Consolas" w:eastAsia="Courier New" w:hAnsi="Consolas" w:cs="Courier New"/>
-          <w:color w:val="C9D1E0"/>
-          <w:sz w:val="18"/>
-          <w:szCs w:val="18"/>
-        </w:rPr>
-        <w:t xml:space="preserve">    right_count &lt;- 0</w:t>
-      </w:r>
-    </w:p>
-    <w:p>
-      <w:pPr>
-        <w:pBdr>
-          <w:left w:val="single" w:sz="12" w:space="0" w:color="4A90C4"/>
-        </w:pBdr>
-        <w:shd w:val="clear" w:color="auto" w:fill="1E1E2E"/>
-        <w:ind w:left="360" w:right="360"/>
-        <w:rPr>
-          <w:rFonts w:ascii="Consolas" w:hAnsi="Consolas"/>
-        </w:rPr>
-      </w:pPr>
-      <w:r>
-        <w:rPr>
-          <w:rFonts w:ascii="Consolas" w:eastAsia="Courier New" w:hAnsi="Consolas" w:cs="Courier New"/>
-          <w:color w:val="C9D1E0"/>
-          <w:sz w:val="18"/>
-          <w:szCs w:val="18"/>
-        </w:rPr>
-        <w:t xml:space="preserve">    FOR i FROM left TO right:</w:t>
-      </w:r>
-    </w:p>
-    <w:p>
-      <w:pPr>
-        <w:pBdr>
-          <w:left w:val="single" w:sz="12" w:space="0" w:color="4A90C4"/>
-        </w:pBdr>
-        <w:shd w:val="clear" w:color="auto" w:fill="1E1E2E"/>
-        <w:ind w:left="360" w:right="360"/>
-        <w:rPr>
-          <w:rFonts w:ascii="Consolas" w:hAnsi="Consolas"/>
-        </w:rPr>
-      </w:pPr>
-      <w:r>
-        <w:rPr>
-          <w:rFonts w:ascii="Consolas" w:eastAsia="Courier New" w:hAnsi="Consolas" w:cs="Courier New"/>
-          <w:color w:val="C9D1E0"/>
-          <w:sz w:val="18"/>
-          <w:szCs w:val="18"/>
-        </w:rPr>
-        <w:t xml:space="preserve">        IF A[i] == left_dom:  left_count  &lt;- left_count  + 1</w:t>
-      </w:r>
-    </w:p>
-    <w:p>
-      <w:pPr>
-        <w:pBdr>
-          <w:left w:val="single" w:sz="12" w:space="0" w:color="4A90C4"/>
-        </w:pBdr>
-        <w:shd w:val="clear" w:color="auto" w:fill="1E1E2E"/>
-        <w:ind w:left="360" w:right="360"/>
-        <w:rPr>
-          <w:rFonts w:ascii="Consolas" w:hAnsi="Consolas"/>
-        </w:rPr>
-      </w:pPr>
-      <w:r>
-        <w:rPr>
-          <w:rFonts w:ascii="Consolas" w:eastAsia="Courier New" w:hAnsi="Consolas" w:cs="Courier New"/>
-          <w:color w:val="C9D1E0"/>
-          <w:sz w:val="18"/>
-          <w:szCs w:val="18"/>
-        </w:rPr>
-        <w:t xml:space="preserve">        IF A[i] == right_dom: right_count &lt;- right_count + 1</w:t>
-      </w:r>
-    </w:p>
-    <w:p>
-      <w:pPr>
-        <w:pBdr>
-          <w:left w:val="single" w:sz="12" w:space="0" w:color="4A90C4"/>
-        </w:pBdr>
-        <w:shd w:val="clear" w:color="auto" w:fill="1E1E2E"/>
-        <w:ind w:left="360" w:right="360"/>
-        <w:rPr>
-          <w:rFonts w:ascii="Consolas" w:hAnsi="Consolas"/>
-        </w:rPr>
-      </w:pPr>
-      <w:r>
-        <w:rPr>
-          <w:rFonts w:ascii="Consolas" w:eastAsia="Courier New" w:hAnsi="Consolas" w:cs="Courier New"/>
-          <w:color w:val="C9D1E0"/>
-          <w:sz w:val="18"/>
-          <w:szCs w:val="18"/>
-        </w:rPr>
-        <w:t xml:space="preserve"> </w:t>
-      </w:r>
-    </w:p>
-    <w:p>
-      <w:pPr>
-        <w:pBdr>
-          <w:left w:val="single" w:sz="12" w:space="0" w:color="4A90C4"/>
-        </w:pBdr>
-        <w:shd w:val="clear" w:color="auto" w:fill="1E1E2E"/>
-        <w:ind w:left="360" w:right="360"/>
-        <w:rPr>
-          <w:rFonts w:ascii="Consolas" w:hAnsi="Consolas"/>
-        </w:rPr>
-      </w:pPr>
-      <w:r>
-        <w:rPr>
-          <w:rFonts w:ascii="Consolas" w:eastAsia="Courier New" w:hAnsi="Consolas" w:cs="Courier New"/>
-          <w:color w:val="C9D1E0"/>
-          <w:sz w:val="18"/>
-          <w:szCs w:val="18"/>
-        </w:rPr>
-        <w:t xml:space="preserve">    IF left_count &gt; right_count:</w:t>
-      </w:r>
-    </w:p>
-    <w:p>
-      <w:pPr>
-        <w:pBdr>
-          <w:left w:val="single" w:sz="12" w:space="0" w:color="4A90C4"/>
-        </w:pBdr>
-        <w:shd w:val="clear" w:color="auto" w:fill="1E1E2E"/>
-        <w:ind w:left="360" w:right="360"/>
-        <w:rPr>
-          <w:rFonts w:ascii="Consolas" w:hAnsi="Consolas"/>
-        </w:rPr>
-      </w:pPr>
-      <w:r>
-        <w:rPr>
-          <w:rFonts w:ascii="Consolas" w:eastAsia="Courier New" w:hAnsi="Consolas" w:cs="Courier New"/>
-          <w:color w:val="C9D1E0"/>
-          <w:sz w:val="18"/>
-          <w:szCs w:val="18"/>
-        </w:rPr>
-        <w:t xml:space="preserve">        RETURN left_dom</w:t>
-      </w:r>
-    </w:p>
-    <w:p>
-      <w:pPr>
-        <w:pBdr>
-          <w:left w:val="single" w:sz="12" w:space="0" w:color="4A90C4"/>
-        </w:pBdr>
-        <w:shd w:val="clear" w:color="auto" w:fill="1E1E2E"/>
-        <w:ind w:left="360" w:right="360"/>
-        <w:rPr>
-          <w:rFonts w:ascii="Consolas" w:hAnsi="Consolas"/>
-        </w:rPr>
-      </w:pPr>
-      <w:r>
-        <w:rPr>
-          <w:rFonts w:ascii="Consolas" w:eastAsia="Courier New" w:hAnsi="Consolas" w:cs="Courier New"/>
-          <w:color w:val="C9D1E0"/>
-          <w:sz w:val="18"/>
-          <w:szCs w:val="18"/>
-        </w:rPr>
-        <w:t xml:space="preserve">    ELSE:</w:t>
-      </w:r>
-    </w:p>
-    <w:p>
-      <w:pPr>
-        <w:pBdr>
-          <w:left w:val="single" w:sz="12" w:space="0" w:color="4A90C4"/>
-          <w:bottom w:val="single" w:sz="4" w:space="0" w:color="4A90C4"/>
-        </w:pBdr>
-        <w:shd w:val="clear" w:color="auto" w:fill="1E1E2E"/>
-        <w:spacing w:after="80"/>
-        <w:ind w:left="360" w:right="360"/>
-        <w:rPr>
-          <w:rFonts w:ascii="Consolas" w:eastAsia="Courier New" w:hAnsi="Consolas" w:cs="Courier New"/>
-          <w:color w:val="C9D1E0"/>
-          <w:sz w:val="18"/>
-          <w:szCs w:val="18"/>
-          <w:lang w:val="en-US"/>
-        </w:rPr>
-      </w:pPr>
-      <w:r>
-        <w:rPr>
-          <w:rFonts w:ascii="Consolas" w:eastAsia="Courier New" w:hAnsi="Consolas" w:cs="Courier New"/>
-          <w:color w:val="C9D1E0"/>
-          <w:sz w:val="18"/>
-          <w:szCs w:val="18"/>
-        </w:rPr>
-        <w:t xml:space="preserve">        RETURN right_dom</w:t>
-      </w:r>
-    </w:p>
-    <w:p>
-      <w:pPr>
         <w:pStyle w:val="Heading2"/>
         <w:rPr>
+          <w:color w:val="auto"/>
+          <w:lang w:val="en-US"/>
+        </w:rPr>
+      </w:pPr>
+    </w:p>
+    <w:p>
+      <w:pPr>
+        <w:pStyle w:val="NoSpacing"/>
+        <w:rPr>
+          <w:rFonts w:ascii="Consolas" w:hAnsi="Consolas"/>
+        </w:rPr>
+      </w:pPr>
+      <w:r>
+        <w:rPr>
+          <w:rFonts w:ascii="Consolas" w:hAnsi="Consolas"/>
+        </w:rPr>
+        <w:t>FUNCTION Dominator_Recursive(A, left, right)</w:t>
+      </w:r>
+    </w:p>
+    <w:p>
+      <w:pPr>
+        <w:pStyle w:val="NoSpacing"/>
+        <w:rPr>
+          <w:rFonts w:ascii="Consolas" w:hAnsi="Consolas"/>
+        </w:rPr>
+      </w:pPr>
+    </w:p>
+    <w:p>
+      <w:pPr>
+        <w:pStyle w:val="NoSpacing"/>
+        <w:rPr>
+          <w:rFonts w:ascii="Consolas" w:hAnsi="Consolas"/>
+        </w:rPr>
+      </w:pPr>
+      <w:r>
+        <w:rPr>
+          <w:rFonts w:ascii="Consolas" w:hAnsi="Consolas"/>
+        </w:rPr>
+        <w:t xml:space="preserve">    IF left = right THEN</w:t>
+      </w:r>
+    </w:p>
+    <w:p>
+      <w:pPr>
+        <w:pStyle w:val="NoSpacing"/>
+        <w:rPr>
+          <w:rFonts w:ascii="Consolas" w:hAnsi="Consolas"/>
+        </w:rPr>
+      </w:pPr>
+      <w:r>
+        <w:rPr>
+          <w:rFonts w:ascii="Consolas" w:hAnsi="Consolas"/>
+        </w:rPr>
+        <w:t xml:space="preserve">        RETURN left</w:t>
+      </w:r>
+    </w:p>
+    <w:p>
+      <w:pPr>
+        <w:pStyle w:val="NoSpacing"/>
+        <w:rPr>
+          <w:rFonts w:ascii="Consolas" w:hAnsi="Consolas"/>
+        </w:rPr>
+      </w:pPr>
+      <w:r>
+        <w:rPr>
+          <w:rFonts w:ascii="Consolas" w:hAnsi="Consolas"/>
+        </w:rPr>
+        <w:t xml:space="preserve">    END IF</w:t>
+      </w:r>
+    </w:p>
+    <w:p>
+      <w:pPr>
+        <w:pStyle w:val="NoSpacing"/>
+        <w:rPr>
+          <w:rFonts w:ascii="Consolas" w:hAnsi="Consolas"/>
+        </w:rPr>
+      </w:pPr>
+    </w:p>
+    <w:p>
+      <w:pPr>
+        <w:pStyle w:val="NoSpacing"/>
+        <w:rPr>
+          <w:rFonts w:ascii="Consolas" w:hAnsi="Consolas"/>
+        </w:rPr>
+      </w:pPr>
+    </w:p>
+    <w:p>
+      <w:pPr>
+        <w:pStyle w:val="NoSpacing"/>
+        <w:rPr>
+          <w:rFonts w:ascii="Consolas" w:hAnsi="Consolas"/>
+        </w:rPr>
+      </w:pPr>
+      <w:r>
+        <w:rPr>
+          <w:rFonts w:ascii="Consolas" w:hAnsi="Consolas"/>
+        </w:rPr>
+        <w:t xml:space="preserve">    mid ← (left + right) / 2</w:t>
+      </w:r>
+    </w:p>
+    <w:p>
+      <w:pPr>
+        <w:pStyle w:val="NoSpacing"/>
+        <w:rPr>
+          <w:rFonts w:ascii="Consolas" w:hAnsi="Consolas"/>
+        </w:rPr>
+      </w:pPr>
+    </w:p>
+    <w:p>
+      <w:pPr>
+        <w:pStyle w:val="NoSpacing"/>
+        <w:rPr>
+          <w:rFonts w:ascii="Consolas" w:hAnsi="Consolas"/>
+        </w:rPr>
+      </w:pPr>
+      <w:r>
+        <w:rPr>
+          <w:rFonts w:ascii="Consolas" w:hAnsi="Consolas"/>
+        </w:rPr>
+        <w:t xml:space="preserve">    left_index ← Dominator_Recursive(A, left, mid)</w:t>
+      </w:r>
+    </w:p>
+    <w:p>
+      <w:pPr>
+        <w:pStyle w:val="NoSpacing"/>
+        <w:rPr>
+          <w:rFonts w:ascii="Consolas" w:hAnsi="Consolas"/>
+        </w:rPr>
+      </w:pPr>
+    </w:p>
+    <w:p>
+      <w:pPr>
+        <w:pStyle w:val="NoSpacing"/>
+        <w:rPr>
+          <w:rFonts w:ascii="Consolas" w:hAnsi="Consolas"/>
+        </w:rPr>
+      </w:pPr>
+      <w:r>
+        <w:rPr>
+          <w:rFonts w:ascii="Consolas" w:hAnsi="Consolas"/>
+        </w:rPr>
+        <w:t xml:space="preserve">    right_index ← Dominator_Recursive(A, mid + 1, right)</w:t>
+      </w:r>
+    </w:p>
+    <w:p>
+      <w:pPr>
+        <w:pStyle w:val="NoSpacing"/>
+        <w:rPr>
+          <w:rFonts w:ascii="Consolas" w:hAnsi="Consolas"/>
+        </w:rPr>
+      </w:pPr>
+    </w:p>
+    <w:p>
+      <w:pPr>
+        <w:pStyle w:val="NoSpacing"/>
+        <w:rPr>
+          <w:rFonts w:ascii="Consolas" w:hAnsi="Consolas"/>
+        </w:rPr>
+      </w:pPr>
+    </w:p>
+    <w:p>
+      <w:pPr>
+        <w:pStyle w:val="NoSpacing"/>
+        <w:rPr>
+          <w:rFonts w:ascii="Consolas" w:hAnsi="Consolas"/>
+        </w:rPr>
+      </w:pPr>
+      <w:r>
+        <w:rPr>
+          <w:rFonts w:ascii="Consolas" w:hAnsi="Consolas"/>
+        </w:rPr>
+        <w:t xml:space="preserve">    left_value ← A[left_index]</w:t>
+      </w:r>
+    </w:p>
+    <w:p>
+      <w:pPr>
+        <w:pStyle w:val="NoSpacing"/>
+        <w:rPr>
+          <w:rFonts w:ascii="Consolas" w:hAnsi="Consolas"/>
+        </w:rPr>
+      </w:pPr>
+      <w:r>
+        <w:rPr>
+          <w:rFonts w:ascii="Consolas" w:hAnsi="Consolas"/>
+        </w:rPr>
+        <w:t xml:space="preserve">    right_value ← A[right_index]</w:t>
+      </w:r>
+    </w:p>
+    <w:p>
+      <w:pPr>
+        <w:pStyle w:val="NoSpacing"/>
+        <w:rPr>
+          <w:rFonts w:ascii="Consolas" w:hAnsi="Consolas"/>
+        </w:rPr>
+      </w:pPr>
+    </w:p>
+    <w:p>
+      <w:pPr>
+        <w:pStyle w:val="NoSpacing"/>
+        <w:rPr>
+          <w:rFonts w:ascii="Consolas" w:hAnsi="Consolas"/>
+        </w:rPr>
+      </w:pPr>
+    </w:p>
+    <w:p>
+      <w:pPr>
+        <w:pStyle w:val="NoSpacing"/>
+        <w:rPr>
+          <w:rFonts w:ascii="Consolas" w:hAnsi="Consolas"/>
+        </w:rPr>
+      </w:pPr>
+      <w:r>
+        <w:rPr>
+          <w:rFonts w:ascii="Consolas" w:hAnsi="Consolas"/>
+        </w:rPr>
+        <w:t xml:space="preserve">    IF left_value = right_value THEN</w:t>
+      </w:r>
+    </w:p>
+    <w:p>
+      <w:pPr>
+        <w:pStyle w:val="NoSpacing"/>
+        <w:rPr>
+          <w:rFonts w:ascii="Consolas" w:hAnsi="Consolas"/>
+        </w:rPr>
+      </w:pPr>
+      <w:r>
+        <w:rPr>
+          <w:rFonts w:ascii="Consolas" w:hAnsi="Consolas"/>
+        </w:rPr>
+        <w:t xml:space="preserve">        RETURN left_index</w:t>
+      </w:r>
+    </w:p>
+    <w:p>
+      <w:pPr>
+        <w:pStyle w:val="NoSpacing"/>
+        <w:rPr>
+          <w:rFonts w:ascii="Consolas" w:hAnsi="Consolas"/>
+        </w:rPr>
+      </w:pPr>
+      <w:r>
+        <w:rPr>
+          <w:rFonts w:ascii="Consolas" w:hAnsi="Consolas"/>
+        </w:rPr>
+        <w:t xml:space="preserve">    END IF</w:t>
+      </w:r>
+    </w:p>
+    <w:p>
+      <w:pPr>
+        <w:pStyle w:val="NoSpacing"/>
+        <w:rPr>
+          <w:rFonts w:ascii="Consolas" w:hAnsi="Consolas"/>
+        </w:rPr>
+      </w:pPr>
+    </w:p>
+    <w:p>
+      <w:pPr>
+        <w:pStyle w:val="NoSpacing"/>
+        <w:rPr>
+          <w:rFonts w:ascii="Consolas" w:hAnsi="Consolas"/>
+        </w:rPr>
+      </w:pPr>
+    </w:p>
+    <w:p>
+      <w:pPr>
+        <w:pStyle w:val="NoSpacing"/>
+        <w:rPr>
+          <w:rFonts w:ascii="Consolas" w:hAnsi="Consolas"/>
+        </w:rPr>
+      </w:pPr>
+      <w:r>
+        <w:rPr>
+          <w:rFonts w:ascii="Consolas" w:hAnsi="Consolas"/>
+        </w:rPr>
+        <w:t xml:space="preserve">    left_count ← 0</w:t>
+      </w:r>
+    </w:p>
+    <w:p>
+      <w:pPr>
+        <w:pStyle w:val="NoSpacing"/>
+        <w:rPr>
+          <w:rFonts w:ascii="Consolas" w:hAnsi="Consolas"/>
+        </w:rPr>
+      </w:pPr>
+      <w:r>
+        <w:rPr>
+          <w:rFonts w:ascii="Consolas" w:hAnsi="Consolas"/>
+        </w:rPr>
+        <w:t xml:space="preserve">    right_count ← 0</w:t>
+      </w:r>
+    </w:p>
+    <w:p>
+      <w:pPr>
+        <w:pStyle w:val="NoSpacing"/>
+        <w:rPr>
+          <w:rFonts w:ascii="Consolas" w:hAnsi="Consolas"/>
+        </w:rPr>
+      </w:pPr>
+    </w:p>
+    <w:p>
+      <w:pPr>
+        <w:pStyle w:val="NoSpacing"/>
+        <w:rPr>
+          <w:rFonts w:ascii="Consolas" w:hAnsi="Consolas"/>
+        </w:rPr>
+      </w:pPr>
+      <w:r>
+        <w:rPr>
+          <w:rFonts w:ascii="Consolas" w:hAnsi="Consolas"/>
+        </w:rPr>
+        <w:t xml:space="preserve">    FOR i ← left TO right</w:t>
+      </w:r>
+    </w:p>
+    <w:p>
+      <w:pPr>
+        <w:pStyle w:val="NoSpacing"/>
+        <w:rPr>
+          <w:rFonts w:ascii="Consolas" w:hAnsi="Consolas"/>
+        </w:rPr>
+      </w:pPr>
+    </w:p>
+    <w:p>
+      <w:pPr>
+        <w:pStyle w:val="NoSpacing"/>
+        <w:rPr>
+          <w:rFonts w:ascii="Consolas" w:hAnsi="Consolas"/>
+        </w:rPr>
+      </w:pPr>
+      <w:r>
+        <w:rPr>
+          <w:rFonts w:ascii="Consolas" w:hAnsi="Consolas"/>
+        </w:rPr>
+        <w:t xml:space="preserve">        IF A[i] = left_value THEN</w:t>
+      </w:r>
+    </w:p>
+    <w:p>
+      <w:pPr>
+        <w:pStyle w:val="NoSpacing"/>
+        <w:rPr>
+          <w:rFonts w:ascii="Consolas" w:hAnsi="Consolas"/>
+        </w:rPr>
+      </w:pPr>
+      <w:r>
+        <w:rPr>
+          <w:rFonts w:ascii="Consolas" w:hAnsi="Consolas"/>
+        </w:rPr>
+        <w:t xml:space="preserve">            left_count ← left_count + 1</w:t>
+      </w:r>
+    </w:p>
+    <w:p>
+      <w:pPr>
+        <w:pStyle w:val="NoSpacing"/>
+        <w:rPr>
+          <w:rFonts w:ascii="Consolas" w:hAnsi="Consolas"/>
+        </w:rPr>
+      </w:pPr>
+      <w:r>
+        <w:rPr>
+          <w:rFonts w:ascii="Consolas" w:hAnsi="Consolas"/>
+        </w:rPr>
+        <w:t xml:space="preserve">        END IF</w:t>
+      </w:r>
+    </w:p>
+    <w:p>
+      <w:pPr>
+        <w:pStyle w:val="NoSpacing"/>
+        <w:rPr>
+          <w:rFonts w:ascii="Consolas" w:hAnsi="Consolas"/>
+        </w:rPr>
+      </w:pPr>
+    </w:p>
+    <w:p>
+      <w:pPr>
+        <w:pStyle w:val="NoSpacing"/>
+        <w:rPr>
+          <w:rFonts w:ascii="Consolas" w:hAnsi="Consolas"/>
+        </w:rPr>
+      </w:pPr>
+      <w:r>
+        <w:rPr>
+          <w:rFonts w:ascii="Consolas" w:hAnsi="Consolas"/>
+        </w:rPr>
+        <w:t xml:space="preserve">        IF A[i] = right_value THEN</w:t>
+      </w:r>
+    </w:p>
+    <w:p>
+      <w:pPr>
+        <w:pStyle w:val="NoSpacing"/>
+        <w:rPr>
+          <w:rFonts w:ascii="Consolas" w:hAnsi="Consolas"/>
+        </w:rPr>
+      </w:pPr>
+      <w:r>
+        <w:rPr>
+          <w:rFonts w:ascii="Consolas" w:hAnsi="Consolas"/>
+        </w:rPr>
+        <w:t xml:space="preserve">            right_count ← right_count + 1</w:t>
+      </w:r>
+    </w:p>
+    <w:p>
+      <w:pPr>
+        <w:pStyle w:val="NoSpacing"/>
+        <w:rPr>
+          <w:rFonts w:ascii="Consolas" w:hAnsi="Consolas"/>
+        </w:rPr>
+      </w:pPr>
+      <w:r>
+        <w:rPr>
+          <w:rFonts w:ascii="Consolas" w:hAnsi="Consolas"/>
+        </w:rPr>
+        <w:t xml:space="preserve">        END IF</w:t>
+      </w:r>
+    </w:p>
+    <w:p>
+      <w:pPr>
+        <w:pStyle w:val="NoSpacing"/>
+        <w:rPr>
+          <w:rFonts w:ascii="Consolas" w:hAnsi="Consolas"/>
+        </w:rPr>
+      </w:pPr>
+    </w:p>
+    <w:p>
+      <w:pPr>
+        <w:pStyle w:val="NoSpacing"/>
+        <w:rPr>
+          <w:rFonts w:ascii="Consolas" w:hAnsi="Consolas"/>
+        </w:rPr>
+      </w:pPr>
+      <w:r>
+        <w:rPr>
+          <w:rFonts w:ascii="Consolas" w:hAnsi="Consolas"/>
+        </w:rPr>
+        <w:t xml:space="preserve">    END FOR</w:t>
+      </w:r>
+    </w:p>
+    <w:p>
+      <w:pPr>
+        <w:pStyle w:val="NoSpacing"/>
+        <w:rPr>
+          <w:rFonts w:ascii="Consolas" w:hAnsi="Consolas"/>
+        </w:rPr>
+      </w:pPr>
+    </w:p>
+    <w:p>
+      <w:pPr>
+        <w:pStyle w:val="NoSpacing"/>
+        <w:rPr>
+          <w:rFonts w:ascii="Consolas" w:hAnsi="Consolas"/>
+        </w:rPr>
+      </w:pPr>
+    </w:p>
+    <w:p>
+      <w:pPr>
+        <w:pStyle w:val="NoSpacing"/>
+        <w:rPr>
+          <w:rFonts w:ascii="Consolas" w:hAnsi="Consolas"/>
+        </w:rPr>
+      </w:pPr>
+      <w:r>
+        <w:rPr>
+          <w:rFonts w:ascii="Consolas" w:hAnsi="Consolas"/>
+        </w:rPr>
+        <w:t xml:space="preserve">    size ← right - left + 1</w:t>
+      </w:r>
+    </w:p>
+    <w:p>
+      <w:pPr>
+        <w:pStyle w:val="NoSpacing"/>
+        <w:rPr>
+          <w:rFonts w:ascii="Consolas" w:hAnsi="Consolas"/>
+        </w:rPr>
+      </w:pPr>
+    </w:p>
+    <w:p>
+      <w:pPr>
+        <w:pStyle w:val="NoSpacing"/>
+        <w:rPr>
+          <w:rFonts w:ascii="Consolas" w:hAnsi="Consolas"/>
+        </w:rPr>
+      </w:pPr>
+    </w:p>
+    <w:p>
+      <w:pPr>
+        <w:pStyle w:val="NoSpacing"/>
+        <w:rPr>
+          <w:rFonts w:ascii="Consolas" w:hAnsi="Consolas"/>
+        </w:rPr>
+      </w:pPr>
+      <w:r>
+        <w:rPr>
+          <w:rFonts w:ascii="Consolas" w:hAnsi="Consolas"/>
+        </w:rPr>
+        <w:t xml:space="preserve">    IF left_count &gt; size / 2 THEN</w:t>
+      </w:r>
+    </w:p>
+    <w:p>
+      <w:pPr>
+        <w:pStyle w:val="NoSpacing"/>
+        <w:rPr>
+          <w:rFonts w:ascii="Consolas" w:hAnsi="Consolas"/>
+        </w:rPr>
+      </w:pPr>
+      <w:r>
+        <w:rPr>
+          <w:rFonts w:ascii="Consolas" w:hAnsi="Consolas"/>
+        </w:rPr>
+        <w:t xml:space="preserve">        RETURN left_index</w:t>
+      </w:r>
+    </w:p>
+    <w:p>
+      <w:pPr>
+        <w:pStyle w:val="NoSpacing"/>
+        <w:rPr>
+          <w:rFonts w:ascii="Consolas" w:hAnsi="Consolas"/>
+        </w:rPr>
+      </w:pPr>
+      <w:r>
+        <w:rPr>
+          <w:rFonts w:ascii="Consolas" w:hAnsi="Consolas"/>
+        </w:rPr>
+        <w:t xml:space="preserve">    END IF</w:t>
+      </w:r>
+    </w:p>
+    <w:p>
+      <w:pPr>
+        <w:pStyle w:val="NoSpacing"/>
+        <w:rPr>
+          <w:rFonts w:ascii="Consolas" w:hAnsi="Consolas"/>
+        </w:rPr>
+      </w:pPr>
+    </w:p>
+    <w:p>
+      <w:pPr>
+        <w:pStyle w:val="NoSpacing"/>
+        <w:rPr>
+          <w:rFonts w:ascii="Consolas" w:hAnsi="Consolas"/>
+        </w:rPr>
+      </w:pPr>
+    </w:p>
+    <w:p>
+      <w:pPr>
+        <w:pStyle w:val="NoSpacing"/>
+        <w:rPr>
+          <w:rFonts w:ascii="Consolas" w:hAnsi="Consolas"/>
+        </w:rPr>
+      </w:pPr>
+      <w:r>
+        <w:rPr>
+          <w:rFonts w:ascii="Consolas" w:hAnsi="Consolas"/>
+        </w:rPr>
+        <w:t xml:space="preserve">    IF right_count &gt; size / 2 THEN</w:t>
+      </w:r>
+    </w:p>
+    <w:p>
+      <w:pPr>
+        <w:pStyle w:val="NoSpacing"/>
+        <w:rPr>
+          <w:rFonts w:ascii="Consolas" w:hAnsi="Consolas"/>
+        </w:rPr>
+      </w:pPr>
+      <w:r>
+        <w:rPr>
+          <w:rFonts w:ascii="Consolas" w:hAnsi="Consolas"/>
+        </w:rPr>
+        <w:t xml:space="preserve">        RETURN right_index</w:t>
+      </w:r>
+    </w:p>
+    <w:p>
+      <w:pPr>
+        <w:pStyle w:val="NoSpacing"/>
+        <w:rPr>
+          <w:rFonts w:ascii="Consolas" w:hAnsi="Consolas"/>
+        </w:rPr>
+      </w:pPr>
+      <w:r>
+        <w:rPr>
+          <w:rFonts w:ascii="Consolas" w:hAnsi="Consolas"/>
+        </w:rPr>
+        <w:t xml:space="preserve">    END IF</w:t>
+      </w:r>
+    </w:p>
+    <w:p>
+      <w:pPr>
+        <w:pStyle w:val="NoSpacing"/>
+        <w:rPr>
+          <w:rFonts w:ascii="Consolas" w:hAnsi="Consolas"/>
+        </w:rPr>
+      </w:pPr>
+    </w:p>
+    <w:p>
+      <w:pPr>
+        <w:pStyle w:val="NoSpacing"/>
+        <w:rPr>
+          <w:rFonts w:ascii="Consolas" w:hAnsi="Consolas"/>
+        </w:rPr>
+      </w:pPr>
+    </w:p>
+    <w:p>
+      <w:pPr>
+        <w:pStyle w:val="NoSpacing"/>
+        <w:rPr>
+          <w:rFonts w:ascii="Consolas" w:hAnsi="Consolas"/>
+        </w:rPr>
+      </w:pPr>
+      <w:r>
+        <w:rPr>
+          <w:rFonts w:ascii="Consolas" w:hAnsi="Consolas"/>
+        </w:rPr>
+        <w:t xml:space="preserve">    RETURN -1</w:t>
+      </w:r>
+    </w:p>
+    <w:p>
+      <w:pPr>
+        <w:pStyle w:val="NoSpacing"/>
+        <w:rPr>
+          <w:rFonts w:ascii="Consolas" w:hAnsi="Consolas"/>
+        </w:rPr>
+      </w:pPr>
+    </w:p>
+    <w:p>
+      <w:pPr>
+        <w:pStyle w:val="NoSpacing"/>
+        <w:rPr>
+          <w:rFonts w:ascii="Consolas" w:hAnsi="Consolas"/>
+          <w:lang w:val="en-US"/>
+        </w:rPr>
+      </w:pPr>
+      <w:r>
+        <w:rPr>
+          <w:rFonts w:ascii="Consolas" w:hAnsi="Consolas"/>
+        </w:rPr>
+        <w:t>END FUNCTION</w:t>
+      </w:r>
+    </w:p>
+    <w:p>
+      <w:pPr>
+        <w:pStyle w:val="NoSpacing"/>
+        <w:rPr>
+          <w:rFonts w:ascii="Consolas" w:hAnsi="Consolas"/>
+          <w:lang w:val="en-US"/>
+        </w:rPr>
+      </w:pPr>
+    </w:p>
+    <w:p>
+      <w:pPr>
+        <w:pStyle w:val="NoSpacing"/>
+        <w:rPr>
+          <w:rFonts w:ascii="Consolas" w:hAnsi="Consolas"/>
+          <w:lang w:val="en-US"/>
+        </w:rPr>
+      </w:pPr>
+    </w:p>
+    <w:p>
+      <w:pPr>
+        <w:pStyle w:val="NoSpacing"/>
+        <w:rPr>
+          <w:rFonts w:ascii="Consolas" w:hAnsi="Consolas"/>
+          <w:lang w:val="en-US"/>
+        </w:rPr>
+      </w:pPr>
+    </w:p>
+    <w:p>
+      <w:pPr>
+        <w:pStyle w:val="NoSpacing"/>
+        <w:rPr>
+          <w:rFonts w:ascii="Consolas" w:hAnsi="Consolas"/>
+          <w:lang w:val="en-US"/>
+        </w:rPr>
+      </w:pPr>
+    </w:p>
+    <w:p>
+      <w:pPr>
+        <w:pStyle w:val="NoSpacing"/>
+        <w:rPr>
+          <w:rFonts w:ascii="Consolas" w:hAnsi="Consolas"/>
+          <w:lang w:val="en-US"/>
+        </w:rPr>
+      </w:pPr>
+    </w:p>
+    <w:p>
+      <w:pPr>
+        <w:pStyle w:val="NoSpacing"/>
+        <w:rPr>
+          <w:rFonts w:ascii="Consolas" w:hAnsi="Consolas"/>
           <w:sz w:val="30"/>
           <w:szCs w:val="30"/>
           <w:highlight w:val="yellow"/>
@@ -1469,12 +1820,30 @@
           <w:highlight w:val="yellow"/>
           <w:lang w:val="en-US"/>
         </w:rPr>
-        <w:t xml:space="preserve"> using resursion tree method</w:t>
+        <w:t xml:space="preserve"> using re</w:t>
       </w:r>
       <w:r>
         <w:rPr>
           <w:sz w:val="30"/>
           <w:szCs w:val="30"/>
+          <w:highlight w:val="yellow"/>
+          <w:lang w:val="en-US"/>
+        </w:rPr>
+        <w:t>c</w:t>
+      </w:r>
+      <w:r>
+        <w:rPr>
+          <w:sz w:val="30"/>
+          <w:szCs w:val="30"/>
+          <w:highlight w:val="yellow"/>
+          <w:lang w:val="en-US"/>
+        </w:rPr>
+        <w:t>ursion tree method</w:t>
+      </w:r>
+      <w:r>
+        <w:rPr>
+          <w:sz w:val="30"/>
+          <w:szCs w:val="30"/>
           <w:lang w:val="en-US"/>
         </w:rPr>
         <w:t xml:space="preserve"> </w:t>
@@ -1485,7 +1854,7 @@
         <w:pStyle w:val="Heading2"/>
         <w:rPr>
           <w:color w:val="EE0000"/>
-          <w:rtl/>
+          <w:lang w:val="en-US"/>
         </w:rPr>
       </w:pPr>
       <w:r>
@@ -1494,11 +1863,6 @@
         </w:rPr>
         <w:t>The recurrence relation is: T(n) = 2T(n/2) + n</w:t>
       </w:r>
-    </w:p>
-    <w:p>
-      <w:pPr>
-        <w:pStyle w:val="Heading2"/>
-      </w:pPr>
     </w:p>
     <w:tbl>
       <w:tblPr>
@@ -1652,7 +2016,7 @@
       <w:tr>
         <w:trPr>
           <w:cnfStyle w:val="000000100000" w:firstRow="0" w:lastRow="0" w:firstColumn="0" w:lastColumn="0" w:oddVBand="0" w:evenVBand="0" w:oddHBand="1" w:evenHBand="0" w:firstRowFirstColumn="0" w:firstRowLastColumn="0" w:lastRowFirstColumn="0" w:lastRowLastColumn="0"/>
-          <w:trHeight w:val="576"/>
+          <w:trHeight w:val="483"/>
           <w:jc w:val="center"/>
         </w:trPr>
         <w:tc>
@@ -2333,27 +2697,14 @@
         <w:pStyle w:val="Heading2"/>
         <w:rPr>
           <w:color w:val="EE0000"/>
+          <w:lang w:val="en-US"/>
         </w:rPr>
       </w:pPr>
       <w:r>
         <w:rPr>
           <w:color w:val="EE0000"/>
         </w:rPr>
-        <w:t>Total Cost (Summation over all levels):</w:t>
-      </w:r>
-    </w:p>
-    <w:p>
-      <w:pPr>
-        <w:pStyle w:val="Heading2"/>
-        <w:rPr>
-          <w:color w:val="EE0000"/>
-        </w:rPr>
-      </w:pPr>
-      <w:r>
-        <w:rPr>
-          <w:color w:val="EE0000"/>
-        </w:rPr>
-        <w:t>T(n) = Σ n (for i = 0 to log</w:t>
+        <w:t>Total Cost (Summation over all levels):T(n) = Σ n (for i = 0 to log</w:t>
       </w:r>
       <w:r>
         <w:rPr>
@@ -2366,7 +2717,22 @@
         <w:rPr>
           <w:color w:val="EE0000"/>
         </w:rPr>
-        <w:t>n) T(n) = n × (log</w:t>
+        <w:t xml:space="preserve">n) </w:t>
+      </w:r>
+    </w:p>
+    <w:p>
+      <w:pPr>
+        <w:pStyle w:val="Heading2"/>
+        <w:rPr>
+          <w:color w:val="EE0000"/>
+          <w:lang w:val="en-US"/>
+        </w:rPr>
+      </w:pPr>
+      <w:r>
+        <w:rPr>
+          <w:color w:val="EE0000"/>
+        </w:rPr>
+        <w:t>T(n) = n × (log</w:t>
       </w:r>
       <w:r>
         <w:rPr>
@@ -2392,14 +2758,20 @@
         <w:rPr>
           <w:color w:val="EE0000"/>
         </w:rPr>
-        <w:t>n + n T(n) = O(n log n)</w:t>
+        <w:t>n + n T(n) = O(n log n</w:t>
+      </w:r>
+      <w:r>
+        <w:rPr>
+          <w:color w:val="EE0000"/>
+          <w:lang w:val="en-US"/>
+        </w:rPr>
+        <w:t>)</w:t>
       </w:r>
     </w:p>
     <w:p>
       <w:pPr>
         <w:pStyle w:val="Heading2"/>
         <w:rPr>
-          <w:color w:val="EE0000"/>
           <w:lang w:val="en-US"/>
         </w:rPr>
       </w:pPr>
@@ -2411,19 +2783,59 @@
           <w:lang w:val="en-US"/>
         </w:rPr>
       </w:pPr>
+    </w:p>
+    <w:p>
+      <w:pPr>
+        <w:pStyle w:val="Heading2"/>
+        <w:rPr>
+          <w:lang w:val="en-US"/>
+        </w:rPr>
+      </w:pPr>
+    </w:p>
+    <w:p>
+      <w:pPr>
+        <w:pStyle w:val="Heading2"/>
+        <w:rPr>
+          <w:lang w:val="en-US"/>
+        </w:rPr>
+      </w:pPr>
+    </w:p>
+    <w:p>
+      <w:pPr>
+        <w:pStyle w:val="Heading2"/>
+        <w:rPr>
+          <w:lang w:val="en-US"/>
+        </w:rPr>
+      </w:pPr>
+    </w:p>
+    <w:p>
+      <w:pPr>
+        <w:pStyle w:val="Heading2"/>
+        <w:rPr>
+          <w:lang w:val="en-US"/>
+        </w:rPr>
+      </w:pPr>
+    </w:p>
+    <w:p>
+      <w:pPr>
+        <w:pStyle w:val="Heading2"/>
+        <w:rPr>
+          <w:lang w:val="en-US"/>
+        </w:rPr>
+      </w:pPr>
       <w:r>
         <w:rPr>
           <w:noProof/>
           <w:lang w:val="en-US"/>
         </w:rPr>
         <w:drawing>
-          <wp:anchor distT="0" distB="0" distL="114300" distR="114300" simplePos="0" relativeHeight="251658240" behindDoc="0" locked="0" layoutInCell="1" allowOverlap="1" wp14:anchorId="462C3394" wp14:editId="167998DC">
-            <wp:simplePos x="800100" y="2533650"/>
+          <wp:anchor distT="0" distB="0" distL="114300" distR="114300" simplePos="0" relativeHeight="251658240" behindDoc="0" locked="0" layoutInCell="1" allowOverlap="1" wp14:anchorId="462C3394" wp14:editId="0EC40D18">
+            <wp:simplePos x="0" y="0"/>
             <wp:positionH relativeFrom="margin">
-              <wp:align>center</wp:align>
+              <wp:posOffset>512445</wp:posOffset>
             </wp:positionH>
             <wp:positionV relativeFrom="margin">
-              <wp:align>bottom</wp:align>
+              <wp:posOffset>-51016</wp:posOffset>
             </wp:positionV>
             <wp:extent cx="4981575" cy="6665595"/>
             <wp:effectExtent l="0" t="0" r="9525" b="1905"/>
@@ -2475,7 +2887,182 @@
       <w:pPr>
         <w:pStyle w:val="Heading2"/>
         <w:rPr>
-          <w:highlight w:val="yellow"/>
+          <w:lang w:val="en-US"/>
+        </w:rPr>
+      </w:pPr>
+    </w:p>
+    <w:p>
+      <w:pPr>
+        <w:pStyle w:val="Heading2"/>
+        <w:rPr>
+          <w:lang w:val="en-US"/>
+        </w:rPr>
+      </w:pPr>
+    </w:p>
+    <w:p>
+      <w:pPr>
+        <w:pStyle w:val="Heading2"/>
+        <w:rPr>
+          <w:lang w:val="en-US"/>
+        </w:rPr>
+      </w:pPr>
+    </w:p>
+    <w:p>
+      <w:pPr>
+        <w:pStyle w:val="Heading2"/>
+        <w:rPr>
+          <w:lang w:val="en-US"/>
+        </w:rPr>
+      </w:pPr>
+    </w:p>
+    <w:p>
+      <w:pPr>
+        <w:pStyle w:val="Heading2"/>
+        <w:rPr>
+          <w:lang w:val="en-US"/>
+        </w:rPr>
+      </w:pPr>
+    </w:p>
+    <w:p>
+      <w:pPr>
+        <w:pStyle w:val="Heading2"/>
+        <w:rPr>
+          <w:lang w:val="en-US"/>
+        </w:rPr>
+      </w:pPr>
+    </w:p>
+    <w:p>
+      <w:pPr>
+        <w:pStyle w:val="Heading2"/>
+        <w:rPr>
+          <w:lang w:val="en-US"/>
+        </w:rPr>
+      </w:pPr>
+    </w:p>
+    <w:p>
+      <w:pPr>
+        <w:pStyle w:val="Heading2"/>
+        <w:rPr>
+          <w:lang w:val="en-US"/>
+        </w:rPr>
+      </w:pPr>
+    </w:p>
+    <w:p>
+      <w:pPr>
+        <w:pStyle w:val="Heading2"/>
+        <w:rPr>
+          <w:lang w:val="en-US"/>
+        </w:rPr>
+      </w:pPr>
+    </w:p>
+    <w:p>
+      <w:pPr>
+        <w:pStyle w:val="Heading2"/>
+        <w:rPr>
+          <w:lang w:val="en-US"/>
+        </w:rPr>
+      </w:pPr>
+    </w:p>
+    <w:p>
+      <w:pPr>
+        <w:pStyle w:val="Heading2"/>
+        <w:rPr>
+          <w:lang w:val="en-US"/>
+        </w:rPr>
+      </w:pPr>
+    </w:p>
+    <w:p>
+      <w:pPr>
+        <w:pStyle w:val="Heading2"/>
+        <w:rPr>
+          <w:lang w:val="en-US"/>
+        </w:rPr>
+      </w:pPr>
+    </w:p>
+    <w:p>
+      <w:pPr>
+        <w:pStyle w:val="Heading2"/>
+        <w:rPr>
+          <w:lang w:val="en-US"/>
+        </w:rPr>
+      </w:pPr>
+    </w:p>
+    <w:p>
+      <w:pPr>
+        <w:pStyle w:val="Heading2"/>
+        <w:rPr>
+          <w:lang w:val="en-US"/>
+        </w:rPr>
+      </w:pPr>
+    </w:p>
+    <w:p>
+      <w:pPr>
+        <w:pStyle w:val="Heading2"/>
+        <w:rPr>
+          <w:lang w:val="en-US"/>
+        </w:rPr>
+      </w:pPr>
+    </w:p>
+    <w:p>
+      <w:pPr>
+        <w:pStyle w:val="Heading2"/>
+        <w:rPr>
+          <w:lang w:val="en-US"/>
+        </w:rPr>
+      </w:pPr>
+    </w:p>
+    <w:p>
+      <w:pPr>
+        <w:pStyle w:val="Heading2"/>
+        <w:rPr>
+          <w:lang w:val="en-US"/>
+        </w:rPr>
+      </w:pPr>
+    </w:p>
+    <w:p>
+      <w:pPr>
+        <w:pStyle w:val="Heading2"/>
+        <w:rPr>
+          <w:lang w:val="en-US"/>
+        </w:rPr>
+      </w:pPr>
+    </w:p>
+    <w:p>
+      <w:pPr>
+        <w:pStyle w:val="Heading2"/>
+        <w:rPr>
+          <w:lang w:val="en-US"/>
+        </w:rPr>
+      </w:pPr>
+    </w:p>
+    <w:p>
+      <w:pPr>
+        <w:pStyle w:val="Heading2"/>
+        <w:rPr>
+          <w:lang w:val="en-US"/>
+        </w:rPr>
+      </w:pPr>
+    </w:p>
+    <w:p>
+      <w:pPr>
+        <w:pStyle w:val="Heading2"/>
+        <w:rPr>
+          <w:lang w:val="en-US"/>
+        </w:rPr>
+      </w:pPr>
+    </w:p>
+    <w:p>
+      <w:pPr>
+        <w:pStyle w:val="Heading2"/>
+        <w:rPr>
+          <w:lang w:val="en-US"/>
+        </w:rPr>
+      </w:pPr>
+    </w:p>
+    <w:p>
+      <w:pPr>
+        <w:pStyle w:val="Heading2"/>
+        <w:rPr>
           <w:lang w:val="en-US"/>
         </w:rPr>
       </w:pPr>
@@ -2497,7 +3084,6 @@
           <w:highlight w:val="yellow"/>
           <w:lang w:val="en-US"/>
         </w:rPr>
-        <w:lastRenderedPageBreak/>
         <w:t xml:space="preserve">2 . </w:t>
       </w:r>
       <w:r>
@@ -2531,6 +3117,7 @@
         <w:pStyle w:val="Heading2"/>
         <w:rPr>
           <w:color w:val="EE0000"/>
+          <w:lang w:val="en-US"/>
         </w:rPr>
       </w:pPr>
       <w:r>
@@ -2591,26 +3178,23 @@
       <w:pPr>
         <w:pStyle w:val="Heading2"/>
         <w:rPr>
+          <w:lang w:val="en-US"/>
+        </w:rPr>
+      </w:pPr>
+      <w:r>
+        <w:rPr>
           <w:color w:val="0E2841" w:themeColor="text2"/>
           <w:lang w:val="en-US" w:bidi="ar-EG"/>
         </w:rPr>
-      </w:pPr>
+        <w:t>logb</w:t>
+      </w:r>
       <w:r>
         <w:rPr>
           <w:color w:val="0E2841" w:themeColor="text2"/>
           <w:lang w:val="en-US" w:bidi="ar-EG"/>
         </w:rPr>
-        <w:t>log b a = 1</w:t>
-      </w:r>
-    </w:p>
-    <w:p>
-      <w:pPr>
-        <w:pStyle w:val="Heading2"/>
-        <w:rPr>
-          <w:rtl/>
-          <w:lang w:val="en-US"/>
-        </w:rPr>
-      </w:pPr>
+        <w:t xml:space="preserve"> a =1</w:t>
+      </w:r>
     </w:p>
     <w:p>
       <w:pPr>
@@ -2659,9 +3243,6 @@
     <w:p>
       <w:pPr>
         <w:pStyle w:val="Heading2"/>
-        <w:rPr>
-          <w:lang w:val="en-US"/>
-        </w:rPr>
       </w:pPr>
       <w:r>
         <w:t xml:space="preserve"> f(n) = Θ(nˡᵒᵍb ᵃ),</w:t>
@@ -2672,9 +3253,6 @@
         <w:pStyle w:val="Heading2"/>
       </w:pPr>
       <w:r>
-        <w:rPr>
-          <w:lang w:val="en-US"/>
-        </w:rPr>
         <w:t xml:space="preserve"> </w:t>
       </w:r>
       <w:r>
@@ -2693,7 +3271,6 @@
           <w:sz w:val="22"/>
           <w:szCs w:val="22"/>
           <w:highlight w:val="yellow"/>
-          <w:lang w:val="en-US"/>
         </w:rPr>
         <w:t>g</w:t>
       </w:r>
@@ -2709,6 +3286,9 @@
     <w:p>
       <w:pPr>
         <w:pStyle w:val="Heading2"/>
+        <w:rPr>
+          <w:lang w:val="en-US"/>
+        </w:rPr>
       </w:pPr>
       <w:bookmarkStart w:id="5" w:name="_Toc229173472"/>
     </w:p>
@@ -2716,13 +3296,121 @@
       <w:pPr>
         <w:pStyle w:val="Heading2"/>
         <w:rPr>
+          <w:lang w:val="en-US"/>
+        </w:rPr>
+      </w:pPr>
+    </w:p>
+    <w:p>
+      <w:pPr>
+        <w:pStyle w:val="Heading2"/>
+        <w:rPr>
+          <w:lang w:val="en-US"/>
+        </w:rPr>
+      </w:pPr>
+    </w:p>
+    <w:p>
+      <w:pPr>
+        <w:pStyle w:val="Heading2"/>
+        <w:rPr>
+          <w:lang w:val="en-US"/>
+        </w:rPr>
+      </w:pPr>
+    </w:p>
+    <w:p>
+      <w:pPr>
+        <w:pStyle w:val="Heading2"/>
+        <w:rPr>
+          <w:lang w:val="en-US"/>
+        </w:rPr>
+      </w:pPr>
+    </w:p>
+    <w:p>
+      <w:pPr>
+        <w:pStyle w:val="Heading2"/>
+        <w:rPr>
+          <w:lang w:val="en-US"/>
+        </w:rPr>
+      </w:pPr>
+    </w:p>
+    <w:p>
+      <w:pPr>
+        <w:pStyle w:val="Heading2"/>
+        <w:rPr>
+          <w:lang w:val="en-US"/>
+        </w:rPr>
+      </w:pPr>
+    </w:p>
+    <w:p>
+      <w:pPr>
+        <w:pStyle w:val="Heading2"/>
+        <w:rPr>
+          <w:lang w:val="en-US"/>
+        </w:rPr>
+      </w:pPr>
+    </w:p>
+    <w:p>
+      <w:pPr>
+        <w:pStyle w:val="Heading2"/>
+        <w:rPr>
+          <w:lang w:val="en-US"/>
+        </w:rPr>
+      </w:pPr>
+    </w:p>
+    <w:p>
+      <w:pPr>
+        <w:pStyle w:val="Heading2"/>
+        <w:rPr>
+          <w:lang w:val="en-US"/>
+        </w:rPr>
+      </w:pPr>
+    </w:p>
+    <w:p>
+      <w:pPr>
+        <w:pStyle w:val="Heading2"/>
+        <w:rPr>
+          <w:lang w:val="en-US"/>
+        </w:rPr>
+      </w:pPr>
+    </w:p>
+    <w:p>
+      <w:pPr>
+        <w:pStyle w:val="Heading2"/>
+        <w:rPr>
+          <w:lang w:val="en-US"/>
+        </w:rPr>
+      </w:pPr>
+    </w:p>
+    <w:p>
+      <w:pPr>
+        <w:pStyle w:val="Heading2"/>
+        <w:rPr>
+          <w:lang w:val="en-US"/>
+        </w:rPr>
+      </w:pPr>
+    </w:p>
+    <w:p>
+      <w:pPr>
+        <w:pStyle w:val="Heading2"/>
+        <w:rPr>
+          <w:lang w:val="en-US"/>
+        </w:rPr>
+      </w:pPr>
+    </w:p>
+    <w:p>
+      <w:pPr>
+        <w:pStyle w:val="Heading2"/>
+        <w:rPr>
           <w:color w:val="EE0000"/>
+          <w:sz w:val="34"/>
+          <w:szCs w:val="34"/>
           <w:lang w:val="en-US"/>
         </w:rPr>
       </w:pPr>
       <w:r>
         <w:rPr>
           <w:color w:val="EE0000"/>
+          <w:sz w:val="34"/>
+          <w:szCs w:val="34"/>
         </w:rPr>
         <w:t>Complexity Analysis</w:t>
       </w:r>
@@ -2731,12 +3419,14 @@
     <w:tbl>
       <w:tblPr>
         <w:tblStyle w:val="GridTable1Light"/>
-        <w:tblW w:w="8928" w:type="dxa"/>
+        <w:tblW w:w="10440" w:type="dxa"/>
+        <w:tblInd w:w="-635" w:type="dxa"/>
         <w:tblLook w:val="0000" w:firstRow="0" w:lastRow="0" w:firstColumn="0" w:lastColumn="0" w:noHBand="0" w:noVBand="0"/>
       </w:tblPr>
       <w:tblGrid>
-        <w:gridCol w:w="4464"/>
-        <w:gridCol w:w="4464"/>
+        <w:gridCol w:w="2929"/>
+        <w:gridCol w:w="2570"/>
+        <w:gridCol w:w="4941"/>
       </w:tblGrid>
       <w:tr>
         <w:trPr>
@@ -2744,7 +3434,7 @@
         </w:trPr>
         <w:tc>
           <w:tcPr>
-            <w:tcW w:w="4464" w:type="dxa"/>
+            <w:tcW w:w="2929" w:type="dxa"/>
             <w:vAlign w:val="center"/>
           </w:tcPr>
           <w:p>
@@ -2752,17 +3442,17 @@
               <w:jc w:val="center"/>
               <w:rPr>
                 <w:rFonts w:ascii="Consolas" w:hAnsi="Consolas"/>
-                <w:sz w:val="24"/>
-                <w:szCs w:val="24"/>
-              </w:rPr>
-            </w:pPr>
-            <w:r>
-              <w:rPr>
-                <w:rFonts w:ascii="Consolas" w:hAnsi="Consolas"/>
-                <w:b/>
-                <w:bCs/>
-                <w:sz w:val="24"/>
-                <w:szCs w:val="24"/>
+                <w:sz w:val="30"/>
+                <w:szCs w:val="30"/>
+              </w:rPr>
+            </w:pPr>
+            <w:r>
+              <w:rPr>
+                <w:rFonts w:ascii="Consolas" w:hAnsi="Consolas"/>
+                <w:b/>
+                <w:bCs/>
+                <w:sz w:val="30"/>
+                <w:szCs w:val="30"/>
               </w:rPr>
               <w:t>Time Complexity</w:t>
             </w:r>
@@ -2770,7 +3460,7 @@
         </w:tc>
         <w:tc>
           <w:tcPr>
-            <w:tcW w:w="4464" w:type="dxa"/>
+            <w:tcW w:w="2570" w:type="dxa"/>
             <w:vAlign w:val="center"/>
           </w:tcPr>
           <w:p>
@@ -2778,8 +3468,8 @@
               <w:jc w:val="center"/>
               <w:rPr>
                 <w:rFonts w:ascii="Consolas" w:hAnsi="Consolas"/>
-                <w:sz w:val="24"/>
-                <w:szCs w:val="24"/>
+                <w:sz w:val="30"/>
+                <w:szCs w:val="30"/>
               </w:rPr>
             </w:pPr>
             <w:r>
@@ -2788,21 +3478,105 @@
                 <w:b/>
                 <w:bCs/>
                 <w:color w:val="000000" w:themeColor="text1"/>
-                <w:sz w:val="24"/>
-                <w:szCs w:val="24"/>
+                <w:sz w:val="30"/>
+                <w:szCs w:val="30"/>
               </w:rPr>
               <w:t>O(n log n)</w:t>
+            </w:r>
+          </w:p>
+        </w:tc>
+        <w:tc>
+          <w:tcPr>
+            <w:tcW w:w="4941" w:type="dxa"/>
+          </w:tcPr>
+          <w:p>
+            <w:pPr>
+              <w:jc w:val="center"/>
+              <w:rPr>
+                <w:rFonts w:ascii="Consolas" w:eastAsia="Courier New" w:hAnsi="Consolas" w:cs="Courier New"/>
+                <w:b/>
+                <w:bCs/>
+                <w:color w:val="000000" w:themeColor="text1"/>
+              </w:rPr>
+            </w:pPr>
+            <w:r>
+              <w:rPr>
+                <w:rFonts w:ascii="Consolas" w:eastAsia="Courier New" w:hAnsi="Consolas" w:cs="Courier New"/>
+                <w:b/>
+                <w:bCs/>
+                <w:color w:val="000000" w:themeColor="text1"/>
+              </w:rPr>
+              <w:t>- The array is divided into two halves recursively</w:t>
+            </w:r>
+            <w:r>
+              <w:rPr>
+                <w:rFonts w:ascii="Consolas" w:eastAsia="Courier New" w:hAnsi="Consolas" w:cs="Courier New"/>
+                <w:b/>
+                <w:bCs/>
+                <w:color w:val="000000" w:themeColor="text1"/>
+              </w:rPr>
+              <w:br/>
+              <w:t>- At each recursive level, the algorithm scans the current segment</w:t>
+            </w:r>
+            <w:r>
+              <w:rPr>
+                <w:rFonts w:ascii="Consolas" w:eastAsia="Courier New" w:hAnsi="Consolas" w:cs="Courier New"/>
+                <w:b/>
+                <w:bCs/>
+                <w:color w:val="000000" w:themeColor="text1"/>
+              </w:rPr>
+              <w:br/>
+              <w:t>- Recurrence:</w:t>
+            </w:r>
+            <w:r>
+              <w:rPr>
+                <w:rFonts w:ascii="Consolas" w:eastAsia="Courier New" w:hAnsi="Consolas" w:cs="Courier New"/>
+                <w:b/>
+                <w:bCs/>
+                <w:color w:val="000000" w:themeColor="text1"/>
+              </w:rPr>
+              <w:br/>
+              <w:t>T(n) = 2T(n/2) + O(n)</w:t>
+            </w:r>
+            <w:r>
+              <w:rPr>
+                <w:rFonts w:ascii="Consolas" w:eastAsia="Courier New" w:hAnsi="Consolas" w:cs="Courier New"/>
+                <w:b/>
+                <w:bCs/>
+                <w:color w:val="000000" w:themeColor="text1"/>
+              </w:rPr>
+              <w:br/>
+            </w:r>
+            <w:r>
+              <w:rPr>
+                <w:rFonts w:ascii="Consolas" w:eastAsia="Courier New" w:hAnsi="Consolas" w:cs="Courier New"/>
+                <w:b/>
+                <w:bCs/>
+                <w:color w:val="000000" w:themeColor="text1"/>
+              </w:rPr>
+              <w:br/>
+              <w:t>Using Master Theorem:</w:t>
+            </w:r>
+            <w:r>
+              <w:rPr>
+                <w:rFonts w:ascii="Consolas" w:eastAsia="Courier New" w:hAnsi="Consolas" w:cs="Courier New"/>
+                <w:b/>
+                <w:bCs/>
+                <w:color w:val="000000" w:themeColor="text1"/>
+              </w:rPr>
+              <w:br/>
+              <w:t>T(n) = O(n log n)</w:t>
             </w:r>
           </w:p>
         </w:tc>
       </w:tr>
       <w:tr>
         <w:trPr>
-          <w:trHeight w:val="864"/>
+          <w:trHeight w:val="698"/>
         </w:trPr>
         <w:tc>
           <w:tcPr>
-            <w:tcW w:w="4464" w:type="dxa"/>
+            <w:tcW w:w="2929" w:type="dxa"/>
             <w:vAlign w:val="center"/>
           </w:tcPr>
           <w:p>
@@ -2810,46 +3584,87 @@
               <w:jc w:val="center"/>
               <w:rPr>
                 <w:rFonts w:ascii="Consolas" w:hAnsi="Consolas"/>
+                <w:sz w:val="30"/>
+                <w:szCs w:val="30"/>
+              </w:rPr>
+            </w:pPr>
+            <w:r>
+              <w:rPr>
+                <w:rFonts w:ascii="Consolas" w:hAnsi="Consolas"/>
+                <w:b/>
+                <w:bCs/>
+                <w:sz w:val="30"/>
+                <w:szCs w:val="30"/>
+              </w:rPr>
+              <w:t>Space Complexity</w:t>
+            </w:r>
+          </w:p>
+        </w:tc>
+        <w:tc>
+          <w:tcPr>
+            <w:tcW w:w="2570" w:type="dxa"/>
+            <w:vAlign w:val="center"/>
+          </w:tcPr>
+          <w:p>
+            <w:pPr>
+              <w:jc w:val="center"/>
+              <w:rPr>
+                <w:rFonts w:ascii="Consolas" w:hAnsi="Consolas"/>
+                <w:sz w:val="30"/>
+                <w:szCs w:val="30"/>
+              </w:rPr>
+            </w:pPr>
+            <w:r>
+              <w:rPr>
+                <w:rFonts w:ascii="Consolas" w:eastAsia="Courier New" w:hAnsi="Consolas" w:cs="Courier New"/>
+                <w:b/>
+                <w:bCs/>
+                <w:color w:val="000000" w:themeColor="text1"/>
+                <w:sz w:val="30"/>
+                <w:szCs w:val="30"/>
+              </w:rPr>
+              <w:t>O(log n)</w:t>
+            </w:r>
+          </w:p>
+        </w:tc>
+        <w:tc>
+          <w:tcPr>
+            <w:tcW w:w="4941" w:type="dxa"/>
+          </w:tcPr>
+          <w:p>
+            <w:pPr>
+              <w:jc w:val="center"/>
+              <w:rPr>
+                <w:rFonts w:ascii="Consolas" w:eastAsia="Courier New" w:hAnsi="Consolas" w:cs="Courier New"/>
+                <w:b/>
+                <w:bCs/>
+                <w:color w:val="000000" w:themeColor="text1"/>
                 <w:sz w:val="24"/>
                 <w:szCs w:val="24"/>
               </w:rPr>
             </w:pPr>
             <w:r>
               <w:rPr>
-                <w:rFonts w:ascii="Consolas" w:hAnsi="Consolas"/>
-                <w:b/>
-                <w:bCs/>
+                <w:rFonts w:ascii="Consolas" w:eastAsia="Courier New" w:hAnsi="Consolas" w:cs="Courier New"/>
+                <w:b/>
+                <w:bCs/>
+                <w:color w:val="000000" w:themeColor="text1"/>
                 <w:sz w:val="24"/>
                 <w:szCs w:val="24"/>
               </w:rPr>
-              <w:t>Space Complexity</w:t>
-            </w:r>
-          </w:p>
-        </w:tc>
-        <w:tc>
-          <w:tcPr>
-            <w:tcW w:w="4464" w:type="dxa"/>
-            <w:vAlign w:val="center"/>
-          </w:tcPr>
-          <w:p>
-            <w:pPr>
-              <w:jc w:val="center"/>
-              <w:rPr>
-                <w:rFonts w:ascii="Consolas" w:hAnsi="Consolas"/>
+              <w:t>recursive call stack</w:t>
+            </w:r>
+            <w:r>
+              <w:rPr>
+                <w:rFonts w:ascii="Consolas" w:eastAsia="Courier New" w:hAnsi="Consolas" w:cs="Courier New"/>
+                <w:b/>
+                <w:bCs/>
+                <w:color w:val="000000" w:themeColor="text1"/>
                 <w:sz w:val="24"/>
                 <w:szCs w:val="24"/>
               </w:rPr>
-            </w:pPr>
-            <w:r>
-              <w:rPr>
-                <w:rFonts w:ascii="Consolas" w:eastAsia="Courier New" w:hAnsi="Consolas" w:cs="Courier New"/>
-                <w:b/>
-                <w:bCs/>
-                <w:color w:val="000000" w:themeColor="text1"/>
-                <w:sz w:val="24"/>
-                <w:szCs w:val="24"/>
-              </w:rPr>
-              <w:t>O(log n)</w:t>
+              <w:br/>
+              <w:t>- Depth of recursion = log n</w:t>
             </w:r>
           </w:p>
         </w:tc>
@@ -3289,7 +4104,6 @@
                 <w:sz w:val="24"/>
                 <w:szCs w:val="24"/>
               </w:rPr>
-              <w:lastRenderedPageBreak/>
               <w:t>Efficiency</w:t>
             </w:r>
           </w:p>
@@ -3359,6 +4173,11 @@
       </w:tr>
     </w:tbl>
     <w:p>
+      <w:pPr>
+        <w:rPr>
+          <w:color w:val="000000" w:themeColor="text1"/>
+        </w:rPr>
+      </w:pPr>
       <w:r>
         <w:br w:type="page"/>
       </w:r>
@@ -3367,7 +4186,7 @@
         <w:rPr>
           <w:b/>
           <w:bCs/>
-          <w:color w:val="1A3A5C"/>
+          <w:color w:val="000000" w:themeColor="text1"/>
           <w:sz w:val="30"/>
           <w:szCs w:val="30"/>
         </w:rPr>
@@ -3378,14 +4197,6 @@
     </w:p>
     <w:p>
       <w:pPr>
-        <w:spacing w:before="80" w:after="100"/>
-      </w:pPr>
-      <w:r>
-        <w:t>Six distinct test cases validate algorithm behavior across boundary conditions, standard inputs, and edge cases.</w:t>
-      </w:r>
-    </w:p>
-    <w:p>
-      <w:pPr>
         <w:spacing w:after="80"/>
       </w:pPr>
     </w:p>
@@ -3395,27 +4206,206 @@
       </w:pPr>
       <w:bookmarkStart w:id="8" w:name="_Toc229173475"/>
       <w:r>
+        <w:rPr>
+          <w:color w:val="C00000"/>
+        </w:rPr>
         <w:t>Case 1 — Standard Case with Dominator</w:t>
       </w:r>
       <w:bookmarkEnd w:id="8"/>
     </w:p>
     <w:tbl>
       <w:tblPr>
+        <w:tblStyle w:val="GridTable1Light-Accent1"/>
+        <w:tblW w:w="9085" w:type="dxa"/>
+        <w:tblLook w:val="0000" w:firstRow="0" w:lastRow="0" w:firstColumn="0" w:lastColumn="0" w:noHBand="0" w:noVBand="0"/>
+      </w:tblPr>
+      <w:tblGrid>
+        <w:gridCol w:w="1795"/>
+        <w:gridCol w:w="7290"/>
+      </w:tblGrid>
+      <w:tr>
+        <w:trPr>
+          <w:trHeight w:val="288"/>
+        </w:trPr>
+        <w:tc>
+          <w:tcPr>
+            <w:tcW w:w="1795" w:type="dxa"/>
+          </w:tcPr>
+          <w:p>
+            <w:pPr>
+              <w:rPr>
+                <w:color w:val="auto"/>
+                <w:lang w:val="en-US"/>
+              </w:rPr>
+            </w:pPr>
+            <w:r>
+              <w:rPr>
+                <w:b/>
+                <w:bCs/>
+                <w:color w:val="auto"/>
+                <w:sz w:val="19"/>
+                <w:szCs w:val="19"/>
+              </w:rPr>
+              <w:t>In</w:t>
+            </w:r>
+            <w:r>
+              <w:rPr>
+                <w:b/>
+                <w:bCs/>
+                <w:color w:val="auto"/>
+                <w:sz w:val="19"/>
+                <w:szCs w:val="19"/>
+                <w:lang w:val="en-US"/>
+              </w:rPr>
+              <w:t>put</w:t>
+            </w:r>
+          </w:p>
+        </w:tc>
+        <w:tc>
+          <w:tcPr>
+            <w:tcW w:w="7290" w:type="dxa"/>
+          </w:tcPr>
+          <w:p>
+            <w:pPr>
+              <w:rPr>
+                <w:color w:val="auto"/>
+              </w:rPr>
+            </w:pPr>
+            <w:r>
+              <w:rPr>
+                <w:rFonts w:ascii="Courier New" w:eastAsia="Courier New" w:hAnsi="Courier New" w:cs="Courier New"/>
+                <w:color w:val="auto"/>
+                <w:sz w:val="19"/>
+                <w:szCs w:val="19"/>
+                <w:shd w:val="clear" w:color="auto" w:fill="E8EDF2"/>
+              </w:rPr>
+              <w:t>[3, 4, 3, 2, 3, -1, 3, 3]</w:t>
+            </w:r>
+          </w:p>
+        </w:tc>
+      </w:tr>
+      <w:tr>
+        <w:trPr>
+          <w:trHeight w:val="288"/>
+        </w:trPr>
+        <w:tc>
+          <w:tcPr>
+            <w:tcW w:w="1795" w:type="dxa"/>
+          </w:tcPr>
+          <w:p>
+            <w:pPr>
+              <w:rPr>
+                <w:color w:val="auto"/>
+              </w:rPr>
+            </w:pPr>
+            <w:r>
+              <w:rPr>
+                <w:b/>
+                <w:bCs/>
+                <w:color w:val="auto"/>
+                <w:sz w:val="19"/>
+                <w:szCs w:val="19"/>
+              </w:rPr>
+              <w:t>Output</w:t>
+            </w:r>
+          </w:p>
+        </w:tc>
+        <w:tc>
+          <w:tcPr>
+            <w:tcW w:w="7290" w:type="dxa"/>
+          </w:tcPr>
+          <w:p>
+            <w:pPr>
+              <w:rPr>
+                <w:color w:val="auto"/>
+              </w:rPr>
+            </w:pPr>
+            <w:r>
+              <w:rPr>
+                <w:rFonts w:ascii="Courier New" w:eastAsia="Courier New" w:hAnsi="Courier New" w:cs="Courier New"/>
+                <w:color w:val="auto"/>
+                <w:sz w:val="19"/>
+                <w:szCs w:val="19"/>
+                <w:shd w:val="clear" w:color="auto" w:fill="E8EDF2"/>
+              </w:rPr>
+              <w:t>Any index of value 3 (example: 0, 2, 4, 6, or 7)</w:t>
+            </w:r>
+          </w:p>
+        </w:tc>
+      </w:tr>
+      <w:tr>
+        <w:trPr>
+          <w:trHeight w:val="288"/>
+        </w:trPr>
+        <w:tc>
+          <w:tcPr>
+            <w:tcW w:w="1795" w:type="dxa"/>
+          </w:tcPr>
+          <w:p>
+            <w:pPr>
+              <w:rPr>
+                <w:color w:val="auto"/>
+              </w:rPr>
+            </w:pPr>
+            <w:r>
+              <w:rPr>
+                <w:b/>
+                <w:bCs/>
+                <w:color w:val="auto"/>
+                <w:sz w:val="19"/>
+                <w:szCs w:val="19"/>
+              </w:rPr>
+              <w:t>Notes</w:t>
+            </w:r>
+          </w:p>
+        </w:tc>
+        <w:tc>
+          <w:tcPr>
+            <w:tcW w:w="7290" w:type="dxa"/>
+          </w:tcPr>
+          <w:p>
+            <w:pPr>
+              <w:rPr>
+                <w:color w:val="auto"/>
+              </w:rPr>
+            </w:pPr>
+            <w:r>
+              <w:rPr>
+                <w:color w:val="auto"/>
+                <w:sz w:val="19"/>
+                <w:szCs w:val="19"/>
+              </w:rPr>
+              <w:t>Value 3 appears 5 times in an array of size 8. Since 5 &gt; 8/2 = 4, it is the dominator.</w:t>
+            </w:r>
+          </w:p>
+        </w:tc>
+      </w:tr>
+    </w:tbl>
+    <w:p>
+      <w:pPr>
+        <w:spacing w:after="160"/>
+      </w:pPr>
+    </w:p>
+    <w:p>
+      <w:pPr>
+        <w:pStyle w:val="Heading2"/>
+        <w:rPr>
+          <w:color w:val="C00000"/>
+        </w:rPr>
+      </w:pPr>
+      <w:bookmarkStart w:id="9" w:name="_Toc229173476"/>
+      <w:r>
+        <w:rPr>
+          <w:color w:val="C00000"/>
+        </w:rPr>
+        <w:t>Case 2 — No Dominator Exists</w:t>
+      </w:r>
+      <w:bookmarkEnd w:id="9"/>
+    </w:p>
+    <w:tbl>
+      <w:tblPr>
+        <w:tblStyle w:val="GridTable1Light-Accent1"/>
         <w:tblW w:w="9360" w:type="dxa"/>
-        <w:tblBorders>
-          <w:top w:val="single" w:sz="4" w:space="0" w:color="auto"/>
-          <w:left w:val="single" w:sz="4" w:space="0" w:color="auto"/>
-          <w:bottom w:val="single" w:sz="4" w:space="0" w:color="auto"/>
-          <w:right w:val="single" w:sz="4" w:space="0" w:color="auto"/>
-          <w:insideH w:val="single" w:sz="4" w:space="0" w:color="auto"/>
-          <w:insideV w:val="single" w:sz="4" w:space="0" w:color="auto"/>
-        </w:tblBorders>
-        <w:tblCellMar>
-          <w:top w:w="80" w:type="dxa"/>
-          <w:left w:w="10" w:type="dxa"/>
-          <w:bottom w:w="80" w:type="dxa"/>
-          <w:right w:w="10" w:type="dxa"/>
-        </w:tblCellMar>
         <w:tblLook w:val="0000" w:firstRow="0" w:lastRow="0" w:firstColumn="0" w:lastColumn="0" w:noHBand="0" w:noVBand="0"/>
       </w:tblPr>
       <w:tblGrid>
@@ -3426,26 +4416,18 @@
         <w:tc>
           <w:tcPr>
             <w:tcW w:w="1800" w:type="dxa"/>
-            <w:tcBorders>
-              <w:top w:val="single" w:sz="1" w:space="0" w:color="C8D8E8"/>
-              <w:left w:val="single" w:sz="1" w:space="0" w:color="C8D8E8"/>
-              <w:bottom w:val="single" w:sz="1" w:space="0" w:color="C8D8E8"/>
-              <w:right w:val="single" w:sz="1" w:space="0" w:color="C8D8E8"/>
-            </w:tcBorders>
-            <w:shd w:val="clear" w:color="auto" w:fill="1A3A5C"/>
-            <w:tcMar>
-              <w:top w:w="80" w:type="dxa"/>
-              <w:left w:w="160" w:type="dxa"/>
-              <w:bottom w:w="80" w:type="dxa"/>
-              <w:right w:w="120" w:type="dxa"/>
-            </w:tcMar>
-          </w:tcPr>
-          <w:p>
-            <w:r>
-              <w:rPr>
-                <w:b/>
-                <w:bCs/>
-                <w:color w:val="FFFFFF"/>
+          </w:tcPr>
+          <w:p>
+            <w:pPr>
+              <w:rPr>
+                <w:color w:val="000000" w:themeColor="text1"/>
+              </w:rPr>
+            </w:pPr>
+            <w:r>
+              <w:rPr>
+                <w:b/>
+                <w:bCs/>
+                <w:color w:val="000000" w:themeColor="text1"/>
                 <w:sz w:val="19"/>
                 <w:szCs w:val="19"/>
               </w:rPr>
@@ -3456,30 +4438,22 @@
         <w:tc>
           <w:tcPr>
             <w:tcW w:w="7560" w:type="dxa"/>
-            <w:tcBorders>
-              <w:top w:val="single" w:sz="1" w:space="0" w:color="C8D8E8"/>
-              <w:left w:val="single" w:sz="1" w:space="0" w:color="C8D8E8"/>
-              <w:bottom w:val="single" w:sz="1" w:space="0" w:color="C8D8E8"/>
-              <w:right w:val="single" w:sz="1" w:space="0" w:color="C8D8E8"/>
-            </w:tcBorders>
-            <w:shd w:val="clear" w:color="auto" w:fill="F5F7FA"/>
-            <w:tcMar>
-              <w:top w:w="80" w:type="dxa"/>
-              <w:left w:w="160" w:type="dxa"/>
-              <w:bottom w:w="80" w:type="dxa"/>
-              <w:right w:w="120" w:type="dxa"/>
-            </w:tcMar>
-          </w:tcPr>
-          <w:p>
+          </w:tcPr>
+          <w:p>
+            <w:pPr>
+              <w:rPr>
+                <w:color w:val="000000" w:themeColor="text1"/>
+              </w:rPr>
+            </w:pPr>
             <w:r>
               <w:rPr>
                 <w:rFonts w:ascii="Courier New" w:eastAsia="Courier New" w:hAnsi="Courier New" w:cs="Courier New"/>
-                <w:color w:val="2E6DA4"/>
+                <w:color w:val="000000" w:themeColor="text1"/>
                 <w:sz w:val="19"/>
                 <w:szCs w:val="19"/>
                 <w:shd w:val="clear" w:color="auto" w:fill="E8EDF2"/>
               </w:rPr>
-              <w:t>[3, 4, 3, 2, 3, -1, 3, 3]</w:t>
+              <w:t>[1, 2, 3, 4, 5]</w:t>
             </w:r>
           </w:p>
         </w:tc>
@@ -3488,26 +4462,18 @@
         <w:tc>
           <w:tcPr>
             <w:tcW w:w="1800" w:type="dxa"/>
-            <w:tcBorders>
-              <w:top w:val="single" w:sz="1" w:space="0" w:color="C8D8E8"/>
-              <w:left w:val="single" w:sz="1" w:space="0" w:color="C8D8E8"/>
-              <w:bottom w:val="single" w:sz="1" w:space="0" w:color="C8D8E8"/>
-              <w:right w:val="single" w:sz="1" w:space="0" w:color="C8D8E8"/>
-            </w:tcBorders>
-            <w:shd w:val="clear" w:color="auto" w:fill="2E6DA4"/>
-            <w:tcMar>
-              <w:top w:w="80" w:type="dxa"/>
-              <w:left w:w="160" w:type="dxa"/>
-              <w:bottom w:w="80" w:type="dxa"/>
-              <w:right w:w="120" w:type="dxa"/>
-            </w:tcMar>
-          </w:tcPr>
-          <w:p>
-            <w:r>
-              <w:rPr>
-                <w:b/>
-                <w:bCs/>
-                <w:color w:val="FFFFFF"/>
+          </w:tcPr>
+          <w:p>
+            <w:pPr>
+              <w:rPr>
+                <w:color w:val="000000" w:themeColor="text1"/>
+              </w:rPr>
+            </w:pPr>
+            <w:r>
+              <w:rPr>
+                <w:b/>
+                <w:bCs/>
+                <w:color w:val="000000" w:themeColor="text1"/>
                 <w:sz w:val="19"/>
                 <w:szCs w:val="19"/>
               </w:rPr>
@@ -3518,30 +4484,22 @@
         <w:tc>
           <w:tcPr>
             <w:tcW w:w="7560" w:type="dxa"/>
-            <w:tcBorders>
-              <w:top w:val="single" w:sz="1" w:space="0" w:color="C8D8E8"/>
-              <w:left w:val="single" w:sz="1" w:space="0" w:color="C8D8E8"/>
-              <w:bottom w:val="single" w:sz="1" w:space="0" w:color="C8D8E8"/>
-              <w:right w:val="single" w:sz="1" w:space="0" w:color="C8D8E8"/>
-            </w:tcBorders>
-            <w:shd w:val="clear" w:color="auto" w:fill="E6F4ED"/>
-            <w:tcMar>
-              <w:top w:w="80" w:type="dxa"/>
-              <w:left w:w="160" w:type="dxa"/>
-              <w:bottom w:w="80" w:type="dxa"/>
-              <w:right w:w="120" w:type="dxa"/>
-            </w:tcMar>
-          </w:tcPr>
-          <w:p>
+          </w:tcPr>
+          <w:p>
+            <w:pPr>
+              <w:rPr>
+                <w:color w:val="000000" w:themeColor="text1"/>
+              </w:rPr>
+            </w:pPr>
             <w:r>
               <w:rPr>
                 <w:rFonts w:ascii="Courier New" w:eastAsia="Courier New" w:hAnsi="Courier New" w:cs="Courier New"/>
-                <w:color w:val="2E6DA4"/>
+                <w:color w:val="000000" w:themeColor="text1"/>
                 <w:sz w:val="19"/>
                 <w:szCs w:val="19"/>
                 <w:shd w:val="clear" w:color="auto" w:fill="E8EDF2"/>
               </w:rPr>
-              <w:t>Index: 7  |  Value: 3</w:t>
+              <w:t>-1</w:t>
             </w:r>
           </w:p>
         </w:tc>
@@ -3550,26 +4508,18 @@
         <w:tc>
           <w:tcPr>
             <w:tcW w:w="1800" w:type="dxa"/>
-            <w:tcBorders>
-              <w:top w:val="single" w:sz="1" w:space="0" w:color="C8D8E8"/>
-              <w:left w:val="single" w:sz="1" w:space="0" w:color="C8D8E8"/>
-              <w:bottom w:val="single" w:sz="1" w:space="0" w:color="C8D8E8"/>
-              <w:right w:val="single" w:sz="1" w:space="0" w:color="C8D8E8"/>
-            </w:tcBorders>
-            <w:shd w:val="clear" w:color="auto" w:fill="E8EDF2"/>
-            <w:tcMar>
-              <w:top w:w="80" w:type="dxa"/>
-              <w:left w:w="160" w:type="dxa"/>
-              <w:bottom w:w="80" w:type="dxa"/>
-              <w:right w:w="120" w:type="dxa"/>
-            </w:tcMar>
-          </w:tcPr>
-          <w:p>
-            <w:r>
-              <w:rPr>
-                <w:b/>
-                <w:bCs/>
-                <w:color w:val="3D5166"/>
+          </w:tcPr>
+          <w:p>
+            <w:pPr>
+              <w:rPr>
+                <w:color w:val="000000" w:themeColor="text1"/>
+              </w:rPr>
+            </w:pPr>
+            <w:r>
+              <w:rPr>
+                <w:b/>
+                <w:bCs/>
+                <w:color w:val="000000" w:themeColor="text1"/>
                 <w:sz w:val="19"/>
                 <w:szCs w:val="19"/>
               </w:rPr>
@@ -3580,27 +4530,20 @@
         <w:tc>
           <w:tcPr>
             <w:tcW w:w="7560" w:type="dxa"/>
-            <w:tcBorders>
-              <w:top w:val="single" w:sz="1" w:space="0" w:color="C8D8E8"/>
-              <w:left w:val="single" w:sz="1" w:space="0" w:color="C8D8E8"/>
-              <w:bottom w:val="single" w:sz="1" w:space="0" w:color="C8D8E8"/>
-              <w:right w:val="single" w:sz="1" w:space="0" w:color="C8D8E8"/>
-            </w:tcBorders>
-            <w:shd w:val="clear" w:color="auto" w:fill="FFFFFF"/>
-            <w:tcMar>
-              <w:top w:w="80" w:type="dxa"/>
-              <w:left w:w="160" w:type="dxa"/>
-              <w:bottom w:w="80" w:type="dxa"/>
-              <w:right w:w="120" w:type="dxa"/>
-            </w:tcMar>
-          </w:tcPr>
-          <w:p>
-            <w:r>
-              <w:rPr>
+          </w:tcPr>
+          <w:p>
+            <w:pPr>
+              <w:rPr>
+                <w:color w:val="000000" w:themeColor="text1"/>
+              </w:rPr>
+            </w:pPr>
+            <w:r>
+              <w:rPr>
+                <w:color w:val="000000" w:themeColor="text1"/>
                 <w:sz w:val="19"/>
                 <w:szCs w:val="19"/>
               </w:rPr>
-              <w:t>Value 3 appears 5 times in an array of size 8. Since 5 &gt; 8/2 = 4, it is the dominator.</w:t>
+              <w:t>Every element appears exactly once. No element exceeds the N/2 = 2.5 threshold.</w:t>
             </w:r>
           </w:p>
         </w:tc>
@@ -3614,30 +4557,23 @@
     <w:p>
       <w:pPr>
         <w:pStyle w:val="Heading2"/>
-      </w:pPr>
-      <w:bookmarkStart w:id="9" w:name="_Toc229173476"/>
-      <w:r>
-        <w:t>Case 2 — No Dominator Exists</w:t>
-      </w:r>
-      <w:bookmarkEnd w:id="9"/>
+        <w:rPr>
+          <w:color w:val="C00000"/>
+        </w:rPr>
+      </w:pPr>
+      <w:bookmarkStart w:id="10" w:name="_Toc229173477"/>
+      <w:r>
+        <w:rPr>
+          <w:color w:val="C00000"/>
+        </w:rPr>
+        <w:t>Case 3 — Empty Array</w:t>
+      </w:r>
+      <w:bookmarkEnd w:id="10"/>
     </w:p>
     <w:tbl>
       <w:tblPr>
+        <w:tblStyle w:val="GridTable1Light-Accent4"/>
         <w:tblW w:w="9360" w:type="dxa"/>
-        <w:tblBorders>
-          <w:top w:val="single" w:sz="4" w:space="0" w:color="auto"/>
-          <w:left w:val="single" w:sz="4" w:space="0" w:color="auto"/>
-          <w:bottom w:val="single" w:sz="4" w:space="0" w:color="auto"/>
-          <w:right w:val="single" w:sz="4" w:space="0" w:color="auto"/>
-          <w:insideH w:val="single" w:sz="4" w:space="0" w:color="auto"/>
-          <w:insideV w:val="single" w:sz="4" w:space="0" w:color="auto"/>
-        </w:tblBorders>
-        <w:tblCellMar>
-          <w:top w:w="80" w:type="dxa"/>
-          <w:left w:w="10" w:type="dxa"/>
-          <w:bottom w:w="80" w:type="dxa"/>
-          <w:right w:w="10" w:type="dxa"/>
-        </w:tblCellMar>
         <w:tblLook w:val="0000" w:firstRow="0" w:lastRow="0" w:firstColumn="0" w:lastColumn="0" w:noHBand="0" w:noVBand="0"/>
       </w:tblPr>
       <w:tblGrid>
@@ -3648,26 +4584,18 @@
         <w:tc>
           <w:tcPr>
             <w:tcW w:w="1800" w:type="dxa"/>
-            <w:tcBorders>
-              <w:top w:val="single" w:sz="1" w:space="0" w:color="C8D8E8"/>
-              <w:left w:val="single" w:sz="1" w:space="0" w:color="C8D8E8"/>
-              <w:bottom w:val="single" w:sz="1" w:space="0" w:color="C8D8E8"/>
-              <w:right w:val="single" w:sz="1" w:space="0" w:color="C8D8E8"/>
-            </w:tcBorders>
-            <w:shd w:val="clear" w:color="auto" w:fill="1A3A5C"/>
-            <w:tcMar>
-              <w:top w:w="80" w:type="dxa"/>
-              <w:left w:w="160" w:type="dxa"/>
-              <w:bottom w:w="80" w:type="dxa"/>
-              <w:right w:w="120" w:type="dxa"/>
-            </w:tcMar>
-          </w:tcPr>
-          <w:p>
-            <w:r>
-              <w:rPr>
-                <w:b/>
-                <w:bCs/>
-                <w:color w:val="FFFFFF"/>
+          </w:tcPr>
+          <w:p>
+            <w:pPr>
+              <w:rPr>
+                <w:color w:val="000000" w:themeColor="text1"/>
+              </w:rPr>
+            </w:pPr>
+            <w:r>
+              <w:rPr>
+                <w:b/>
+                <w:bCs/>
+                <w:color w:val="000000" w:themeColor="text1"/>
                 <w:sz w:val="19"/>
                 <w:szCs w:val="19"/>
               </w:rPr>
@@ -3678,30 +4606,22 @@
         <w:tc>
           <w:tcPr>
             <w:tcW w:w="7560" w:type="dxa"/>
-            <w:tcBorders>
-              <w:top w:val="single" w:sz="1" w:space="0" w:color="C8D8E8"/>
-              <w:left w:val="single" w:sz="1" w:space="0" w:color="C8D8E8"/>
-              <w:bottom w:val="single" w:sz="1" w:space="0" w:color="C8D8E8"/>
-              <w:right w:val="single" w:sz="1" w:space="0" w:color="C8D8E8"/>
-            </w:tcBorders>
-            <w:shd w:val="clear" w:color="auto" w:fill="F5F7FA"/>
-            <w:tcMar>
-              <w:top w:w="80" w:type="dxa"/>
-              <w:left w:w="160" w:type="dxa"/>
-              <w:bottom w:w="80" w:type="dxa"/>
-              <w:right w:w="120" w:type="dxa"/>
-            </w:tcMar>
-          </w:tcPr>
-          <w:p>
+          </w:tcPr>
+          <w:p>
+            <w:pPr>
+              <w:rPr>
+                <w:color w:val="000000" w:themeColor="text1"/>
+              </w:rPr>
+            </w:pPr>
             <w:r>
               <w:rPr>
                 <w:rFonts w:ascii="Courier New" w:eastAsia="Courier New" w:hAnsi="Courier New" w:cs="Courier New"/>
-                <w:color w:val="2E6DA4"/>
+                <w:color w:val="000000" w:themeColor="text1"/>
                 <w:sz w:val="19"/>
                 <w:szCs w:val="19"/>
                 <w:shd w:val="clear" w:color="auto" w:fill="E8EDF2"/>
               </w:rPr>
-              <w:t>[1, 2, 3, 4, 5]</w:t>
+              <w:t>[ ]</w:t>
             </w:r>
           </w:p>
         </w:tc>
@@ -3710,26 +4630,18 @@
         <w:tc>
           <w:tcPr>
             <w:tcW w:w="1800" w:type="dxa"/>
-            <w:tcBorders>
-              <w:top w:val="single" w:sz="1" w:space="0" w:color="C8D8E8"/>
-              <w:left w:val="single" w:sz="1" w:space="0" w:color="C8D8E8"/>
-              <w:bottom w:val="single" w:sz="1" w:space="0" w:color="C8D8E8"/>
-              <w:right w:val="single" w:sz="1" w:space="0" w:color="C8D8E8"/>
-            </w:tcBorders>
-            <w:shd w:val="clear" w:color="auto" w:fill="2E6DA4"/>
-            <w:tcMar>
-              <w:top w:w="80" w:type="dxa"/>
-              <w:left w:w="160" w:type="dxa"/>
-              <w:bottom w:w="80" w:type="dxa"/>
-              <w:right w:w="120" w:type="dxa"/>
-            </w:tcMar>
-          </w:tcPr>
-          <w:p>
-            <w:r>
-              <w:rPr>
-                <w:b/>
-                <w:bCs/>
-                <w:color w:val="FFFFFF"/>
+          </w:tcPr>
+          <w:p>
+            <w:pPr>
+              <w:rPr>
+                <w:color w:val="000000" w:themeColor="text1"/>
+              </w:rPr>
+            </w:pPr>
+            <w:r>
+              <w:rPr>
+                <w:b/>
+                <w:bCs/>
+                <w:color w:val="000000" w:themeColor="text1"/>
                 <w:sz w:val="19"/>
                 <w:szCs w:val="19"/>
               </w:rPr>
@@ -3740,25 +4652,17 @@
         <w:tc>
           <w:tcPr>
             <w:tcW w:w="7560" w:type="dxa"/>
-            <w:tcBorders>
-              <w:top w:val="single" w:sz="1" w:space="0" w:color="C8D8E8"/>
-              <w:left w:val="single" w:sz="1" w:space="0" w:color="C8D8E8"/>
-              <w:bottom w:val="single" w:sz="1" w:space="0" w:color="C8D8E8"/>
-              <w:right w:val="single" w:sz="1" w:space="0" w:color="C8D8E8"/>
-            </w:tcBorders>
-            <w:shd w:val="clear" w:color="auto" w:fill="E6F4ED"/>
-            <w:tcMar>
-              <w:top w:w="80" w:type="dxa"/>
-              <w:left w:w="160" w:type="dxa"/>
-              <w:bottom w:w="80" w:type="dxa"/>
-              <w:right w:w="120" w:type="dxa"/>
-            </w:tcMar>
-          </w:tcPr>
-          <w:p>
+          </w:tcPr>
+          <w:p>
+            <w:pPr>
+              <w:rPr>
+                <w:color w:val="000000" w:themeColor="text1"/>
+              </w:rPr>
+            </w:pPr>
             <w:r>
               <w:rPr>
                 <w:rFonts w:ascii="Courier New" w:eastAsia="Courier New" w:hAnsi="Courier New" w:cs="Courier New"/>
-                <w:color w:val="2E6DA4"/>
+                <w:color w:val="000000" w:themeColor="text1"/>
                 <w:sz w:val="19"/>
                 <w:szCs w:val="19"/>
                 <w:shd w:val="clear" w:color="auto" w:fill="E8EDF2"/>
@@ -3772,26 +4676,18 @@
         <w:tc>
           <w:tcPr>
             <w:tcW w:w="1800" w:type="dxa"/>
-            <w:tcBorders>
-              <w:top w:val="single" w:sz="1" w:space="0" w:color="C8D8E8"/>
-              <w:left w:val="single" w:sz="1" w:space="0" w:color="C8D8E8"/>
-              <w:bottom w:val="single" w:sz="1" w:space="0" w:color="C8D8E8"/>
-              <w:right w:val="single" w:sz="1" w:space="0" w:color="C8D8E8"/>
-            </w:tcBorders>
-            <w:shd w:val="clear" w:color="auto" w:fill="E8EDF2"/>
-            <w:tcMar>
-              <w:top w:w="80" w:type="dxa"/>
-              <w:left w:w="160" w:type="dxa"/>
-              <w:bottom w:w="80" w:type="dxa"/>
-              <w:right w:w="120" w:type="dxa"/>
-            </w:tcMar>
-          </w:tcPr>
-          <w:p>
-            <w:r>
-              <w:rPr>
-                <w:b/>
-                <w:bCs/>
-                <w:color w:val="3D5166"/>
+          </w:tcPr>
+          <w:p>
+            <w:pPr>
+              <w:rPr>
+                <w:color w:val="000000" w:themeColor="text1"/>
+              </w:rPr>
+            </w:pPr>
+            <w:r>
+              <w:rPr>
+                <w:b/>
+                <w:bCs/>
+                <w:color w:val="000000" w:themeColor="text1"/>
                 <w:sz w:val="19"/>
                 <w:szCs w:val="19"/>
               </w:rPr>
@@ -3802,27 +4698,15 @@
         <w:tc>
           <w:tcPr>
             <w:tcW w:w="7560" w:type="dxa"/>
-            <w:tcBorders>
-              <w:top w:val="single" w:sz="1" w:space="0" w:color="C8D8E8"/>
-              <w:left w:val="single" w:sz="1" w:space="0" w:color="C8D8E8"/>
-              <w:bottom w:val="single" w:sz="1" w:space="0" w:color="C8D8E8"/>
-              <w:right w:val="single" w:sz="1" w:space="0" w:color="C8D8E8"/>
-            </w:tcBorders>
-            <w:shd w:val="clear" w:color="auto" w:fill="FFFFFF"/>
-            <w:tcMar>
-              <w:top w:w="80" w:type="dxa"/>
-              <w:left w:w="160" w:type="dxa"/>
-              <w:bottom w:w="80" w:type="dxa"/>
-              <w:right w:w="120" w:type="dxa"/>
-            </w:tcMar>
-          </w:tcPr>
-          <w:p>
-            <w:r>
-              <w:rPr>
-                <w:sz w:val="19"/>
-                <w:szCs w:val="19"/>
-              </w:rPr>
-              <w:t>Every element appears exactly once. No element exceeds the N/2 = 2.5 threshold.</w:t>
+          </w:tcPr>
+          <w:p>
+            <w:pPr>
+              <w:rPr>
+                <w:color w:val="000000" w:themeColor="text1"/>
+              </w:rPr>
+            </w:pPr>
+            <w:r>
+              <w:t>An empty array contains no elements,so no dominator exists.</w:t>
             </w:r>
           </w:p>
         </w:tc>
@@ -3836,30 +4720,23 @@
     <w:p>
       <w:pPr>
         <w:pStyle w:val="Heading2"/>
-      </w:pPr>
-      <w:bookmarkStart w:id="10" w:name="_Toc229173477"/>
-      <w:r>
-        <w:t>Case 3 — Empty Array</w:t>
-      </w:r>
-      <w:bookmarkEnd w:id="10"/>
+        <w:rPr>
+          <w:color w:val="C00000"/>
+        </w:rPr>
+      </w:pPr>
+      <w:bookmarkStart w:id="11" w:name="_Toc229173478"/>
+      <w:r>
+        <w:rPr>
+          <w:color w:val="C00000"/>
+        </w:rPr>
+        <w:t>Case 4 — Single Element Array</w:t>
+      </w:r>
+      <w:bookmarkEnd w:id="11"/>
     </w:p>
     <w:tbl>
       <w:tblPr>
+        <w:tblStyle w:val="GridTable1Light-Accent1"/>
         <w:tblW w:w="9360" w:type="dxa"/>
-        <w:tblBorders>
-          <w:top w:val="single" w:sz="4" w:space="0" w:color="auto"/>
-          <w:left w:val="single" w:sz="4" w:space="0" w:color="auto"/>
-          <w:bottom w:val="single" w:sz="4" w:space="0" w:color="auto"/>
-          <w:right w:val="single" w:sz="4" w:space="0" w:color="auto"/>
-          <w:insideH w:val="single" w:sz="4" w:space="0" w:color="auto"/>
-          <w:insideV w:val="single" w:sz="4" w:space="0" w:color="auto"/>
-        </w:tblBorders>
-        <w:tblCellMar>
-          <w:top w:w="80" w:type="dxa"/>
-          <w:left w:w="10" w:type="dxa"/>
-          <w:bottom w:w="80" w:type="dxa"/>
-          <w:right w:w="10" w:type="dxa"/>
-        </w:tblCellMar>
         <w:tblLook w:val="0000" w:firstRow="0" w:lastRow="0" w:firstColumn="0" w:lastColumn="0" w:noHBand="0" w:noVBand="0"/>
       </w:tblPr>
       <w:tblGrid>
@@ -3870,26 +4747,18 @@
         <w:tc>
           <w:tcPr>
             <w:tcW w:w="1800" w:type="dxa"/>
-            <w:tcBorders>
-              <w:top w:val="single" w:sz="1" w:space="0" w:color="C8D8E8"/>
-              <w:left w:val="single" w:sz="1" w:space="0" w:color="C8D8E8"/>
-              <w:bottom w:val="single" w:sz="1" w:space="0" w:color="C8D8E8"/>
-              <w:right w:val="single" w:sz="1" w:space="0" w:color="C8D8E8"/>
-            </w:tcBorders>
-            <w:shd w:val="clear" w:color="auto" w:fill="1A3A5C"/>
-            <w:tcMar>
-              <w:top w:w="80" w:type="dxa"/>
-              <w:left w:w="160" w:type="dxa"/>
-              <w:bottom w:w="80" w:type="dxa"/>
-              <w:right w:w="120" w:type="dxa"/>
-            </w:tcMar>
-          </w:tcPr>
-          <w:p>
-            <w:r>
-              <w:rPr>
-                <w:b/>
-                <w:bCs/>
-                <w:color w:val="FFFFFF"/>
+          </w:tcPr>
+          <w:p>
+            <w:pPr>
+              <w:rPr>
+                <w:color w:val="000000" w:themeColor="text1"/>
+              </w:rPr>
+            </w:pPr>
+            <w:r>
+              <w:rPr>
+                <w:b/>
+                <w:bCs/>
+                <w:color w:val="000000" w:themeColor="text1"/>
                 <w:sz w:val="19"/>
                 <w:szCs w:val="19"/>
               </w:rPr>
@@ -3900,30 +4769,22 @@
         <w:tc>
           <w:tcPr>
             <w:tcW w:w="7560" w:type="dxa"/>
-            <w:tcBorders>
-              <w:top w:val="single" w:sz="1" w:space="0" w:color="C8D8E8"/>
-              <w:left w:val="single" w:sz="1" w:space="0" w:color="C8D8E8"/>
-              <w:bottom w:val="single" w:sz="1" w:space="0" w:color="C8D8E8"/>
-              <w:right w:val="single" w:sz="1" w:space="0" w:color="C8D8E8"/>
-            </w:tcBorders>
-            <w:shd w:val="clear" w:color="auto" w:fill="F5F7FA"/>
-            <w:tcMar>
-              <w:top w:w="80" w:type="dxa"/>
-              <w:left w:w="160" w:type="dxa"/>
-              <w:bottom w:w="80" w:type="dxa"/>
-              <w:right w:w="120" w:type="dxa"/>
-            </w:tcMar>
-          </w:tcPr>
-          <w:p>
+          </w:tcPr>
+          <w:p>
+            <w:pPr>
+              <w:rPr>
+                <w:color w:val="000000" w:themeColor="text1"/>
+              </w:rPr>
+            </w:pPr>
             <w:r>
               <w:rPr>
                 <w:rFonts w:ascii="Courier New" w:eastAsia="Courier New" w:hAnsi="Courier New" w:cs="Courier New"/>
-                <w:color w:val="2E6DA4"/>
+                <w:color w:val="000000" w:themeColor="text1"/>
                 <w:sz w:val="19"/>
                 <w:szCs w:val="19"/>
                 <w:shd w:val="clear" w:color="auto" w:fill="E8EDF2"/>
               </w:rPr>
-              <w:t>[ ]</w:t>
+              <w:t>[42]</w:t>
             </w:r>
           </w:p>
         </w:tc>
@@ -3932,26 +4793,18 @@
         <w:tc>
           <w:tcPr>
             <w:tcW w:w="1800" w:type="dxa"/>
-            <w:tcBorders>
-              <w:top w:val="single" w:sz="1" w:space="0" w:color="C8D8E8"/>
-              <w:left w:val="single" w:sz="1" w:space="0" w:color="C8D8E8"/>
-              <w:bottom w:val="single" w:sz="1" w:space="0" w:color="C8D8E8"/>
-              <w:right w:val="single" w:sz="1" w:space="0" w:color="C8D8E8"/>
-            </w:tcBorders>
-            <w:shd w:val="clear" w:color="auto" w:fill="2E6DA4"/>
-            <w:tcMar>
-              <w:top w:w="80" w:type="dxa"/>
-              <w:left w:w="160" w:type="dxa"/>
-              <w:bottom w:w="80" w:type="dxa"/>
-              <w:right w:w="120" w:type="dxa"/>
-            </w:tcMar>
-          </w:tcPr>
-          <w:p>
-            <w:r>
-              <w:rPr>
-                <w:b/>
-                <w:bCs/>
-                <w:color w:val="FFFFFF"/>
+          </w:tcPr>
+          <w:p>
+            <w:pPr>
+              <w:rPr>
+                <w:color w:val="000000" w:themeColor="text1"/>
+              </w:rPr>
+            </w:pPr>
+            <w:r>
+              <w:rPr>
+                <w:b/>
+                <w:bCs/>
+                <w:color w:val="000000" w:themeColor="text1"/>
                 <w:sz w:val="19"/>
                 <w:szCs w:val="19"/>
               </w:rPr>
@@ -3962,30 +4815,22 @@
         <w:tc>
           <w:tcPr>
             <w:tcW w:w="7560" w:type="dxa"/>
-            <w:tcBorders>
-              <w:top w:val="single" w:sz="1" w:space="0" w:color="C8D8E8"/>
-              <w:left w:val="single" w:sz="1" w:space="0" w:color="C8D8E8"/>
-              <w:bottom w:val="single" w:sz="1" w:space="0" w:color="C8D8E8"/>
-              <w:right w:val="single" w:sz="1" w:space="0" w:color="C8D8E8"/>
-            </w:tcBorders>
-            <w:shd w:val="clear" w:color="auto" w:fill="E6F4ED"/>
-            <w:tcMar>
-              <w:top w:w="80" w:type="dxa"/>
-              <w:left w:w="160" w:type="dxa"/>
-              <w:bottom w:w="80" w:type="dxa"/>
-              <w:right w:w="120" w:type="dxa"/>
-            </w:tcMar>
-          </w:tcPr>
-          <w:p>
+          </w:tcPr>
+          <w:p>
+            <w:pPr>
+              <w:rPr>
+                <w:color w:val="000000" w:themeColor="text1"/>
+              </w:rPr>
+            </w:pPr>
             <w:r>
               <w:rPr>
                 <w:rFonts w:ascii="Courier New" w:eastAsia="Courier New" w:hAnsi="Courier New" w:cs="Courier New"/>
-                <w:color w:val="2E6DA4"/>
+                <w:color w:val="000000" w:themeColor="text1"/>
                 <w:sz w:val="19"/>
                 <w:szCs w:val="19"/>
                 <w:shd w:val="clear" w:color="auto" w:fill="E8EDF2"/>
               </w:rPr>
-              <w:t>-1</w:t>
+              <w:t>Index: 0  |  Value: 42</w:t>
             </w:r>
           </w:p>
         </w:tc>
@@ -3994,26 +4839,18 @@
         <w:tc>
           <w:tcPr>
             <w:tcW w:w="1800" w:type="dxa"/>
-            <w:tcBorders>
-              <w:top w:val="single" w:sz="1" w:space="0" w:color="C8D8E8"/>
-              <w:left w:val="single" w:sz="1" w:space="0" w:color="C8D8E8"/>
-              <w:bottom w:val="single" w:sz="1" w:space="0" w:color="C8D8E8"/>
-              <w:right w:val="single" w:sz="1" w:space="0" w:color="C8D8E8"/>
-            </w:tcBorders>
-            <w:shd w:val="clear" w:color="auto" w:fill="E8EDF2"/>
-            <w:tcMar>
-              <w:top w:w="80" w:type="dxa"/>
-              <w:left w:w="160" w:type="dxa"/>
-              <w:bottom w:w="80" w:type="dxa"/>
-              <w:right w:w="120" w:type="dxa"/>
-            </w:tcMar>
-          </w:tcPr>
-          <w:p>
-            <w:r>
-              <w:rPr>
-                <w:b/>
-                <w:bCs/>
-                <w:color w:val="3D5166"/>
+          </w:tcPr>
+          <w:p>
+            <w:pPr>
+              <w:rPr>
+                <w:color w:val="000000" w:themeColor="text1"/>
+              </w:rPr>
+            </w:pPr>
+            <w:r>
+              <w:rPr>
+                <w:b/>
+                <w:bCs/>
+                <w:color w:val="000000" w:themeColor="text1"/>
                 <w:sz w:val="19"/>
                 <w:szCs w:val="19"/>
               </w:rPr>
@@ -4024,27 +4861,20 @@
         <w:tc>
           <w:tcPr>
             <w:tcW w:w="7560" w:type="dxa"/>
-            <w:tcBorders>
-              <w:top w:val="single" w:sz="1" w:space="0" w:color="C8D8E8"/>
-              <w:left w:val="single" w:sz="1" w:space="0" w:color="C8D8E8"/>
-              <w:bottom w:val="single" w:sz="1" w:space="0" w:color="C8D8E8"/>
-              <w:right w:val="single" w:sz="1" w:space="0" w:color="C8D8E8"/>
-            </w:tcBorders>
-            <w:shd w:val="clear" w:color="auto" w:fill="FFFFFF"/>
-            <w:tcMar>
-              <w:top w:w="80" w:type="dxa"/>
-              <w:left w:w="160" w:type="dxa"/>
-              <w:bottom w:w="80" w:type="dxa"/>
-              <w:right w:w="120" w:type="dxa"/>
-            </w:tcMar>
-          </w:tcPr>
-          <w:p>
-            <w:r>
-              <w:rPr>
+          </w:tcPr>
+          <w:p>
+            <w:pPr>
+              <w:rPr>
+                <w:color w:val="000000" w:themeColor="text1"/>
+              </w:rPr>
+            </w:pPr>
+            <w:r>
+              <w:rPr>
+                <w:color w:val="000000" w:themeColor="text1"/>
                 <w:sz w:val="19"/>
                 <w:szCs w:val="19"/>
               </w:rPr>
-              <w:t>An empty array contains no elements; no dominator can exist by definition.</w:t>
+              <w:t>Element 42 appears 1 time in an array of size 1. Since 1 &gt; 0.5, it trivially dominates.</w:t>
             </w:r>
           </w:p>
         </w:tc>
@@ -4058,30 +4888,23 @@
     <w:p>
       <w:pPr>
         <w:pStyle w:val="Heading2"/>
-      </w:pPr>
-      <w:bookmarkStart w:id="11" w:name="_Toc229173478"/>
-      <w:r>
-        <w:t>Case 4 — Single Element Array</w:t>
-      </w:r>
-      <w:bookmarkEnd w:id="11"/>
+        <w:rPr>
+          <w:color w:val="C00000"/>
+        </w:rPr>
+      </w:pPr>
+      <w:bookmarkStart w:id="12" w:name="_Toc229173479"/>
+      <w:r>
+        <w:rPr>
+          <w:color w:val="C00000"/>
+        </w:rPr>
+        <w:t>Case 5 — Dominator on the Boundary</w:t>
+      </w:r>
+      <w:bookmarkEnd w:id="12"/>
     </w:p>
     <w:tbl>
       <w:tblPr>
+        <w:tblStyle w:val="GridTable1Light-Accent4"/>
         <w:tblW w:w="9360" w:type="dxa"/>
-        <w:tblBorders>
-          <w:top w:val="single" w:sz="4" w:space="0" w:color="auto"/>
-          <w:left w:val="single" w:sz="4" w:space="0" w:color="auto"/>
-          <w:bottom w:val="single" w:sz="4" w:space="0" w:color="auto"/>
-          <w:right w:val="single" w:sz="4" w:space="0" w:color="auto"/>
-          <w:insideH w:val="single" w:sz="4" w:space="0" w:color="auto"/>
-          <w:insideV w:val="single" w:sz="4" w:space="0" w:color="auto"/>
-        </w:tblBorders>
-        <w:tblCellMar>
-          <w:top w:w="80" w:type="dxa"/>
-          <w:left w:w="10" w:type="dxa"/>
-          <w:bottom w:w="80" w:type="dxa"/>
-          <w:right w:w="10" w:type="dxa"/>
-        </w:tblCellMar>
         <w:tblLook w:val="0000" w:firstRow="0" w:lastRow="0" w:firstColumn="0" w:lastColumn="0" w:noHBand="0" w:noVBand="0"/>
       </w:tblPr>
       <w:tblGrid>
@@ -4092,26 +4915,18 @@
         <w:tc>
           <w:tcPr>
             <w:tcW w:w="1800" w:type="dxa"/>
-            <w:tcBorders>
-              <w:top w:val="single" w:sz="1" w:space="0" w:color="C8D8E8"/>
-              <w:left w:val="single" w:sz="1" w:space="0" w:color="C8D8E8"/>
-              <w:bottom w:val="single" w:sz="1" w:space="0" w:color="C8D8E8"/>
-              <w:right w:val="single" w:sz="1" w:space="0" w:color="C8D8E8"/>
-            </w:tcBorders>
-            <w:shd w:val="clear" w:color="auto" w:fill="1A3A5C"/>
-            <w:tcMar>
-              <w:top w:w="80" w:type="dxa"/>
-              <w:left w:w="160" w:type="dxa"/>
-              <w:bottom w:w="80" w:type="dxa"/>
-              <w:right w:w="120" w:type="dxa"/>
-            </w:tcMar>
-          </w:tcPr>
-          <w:p>
-            <w:r>
-              <w:rPr>
-                <w:b/>
-                <w:bCs/>
-                <w:color w:val="FFFFFF"/>
+          </w:tcPr>
+          <w:p>
+            <w:pPr>
+              <w:rPr>
+                <w:color w:val="000000" w:themeColor="text1"/>
+              </w:rPr>
+            </w:pPr>
+            <w:r>
+              <w:rPr>
+                <w:b/>
+                <w:bCs/>
+                <w:color w:val="000000" w:themeColor="text1"/>
                 <w:sz w:val="19"/>
                 <w:szCs w:val="19"/>
               </w:rPr>
@@ -4122,30 +4937,22 @@
         <w:tc>
           <w:tcPr>
             <w:tcW w:w="7560" w:type="dxa"/>
-            <w:tcBorders>
-              <w:top w:val="single" w:sz="1" w:space="0" w:color="C8D8E8"/>
-              <w:left w:val="single" w:sz="1" w:space="0" w:color="C8D8E8"/>
-              <w:bottom w:val="single" w:sz="1" w:space="0" w:color="C8D8E8"/>
-              <w:right w:val="single" w:sz="1" w:space="0" w:color="C8D8E8"/>
-            </w:tcBorders>
-            <w:shd w:val="clear" w:color="auto" w:fill="F5F7FA"/>
-            <w:tcMar>
-              <w:top w:w="80" w:type="dxa"/>
-              <w:left w:w="160" w:type="dxa"/>
-              <w:bottom w:w="80" w:type="dxa"/>
-              <w:right w:w="120" w:type="dxa"/>
-            </w:tcMar>
-          </w:tcPr>
-          <w:p>
+          </w:tcPr>
+          <w:p>
+            <w:pPr>
+              <w:rPr>
+                <w:color w:val="000000" w:themeColor="text1"/>
+              </w:rPr>
+            </w:pPr>
             <w:r>
               <w:rPr>
                 <w:rFonts w:ascii="Courier New" w:eastAsia="Courier New" w:hAnsi="Courier New" w:cs="Courier New"/>
-                <w:color w:val="2E6DA4"/>
+                <w:color w:val="000000" w:themeColor="text1"/>
                 <w:sz w:val="19"/>
                 <w:szCs w:val="19"/>
                 <w:shd w:val="clear" w:color="auto" w:fill="E8EDF2"/>
               </w:rPr>
-              <w:t>[42]</w:t>
+              <w:t>[7, 7, 7, 7, 1, 1, 1]</w:t>
             </w:r>
           </w:p>
         </w:tc>
@@ -4154,26 +4961,18 @@
         <w:tc>
           <w:tcPr>
             <w:tcW w:w="1800" w:type="dxa"/>
-            <w:tcBorders>
-              <w:top w:val="single" w:sz="1" w:space="0" w:color="C8D8E8"/>
-              <w:left w:val="single" w:sz="1" w:space="0" w:color="C8D8E8"/>
-              <w:bottom w:val="single" w:sz="1" w:space="0" w:color="C8D8E8"/>
-              <w:right w:val="single" w:sz="1" w:space="0" w:color="C8D8E8"/>
-            </w:tcBorders>
-            <w:shd w:val="clear" w:color="auto" w:fill="2E6DA4"/>
-            <w:tcMar>
-              <w:top w:w="80" w:type="dxa"/>
-              <w:left w:w="160" w:type="dxa"/>
-              <w:bottom w:w="80" w:type="dxa"/>
-              <w:right w:w="120" w:type="dxa"/>
-            </w:tcMar>
-          </w:tcPr>
-          <w:p>
-            <w:r>
-              <w:rPr>
-                <w:b/>
-                <w:bCs/>
-                <w:color w:val="FFFFFF"/>
+          </w:tcPr>
+          <w:p>
+            <w:pPr>
+              <w:rPr>
+                <w:color w:val="000000" w:themeColor="text1"/>
+              </w:rPr>
+            </w:pPr>
+            <w:r>
+              <w:rPr>
+                <w:b/>
+                <w:bCs/>
+                <w:color w:val="000000" w:themeColor="text1"/>
                 <w:sz w:val="19"/>
                 <w:szCs w:val="19"/>
               </w:rPr>
@@ -4184,30 +4983,22 @@
         <w:tc>
           <w:tcPr>
             <w:tcW w:w="7560" w:type="dxa"/>
-            <w:tcBorders>
-              <w:top w:val="single" w:sz="1" w:space="0" w:color="C8D8E8"/>
-              <w:left w:val="single" w:sz="1" w:space="0" w:color="C8D8E8"/>
-              <w:bottom w:val="single" w:sz="1" w:space="0" w:color="C8D8E8"/>
-              <w:right w:val="single" w:sz="1" w:space="0" w:color="C8D8E8"/>
-            </w:tcBorders>
-            <w:shd w:val="clear" w:color="auto" w:fill="E6F4ED"/>
-            <w:tcMar>
-              <w:top w:w="80" w:type="dxa"/>
-              <w:left w:w="160" w:type="dxa"/>
-              <w:bottom w:w="80" w:type="dxa"/>
-              <w:right w:w="120" w:type="dxa"/>
-            </w:tcMar>
-          </w:tcPr>
-          <w:p>
+          </w:tcPr>
+          <w:p>
+            <w:pPr>
+              <w:rPr>
+                <w:color w:val="000000" w:themeColor="text1"/>
+              </w:rPr>
+            </w:pPr>
             <w:r>
               <w:rPr>
                 <w:rFonts w:ascii="Courier New" w:eastAsia="Courier New" w:hAnsi="Courier New" w:cs="Courier New"/>
-                <w:color w:val="2E6DA4"/>
+                <w:color w:val="000000" w:themeColor="text1"/>
                 <w:sz w:val="19"/>
                 <w:szCs w:val="19"/>
                 <w:shd w:val="clear" w:color="auto" w:fill="E8EDF2"/>
               </w:rPr>
-              <w:t>Index: 0  |  Value: 42</w:t>
+              <w:t>Any index of value 7 (example: 0, 1, 2, or 3)</w:t>
             </w:r>
           </w:p>
         </w:tc>
@@ -4216,26 +5007,18 @@
         <w:tc>
           <w:tcPr>
             <w:tcW w:w="1800" w:type="dxa"/>
-            <w:tcBorders>
-              <w:top w:val="single" w:sz="1" w:space="0" w:color="C8D8E8"/>
-              <w:left w:val="single" w:sz="1" w:space="0" w:color="C8D8E8"/>
-              <w:bottom w:val="single" w:sz="1" w:space="0" w:color="C8D8E8"/>
-              <w:right w:val="single" w:sz="1" w:space="0" w:color="C8D8E8"/>
-            </w:tcBorders>
-            <w:shd w:val="clear" w:color="auto" w:fill="E8EDF2"/>
-            <w:tcMar>
-              <w:top w:w="80" w:type="dxa"/>
-              <w:left w:w="160" w:type="dxa"/>
-              <w:bottom w:w="80" w:type="dxa"/>
-              <w:right w:w="120" w:type="dxa"/>
-            </w:tcMar>
-          </w:tcPr>
-          <w:p>
-            <w:r>
-              <w:rPr>
-                <w:b/>
-                <w:bCs/>
-                <w:color w:val="3D5166"/>
+          </w:tcPr>
+          <w:p>
+            <w:pPr>
+              <w:rPr>
+                <w:color w:val="000000" w:themeColor="text1"/>
+              </w:rPr>
+            </w:pPr>
+            <w:r>
+              <w:rPr>
+                <w:b/>
+                <w:bCs/>
+                <w:color w:val="000000" w:themeColor="text1"/>
                 <w:sz w:val="19"/>
                 <w:szCs w:val="19"/>
               </w:rPr>
@@ -4246,27 +5029,20 @@
         <w:tc>
           <w:tcPr>
             <w:tcW w:w="7560" w:type="dxa"/>
-            <w:tcBorders>
-              <w:top w:val="single" w:sz="1" w:space="0" w:color="C8D8E8"/>
-              <w:left w:val="single" w:sz="1" w:space="0" w:color="C8D8E8"/>
-              <w:bottom w:val="single" w:sz="1" w:space="0" w:color="C8D8E8"/>
-              <w:right w:val="single" w:sz="1" w:space="0" w:color="C8D8E8"/>
-            </w:tcBorders>
-            <w:shd w:val="clear" w:color="auto" w:fill="FFFFFF"/>
-            <w:tcMar>
-              <w:top w:w="80" w:type="dxa"/>
-              <w:left w:w="160" w:type="dxa"/>
-              <w:bottom w:w="80" w:type="dxa"/>
-              <w:right w:w="120" w:type="dxa"/>
-            </w:tcMar>
-          </w:tcPr>
-          <w:p>
-            <w:r>
-              <w:rPr>
+          </w:tcPr>
+          <w:p>
+            <w:pPr>
+              <w:rPr>
+                <w:color w:val="000000" w:themeColor="text1"/>
+              </w:rPr>
+            </w:pPr>
+            <w:r>
+              <w:rPr>
+                <w:color w:val="000000" w:themeColor="text1"/>
                 <w:sz w:val="19"/>
                 <w:szCs w:val="19"/>
               </w:rPr>
-              <w:t>Element 42 appears 1 time in an array of size 1. Since 1 &gt; 0.5, it trivially dominates.</w:t>
+              <w:t>Value 7 appears 4 times in an array of size 7. Since 4 &gt; 7/2 = 3.5, it is the dominator.</w:t>
             </w:r>
           </w:p>
         </w:tc>
@@ -4280,30 +5056,23 @@
     <w:p>
       <w:pPr>
         <w:pStyle w:val="Heading2"/>
-      </w:pPr>
-      <w:bookmarkStart w:id="12" w:name="_Toc229173479"/>
-      <w:r>
-        <w:t>Case 5 — Dominator on the Boundary</w:t>
-      </w:r>
-      <w:bookmarkEnd w:id="12"/>
+        <w:rPr>
+          <w:color w:val="C00000"/>
+        </w:rPr>
+      </w:pPr>
+      <w:bookmarkStart w:id="13" w:name="_Toc229173480"/>
+      <w:r>
+        <w:rPr>
+          <w:color w:val="C00000"/>
+        </w:rPr>
+        <w:t>Case 6 — Negative Values with Dominator</w:t>
+      </w:r>
+      <w:bookmarkEnd w:id="13"/>
     </w:p>
     <w:tbl>
       <w:tblPr>
+        <w:tblStyle w:val="GridTable1Light-Accent1"/>
         <w:tblW w:w="9360" w:type="dxa"/>
-        <w:tblBorders>
-          <w:top w:val="single" w:sz="4" w:space="0" w:color="auto"/>
-          <w:left w:val="single" w:sz="4" w:space="0" w:color="auto"/>
-          <w:bottom w:val="single" w:sz="4" w:space="0" w:color="auto"/>
-          <w:right w:val="single" w:sz="4" w:space="0" w:color="auto"/>
-          <w:insideH w:val="single" w:sz="4" w:space="0" w:color="auto"/>
-          <w:insideV w:val="single" w:sz="4" w:space="0" w:color="auto"/>
-        </w:tblBorders>
-        <w:tblCellMar>
-          <w:top w:w="80" w:type="dxa"/>
-          <w:left w:w="10" w:type="dxa"/>
-          <w:bottom w:w="80" w:type="dxa"/>
-          <w:right w:w="10" w:type="dxa"/>
-        </w:tblCellMar>
         <w:tblLook w:val="0000" w:firstRow="0" w:lastRow="0" w:firstColumn="0" w:lastColumn="0" w:noHBand="0" w:noVBand="0"/>
       </w:tblPr>
       <w:tblGrid>
@@ -4314,26 +5083,18 @@
         <w:tc>
           <w:tcPr>
             <w:tcW w:w="1800" w:type="dxa"/>
-            <w:tcBorders>
-              <w:top w:val="single" w:sz="1" w:space="0" w:color="C8D8E8"/>
-              <w:left w:val="single" w:sz="1" w:space="0" w:color="C8D8E8"/>
-              <w:bottom w:val="single" w:sz="1" w:space="0" w:color="C8D8E8"/>
-              <w:right w:val="single" w:sz="1" w:space="0" w:color="C8D8E8"/>
-            </w:tcBorders>
-            <w:shd w:val="clear" w:color="auto" w:fill="1A3A5C"/>
-            <w:tcMar>
-              <w:top w:w="80" w:type="dxa"/>
-              <w:left w:w="160" w:type="dxa"/>
-              <w:bottom w:w="80" w:type="dxa"/>
-              <w:right w:w="120" w:type="dxa"/>
-            </w:tcMar>
-          </w:tcPr>
-          <w:p>
-            <w:r>
-              <w:rPr>
-                <w:b/>
-                <w:bCs/>
-                <w:color w:val="FFFFFF"/>
+          </w:tcPr>
+          <w:p>
+            <w:pPr>
+              <w:rPr>
+                <w:color w:val="000000" w:themeColor="text1"/>
+              </w:rPr>
+            </w:pPr>
+            <w:r>
+              <w:rPr>
+                <w:b/>
+                <w:bCs/>
+                <w:color w:val="000000" w:themeColor="text1"/>
                 <w:sz w:val="19"/>
                 <w:szCs w:val="19"/>
               </w:rPr>
@@ -4344,30 +5105,22 @@
         <w:tc>
           <w:tcPr>
             <w:tcW w:w="7560" w:type="dxa"/>
-            <w:tcBorders>
-              <w:top w:val="single" w:sz="1" w:space="0" w:color="C8D8E8"/>
-              <w:left w:val="single" w:sz="1" w:space="0" w:color="C8D8E8"/>
-              <w:bottom w:val="single" w:sz="1" w:space="0" w:color="C8D8E8"/>
-              <w:right w:val="single" w:sz="1" w:space="0" w:color="C8D8E8"/>
-            </w:tcBorders>
-            <w:shd w:val="clear" w:color="auto" w:fill="F5F7FA"/>
-            <w:tcMar>
-              <w:top w:w="80" w:type="dxa"/>
-              <w:left w:w="160" w:type="dxa"/>
-              <w:bottom w:w="80" w:type="dxa"/>
-              <w:right w:w="120" w:type="dxa"/>
-            </w:tcMar>
-          </w:tcPr>
-          <w:p>
+          </w:tcPr>
+          <w:p>
+            <w:pPr>
+              <w:rPr>
+                <w:color w:val="000000" w:themeColor="text1"/>
+              </w:rPr>
+            </w:pPr>
             <w:r>
               <w:rPr>
                 <w:rFonts w:ascii="Courier New" w:eastAsia="Courier New" w:hAnsi="Courier New" w:cs="Courier New"/>
-                <w:color w:val="2E6DA4"/>
+                <w:color w:val="000000" w:themeColor="text1"/>
                 <w:sz w:val="19"/>
                 <w:szCs w:val="19"/>
                 <w:shd w:val="clear" w:color="auto" w:fill="E8EDF2"/>
               </w:rPr>
-              <w:t>[7, 7, 7, 7, 1, 1, 1]</w:t>
+              <w:t>[-5, -5, -5, 1, 2]</w:t>
             </w:r>
           </w:p>
         </w:tc>
@@ -4376,26 +5129,18 @@
         <w:tc>
           <w:tcPr>
             <w:tcW w:w="1800" w:type="dxa"/>
-            <w:tcBorders>
-              <w:top w:val="single" w:sz="1" w:space="0" w:color="C8D8E8"/>
-              <w:left w:val="single" w:sz="1" w:space="0" w:color="C8D8E8"/>
-              <w:bottom w:val="single" w:sz="1" w:space="0" w:color="C8D8E8"/>
-              <w:right w:val="single" w:sz="1" w:space="0" w:color="C8D8E8"/>
-            </w:tcBorders>
-            <w:shd w:val="clear" w:color="auto" w:fill="2E6DA4"/>
-            <w:tcMar>
-              <w:top w:w="80" w:type="dxa"/>
-              <w:left w:w="160" w:type="dxa"/>
-              <w:bottom w:w="80" w:type="dxa"/>
-              <w:right w:w="120" w:type="dxa"/>
-            </w:tcMar>
-          </w:tcPr>
-          <w:p>
-            <w:r>
-              <w:rPr>
-                <w:b/>
-                <w:bCs/>
-                <w:color w:val="FFFFFF"/>
+          </w:tcPr>
+          <w:p>
+            <w:pPr>
+              <w:rPr>
+                <w:color w:val="000000" w:themeColor="text1"/>
+              </w:rPr>
+            </w:pPr>
+            <w:r>
+              <w:rPr>
+                <w:b/>
+                <w:bCs/>
+                <w:color w:val="000000" w:themeColor="text1"/>
                 <w:sz w:val="19"/>
                 <w:szCs w:val="19"/>
               </w:rPr>
@@ -4406,30 +5151,22 @@
         <w:tc>
           <w:tcPr>
             <w:tcW w:w="7560" w:type="dxa"/>
-            <w:tcBorders>
-              <w:top w:val="single" w:sz="1" w:space="0" w:color="C8D8E8"/>
-              <w:left w:val="single" w:sz="1" w:space="0" w:color="C8D8E8"/>
-              <w:bottom w:val="single" w:sz="1" w:space="0" w:color="C8D8E8"/>
-              <w:right w:val="single" w:sz="1" w:space="0" w:color="C8D8E8"/>
-            </w:tcBorders>
-            <w:shd w:val="clear" w:color="auto" w:fill="E6F4ED"/>
-            <w:tcMar>
-              <w:top w:w="80" w:type="dxa"/>
-              <w:left w:w="160" w:type="dxa"/>
-              <w:bottom w:w="80" w:type="dxa"/>
-              <w:right w:w="120" w:type="dxa"/>
-            </w:tcMar>
-          </w:tcPr>
-          <w:p>
+          </w:tcPr>
+          <w:p>
+            <w:pPr>
+              <w:rPr>
+                <w:color w:val="000000" w:themeColor="text1"/>
+              </w:rPr>
+            </w:pPr>
             <w:r>
               <w:rPr>
                 <w:rFonts w:ascii="Courier New" w:eastAsia="Courier New" w:hAnsi="Courier New" w:cs="Courier New"/>
-                <w:color w:val="2E6DA4"/>
+                <w:color w:val="000000" w:themeColor="text1"/>
                 <w:sz w:val="19"/>
                 <w:szCs w:val="19"/>
                 <w:shd w:val="clear" w:color="auto" w:fill="E8EDF2"/>
               </w:rPr>
-              <w:t>Index: 3  |  Value: 7</w:t>
+              <w:t>Any index of value -5 (example: 0, 1, or 2)</w:t>
             </w:r>
           </w:p>
         </w:tc>
@@ -4438,26 +5175,18 @@
         <w:tc>
           <w:tcPr>
             <w:tcW w:w="1800" w:type="dxa"/>
-            <w:tcBorders>
-              <w:top w:val="single" w:sz="1" w:space="0" w:color="C8D8E8"/>
-              <w:left w:val="single" w:sz="1" w:space="0" w:color="C8D8E8"/>
-              <w:bottom w:val="single" w:sz="1" w:space="0" w:color="C8D8E8"/>
-              <w:right w:val="single" w:sz="1" w:space="0" w:color="C8D8E8"/>
-            </w:tcBorders>
-            <w:shd w:val="clear" w:color="auto" w:fill="E8EDF2"/>
-            <w:tcMar>
-              <w:top w:w="80" w:type="dxa"/>
-              <w:left w:w="160" w:type="dxa"/>
-              <w:bottom w:w="80" w:type="dxa"/>
-              <w:right w:w="120" w:type="dxa"/>
-            </w:tcMar>
-          </w:tcPr>
-          <w:p>
-            <w:r>
-              <w:rPr>
-                <w:b/>
-                <w:bCs/>
-                <w:color w:val="3D5166"/>
+          </w:tcPr>
+          <w:p>
+            <w:pPr>
+              <w:rPr>
+                <w:color w:val="000000" w:themeColor="text1"/>
+              </w:rPr>
+            </w:pPr>
+            <w:r>
+              <w:rPr>
+                <w:b/>
+                <w:bCs/>
+                <w:color w:val="000000" w:themeColor="text1"/>
                 <w:sz w:val="19"/>
                 <w:szCs w:val="19"/>
               </w:rPr>
@@ -4468,245 +5197,16 @@
         <w:tc>
           <w:tcPr>
             <w:tcW w:w="7560" w:type="dxa"/>
-            <w:tcBorders>
-              <w:top w:val="single" w:sz="1" w:space="0" w:color="C8D8E8"/>
-              <w:left w:val="single" w:sz="1" w:space="0" w:color="C8D8E8"/>
-              <w:bottom w:val="single" w:sz="1" w:space="0" w:color="C8D8E8"/>
-              <w:right w:val="single" w:sz="1" w:space="0" w:color="C8D8E8"/>
-            </w:tcBorders>
-            <w:shd w:val="clear" w:color="auto" w:fill="FFFFFF"/>
-            <w:tcMar>
-              <w:top w:w="80" w:type="dxa"/>
-              <w:left w:w="160" w:type="dxa"/>
-              <w:bottom w:w="80" w:type="dxa"/>
-              <w:right w:w="120" w:type="dxa"/>
-            </w:tcMar>
-          </w:tcPr>
-          <w:p>
-            <w:r>
-              <w:rPr>
-                <w:sz w:val="19"/>
-                <w:szCs w:val="19"/>
-              </w:rPr>
-              <w:t>Value 7 appears 4 times in an array of size 7. Since 4 &gt; 7/2 = 3.5, it is the dominator.</w:t>
-            </w:r>
-          </w:p>
-        </w:tc>
-      </w:tr>
-    </w:tbl>
-    <w:p>
-      <w:pPr>
-        <w:spacing w:after="160"/>
-      </w:pPr>
-    </w:p>
-    <w:p>
-      <w:pPr>
-        <w:pStyle w:val="Heading2"/>
-      </w:pPr>
-      <w:bookmarkStart w:id="13" w:name="_Toc229173480"/>
-      <w:r>
-        <w:t>Case 6 — Negative Values with Dominator</w:t>
-      </w:r>
-      <w:bookmarkEnd w:id="13"/>
-    </w:p>
-    <w:tbl>
-      <w:tblPr>
-        <w:tblW w:w="9360" w:type="dxa"/>
-        <w:tblBorders>
-          <w:top w:val="single" w:sz="4" w:space="0" w:color="auto"/>
-          <w:left w:val="single" w:sz="4" w:space="0" w:color="auto"/>
-          <w:bottom w:val="single" w:sz="4" w:space="0" w:color="auto"/>
-          <w:right w:val="single" w:sz="4" w:space="0" w:color="auto"/>
-          <w:insideH w:val="single" w:sz="4" w:space="0" w:color="auto"/>
-          <w:insideV w:val="single" w:sz="4" w:space="0" w:color="auto"/>
-        </w:tblBorders>
-        <w:tblCellMar>
-          <w:top w:w="80" w:type="dxa"/>
-          <w:left w:w="10" w:type="dxa"/>
-          <w:bottom w:w="80" w:type="dxa"/>
-          <w:right w:w="10" w:type="dxa"/>
-        </w:tblCellMar>
-        <w:tblLook w:val="0000" w:firstRow="0" w:lastRow="0" w:firstColumn="0" w:lastColumn="0" w:noHBand="0" w:noVBand="0"/>
-      </w:tblPr>
-      <w:tblGrid>
-        <w:gridCol w:w="1800"/>
-        <w:gridCol w:w="7560"/>
-      </w:tblGrid>
-      <w:tr>
-        <w:tc>
-          <w:tcPr>
-            <w:tcW w:w="1800" w:type="dxa"/>
-            <w:tcBorders>
-              <w:top w:val="single" w:sz="1" w:space="0" w:color="C8D8E8"/>
-              <w:left w:val="single" w:sz="1" w:space="0" w:color="C8D8E8"/>
-              <w:bottom w:val="single" w:sz="1" w:space="0" w:color="C8D8E8"/>
-              <w:right w:val="single" w:sz="1" w:space="0" w:color="C8D8E8"/>
-            </w:tcBorders>
-            <w:shd w:val="clear" w:color="auto" w:fill="1A3A5C"/>
-            <w:tcMar>
-              <w:top w:w="80" w:type="dxa"/>
-              <w:left w:w="160" w:type="dxa"/>
-              <w:bottom w:w="80" w:type="dxa"/>
-              <w:right w:w="120" w:type="dxa"/>
-            </w:tcMar>
-          </w:tcPr>
-          <w:p>
-            <w:r>
-              <w:rPr>
-                <w:b/>
-                <w:bCs/>
-                <w:color w:val="FFFFFF"/>
-                <w:sz w:val="19"/>
-                <w:szCs w:val="19"/>
-              </w:rPr>
-              <w:t>Input</w:t>
-            </w:r>
-          </w:p>
-        </w:tc>
-        <w:tc>
-          <w:tcPr>
-            <w:tcW w:w="7560" w:type="dxa"/>
-            <w:tcBorders>
-              <w:top w:val="single" w:sz="1" w:space="0" w:color="C8D8E8"/>
-              <w:left w:val="single" w:sz="1" w:space="0" w:color="C8D8E8"/>
-              <w:bottom w:val="single" w:sz="1" w:space="0" w:color="C8D8E8"/>
-              <w:right w:val="single" w:sz="1" w:space="0" w:color="C8D8E8"/>
-            </w:tcBorders>
-            <w:shd w:val="clear" w:color="auto" w:fill="F5F7FA"/>
-            <w:tcMar>
-              <w:top w:w="80" w:type="dxa"/>
-              <w:left w:w="160" w:type="dxa"/>
-              <w:bottom w:w="80" w:type="dxa"/>
-              <w:right w:w="120" w:type="dxa"/>
-            </w:tcMar>
-          </w:tcPr>
-          <w:p>
-            <w:r>
-              <w:rPr>
-                <w:rFonts w:ascii="Courier New" w:eastAsia="Courier New" w:hAnsi="Courier New" w:cs="Courier New"/>
-                <w:color w:val="2E6DA4"/>
-                <w:sz w:val="19"/>
-                <w:szCs w:val="19"/>
-                <w:shd w:val="clear" w:color="auto" w:fill="E8EDF2"/>
-              </w:rPr>
-              <w:t>[-5, -5, -5, 1, 2]</w:t>
-            </w:r>
-          </w:p>
-        </w:tc>
-      </w:tr>
-      <w:tr>
-        <w:tc>
-          <w:tcPr>
-            <w:tcW w:w="1800" w:type="dxa"/>
-            <w:tcBorders>
-              <w:top w:val="single" w:sz="1" w:space="0" w:color="C8D8E8"/>
-              <w:left w:val="single" w:sz="1" w:space="0" w:color="C8D8E8"/>
-              <w:bottom w:val="single" w:sz="1" w:space="0" w:color="C8D8E8"/>
-              <w:right w:val="single" w:sz="1" w:space="0" w:color="C8D8E8"/>
-            </w:tcBorders>
-            <w:shd w:val="clear" w:color="auto" w:fill="2E6DA4"/>
-            <w:tcMar>
-              <w:top w:w="80" w:type="dxa"/>
-              <w:left w:w="160" w:type="dxa"/>
-              <w:bottom w:w="80" w:type="dxa"/>
-              <w:right w:w="120" w:type="dxa"/>
-            </w:tcMar>
-          </w:tcPr>
-          <w:p>
-            <w:r>
-              <w:rPr>
-                <w:b/>
-                <w:bCs/>
-                <w:color w:val="FFFFFF"/>
-                <w:sz w:val="19"/>
-                <w:szCs w:val="19"/>
-              </w:rPr>
-              <w:t>Output</w:t>
-            </w:r>
-          </w:p>
-        </w:tc>
-        <w:tc>
-          <w:tcPr>
-            <w:tcW w:w="7560" w:type="dxa"/>
-            <w:tcBorders>
-              <w:top w:val="single" w:sz="1" w:space="0" w:color="C8D8E8"/>
-              <w:left w:val="single" w:sz="1" w:space="0" w:color="C8D8E8"/>
-              <w:bottom w:val="single" w:sz="1" w:space="0" w:color="C8D8E8"/>
-              <w:right w:val="single" w:sz="1" w:space="0" w:color="C8D8E8"/>
-            </w:tcBorders>
-            <w:shd w:val="clear" w:color="auto" w:fill="E6F4ED"/>
-            <w:tcMar>
-              <w:top w:w="80" w:type="dxa"/>
-              <w:left w:w="160" w:type="dxa"/>
-              <w:bottom w:w="80" w:type="dxa"/>
-              <w:right w:w="120" w:type="dxa"/>
-            </w:tcMar>
-          </w:tcPr>
-          <w:p>
-            <w:r>
-              <w:rPr>
-                <w:rFonts w:ascii="Courier New" w:eastAsia="Courier New" w:hAnsi="Courier New" w:cs="Courier New"/>
-                <w:color w:val="2E6DA4"/>
-                <w:sz w:val="19"/>
-                <w:szCs w:val="19"/>
-                <w:shd w:val="clear" w:color="auto" w:fill="E8EDF2"/>
-              </w:rPr>
-              <w:t>Index: 2  |  Value: -5</w:t>
-            </w:r>
-          </w:p>
-        </w:tc>
-      </w:tr>
-      <w:tr>
-        <w:tc>
-          <w:tcPr>
-            <w:tcW w:w="1800" w:type="dxa"/>
-            <w:tcBorders>
-              <w:top w:val="single" w:sz="1" w:space="0" w:color="C8D8E8"/>
-              <w:left w:val="single" w:sz="1" w:space="0" w:color="C8D8E8"/>
-              <w:bottom w:val="single" w:sz="1" w:space="0" w:color="C8D8E8"/>
-              <w:right w:val="single" w:sz="1" w:space="0" w:color="C8D8E8"/>
-            </w:tcBorders>
-            <w:shd w:val="clear" w:color="auto" w:fill="E8EDF2"/>
-            <w:tcMar>
-              <w:top w:w="80" w:type="dxa"/>
-              <w:left w:w="160" w:type="dxa"/>
-              <w:bottom w:w="80" w:type="dxa"/>
-              <w:right w:w="120" w:type="dxa"/>
-            </w:tcMar>
-          </w:tcPr>
-          <w:p>
-            <w:r>
-              <w:rPr>
-                <w:b/>
-                <w:bCs/>
-                <w:color w:val="3D5166"/>
-                <w:sz w:val="19"/>
-                <w:szCs w:val="19"/>
-              </w:rPr>
-              <w:t>Notes</w:t>
-            </w:r>
-          </w:p>
-        </w:tc>
-        <w:tc>
-          <w:tcPr>
-            <w:tcW w:w="7560" w:type="dxa"/>
-            <w:tcBorders>
-              <w:top w:val="single" w:sz="1" w:space="0" w:color="C8D8E8"/>
-              <w:left w:val="single" w:sz="1" w:space="0" w:color="C8D8E8"/>
-              <w:bottom w:val="single" w:sz="1" w:space="0" w:color="C8D8E8"/>
-              <w:right w:val="single" w:sz="1" w:space="0" w:color="C8D8E8"/>
-            </w:tcBorders>
-            <w:shd w:val="clear" w:color="auto" w:fill="FFFFFF"/>
-            <w:tcMar>
-              <w:top w:w="80" w:type="dxa"/>
-              <w:left w:w="160" w:type="dxa"/>
-              <w:bottom w:w="80" w:type="dxa"/>
-              <w:right w:w="120" w:type="dxa"/>
-            </w:tcMar>
-          </w:tcPr>
-          <w:p>
-            <w:r>
-              <w:rPr>
+          </w:tcPr>
+          <w:p>
+            <w:pPr>
+              <w:rPr>
+                <w:color w:val="000000" w:themeColor="text1"/>
+              </w:rPr>
+            </w:pPr>
+            <w:r>
+              <w:rPr>
+                <w:color w:val="000000" w:themeColor="text1"/>
                 <w:sz w:val="19"/>
                 <w:szCs w:val="19"/>
               </w:rPr>
@@ -6344,6 +6844,66 @@
       </w:tcPr>
     </w:tblStylePr>
   </w:style>
+  <w:style w:type="paragraph" w:styleId="NoSpacing">
+    <w:name w:val="No Spacing"/>
+    <w:uiPriority w:val="1"/>
+    <w:qFormat/>
+    <w:rsid w:val="000F2950"/>
+  </w:style>
+  <w:style w:type="table" w:styleId="GridTable1Light-Accent4">
+    <w:name w:val="Grid Table 1 Light Accent 4"/>
+    <w:basedOn w:val="TableNormal"/>
+    <w:uiPriority w:val="46"/>
+    <w:rsid w:val="003A3AE6"/>
+    <w:tblPr>
+      <w:tblStyleRowBandSize w:val="1"/>
+      <w:tblStyleColBandSize w:val="1"/>
+      <w:tblBorders>
+        <w:top w:val="single" w:sz="4" w:space="0" w:color="95DCF7" w:themeColor="accent4" w:themeTint="66"/>
+        <w:left w:val="single" w:sz="4" w:space="0" w:color="95DCF7" w:themeColor="accent4" w:themeTint="66"/>
+        <w:bottom w:val="single" w:sz="4" w:space="0" w:color="95DCF7" w:themeColor="accent4" w:themeTint="66"/>
+        <w:right w:val="single" w:sz="4" w:space="0" w:color="95DCF7" w:themeColor="accent4" w:themeTint="66"/>
+        <w:insideH w:val="single" w:sz="4" w:space="0" w:color="95DCF7" w:themeColor="accent4" w:themeTint="66"/>
+        <w:insideV w:val="single" w:sz="4" w:space="0" w:color="95DCF7" w:themeColor="accent4" w:themeTint="66"/>
+      </w:tblBorders>
+    </w:tblPr>
+    <w:tblStylePr w:type="firstRow">
+      <w:rPr>
+        <w:b/>
+        <w:bCs/>
+      </w:rPr>
+      <w:tblPr/>
+      <w:tcPr>
+        <w:tcBorders>
+          <w:bottom w:val="single" w:sz="12" w:space="0" w:color="60CAF3" w:themeColor="accent4" w:themeTint="99"/>
+        </w:tcBorders>
+      </w:tcPr>
+    </w:tblStylePr>
+    <w:tblStylePr w:type="lastRow">
+      <w:rPr>
+        <w:b/>
+        <w:bCs/>
+      </w:rPr>
+      <w:tblPr/>
+      <w:tcPr>
+        <w:tcBorders>
+          <w:top w:val="double" w:sz="2" w:space="0" w:color="60CAF3" w:themeColor="accent4" w:themeTint="99"/>
+        </w:tcBorders>
+      </w:tcPr>
+    </w:tblStylePr>
+    <w:tblStylePr w:type="firstCol">
+      <w:rPr>
+        <w:b/>
+        <w:bCs/>
+      </w:rPr>
+    </w:tblStylePr>
+    <w:tblStylePr w:type="lastCol">
+      <w:rPr>
+        <w:b/>
+        <w:bCs/>
+      </w:rPr>
+    </w:tblStylePr>
+  </w:style>
 </w:styles>
 </file>
 
